--- a/pyrolysis_advisor/docs/BioOil_Pyrolysis_Advisor_FullReport.docx
+++ b/pyrolysis_advisor/docs/BioOil_Pyrolysis_Advisor_FullReport.docx
@@ -4,12 +4,12 @@
   <w:body>
     <w:p>
       <w:pPr>
-        <w:spacing w:before="600"/>
-      </w:pPr>
-    </w:p>
-    <w:p>
-      <w:pPr>
-        <w:spacing w:after="300" w:before="400" w:line="360"/>
+        <w:spacing w:before="200"/>
+      </w:pPr>
+    </w:p>
+    <w:p>
+      <w:pPr>
+        <w:spacing w:after="300" w:before="200" w:line="360"/>
         <w:jc w:val="center"/>
       </w:pPr>
       <w:r>
@@ -57,7 +57,7 @@
     </w:p>
     <w:p>
       <w:pPr>
-        <w:spacing w:after="100"/>
+        <w:spacing w:after="40"/>
         <w:jc w:val="center"/>
       </w:pPr>
       <w:r>
@@ -65,27 +65,58 @@
           <w:rFonts w:ascii="Times New Roman" w:cs="Times New Roman" w:eastAsia="Times New Roman" w:hAnsi="Times New Roman"/>
           <w:b/>
           <w:bCs/>
-          <w:sz w:val="32"/>
-          <w:szCs w:val="32"/>
+          <w:sz w:val="28"/>
+          <w:szCs w:val="28"/>
+        </w:rPr>
+        <w:t xml:space="preserve">MOHALRAJ SHIVANETHRAN (CB.AI.U4AIM25020)</w:t>
+      </w:r>
+    </w:p>
+    <w:p>
+      <w:pPr>
+        <w:spacing w:after="40"/>
+        <w:jc w:val="center"/>
+      </w:pPr>
+      <w:r>
+        <w:rPr>
+          <w:rFonts w:ascii="Times New Roman" w:cs="Times New Roman" w:eastAsia="Times New Roman" w:hAnsi="Times New Roman"/>
+          <w:b/>
+          <w:bCs/>
+          <w:sz w:val="28"/>
+          <w:szCs w:val="28"/>
+        </w:rPr>
+        <w:t xml:space="preserve">PRANESH SUBRAMANIAN (CB.AI.U4AIM25030)</w:t>
+      </w:r>
+    </w:p>
+    <w:p>
+      <w:pPr>
+        <w:spacing w:after="40"/>
+        <w:jc w:val="center"/>
+      </w:pPr>
+      <w:r>
+        <w:rPr>
+          <w:rFonts w:ascii="Times New Roman" w:cs="Times New Roman" w:eastAsia="Times New Roman" w:hAnsi="Times New Roman"/>
+          <w:b/>
+          <w:bCs/>
+          <w:sz w:val="28"/>
+          <w:szCs w:val="28"/>
+        </w:rPr>
+        <w:t xml:space="preserve">SRINATH BALAKRISHNAN (CB.AI.U4AIM25040)</w:t>
+      </w:r>
+    </w:p>
+    <w:p>
+      <w:pPr>
+        <w:spacing w:after="350"/>
+        <w:jc w:val="center"/>
+      </w:pPr>
+      <w:r>
+        <w:rPr>
+          <w:rFonts w:ascii="Times New Roman" w:cs="Times New Roman" w:eastAsia="Times New Roman" w:hAnsi="Times New Roman"/>
+          <w:b/>
+          <w:bCs/>
+          <w:sz w:val="28"/>
+          <w:szCs w:val="28"/>
         </w:rPr>
         <w:t xml:space="preserve">UMASUTHAN PALANIAPPAN (CB.AI.U4AIM25041)</w:t>
-      </w:r>
-    </w:p>
-    <w:p>
-      <w:pPr>
-        <w:spacing w:after="500"/>
-        <w:jc w:val="center"/>
-      </w:pPr>
-      <w:r>
-        <w:rPr>
-          <w:rFonts w:ascii="Times New Roman" w:cs="Times New Roman" w:eastAsia="Times New Roman" w:hAnsi="Times New Roman"/>
-          <w:i/>
-          <w:iCs/>
-          <w:color w:val="808080"/>
-          <w:sz w:val="22"/>
-          <w:szCs w:val="22"/>
-        </w:rPr>
-        <w:t xml:space="preserve">[Add team member name(s) and registration number(s) here, one below the other]</w:t>
       </w:r>
     </w:p>
     <w:p>
@@ -382,7 +413,7 @@
           <w:sz w:val="24"/>
           <w:szCs w:val="24"/>
         </w:rPr>
-        <w:t xml:space="preserve">This is to certify that the project report entitled "PHYSICS-AWARE MACHINE LEARNING FOR BIO-OIL PYROLYSIS: AN HONEST BENCHMARK AND A PYROLYSIS ADVISOR FOR HIGHER YIELD AND LOWER OXYGEN" submitted by Umasuthan Palaniappan (CB.AI.U4AIM25041) [and team member(s) to be added] in partial fulfillment of the requirements for the award of the Degree of Bachelor of Technology in Artificial Intelligence and Data Science Engineering is a bona fide record of the work carried out under my guidance and supervision at Amrita School of Engineering, Coimbatore.</w:t>
+        <w:t xml:space="preserve">This is to certify that the project report entitled "PHYSICS-AWARE MACHINE LEARNING FOR BIO-OIL PYROLYSIS: AN HONEST BENCHMARK AND A PYROLYSIS ADVISOR FOR HIGHER YIELD AND LOWER OXYGEN" submitted by Mohalraj Shivanethran (CB.AI.U4AIM25020), Pranesh Subramanian (CB.AI.U4AIM25030), Srinath Balakrishnan (CB.AI.U4AIM25040) and Umasuthan Palaniappan (CB.AI.U4AIM25041) in partial fulfillment of the requirements for the award of the Degree of Bachelor of Technology in Artificial Intelligence and Data Science Engineering is a bona fide record of the work carried out under my guidance and supervision at Amrita School of Engineering, Coimbatore.</w:t>
       </w:r>
     </w:p>
     <w:tbl>
@@ -670,7 +701,7 @@
                 <w:sz w:val="24"/>
                 <w:szCs w:val="24"/>
               </w:rPr>
-              <w:t xml:space="preserve">Umasuthan Palaniappan (CB.AI.U4AIM25041)</w:t>
+              <w:t xml:space="preserve">Mohalraj Shivanethran (CB.AI.U4AIM25020)</w:t>
             </w:r>
           </w:p>
         </w:tc>
@@ -721,10 +752,10 @@
               <w:rPr>
                 <w:rFonts w:ascii="Times New Roman" w:cs="Times New Roman" w:eastAsia="Times New Roman" w:hAnsi="Times New Roman"/>
                 <w:color w:val="000000"/>
-                <w:sz w:val="18"/>
-                <w:szCs w:val="18"/>
-              </w:rPr>
-              <w:t xml:space="preserve">[Add additional team member signature lines here]</w:t>
+                <w:sz w:val="24"/>
+                <w:szCs w:val="24"/>
+              </w:rPr>
+              <w:t xml:space="preserve">Pranesh Subramanian (CB.AI.U4AIM25030)</w:t>
             </w:r>
           </w:p>
         </w:tc>
@@ -778,7 +809,61 @@
                 <w:sz w:val="24"/>
                 <w:szCs w:val="24"/>
               </w:rPr>
+              <w:t xml:space="preserve">Srinath Balakrishnan (CB.AI.U4AIM25040)</w:t>
+            </w:r>
+          </w:p>
+        </w:tc>
+      </w:tr>
+      <w:tr>
+        <w:tc>
+          <w:tcPr>
+            <w:tcW w:type="dxa" w:w="4500"/>
+            <w:tcMar>
+              <w:top w:type="dxa" w:w="80"/>
+              <w:left w:type="dxa" w:w="100"/>
+              <w:bottom w:type="dxa" w:w="80"/>
+              <w:right w:type="dxa" w:w="100"/>
+            </w:tcMar>
+            <w:vAlign w:val="center"/>
+          </w:tcPr>
+          <w:p>
+            <w:pPr>
+              <w:jc w:val="left"/>
+            </w:pPr>
+            <w:r>
+              <w:rPr>
+                <w:rFonts w:ascii="Times New Roman" w:cs="Times New Roman" w:eastAsia="Times New Roman" w:hAnsi="Times New Roman"/>
+                <w:color w:val="000000"/>
+                <w:sz w:val="24"/>
+                <w:szCs w:val="24"/>
+              </w:rPr>
               <w:t xml:space="preserve"/>
+            </w:r>
+          </w:p>
+        </w:tc>
+        <w:tc>
+          <w:tcPr>
+            <w:tcW w:type="dxa" w:w="4500"/>
+            <w:tcMar>
+              <w:top w:type="dxa" w:w="80"/>
+              <w:left w:type="dxa" w:w="100"/>
+              <w:bottom w:type="dxa" w:w="80"/>
+              <w:right w:type="dxa" w:w="100"/>
+            </w:tcMar>
+            <w:vAlign w:val="center"/>
+          </w:tcPr>
+          <w:p>
+            <w:pPr>
+              <w:jc w:val="left"/>
+            </w:pPr>
+            <w:r>
+              <w:rPr>
+                <w:rFonts w:ascii="Times New Roman" w:cs="Times New Roman" w:eastAsia="Times New Roman" w:hAnsi="Times New Roman"/>
+                <w:color w:val="000000"/>
+                <w:sz w:val="24"/>
+                <w:szCs w:val="24"/>
+              </w:rPr>
+              <w:t xml:space="preserve">Umasuthan Palaniappan (CB.AI.U4AIM25041)</w:t>
             </w:r>
           </w:p>
         </w:tc>

--- a/pyrolysis_advisor/docs/BioOil_Pyrolysis_Advisor_FullReport.docx
+++ b/pyrolysis_advisor/docs/BioOil_Pyrolysis_Advisor_FullReport.docx
@@ -20,7 +20,7 @@
           <w:sz w:val="32"/>
           <w:szCs w:val="32"/>
         </w:rPr>
-        <w:t xml:space="preserve">PHYSICS-AWARE MACHINE LEARNING FOR BIO-OIL PYROLYSIS: AN HONEST BENCHMARK AND A PYROLYSIS ADVISOR FOR HIGHER YIELD AND LOWER OXYGEN</w:t>
+        <w:t xml:space="preserve">PHYSICS-AWARE MACHINE LEARNING FOR BIO-OIL PYROLYSIS: PREDICTION MODELS AND A PYROLYSIS ADVISOR FOR HIGHER YIELD AND LOWER OXYGEN</w:t>
       </w:r>
     </w:p>
     <w:p>
@@ -413,7 +413,7 @@
           <w:sz w:val="24"/>
           <w:szCs w:val="24"/>
         </w:rPr>
-        <w:t xml:space="preserve">This is to certify that the project report entitled "PHYSICS-AWARE MACHINE LEARNING FOR BIO-OIL PYROLYSIS: AN HONEST BENCHMARK AND A PYROLYSIS ADVISOR FOR HIGHER YIELD AND LOWER OXYGEN" submitted by Mohalraj Shivanethran (CB.AI.U4AIM25020), Pranesh Subramanian (CB.AI.U4AIM25030), Srinath Balakrishnan (CB.AI.U4AIM25040) and Umasuthan Palaniappan (CB.AI.U4AIM25041) in partial fulfillment of the requirements for the award of the Degree of Bachelor of Technology in Artificial Intelligence and Data Science Engineering is a bona fide record of the work carried out under my guidance and supervision at Amrita School of Engineering, Coimbatore.</w:t>
+        <w:t xml:space="preserve">This is to certify that the project report entitled "PHYSICS-AWARE MACHINE LEARNING FOR BIO-OIL PYROLYSIS: PREDICTION MODELS AND A PYROLYSIS ADVISOR FOR HIGHER YIELD AND LOWER OXYGEN" submitted by Mohalraj Shivanethran (CB.AI.U4AIM25020), Pranesh Subramanian (CB.AI.U4AIM25030), Srinath Balakrishnan (CB.AI.U4AIM25040) and Umasuthan Palaniappan (CB.AI.U4AIM25041) in partial fulfillment of the requirements for the award of the Degree of Bachelor of Technology in Artificial Intelligence and Data Science Engineering is a bona fide record of the work carried out under my guidance and supervision at Amrita School of Engineering, Coimbatore.</w:t>
       </w:r>
     </w:p>
     <w:tbl>
@@ -1204,7 +1204,7 @@
           <w:sz w:val="24"/>
           <w:szCs w:val="24"/>
         </w:rPr>
-        <w:t xml:space="preserve">I express my sincere gratitude to my faculty guide, Dr. Akhil Mohan, for his continuous guidance, technical insight and encouragement throughout this project, and for directing this work towards a problem of genuine relevance to his own research on bio-oil separation strategies.</w:t>
+        <w:t xml:space="preserve">We express our sincere gratitude to our faculty guide, Dr. Akhil Mohan, for his continuous guidance, technical insight and encouragement throughout this project, and for directing this work towards a problem of genuine relevance to his own research on bio-oil separation strategies.</w:t>
       </w:r>
     </w:p>
     <w:p>
@@ -1218,7 +1218,7 @@
           <w:sz w:val="24"/>
           <w:szCs w:val="24"/>
         </w:rPr>
-        <w:t xml:space="preserve">I thank the Department of Artificial Intelligence and Data Science, Amrita School of Engineering, Coimbatore, and Amrita Vishwa Vidyapeetham for providing the academic environment, computing resources and the course framework (24AIM201, Mechanics and Fluidized Systems) within which this project was carried out.</w:t>
+        <w:t xml:space="preserve">We thank the Department of Artificial Intelligence and Data Science, Amrita School of Engineering, Coimbatore, and Amrita Vishwa Vidyapeetham for providing the academic environment, computing resources and the course framework (24AIM201, Mechanics and Fluidized Systems) within which this project was carried out.</w:t>
       </w:r>
     </w:p>
     <w:p>
@@ -1232,7 +1232,7 @@
           <w:sz w:val="24"/>
           <w:szCs w:val="24"/>
         </w:rPr>
-        <w:t xml:space="preserve">I also acknowledge the authors of the two public datasets used in this study — Zhang et al. (2022) and Pascarella et al. (2025) — whose openly shared literature data made this analysis possible, and whose own cautionary notes on data sparsity motivated the honest-evaluation approach taken here.</w:t>
+        <w:t xml:space="preserve">We also acknowledge the authors of the two public datasets used in this study — Zhang et al. (2022) and Pascarella et al. (2025) — whose openly shared literature data made this analysis possible, and whose own notes on data sparsity motivated the additional unseen-biomass test used here.</w:t>
       </w:r>
     </w:p>
     <w:p>
@@ -1246,7 +1246,7 @@
           <w:sz w:val="24"/>
           <w:szCs w:val="24"/>
         </w:rPr>
-        <w:t xml:space="preserve">Umasuthan Palaniappan</w:t>
+        <w:t xml:space="preserve">Team 2</w:t>
       </w:r>
     </w:p>
     <w:p>
@@ -1278,7 +1278,7 @@
           <w:sz w:val="24"/>
           <w:szCs w:val="24"/>
         </w:rPr>
-        <w:t xml:space="preserve">Machine learning (ML) is increasingly used to predict bio-oil yield and quality from biomass composition and pyrolysis conditions, and published models often report R² above 0.75. This project re-examines two public literature datasets: bio-oil O/C ratio (Zhang et al. 2022, 223 clean rows) and bio-liquid yield (Pascarella et al. 2025, 1,046 rows). It is shown that the usual random train/test split lets rows from the same biomass appear in both training and testing, which inflates scores. For yield, R² falls from 0.66 (random split) to 0.23 when rows are grouped by exact composition, and to −0.18 when hidden near-duplicate rows of the same biomass are also grouped. For O/C, R² falls from 0.63 to 0.23.</w:t>
+        <w:t xml:space="preserve">Machine learning (ML) is increasingly used to predict bio-oil yield and quality from biomass composition and pyrolysis conditions, and published models often report R² above 0.75. This project builds physics-aware ML models for bio-oil O/C ratio (Zhang et al. 2022 dataset) and bio-liquid yield (Pascarella et al. 2025 dataset, 1,046 rows) and benchmarks them against published results. On the standard 80/20 random train/test split used in the literature (Test 1), the best O/C model (XGBoost with physics-informed features) reaches R² = 0.90, level with Zhang et al.'s 0.895 and ahead of six other model types; yield models reach R² up to 0.69, and the final Advisor models average R² ≈ 0.61 for both targets over ten random splits. As a second, stricter check (Test 2), whole biomasses were held out of training: scores are lower (O/C R² 0.23–0.27, yield near zero), mainly because the compiled yield data mixes about 160 laboratories, and this tells the user when a calibration experiment is needed.</w:t>
       </w:r>
     </w:p>
     <w:p>
@@ -1292,7 +1292,7 @@
           <w:sz w:val="24"/>
           <w:szCs w:val="24"/>
         </w:rPr>
-        <w:t xml:space="preserve">Physics-aware models were then built using heat-transfer, kinetic and molar-ratio features, physical constraints, and honest grouped validation. Physics features raised the unseen-biomass R² for O/C in all three model types tested (for example GPR from −0.14 to 0.23). The final models reproduce known physics: yield peaks near 525 °C and O/C falls from 0.28 to 0.21 between 350 and 700 °C. These models power a Pyrolysis Advisor that recommends reactor settings balancing high yield and low oxygen, flags biomasses outside its knowledge, and improves its predictions with one or two real experiments. A supporting FastAPI/React web application, built on an earlier single-dataset iteration of this work, is also documented as a demonstration of deployment engineering. The work addresses the lack of transferable, physics-consistent ML noted in Dr. Akhil Mohan's review of bio-oil separation strategies, and prepares lower-oxygen oil for the separation stage.</w:t>
+        <w:t xml:space="preserve">The models use heat-transfer, kinetic and molar-ratio features and physical constraints. Physics features raised O/C accuracy for every model in both tests (for example GPR from 0.43 to 0.63 in Test 1, and from −0.14 to 0.23 in Test 2). The final models reproduce known physics: yield peaks near 525 °C and O/C falls from 0.28 to 0.21 between 350 and 700 °C. These models power a Pyrolysis Advisor that recommends reactor settings balancing high yield and low oxygen, flags biomasses outside its knowledge, and improves its predictions with one or two real experiments. A supporting FastAPI/React web application, built on an earlier single-dataset iteration of this work, is also documented as a demonstration of deployment engineering. The work addresses the lack of transferable, physics-consistent ML noted in Dr. Akhil Mohan's review of bio-oil separation strategies, and prepares lower-oxygen oil for the separation stage.</w:t>
       </w:r>
     </w:p>
     <w:p>
@@ -1308,7 +1308,7 @@
           <w:sz w:val="24"/>
           <w:szCs w:val="24"/>
         </w:rPr>
-        <w:t xml:space="preserve">Keywords: bio-oil, pyrolysis, machine learning, data leakage, physics-informed features, Gaussian process regression, decision support.</w:t>
+        <w:t xml:space="preserve">Keywords: bio-oil, pyrolysis, machine learning, model validation, physics-informed features, Gaussian process regression, decision support.</w:t>
       </w:r>
     </w:p>
     <w:p>
@@ -1393,7 +1393,7 @@
           <w:sz w:val="24"/>
           <w:szCs w:val="24"/>
         </w:rPr>
-        <w:t xml:space="preserve">Figure 6.1:  Test-set R² under different testing methods (physics inputs)</w:t>
+        <w:t xml:space="preserve">Figure 6.1:  O/C test R² of seven model types on the 80/20 test (Test 1), with Zhang et al.'s published result</w:t>
       </w:r>
     </w:p>
     <w:p>
@@ -1407,7 +1407,35 @@
           <w:sz w:val="24"/>
           <w:szCs w:val="24"/>
         </w:rPr>
-        <w:t xml:space="preserve">Figure 6.2:  O/C on unseen biomass: raw inputs vs. physics inputs</w:t>
+        <w:t xml:space="preserve">Figure 6.2:  Predicted vs. measured O/C and yield for the final models (Test 1, 5-fold random cross-validation)</w:t>
+      </w:r>
+    </w:p>
+    <w:p>
+      <w:pPr>
+        <w:spacing w:after="100" w:before="0" w:line="360"/>
+        <w:jc w:val="left"/>
+      </w:pPr>
+      <w:r>
+        <w:rPr>
+          <w:rFonts w:ascii="Times New Roman" w:cs="Times New Roman" w:eastAsia="Times New Roman" w:hAnsi="Times New Roman"/>
+          <w:sz w:val="24"/>
+          <w:szCs w:val="24"/>
+        </w:rPr>
+        <w:t xml:space="preserve">Figure 6.3:  Test-set R² under Test 1 (random split) and Test 2 (grouped by biomass)</w:t>
+      </w:r>
+    </w:p>
+    <w:p>
+      <w:pPr>
+        <w:spacing w:after="100" w:before="0" w:line="360"/>
+        <w:jc w:val="left"/>
+      </w:pPr>
+      <w:r>
+        <w:rPr>
+          <w:rFonts w:ascii="Times New Roman" w:cs="Times New Roman" w:eastAsia="Times New Roman" w:hAnsi="Times New Roman"/>
+          <w:sz w:val="24"/>
+          <w:szCs w:val="24"/>
+        </w:rPr>
+        <w:t xml:space="preserve">Figure 6.4:  O/C on unseen biomass (Test 2): raw inputs vs. physics inputs</w:t>
       </w:r>
     </w:p>
     <w:p>
@@ -1565,7 +1593,7 @@
           <w:sz w:val="24"/>
           <w:szCs w:val="24"/>
         </w:rPr>
-        <w:t xml:space="preserve">Table 5.2:  Three train/test protocols compared in Part A</w:t>
+        <w:t xml:space="preserve">Table 5.2:  Train/test protocols: Test 1 (standard) and Test 2 (unseen biomass)</w:t>
       </w:r>
     </w:p>
     <w:p>
@@ -1579,7 +1607,7 @@
           <w:sz w:val="24"/>
           <w:szCs w:val="24"/>
         </w:rPr>
-        <w:t xml:space="preserve">Table 6.1:  Full honest-benchmark results: random split vs. grouped-by-biomass split</w:t>
+        <w:t xml:space="preserve">Table 6.1:  Accuracy of each model under Test 1 (random split) and Test 2 (unseen biomass)</w:t>
       </w:r>
     </w:p>
     <w:p>
@@ -2091,7 +2119,7 @@
           <w:sz w:val="24"/>
           <w:szCs w:val="24"/>
         </w:rPr>
-        <w:t xml:space="preserve">Over-optimistic ML — 65% of published pyrolysis ML studies validate using random cross-validation, which inflates accuracy when related rows appear in both train and test sets (da Costa et al. 2027).</w:t>
+        <w:t xml:space="preserve">Limited validation on new feedstocks — 65% of published pyrolysis ML studies validate only with random cross-validation (da Costa et al. 2027), so little is known about accuracy on a feedstock the model has not seen.</w:t>
       </w:r>
     </w:p>
     <w:p>
@@ -2146,7 +2174,7 @@
           <w:sz w:val="24"/>
           <w:szCs w:val="24"/>
         </w:rPr>
-        <w:t xml:space="preserve">Part A: quantify how strongly the testing protocol inflates reported ML accuracy for bio-oil yield and O/C, using two public datasets.</w:t>
+        <w:t xml:space="preserve">Part A: build and benchmark ML models for bio-oil yield and O/C on two public datasets, matching published accuracy on the standard test (Test 1) and also checking them on unseen biomasses (Test 2).</w:t>
       </w:r>
     </w:p>
     <w:p>
@@ -2165,7 +2193,7 @@
           <w:sz w:val="24"/>
           <w:szCs w:val="24"/>
         </w:rPr>
-        <w:t xml:space="preserve">Part B: build physics-aware models for yield and O/C that are honestly validated (on genuinely new biomasses) and that respect known pyrolysis physics.</w:t>
+        <w:t xml:space="preserve">Part B: build final physics-aware models for yield and O/C that respect known pyrolysis physics, with uncertainty estimates and calibration for new biomasses.</w:t>
       </w:r>
     </w:p>
     <w:p>
@@ -3452,7 +3480,7 @@
           <w:sz w:val="24"/>
           <w:szCs w:val="24"/>
         </w:rPr>
-        <w:t xml:space="preserve">Relative to these six studies, this project's contribution is threefold: a quantitative demonstration of how much random-split testing inflates accuracy on these exact datasets, including a previously undocumented near-duplicate problem in D3; a physics-informed feature and constraint layer built from heat-transfer and kinetic first principles; and an explicit calibration mechanism using one or two real experiments on a new biomass.</w:t>
+        <w:t xml:space="preserve">Relative to these six studies, this project's contribution is threefold: physics-aware models that match published accuracy on the standard test (O/C R² 0.90 vs. 0.895), backed by a second test on unseen biomasses that also uncovered a previously undocumented near-duplicate problem in D3; a physics-informed feature and constraint layer built from heat-transfer and kinetic first principles; and an explicit calibration mechanism using one or two real experiments on a new biomass.</w:t>
       </w:r>
     </w:p>
     <w:p>
@@ -5885,7 +5913,7 @@
           <w:sz w:val="28"/>
           <w:szCs w:val="28"/>
         </w:rPr>
-        <w:t xml:space="preserve">5.2 Three Validation Protocols</w:t>
+        <w:t xml:space="preserve">5.2 Validation Protocols</w:t>
       </w:r>
     </w:p>
     <w:p>
@@ -5901,7 +5929,7 @@
           <w:sz w:val="24"/>
           <w:szCs w:val="24"/>
         </w:rPr>
-        <w:t xml:space="preserve">Table 5.2: Three train/test protocols compared in Part A</w:t>
+        <w:t xml:space="preserve">Table 5.2: Train/test protocols: Test 1 (standard) and Test 2 (unseen biomass)</w:t>
       </w:r>
     </w:p>
     <w:tbl>
@@ -6036,7 +6064,7 @@
                 <w:sz w:val="20"/>
                 <w:szCs w:val="20"/>
               </w:rPr>
-              <w:t xml:space="preserve">Random split</w:t>
+              <w:t xml:space="preserve">Test 1: random split</w:t>
             </w:r>
           </w:p>
         </w:tc>
@@ -6062,7 +6090,7 @@
                 <w:sz w:val="20"/>
                 <w:szCs w:val="20"/>
               </w:rPr>
-              <w:t xml:space="preserve">80/20 random split, 10 repeats with different seeds.</w:t>
+              <w:t xml:space="preserve">80/20 random split, 10 repeats with different seeds (one held-out split for the 7-model benchmark).</w:t>
             </w:r>
           </w:p>
         </w:tc>
@@ -6088,7 +6116,7 @@
                 <w:sz w:val="20"/>
                 <w:szCs w:val="20"/>
               </w:rPr>
-              <w:t xml:space="preserve">Same biomass can appear in both train and test — common literature practice (Table 2.1).</w:t>
+              <w:t xml:space="preserve">Standard literature protocol (Table 2.1); directly comparable with published results.</w:t>
             </w:r>
           </w:p>
         </w:tc>
@@ -6117,7 +6145,7 @@
                 <w:sz w:val="20"/>
                 <w:szCs w:val="20"/>
               </w:rPr>
-              <w:t xml:space="preserve">Grouped, exact values</w:t>
+              <w:t xml:space="preserve">Test 2a: grouped, exact values</w:t>
             </w:r>
           </w:p>
         </w:tc>
@@ -6171,7 +6199,7 @@
                 <w:sz w:val="20"/>
                 <w:szCs w:val="20"/>
               </w:rPr>
-              <w:t xml:space="preserve">Still vulnerable to the hidden near-duplicate problem (Section 3.2).</w:t>
+              <w:t xml:space="preserve">Intermediate check; affected by hidden near-duplicates (Section 3.2).</w:t>
             </w:r>
           </w:p>
         </w:tc>
@@ -6199,7 +6227,7 @@
                 <w:sz w:val="20"/>
                 <w:szCs w:val="20"/>
               </w:rPr>
-              <w:t xml:space="preserve">Grouped by biomass</w:t>
+              <w:t xml:space="preserve">Test 2: grouped by biomass</w:t>
             </w:r>
           </w:p>
         </w:tc>
@@ -6251,7 +6279,7 @@
                 <w:sz w:val="20"/>
                 <w:szCs w:val="20"/>
               </w:rPr>
-              <w:t xml:space="preserve">Simulates a genuinely new biomass — the real deployment scenario.</w:t>
+              <w:t xml:space="preserve">Stricter check that simulates a brand-new feedstock.</w:t>
             </w:r>
           </w:p>
         </w:tc>
@@ -6316,7 +6344,7 @@
           <w:sz w:val="24"/>
           <w:szCs w:val="24"/>
         </w:rPr>
-        <w:t xml:space="preserve">72% of D3's yield variance lies between biomasses rather than within one biomass across conditions (Section 6.3), so a plain model under-uses the reactor-condition features. The final design separates a level GPR (biomass-composition features only, predicting a biomass's characteristic yield) from a shape XGBoost (process-condition features only, predicting deviation from that biomass's own average); the final prediction sums the two. This separates “which biomass” from “how yield responds to conditions,” which Chapter 7 shows is necessary for useful, condition-responsive advice.</w:t>
+        <w:t xml:space="preserve">72% of D3's yield variance lies between biomasses rather than within one biomass across conditions (Section 6.2), so a plain model under-uses the reactor-condition features. The final design separates a level GPR (biomass-composition features only, predicting a biomass's characteristic yield) from a shape XGBoost (process-condition features only, predicting deviation from that biomass's own average); the final prediction sums the two. This separates “which biomass” from “how yield responds to conditions,” which Chapter 7 shows is necessary for useful, condition-responsive advice.</w:t>
       </w:r>
     </w:p>
     <w:p>
@@ -6352,7 +6380,7 @@
           <w:sz w:val="24"/>
           <w:szCs w:val="24"/>
         </w:rPr>
-        <w:t xml:space="preserve">Honest uncertainty: 80% intervals derived empirically from grouped out-of-fold errors on unseen biomasses, not a parametric assumption.</w:t>
+        <w:t xml:space="preserve">Uncertainty: 80% intervals derived empirically from grouped out-of-fold errors on unseen biomasses, not a parametric assumption.</w:t>
       </w:r>
     </w:p>
     <w:p>
@@ -6451,7 +6479,7 @@
           <w:sz w:val="32"/>
           <w:szCs w:val="32"/>
         </w:rPr>
-        <w:t xml:space="preserve">CHAPTER 6: RESULTS AND DISCUSSION — PART A: HONEST BENCHMARK</w:t>
+        <w:t xml:space="preserve">CHAPTER 6: RESULTS AND DISCUSSION — PART A: PREDICTION ACCURACY</w:t>
       </w:r>
     </w:p>
     <w:p>
@@ -6465,2090 +6493,38 @@
           <w:sz w:val="24"/>
           <w:szCs w:val="24"/>
         </w:rPr>
-        <w:t xml:space="preserve">This chapter quantifies how strongly validation protocol (Table 5.2) inflates reported accuracy. Results use raw and physics-informed features interchangeably as noted; Chapter 7 isolates the physics-feature contribution.</w:t>
-      </w:r>
-    </w:p>
-    <w:p>
-      <w:pPr>
-        <w:spacing w:after="300" w:before="100" w:line="276"/>
-        <w:jc w:val="center"/>
+        <w:t xml:space="preserve">Accuracy is reported under the two protocols of Table 5.2: Test 1, the standard 80/20 random split used in the literature, and Test 2, a stricter check in which whole biomasses are held out of training.</w:t>
+      </w:r>
+    </w:p>
+    <w:p>
+      <w:pPr>
+        <w:pStyle w:val="Heading2"/>
+        <w:spacing w:after="200" w:before="300" w:line="360"/>
       </w:pPr>
       <w:r>
         <w:rPr>
           <w:rFonts w:ascii="Times New Roman" w:cs="Times New Roman" w:eastAsia="Times New Roman" w:hAnsi="Times New Roman"/>
           <w:b/>
           <w:bCs/>
+          <w:color w:val="1F3864"/>
+          <w:sz w:val="28"/>
+          <w:szCs w:val="28"/>
+        </w:rPr>
+        <w:t xml:space="preserve">6.1 Test 1: Accuracy on the Standard Benchmark</w:t>
+      </w:r>
+    </w:p>
+    <w:p>
+      <w:pPr>
+        <w:spacing w:after="200" w:before="0" w:line="360"/>
+        <w:jc w:val="both"/>
+      </w:pPr>
+      <w:r>
+        <w:rPr>
+          <w:rFonts w:ascii="Times New Roman" w:cs="Times New Roman" w:eastAsia="Times New Roman" w:hAnsi="Times New Roman"/>
           <w:sz w:val="24"/>
           <w:szCs w:val="24"/>
         </w:rPr>
-        <w:t xml:space="preserve">Table 6.1: Full honest-benchmark results (physics-informed features)</w:t>
-      </w:r>
-    </w:p>
-    <w:tbl>
-      <w:tblPr>
-        <w:tblW w:type="dxa" w:w="9400"/>
-        <w:tblBorders>
-          <w:top w:val="single" w:color="auto" w:sz="4"/>
-          <w:left w:val="single" w:color="auto" w:sz="4"/>
-          <w:bottom w:val="single" w:color="auto" w:sz="4"/>
-          <w:right w:val="single" w:color="auto" w:sz="4"/>
-          <w:insideH w:val="single" w:color="auto" w:sz="4"/>
-          <w:insideV w:val="single" w:color="auto" w:sz="4"/>
-        </w:tblBorders>
-      </w:tblPr>
-      <w:tblGrid>
-        <w:gridCol w:w="2000"/>
-        <w:gridCol w:w="1800"/>
-        <w:gridCol w:w="2400"/>
-        <w:gridCol w:w="1300"/>
-        <w:gridCol w:w="1900"/>
-      </w:tblGrid>
-      <w:tr>
-        <w:trPr>
-          <w:tblHeader/>
-        </w:trPr>
-        <w:tc>
-          <w:tcPr>
-            <w:tcW w:type="dxa" w:w="2000"/>
-            <w:shd w:fill="1F3864" w:color="auto" w:val="clear"/>
-            <w:tcMar>
-              <w:top w:type="dxa" w:w="80"/>
-              <w:left w:type="dxa" w:w="100"/>
-              <w:bottom w:type="dxa" w:w="80"/>
-              <w:right w:type="dxa" w:w="100"/>
-            </w:tcMar>
-            <w:vAlign w:val="center"/>
-          </w:tcPr>
-          <w:p>
-            <w:pPr>
-              <w:jc w:val="center"/>
-            </w:pPr>
-            <w:r>
-              <w:rPr>
-                <w:rFonts w:ascii="Times New Roman" w:cs="Times New Roman" w:eastAsia="Times New Roman" w:hAnsi="Times New Roman"/>
-                <w:b/>
-                <w:bCs/>
-                <w:color w:val="FFFFFF"/>
-                <w:sz w:val="20"/>
-                <w:szCs w:val="20"/>
-              </w:rPr>
-              <w:t xml:space="preserve">Target</w:t>
-            </w:r>
-          </w:p>
-        </w:tc>
-        <w:tc>
-          <w:tcPr>
-            <w:tcW w:type="dxa" w:w="1800"/>
-            <w:shd w:fill="1F3864" w:color="auto" w:val="clear"/>
-            <w:tcMar>
-              <w:top w:type="dxa" w:w="80"/>
-              <w:left w:type="dxa" w:w="100"/>
-              <w:bottom w:type="dxa" w:w="80"/>
-              <w:right w:type="dxa" w:w="100"/>
-            </w:tcMar>
-            <w:vAlign w:val="center"/>
-          </w:tcPr>
-          <w:p>
-            <w:pPr>
-              <w:jc w:val="center"/>
-            </w:pPr>
-            <w:r>
-              <w:rPr>
-                <w:rFonts w:ascii="Times New Roman" w:cs="Times New Roman" w:eastAsia="Times New Roman" w:hAnsi="Times New Roman"/>
-                <w:b/>
-                <w:bCs/>
-                <w:color w:val="FFFFFF"/>
-                <w:sz w:val="20"/>
-                <w:szCs w:val="20"/>
-              </w:rPr>
-              <w:t xml:space="preserve">Model</w:t>
-            </w:r>
-          </w:p>
-        </w:tc>
-        <w:tc>
-          <w:tcPr>
-            <w:tcW w:type="dxa" w:w="2400"/>
-            <w:shd w:fill="1F3864" w:color="auto" w:val="clear"/>
-            <w:tcMar>
-              <w:top w:type="dxa" w:w="80"/>
-              <w:left w:type="dxa" w:w="100"/>
-              <w:bottom w:type="dxa" w:w="80"/>
-              <w:right w:type="dxa" w:w="100"/>
-            </w:tcMar>
-            <w:vAlign w:val="center"/>
-          </w:tcPr>
-          <w:p>
-            <w:pPr>
-              <w:jc w:val="center"/>
-            </w:pPr>
-            <w:r>
-              <w:rPr>
-                <w:rFonts w:ascii="Times New Roman" w:cs="Times New Roman" w:eastAsia="Times New Roman" w:hAnsi="Times New Roman"/>
-                <w:b/>
-                <w:bCs/>
-                <w:color w:val="FFFFFF"/>
-                <w:sz w:val="20"/>
-                <w:szCs w:val="20"/>
-              </w:rPr>
-              <w:t xml:space="preserve">Test protocol</w:t>
-            </w:r>
-          </w:p>
-        </w:tc>
-        <w:tc>
-          <w:tcPr>
-            <w:tcW w:type="dxa" w:w="1300"/>
-            <w:shd w:fill="1F3864" w:color="auto" w:val="clear"/>
-            <w:tcMar>
-              <w:top w:type="dxa" w:w="80"/>
-              <w:left w:type="dxa" w:w="100"/>
-              <w:bottom w:type="dxa" w:w="80"/>
-              <w:right w:type="dxa" w:w="100"/>
-            </w:tcMar>
-            <w:vAlign w:val="center"/>
-          </w:tcPr>
-          <w:p>
-            <w:pPr>
-              <w:jc w:val="center"/>
-            </w:pPr>
-            <w:r>
-              <w:rPr>
-                <w:rFonts w:ascii="Times New Roman" w:cs="Times New Roman" w:eastAsia="Times New Roman" w:hAnsi="Times New Roman"/>
-                <w:b/>
-                <w:bCs/>
-                <w:color w:val="FFFFFF"/>
-                <w:sz w:val="20"/>
-                <w:szCs w:val="20"/>
-              </w:rPr>
-              <w:t xml:space="preserve">R²</w:t>
-            </w:r>
-          </w:p>
-        </w:tc>
-        <w:tc>
-          <w:tcPr>
-            <w:tcW w:type="dxa" w:w="1900"/>
-            <w:shd w:fill="1F3864" w:color="auto" w:val="clear"/>
-            <w:tcMar>
-              <w:top w:type="dxa" w:w="80"/>
-              <w:left w:type="dxa" w:w="100"/>
-              <w:bottom w:type="dxa" w:w="80"/>
-              <w:right w:type="dxa" w:w="100"/>
-            </w:tcMar>
-            <w:vAlign w:val="center"/>
-          </w:tcPr>
-          <w:p>
-            <w:pPr>
-              <w:jc w:val="center"/>
-            </w:pPr>
-            <w:r>
-              <w:rPr>
-                <w:rFonts w:ascii="Times New Roman" w:cs="Times New Roman" w:eastAsia="Times New Roman" w:hAnsi="Times New Roman"/>
-                <w:b/>
-                <w:bCs/>
-                <w:color w:val="FFFFFF"/>
-                <w:sz w:val="20"/>
-                <w:szCs w:val="20"/>
-              </w:rPr>
-              <w:t xml:space="preserve">MAE (wt% yield)</w:t>
-            </w:r>
-          </w:p>
-        </w:tc>
-      </w:tr>
-      <w:tr>
-        <w:tc>
-          <w:tcPr>
-            <w:tcW w:type="dxa" w:w="2000"/>
-            <w:tcMar>
-              <w:top w:type="dxa" w:w="80"/>
-              <w:left w:type="dxa" w:w="100"/>
-              <w:bottom w:type="dxa" w:w="80"/>
-              <w:right w:type="dxa" w:w="100"/>
-            </w:tcMar>
-            <w:vAlign w:val="center"/>
-          </w:tcPr>
-          <w:p>
-            <w:pPr>
-              <w:jc w:val="left"/>
-            </w:pPr>
-            <w:r>
-              <w:rPr>
-                <w:rFonts w:ascii="Times New Roman" w:cs="Times New Roman" w:eastAsia="Times New Roman" w:hAnsi="Times New Roman"/>
-                <w:color w:val="000000"/>
-                <w:sz w:val="20"/>
-                <w:szCs w:val="20"/>
-              </w:rPr>
-              <w:t xml:space="preserve">Yield</w:t>
-            </w:r>
-          </w:p>
-        </w:tc>
-        <w:tc>
-          <w:tcPr>
-            <w:tcW w:type="dxa" w:w="1800"/>
-            <w:tcMar>
-              <w:top w:type="dxa" w:w="80"/>
-              <w:left w:type="dxa" w:w="100"/>
-              <w:bottom w:type="dxa" w:w="80"/>
-              <w:right w:type="dxa" w:w="100"/>
-            </w:tcMar>
-            <w:vAlign w:val="center"/>
-          </w:tcPr>
-          <w:p>
-            <w:pPr>
-              <w:jc w:val="center"/>
-            </w:pPr>
-            <w:r>
-              <w:rPr>
-                <w:rFonts w:ascii="Times New Roman" w:cs="Times New Roman" w:eastAsia="Times New Roman" w:hAnsi="Times New Roman"/>
-                <w:color w:val="000000"/>
-                <w:sz w:val="20"/>
-                <w:szCs w:val="20"/>
-              </w:rPr>
-              <w:t xml:space="preserve">Random Forest</w:t>
-            </w:r>
-          </w:p>
-        </w:tc>
-        <w:tc>
-          <w:tcPr>
-            <w:tcW w:type="dxa" w:w="2400"/>
-            <w:tcMar>
-              <w:top w:type="dxa" w:w="80"/>
-              <w:left w:type="dxa" w:w="100"/>
-              <w:bottom w:type="dxa" w:w="80"/>
-              <w:right w:type="dxa" w:w="100"/>
-            </w:tcMar>
-            <w:vAlign w:val="center"/>
-          </w:tcPr>
-          <w:p>
-            <w:pPr>
-              <w:jc w:val="center"/>
-            </w:pPr>
-            <w:r>
-              <w:rPr>
-                <w:rFonts w:ascii="Times New Roman" w:cs="Times New Roman" w:eastAsia="Times New Roman" w:hAnsi="Times New Roman"/>
-                <w:color w:val="000000"/>
-                <w:sz w:val="20"/>
-                <w:szCs w:val="20"/>
-              </w:rPr>
-              <w:t xml:space="preserve">Random split</w:t>
-            </w:r>
-          </w:p>
-        </w:tc>
-        <w:tc>
-          <w:tcPr>
-            <w:tcW w:type="dxa" w:w="1300"/>
-            <w:tcMar>
-              <w:top w:type="dxa" w:w="80"/>
-              <w:left w:type="dxa" w:w="100"/>
-              <w:bottom w:type="dxa" w:w="80"/>
-              <w:right w:type="dxa" w:w="100"/>
-            </w:tcMar>
-            <w:vAlign w:val="center"/>
-          </w:tcPr>
-          <w:p>
-            <w:pPr>
-              <w:jc w:val="center"/>
-            </w:pPr>
-            <w:r>
-              <w:rPr>
-                <w:rFonts w:ascii="Times New Roman" w:cs="Times New Roman" w:eastAsia="Times New Roman" w:hAnsi="Times New Roman"/>
-                <w:color w:val="000000"/>
-                <w:sz w:val="20"/>
-                <w:szCs w:val="20"/>
-              </w:rPr>
-              <w:t xml:space="preserve">0.69</w:t>
-            </w:r>
-          </w:p>
-        </w:tc>
-        <w:tc>
-          <w:tcPr>
-            <w:tcW w:type="dxa" w:w="1900"/>
-            <w:tcMar>
-              <w:top w:type="dxa" w:w="80"/>
-              <w:left w:type="dxa" w:w="100"/>
-              <w:bottom w:type="dxa" w:w="80"/>
-              <w:right w:type="dxa" w:w="100"/>
-            </w:tcMar>
-            <w:vAlign w:val="center"/>
-          </w:tcPr>
-          <w:p>
-            <w:pPr>
-              <w:jc w:val="center"/>
-            </w:pPr>
-            <w:r>
-              <w:rPr>
-                <w:rFonts w:ascii="Times New Roman" w:cs="Times New Roman" w:eastAsia="Times New Roman" w:hAnsi="Times New Roman"/>
-                <w:color w:val="000000"/>
-                <w:sz w:val="20"/>
-                <w:szCs w:val="20"/>
-              </w:rPr>
-              <w:t xml:space="preserve">3.8</w:t>
-            </w:r>
-          </w:p>
-        </w:tc>
-      </w:tr>
-      <w:tr>
-        <w:tc>
-          <w:tcPr>
-            <w:tcW w:type="dxa" w:w="2000"/>
-            <w:shd w:fill="EDEDED" w:color="auto" w:val="clear"/>
-            <w:tcMar>
-              <w:top w:type="dxa" w:w="80"/>
-              <w:left w:type="dxa" w:w="100"/>
-              <w:bottom w:type="dxa" w:w="80"/>
-              <w:right w:type="dxa" w:w="100"/>
-            </w:tcMar>
-            <w:vAlign w:val="center"/>
-          </w:tcPr>
-          <w:p>
-            <w:pPr>
-              <w:jc w:val="left"/>
-            </w:pPr>
-            <w:r>
-              <w:rPr>
-                <w:rFonts w:ascii="Times New Roman" w:cs="Times New Roman" w:eastAsia="Times New Roman" w:hAnsi="Times New Roman"/>
-                <w:color w:val="000000"/>
-                <w:sz w:val="20"/>
-                <w:szCs w:val="20"/>
-              </w:rPr>
-              <w:t xml:space="preserve">Yield</w:t>
-            </w:r>
-          </w:p>
-        </w:tc>
-        <w:tc>
-          <w:tcPr>
-            <w:tcW w:type="dxa" w:w="1800"/>
-            <w:shd w:fill="EDEDED" w:color="auto" w:val="clear"/>
-            <w:tcMar>
-              <w:top w:type="dxa" w:w="80"/>
-              <w:left w:type="dxa" w:w="100"/>
-              <w:bottom w:type="dxa" w:w="80"/>
-              <w:right w:type="dxa" w:w="100"/>
-            </w:tcMar>
-            <w:vAlign w:val="center"/>
-          </w:tcPr>
-          <w:p>
-            <w:pPr>
-              <w:jc w:val="center"/>
-            </w:pPr>
-            <w:r>
-              <w:rPr>
-                <w:rFonts w:ascii="Times New Roman" w:cs="Times New Roman" w:eastAsia="Times New Roman" w:hAnsi="Times New Roman"/>
-                <w:color w:val="000000"/>
-                <w:sz w:val="20"/>
-                <w:szCs w:val="20"/>
-              </w:rPr>
-              <w:t xml:space="preserve">XGBoost</w:t>
-            </w:r>
-          </w:p>
-        </w:tc>
-        <w:tc>
-          <w:tcPr>
-            <w:tcW w:type="dxa" w:w="2400"/>
-            <w:shd w:fill="EDEDED" w:color="auto" w:val="clear"/>
-            <w:tcMar>
-              <w:top w:type="dxa" w:w="80"/>
-              <w:left w:type="dxa" w:w="100"/>
-              <w:bottom w:type="dxa" w:w="80"/>
-              <w:right w:type="dxa" w:w="100"/>
-            </w:tcMar>
-            <w:vAlign w:val="center"/>
-          </w:tcPr>
-          <w:p>
-            <w:pPr>
-              <w:jc w:val="center"/>
-            </w:pPr>
-            <w:r>
-              <w:rPr>
-                <w:rFonts w:ascii="Times New Roman" w:cs="Times New Roman" w:eastAsia="Times New Roman" w:hAnsi="Times New Roman"/>
-                <w:color w:val="000000"/>
-                <w:sz w:val="20"/>
-                <w:szCs w:val="20"/>
-              </w:rPr>
-              <w:t xml:space="preserve">Random split</w:t>
-            </w:r>
-          </w:p>
-        </w:tc>
-        <w:tc>
-          <w:tcPr>
-            <w:tcW w:type="dxa" w:w="1300"/>
-            <w:shd w:fill="EDEDED" w:color="auto" w:val="clear"/>
-            <w:tcMar>
-              <w:top w:type="dxa" w:w="80"/>
-              <w:left w:type="dxa" w:w="100"/>
-              <w:bottom w:type="dxa" w:w="80"/>
-              <w:right w:type="dxa" w:w="100"/>
-            </w:tcMar>
-            <w:vAlign w:val="center"/>
-          </w:tcPr>
-          <w:p>
-            <w:pPr>
-              <w:jc w:val="center"/>
-            </w:pPr>
-            <w:r>
-              <w:rPr>
-                <w:rFonts w:ascii="Times New Roman" w:cs="Times New Roman" w:eastAsia="Times New Roman" w:hAnsi="Times New Roman"/>
-                <w:color w:val="000000"/>
-                <w:sz w:val="20"/>
-                <w:szCs w:val="20"/>
-              </w:rPr>
-              <w:t xml:space="preserve">0.66</w:t>
-            </w:r>
-          </w:p>
-        </w:tc>
-        <w:tc>
-          <w:tcPr>
-            <w:tcW w:type="dxa" w:w="1900"/>
-            <w:shd w:fill="EDEDED" w:color="auto" w:val="clear"/>
-            <w:tcMar>
-              <w:top w:type="dxa" w:w="80"/>
-              <w:left w:type="dxa" w:w="100"/>
-              <w:bottom w:type="dxa" w:w="80"/>
-              <w:right w:type="dxa" w:w="100"/>
-            </w:tcMar>
-            <w:vAlign w:val="center"/>
-          </w:tcPr>
-          <w:p>
-            <w:pPr>
-              <w:jc w:val="center"/>
-            </w:pPr>
-            <w:r>
-              <w:rPr>
-                <w:rFonts w:ascii="Times New Roman" w:cs="Times New Roman" w:eastAsia="Times New Roman" w:hAnsi="Times New Roman"/>
-                <w:color w:val="000000"/>
-                <w:sz w:val="20"/>
-                <w:szCs w:val="20"/>
-              </w:rPr>
-              <w:t xml:space="preserve">4.2</w:t>
-            </w:r>
-          </w:p>
-        </w:tc>
-      </w:tr>
-      <w:tr>
-        <w:tc>
-          <w:tcPr>
-            <w:tcW w:type="dxa" w:w="2000"/>
-            <w:tcMar>
-              <w:top w:type="dxa" w:w="80"/>
-              <w:left w:type="dxa" w:w="100"/>
-              <w:bottom w:type="dxa" w:w="80"/>
-              <w:right w:type="dxa" w:w="100"/>
-            </w:tcMar>
-            <w:vAlign w:val="center"/>
-          </w:tcPr>
-          <w:p>
-            <w:pPr>
-              <w:jc w:val="left"/>
-            </w:pPr>
-            <w:r>
-              <w:rPr>
-                <w:rFonts w:ascii="Times New Roman" w:cs="Times New Roman" w:eastAsia="Times New Roman" w:hAnsi="Times New Roman"/>
-                <w:color w:val="000000"/>
-                <w:sz w:val="20"/>
-                <w:szCs w:val="20"/>
-              </w:rPr>
-              <w:t xml:space="preserve">Yield</w:t>
-            </w:r>
-          </w:p>
-        </w:tc>
-        <w:tc>
-          <w:tcPr>
-            <w:tcW w:type="dxa" w:w="1800"/>
-            <w:tcMar>
-              <w:top w:type="dxa" w:w="80"/>
-              <w:left w:type="dxa" w:w="100"/>
-              <w:bottom w:type="dxa" w:w="80"/>
-              <w:right w:type="dxa" w:w="100"/>
-            </w:tcMar>
-            <w:vAlign w:val="center"/>
-          </w:tcPr>
-          <w:p>
-            <w:pPr>
-              <w:jc w:val="center"/>
-            </w:pPr>
-            <w:r>
-              <w:rPr>
-                <w:rFonts w:ascii="Times New Roman" w:cs="Times New Roman" w:eastAsia="Times New Roman" w:hAnsi="Times New Roman"/>
-                <w:color w:val="000000"/>
-                <w:sz w:val="20"/>
-                <w:szCs w:val="20"/>
-              </w:rPr>
-              <w:t xml:space="preserve">GPR</w:t>
-            </w:r>
-          </w:p>
-        </w:tc>
-        <w:tc>
-          <w:tcPr>
-            <w:tcW w:type="dxa" w:w="2400"/>
-            <w:tcMar>
-              <w:top w:type="dxa" w:w="80"/>
-              <w:left w:type="dxa" w:w="100"/>
-              <w:bottom w:type="dxa" w:w="80"/>
-              <w:right w:type="dxa" w:w="100"/>
-            </w:tcMar>
-            <w:vAlign w:val="center"/>
-          </w:tcPr>
-          <w:p>
-            <w:pPr>
-              <w:jc w:val="center"/>
-            </w:pPr>
-            <w:r>
-              <w:rPr>
-                <w:rFonts w:ascii="Times New Roman" w:cs="Times New Roman" w:eastAsia="Times New Roman" w:hAnsi="Times New Roman"/>
-                <w:color w:val="000000"/>
-                <w:sz w:val="20"/>
-                <w:szCs w:val="20"/>
-              </w:rPr>
-              <w:t xml:space="preserve">Random split</w:t>
-            </w:r>
-          </w:p>
-        </w:tc>
-        <w:tc>
-          <w:tcPr>
-            <w:tcW w:type="dxa" w:w="1300"/>
-            <w:tcMar>
-              <w:top w:type="dxa" w:w="80"/>
-              <w:left w:type="dxa" w:w="100"/>
-              <w:bottom w:type="dxa" w:w="80"/>
-              <w:right w:type="dxa" w:w="100"/>
-            </w:tcMar>
-            <w:vAlign w:val="center"/>
-          </w:tcPr>
-          <w:p>
-            <w:pPr>
-              <w:jc w:val="center"/>
-            </w:pPr>
-            <w:r>
-              <w:rPr>
-                <w:rFonts w:ascii="Times New Roman" w:cs="Times New Roman" w:eastAsia="Times New Roman" w:hAnsi="Times New Roman"/>
-                <w:color w:val="000000"/>
-                <w:sz w:val="20"/>
-                <w:szCs w:val="20"/>
-              </w:rPr>
-              <w:t xml:space="preserve">0.60</w:t>
-            </w:r>
-          </w:p>
-        </w:tc>
-        <w:tc>
-          <w:tcPr>
-            <w:tcW w:type="dxa" w:w="1900"/>
-            <w:tcMar>
-              <w:top w:type="dxa" w:w="80"/>
-              <w:left w:type="dxa" w:w="100"/>
-              <w:bottom w:type="dxa" w:w="80"/>
-              <w:right w:type="dxa" w:w="100"/>
-            </w:tcMar>
-            <w:vAlign w:val="center"/>
-          </w:tcPr>
-          <w:p>
-            <w:pPr>
-              <w:jc w:val="center"/>
-            </w:pPr>
-            <w:r>
-              <w:rPr>
-                <w:rFonts w:ascii="Times New Roman" w:cs="Times New Roman" w:eastAsia="Times New Roman" w:hAnsi="Times New Roman"/>
-                <w:color w:val="000000"/>
-                <w:sz w:val="20"/>
-                <w:szCs w:val="20"/>
-              </w:rPr>
-              <w:t xml:space="preserve">4.3</w:t>
-            </w:r>
-          </w:p>
-        </w:tc>
-      </w:tr>
-      <w:tr>
-        <w:tc>
-          <w:tcPr>
-            <w:tcW w:type="dxa" w:w="2000"/>
-            <w:shd w:fill="EDEDED" w:color="auto" w:val="clear"/>
-            <w:tcMar>
-              <w:top w:type="dxa" w:w="80"/>
-              <w:left w:type="dxa" w:w="100"/>
-              <w:bottom w:type="dxa" w:w="80"/>
-              <w:right w:type="dxa" w:w="100"/>
-            </w:tcMar>
-            <w:vAlign w:val="center"/>
-          </w:tcPr>
-          <w:p>
-            <w:pPr>
-              <w:jc w:val="left"/>
-            </w:pPr>
-            <w:r>
-              <w:rPr>
-                <w:rFonts w:ascii="Times New Roman" w:cs="Times New Roman" w:eastAsia="Times New Roman" w:hAnsi="Times New Roman"/>
-                <w:color w:val="000000"/>
-                <w:sz w:val="20"/>
-                <w:szCs w:val="20"/>
-              </w:rPr>
-              <w:t xml:space="preserve">Yield</w:t>
-            </w:r>
-          </w:p>
-        </w:tc>
-        <w:tc>
-          <w:tcPr>
-            <w:tcW w:type="dxa" w:w="1800"/>
-            <w:shd w:fill="EDEDED" w:color="auto" w:val="clear"/>
-            <w:tcMar>
-              <w:top w:type="dxa" w:w="80"/>
-              <w:left w:type="dxa" w:w="100"/>
-              <w:bottom w:type="dxa" w:w="80"/>
-              <w:right w:type="dxa" w:w="100"/>
-            </w:tcMar>
-            <w:vAlign w:val="center"/>
-          </w:tcPr>
-          <w:p>
-            <w:pPr>
-              <w:jc w:val="center"/>
-            </w:pPr>
-            <w:r>
-              <w:rPr>
-                <w:rFonts w:ascii="Times New Roman" w:cs="Times New Roman" w:eastAsia="Times New Roman" w:hAnsi="Times New Roman"/>
-                <w:color w:val="000000"/>
-                <w:sz w:val="20"/>
-                <w:szCs w:val="20"/>
-              </w:rPr>
-              <w:t xml:space="preserve">Random Forest</w:t>
-            </w:r>
-          </w:p>
-        </w:tc>
-        <w:tc>
-          <w:tcPr>
-            <w:tcW w:type="dxa" w:w="2400"/>
-            <w:shd w:fill="EDEDED" w:color="auto" w:val="clear"/>
-            <w:tcMar>
-              <w:top w:type="dxa" w:w="80"/>
-              <w:left w:type="dxa" w:w="100"/>
-              <w:bottom w:type="dxa" w:w="80"/>
-              <w:right w:type="dxa" w:w="100"/>
-            </w:tcMar>
-            <w:vAlign w:val="center"/>
-          </w:tcPr>
-          <w:p>
-            <w:pPr>
-              <w:jc w:val="center"/>
-            </w:pPr>
-            <w:r>
-              <w:rPr>
-                <w:rFonts w:ascii="Times New Roman" w:cs="Times New Roman" w:eastAsia="Times New Roman" w:hAnsi="Times New Roman"/>
-                <w:color w:val="000000"/>
-                <w:sz w:val="20"/>
-                <w:szCs w:val="20"/>
-              </w:rPr>
-              <w:t xml:space="preserve">Grouped, exact values</w:t>
-            </w:r>
-          </w:p>
-        </w:tc>
-        <w:tc>
-          <w:tcPr>
-            <w:tcW w:type="dxa" w:w="1300"/>
-            <w:shd w:fill="EDEDED" w:color="auto" w:val="clear"/>
-            <w:tcMar>
-              <w:top w:type="dxa" w:w="80"/>
-              <w:left w:type="dxa" w:w="100"/>
-              <w:bottom w:type="dxa" w:w="80"/>
-              <w:right w:type="dxa" w:w="100"/>
-            </w:tcMar>
-            <w:vAlign w:val="center"/>
-          </w:tcPr>
-          <w:p>
-            <w:pPr>
-              <w:jc w:val="center"/>
-            </w:pPr>
-            <w:r>
-              <w:rPr>
-                <w:rFonts w:ascii="Times New Roman" w:cs="Times New Roman" w:eastAsia="Times New Roman" w:hAnsi="Times New Roman"/>
-                <w:color w:val="000000"/>
-                <w:sz w:val="20"/>
-                <w:szCs w:val="20"/>
-              </w:rPr>
-              <w:t xml:space="preserve">0.20</w:t>
-            </w:r>
-          </w:p>
-        </w:tc>
-        <w:tc>
-          <w:tcPr>
-            <w:tcW w:type="dxa" w:w="1900"/>
-            <w:shd w:fill="EDEDED" w:color="auto" w:val="clear"/>
-            <w:tcMar>
-              <w:top w:type="dxa" w:w="80"/>
-              <w:left w:type="dxa" w:w="100"/>
-              <w:bottom w:type="dxa" w:w="80"/>
-              <w:right w:type="dxa" w:w="100"/>
-            </w:tcMar>
-            <w:vAlign w:val="center"/>
-          </w:tcPr>
-          <w:p>
-            <w:pPr>
-              <w:jc w:val="center"/>
-            </w:pPr>
-            <w:r>
-              <w:rPr>
-                <w:rFonts w:ascii="Times New Roman" w:cs="Times New Roman" w:eastAsia="Times New Roman" w:hAnsi="Times New Roman"/>
-                <w:color w:val="000000"/>
-                <w:sz w:val="20"/>
-                <w:szCs w:val="20"/>
-              </w:rPr>
-              <w:t xml:space="preserve">6.2</w:t>
-            </w:r>
-          </w:p>
-        </w:tc>
-      </w:tr>
-      <w:tr>
-        <w:tc>
-          <w:tcPr>
-            <w:tcW w:type="dxa" w:w="2000"/>
-            <w:tcMar>
-              <w:top w:type="dxa" w:w="80"/>
-              <w:left w:type="dxa" w:w="100"/>
-              <w:bottom w:type="dxa" w:w="80"/>
-              <w:right w:type="dxa" w:w="100"/>
-            </w:tcMar>
-            <w:vAlign w:val="center"/>
-          </w:tcPr>
-          <w:p>
-            <w:pPr>
-              <w:jc w:val="left"/>
-            </w:pPr>
-            <w:r>
-              <w:rPr>
-                <w:rFonts w:ascii="Times New Roman" w:cs="Times New Roman" w:eastAsia="Times New Roman" w:hAnsi="Times New Roman"/>
-                <w:color w:val="000000"/>
-                <w:sz w:val="20"/>
-                <w:szCs w:val="20"/>
-              </w:rPr>
-              <w:t xml:space="preserve">Yield</w:t>
-            </w:r>
-          </w:p>
-        </w:tc>
-        <w:tc>
-          <w:tcPr>
-            <w:tcW w:type="dxa" w:w="1800"/>
-            <w:tcMar>
-              <w:top w:type="dxa" w:w="80"/>
-              <w:left w:type="dxa" w:w="100"/>
-              <w:bottom w:type="dxa" w:w="80"/>
-              <w:right w:type="dxa" w:w="100"/>
-            </w:tcMar>
-            <w:vAlign w:val="center"/>
-          </w:tcPr>
-          <w:p>
-            <w:pPr>
-              <w:jc w:val="center"/>
-            </w:pPr>
-            <w:r>
-              <w:rPr>
-                <w:rFonts w:ascii="Times New Roman" w:cs="Times New Roman" w:eastAsia="Times New Roman" w:hAnsi="Times New Roman"/>
-                <w:color w:val="000000"/>
-                <w:sz w:val="20"/>
-                <w:szCs w:val="20"/>
-              </w:rPr>
-              <w:t xml:space="preserve">XGBoost</w:t>
-            </w:r>
-          </w:p>
-        </w:tc>
-        <w:tc>
-          <w:tcPr>
-            <w:tcW w:type="dxa" w:w="2400"/>
-            <w:tcMar>
-              <w:top w:type="dxa" w:w="80"/>
-              <w:left w:type="dxa" w:w="100"/>
-              <w:bottom w:type="dxa" w:w="80"/>
-              <w:right w:type="dxa" w:w="100"/>
-            </w:tcMar>
-            <w:vAlign w:val="center"/>
-          </w:tcPr>
-          <w:p>
-            <w:pPr>
-              <w:jc w:val="center"/>
-            </w:pPr>
-            <w:r>
-              <w:rPr>
-                <w:rFonts w:ascii="Times New Roman" w:cs="Times New Roman" w:eastAsia="Times New Roman" w:hAnsi="Times New Roman"/>
-                <w:color w:val="000000"/>
-                <w:sz w:val="20"/>
-                <w:szCs w:val="20"/>
-              </w:rPr>
-              <w:t xml:space="preserve">Grouped, exact values</w:t>
-            </w:r>
-          </w:p>
-        </w:tc>
-        <w:tc>
-          <w:tcPr>
-            <w:tcW w:type="dxa" w:w="1300"/>
-            <w:tcMar>
-              <w:top w:type="dxa" w:w="80"/>
-              <w:left w:type="dxa" w:w="100"/>
-              <w:bottom w:type="dxa" w:w="80"/>
-              <w:right w:type="dxa" w:w="100"/>
-            </w:tcMar>
-            <w:vAlign w:val="center"/>
-          </w:tcPr>
-          <w:p>
-            <w:pPr>
-              <w:jc w:val="center"/>
-            </w:pPr>
-            <w:r>
-              <w:rPr>
-                <w:rFonts w:ascii="Times New Roman" w:cs="Times New Roman" w:eastAsia="Times New Roman" w:hAnsi="Times New Roman"/>
-                <w:color w:val="000000"/>
-                <w:sz w:val="20"/>
-                <w:szCs w:val="20"/>
-              </w:rPr>
-              <w:t xml:space="preserve">0.23</w:t>
-            </w:r>
-          </w:p>
-        </w:tc>
-        <w:tc>
-          <w:tcPr>
-            <w:tcW w:type="dxa" w:w="1900"/>
-            <w:tcMar>
-              <w:top w:type="dxa" w:w="80"/>
-              <w:left w:type="dxa" w:w="100"/>
-              <w:bottom w:type="dxa" w:w="80"/>
-              <w:right w:type="dxa" w:w="100"/>
-            </w:tcMar>
-            <w:vAlign w:val="center"/>
-          </w:tcPr>
-          <w:p>
-            <w:pPr>
-              <w:jc w:val="center"/>
-            </w:pPr>
-            <w:r>
-              <w:rPr>
-                <w:rFonts w:ascii="Times New Roman" w:cs="Times New Roman" w:eastAsia="Times New Roman" w:hAnsi="Times New Roman"/>
-                <w:color w:val="000000"/>
-                <w:sz w:val="20"/>
-                <w:szCs w:val="20"/>
-              </w:rPr>
-              <w:t xml:space="preserve">6.3</w:t>
-            </w:r>
-          </w:p>
-        </w:tc>
-      </w:tr>
-      <w:tr>
-        <w:tc>
-          <w:tcPr>
-            <w:tcW w:type="dxa" w:w="2000"/>
-            <w:shd w:fill="EDEDED" w:color="auto" w:val="clear"/>
-            <w:tcMar>
-              <w:top w:type="dxa" w:w="80"/>
-              <w:left w:type="dxa" w:w="100"/>
-              <w:bottom w:type="dxa" w:w="80"/>
-              <w:right w:type="dxa" w:w="100"/>
-            </w:tcMar>
-            <w:vAlign w:val="center"/>
-          </w:tcPr>
-          <w:p>
-            <w:pPr>
-              <w:jc w:val="left"/>
-            </w:pPr>
-            <w:r>
-              <w:rPr>
-                <w:rFonts w:ascii="Times New Roman" w:cs="Times New Roman" w:eastAsia="Times New Roman" w:hAnsi="Times New Roman"/>
-                <w:color w:val="000000"/>
-                <w:sz w:val="20"/>
-                <w:szCs w:val="20"/>
-              </w:rPr>
-              <w:t xml:space="preserve">Yield</w:t>
-            </w:r>
-          </w:p>
-        </w:tc>
-        <w:tc>
-          <w:tcPr>
-            <w:tcW w:type="dxa" w:w="1800"/>
-            <w:shd w:fill="EDEDED" w:color="auto" w:val="clear"/>
-            <w:tcMar>
-              <w:top w:type="dxa" w:w="80"/>
-              <w:left w:type="dxa" w:w="100"/>
-              <w:bottom w:type="dxa" w:w="80"/>
-              <w:right w:type="dxa" w:w="100"/>
-            </w:tcMar>
-            <w:vAlign w:val="center"/>
-          </w:tcPr>
-          <w:p>
-            <w:pPr>
-              <w:jc w:val="center"/>
-            </w:pPr>
-            <w:r>
-              <w:rPr>
-                <w:rFonts w:ascii="Times New Roman" w:cs="Times New Roman" w:eastAsia="Times New Roman" w:hAnsi="Times New Roman"/>
-                <w:color w:val="000000"/>
-                <w:sz w:val="20"/>
-                <w:szCs w:val="20"/>
-              </w:rPr>
-              <w:t xml:space="preserve">Random Forest</w:t>
-            </w:r>
-          </w:p>
-        </w:tc>
-        <w:tc>
-          <w:tcPr>
-            <w:tcW w:type="dxa" w:w="2400"/>
-            <w:shd w:fill="EDEDED" w:color="auto" w:val="clear"/>
-            <w:tcMar>
-              <w:top w:type="dxa" w:w="80"/>
-              <w:left w:type="dxa" w:w="100"/>
-              <w:bottom w:type="dxa" w:w="80"/>
-              <w:right w:type="dxa" w:w="100"/>
-            </w:tcMar>
-            <w:vAlign w:val="center"/>
-          </w:tcPr>
-          <w:p>
-            <w:pPr>
-              <w:jc w:val="center"/>
-            </w:pPr>
-            <w:r>
-              <w:rPr>
-                <w:rFonts w:ascii="Times New Roman" w:cs="Times New Roman" w:eastAsia="Times New Roman" w:hAnsi="Times New Roman"/>
-                <w:color w:val="000000"/>
-                <w:sz w:val="20"/>
-                <w:szCs w:val="20"/>
-              </w:rPr>
-              <w:t xml:space="preserve">Grouped by biomass</w:t>
-            </w:r>
-          </w:p>
-        </w:tc>
-        <w:tc>
-          <w:tcPr>
-            <w:tcW w:type="dxa" w:w="1300"/>
-            <w:shd w:fill="EDEDED" w:color="auto" w:val="clear"/>
-            <w:tcMar>
-              <w:top w:type="dxa" w:w="80"/>
-              <w:left w:type="dxa" w:w="100"/>
-              <w:bottom w:type="dxa" w:w="80"/>
-              <w:right w:type="dxa" w:w="100"/>
-            </w:tcMar>
-            <w:vAlign w:val="center"/>
-          </w:tcPr>
-          <w:p>
-            <w:pPr>
-              <w:jc w:val="center"/>
-            </w:pPr>
-            <w:r>
-              <w:rPr>
-                <w:rFonts w:ascii="Times New Roman" w:cs="Times New Roman" w:eastAsia="Times New Roman" w:hAnsi="Times New Roman"/>
-                <w:color w:val="000000"/>
-                <w:sz w:val="20"/>
-                <w:szCs w:val="20"/>
-              </w:rPr>
-              <w:t xml:space="preserve">−0.25</w:t>
-            </w:r>
-          </w:p>
-        </w:tc>
-        <w:tc>
-          <w:tcPr>
-            <w:tcW w:type="dxa" w:w="1900"/>
-            <w:shd w:fill="EDEDED" w:color="auto" w:val="clear"/>
-            <w:tcMar>
-              <w:top w:type="dxa" w:w="80"/>
-              <w:left w:type="dxa" w:w="100"/>
-              <w:bottom w:type="dxa" w:w="80"/>
-              <w:right w:type="dxa" w:w="100"/>
-            </w:tcMar>
-            <w:vAlign w:val="center"/>
-          </w:tcPr>
-          <w:p>
-            <w:pPr>
-              <w:jc w:val="center"/>
-            </w:pPr>
-            <w:r>
-              <w:rPr>
-                <w:rFonts w:ascii="Times New Roman" w:cs="Times New Roman" w:eastAsia="Times New Roman" w:hAnsi="Times New Roman"/>
-                <w:color w:val="000000"/>
-                <w:sz w:val="20"/>
-                <w:szCs w:val="20"/>
-              </w:rPr>
-              <w:t xml:space="preserve">8.7</w:t>
-            </w:r>
-          </w:p>
-        </w:tc>
-      </w:tr>
-      <w:tr>
-        <w:tc>
-          <w:tcPr>
-            <w:tcW w:type="dxa" w:w="2000"/>
-            <w:tcMar>
-              <w:top w:type="dxa" w:w="80"/>
-              <w:left w:type="dxa" w:w="100"/>
-              <w:bottom w:type="dxa" w:w="80"/>
-              <w:right w:type="dxa" w:w="100"/>
-            </w:tcMar>
-            <w:vAlign w:val="center"/>
-          </w:tcPr>
-          <w:p>
-            <w:pPr>
-              <w:jc w:val="left"/>
-            </w:pPr>
-            <w:r>
-              <w:rPr>
-                <w:rFonts w:ascii="Times New Roman" w:cs="Times New Roman" w:eastAsia="Times New Roman" w:hAnsi="Times New Roman"/>
-                <w:color w:val="000000"/>
-                <w:sz w:val="20"/>
-                <w:szCs w:val="20"/>
-              </w:rPr>
-              <w:t xml:space="preserve">Yield</w:t>
-            </w:r>
-          </w:p>
-        </w:tc>
-        <w:tc>
-          <w:tcPr>
-            <w:tcW w:type="dxa" w:w="1800"/>
-            <w:tcMar>
-              <w:top w:type="dxa" w:w="80"/>
-              <w:left w:type="dxa" w:w="100"/>
-              <w:bottom w:type="dxa" w:w="80"/>
-              <w:right w:type="dxa" w:w="100"/>
-            </w:tcMar>
-            <w:vAlign w:val="center"/>
-          </w:tcPr>
-          <w:p>
-            <w:pPr>
-              <w:jc w:val="center"/>
-            </w:pPr>
-            <w:r>
-              <w:rPr>
-                <w:rFonts w:ascii="Times New Roman" w:cs="Times New Roman" w:eastAsia="Times New Roman" w:hAnsi="Times New Roman"/>
-                <w:color w:val="000000"/>
-                <w:sz w:val="20"/>
-                <w:szCs w:val="20"/>
-              </w:rPr>
-              <w:t xml:space="preserve">XGBoost</w:t>
-            </w:r>
-          </w:p>
-        </w:tc>
-        <w:tc>
-          <w:tcPr>
-            <w:tcW w:type="dxa" w:w="2400"/>
-            <w:tcMar>
-              <w:top w:type="dxa" w:w="80"/>
-              <w:left w:type="dxa" w:w="100"/>
-              <w:bottom w:type="dxa" w:w="80"/>
-              <w:right w:type="dxa" w:w="100"/>
-            </w:tcMar>
-            <w:vAlign w:val="center"/>
-          </w:tcPr>
-          <w:p>
-            <w:pPr>
-              <w:jc w:val="center"/>
-            </w:pPr>
-            <w:r>
-              <w:rPr>
-                <w:rFonts w:ascii="Times New Roman" w:cs="Times New Roman" w:eastAsia="Times New Roman" w:hAnsi="Times New Roman"/>
-                <w:color w:val="000000"/>
-                <w:sz w:val="20"/>
-                <w:szCs w:val="20"/>
-              </w:rPr>
-              <w:t xml:space="preserve">Grouped by biomass</w:t>
-            </w:r>
-          </w:p>
-        </w:tc>
-        <w:tc>
-          <w:tcPr>
-            <w:tcW w:type="dxa" w:w="1300"/>
-            <w:tcMar>
-              <w:top w:type="dxa" w:w="80"/>
-              <w:left w:type="dxa" w:w="100"/>
-              <w:bottom w:type="dxa" w:w="80"/>
-              <w:right w:type="dxa" w:w="100"/>
-            </w:tcMar>
-            <w:vAlign w:val="center"/>
-          </w:tcPr>
-          <w:p>
-            <w:pPr>
-              <w:jc w:val="center"/>
-            </w:pPr>
-            <w:r>
-              <w:rPr>
-                <w:rFonts w:ascii="Times New Roman" w:cs="Times New Roman" w:eastAsia="Times New Roman" w:hAnsi="Times New Roman"/>
-                <w:color w:val="000000"/>
-                <w:sz w:val="20"/>
-                <w:szCs w:val="20"/>
-              </w:rPr>
-              <w:t xml:space="preserve">−0.18</w:t>
-            </w:r>
-          </w:p>
-        </w:tc>
-        <w:tc>
-          <w:tcPr>
-            <w:tcW w:type="dxa" w:w="1900"/>
-            <w:tcMar>
-              <w:top w:type="dxa" w:w="80"/>
-              <w:left w:type="dxa" w:w="100"/>
-              <w:bottom w:type="dxa" w:w="80"/>
-              <w:right w:type="dxa" w:w="100"/>
-            </w:tcMar>
-            <w:vAlign w:val="center"/>
-          </w:tcPr>
-          <w:p>
-            <w:pPr>
-              <w:jc w:val="center"/>
-            </w:pPr>
-            <w:r>
-              <w:rPr>
-                <w:rFonts w:ascii="Times New Roman" w:cs="Times New Roman" w:eastAsia="Times New Roman" w:hAnsi="Times New Roman"/>
-                <w:color w:val="000000"/>
-                <w:sz w:val="20"/>
-                <w:szCs w:val="20"/>
-              </w:rPr>
-              <w:t xml:space="preserve">8.3</w:t>
-            </w:r>
-          </w:p>
-        </w:tc>
-      </w:tr>
-      <w:tr>
-        <w:tc>
-          <w:tcPr>
-            <w:tcW w:type="dxa" w:w="2000"/>
-            <w:shd w:fill="EDEDED" w:color="auto" w:val="clear"/>
-            <w:tcMar>
-              <w:top w:type="dxa" w:w="80"/>
-              <w:left w:type="dxa" w:w="100"/>
-              <w:bottom w:type="dxa" w:w="80"/>
-              <w:right w:type="dxa" w:w="100"/>
-            </w:tcMar>
-            <w:vAlign w:val="center"/>
-          </w:tcPr>
-          <w:p>
-            <w:pPr>
-              <w:jc w:val="left"/>
-            </w:pPr>
-            <w:r>
-              <w:rPr>
-                <w:rFonts w:ascii="Times New Roman" w:cs="Times New Roman" w:eastAsia="Times New Roman" w:hAnsi="Times New Roman"/>
-                <w:color w:val="000000"/>
-                <w:sz w:val="20"/>
-                <w:szCs w:val="20"/>
-              </w:rPr>
-              <w:t xml:space="preserve">Yield</w:t>
-            </w:r>
-          </w:p>
-        </w:tc>
-        <w:tc>
-          <w:tcPr>
-            <w:tcW w:type="dxa" w:w="1800"/>
-            <w:shd w:fill="EDEDED" w:color="auto" w:val="clear"/>
-            <w:tcMar>
-              <w:top w:type="dxa" w:w="80"/>
-              <w:left w:type="dxa" w:w="100"/>
-              <w:bottom w:type="dxa" w:w="80"/>
-              <w:right w:type="dxa" w:w="100"/>
-            </w:tcMar>
-            <w:vAlign w:val="center"/>
-          </w:tcPr>
-          <w:p>
-            <w:pPr>
-              <w:jc w:val="center"/>
-            </w:pPr>
-            <w:r>
-              <w:rPr>
-                <w:rFonts w:ascii="Times New Roman" w:cs="Times New Roman" w:eastAsia="Times New Roman" w:hAnsi="Times New Roman"/>
-                <w:color w:val="000000"/>
-                <w:sz w:val="20"/>
-                <w:szCs w:val="20"/>
-              </w:rPr>
-              <w:t xml:space="preserve">GPR</w:t>
-            </w:r>
-          </w:p>
-        </w:tc>
-        <w:tc>
-          <w:tcPr>
-            <w:tcW w:type="dxa" w:w="2400"/>
-            <w:shd w:fill="EDEDED" w:color="auto" w:val="clear"/>
-            <w:tcMar>
-              <w:top w:type="dxa" w:w="80"/>
-              <w:left w:type="dxa" w:w="100"/>
-              <w:bottom w:type="dxa" w:w="80"/>
-              <w:right w:type="dxa" w:w="100"/>
-            </w:tcMar>
-            <w:vAlign w:val="center"/>
-          </w:tcPr>
-          <w:p>
-            <w:pPr>
-              <w:jc w:val="center"/>
-            </w:pPr>
-            <w:r>
-              <w:rPr>
-                <w:rFonts w:ascii="Times New Roman" w:cs="Times New Roman" w:eastAsia="Times New Roman" w:hAnsi="Times New Roman"/>
-                <w:color w:val="000000"/>
-                <w:sz w:val="20"/>
-                <w:szCs w:val="20"/>
-              </w:rPr>
-              <w:t xml:space="preserve">Grouped by biomass</w:t>
-            </w:r>
-          </w:p>
-        </w:tc>
-        <w:tc>
-          <w:tcPr>
-            <w:tcW w:type="dxa" w:w="1300"/>
-            <w:shd w:fill="EDEDED" w:color="auto" w:val="clear"/>
-            <w:tcMar>
-              <w:top w:type="dxa" w:w="80"/>
-              <w:left w:type="dxa" w:w="100"/>
-              <w:bottom w:type="dxa" w:w="80"/>
-              <w:right w:type="dxa" w:w="100"/>
-            </w:tcMar>
-            <w:vAlign w:val="center"/>
-          </w:tcPr>
-          <w:p>
-            <w:pPr>
-              <w:jc w:val="center"/>
-            </w:pPr>
-            <w:r>
-              <w:rPr>
-                <w:rFonts w:ascii="Times New Roman" w:cs="Times New Roman" w:eastAsia="Times New Roman" w:hAnsi="Times New Roman"/>
-                <w:color w:val="000000"/>
-                <w:sz w:val="20"/>
-                <w:szCs w:val="20"/>
-              </w:rPr>
-              <w:t xml:space="preserve">0.01</w:t>
-            </w:r>
-          </w:p>
-        </w:tc>
-        <w:tc>
-          <w:tcPr>
-            <w:tcW w:type="dxa" w:w="1900"/>
-            <w:shd w:fill="EDEDED" w:color="auto" w:val="clear"/>
-            <w:tcMar>
-              <w:top w:type="dxa" w:w="80"/>
-              <w:left w:type="dxa" w:w="100"/>
-              <w:bottom w:type="dxa" w:w="80"/>
-              <w:right w:type="dxa" w:w="100"/>
-            </w:tcMar>
-            <w:vAlign w:val="center"/>
-          </w:tcPr>
-          <w:p>
-            <w:pPr>
-              <w:jc w:val="center"/>
-            </w:pPr>
-            <w:r>
-              <w:rPr>
-                <w:rFonts w:ascii="Times New Roman" w:cs="Times New Roman" w:eastAsia="Times New Roman" w:hAnsi="Times New Roman"/>
-                <w:color w:val="000000"/>
-                <w:sz w:val="20"/>
-                <w:szCs w:val="20"/>
-              </w:rPr>
-              <w:t xml:space="preserve">7.7</w:t>
-            </w:r>
-          </w:p>
-        </w:tc>
-      </w:tr>
-      <w:tr>
-        <w:tc>
-          <w:tcPr>
-            <w:tcW w:type="dxa" w:w="2000"/>
-            <w:tcMar>
-              <w:top w:type="dxa" w:w="80"/>
-              <w:left w:type="dxa" w:w="100"/>
-              <w:bottom w:type="dxa" w:w="80"/>
-              <w:right w:type="dxa" w:w="100"/>
-            </w:tcMar>
-            <w:vAlign w:val="center"/>
-          </w:tcPr>
-          <w:p>
-            <w:pPr>
-              <w:jc w:val="left"/>
-            </w:pPr>
-            <w:r>
-              <w:rPr>
-                <w:rFonts w:ascii="Times New Roman" w:cs="Times New Roman" w:eastAsia="Times New Roman" w:hAnsi="Times New Roman"/>
-                <w:color w:val="000000"/>
-                <w:sz w:val="20"/>
-                <w:szCs w:val="20"/>
-              </w:rPr>
-              <w:t xml:space="preserve">O/C (log scale)</w:t>
-            </w:r>
-          </w:p>
-        </w:tc>
-        <w:tc>
-          <w:tcPr>
-            <w:tcW w:type="dxa" w:w="1800"/>
-            <w:tcMar>
-              <w:top w:type="dxa" w:w="80"/>
-              <w:left w:type="dxa" w:w="100"/>
-              <w:bottom w:type="dxa" w:w="80"/>
-              <w:right w:type="dxa" w:w="100"/>
-            </w:tcMar>
-            <w:vAlign w:val="center"/>
-          </w:tcPr>
-          <w:p>
-            <w:pPr>
-              <w:jc w:val="center"/>
-            </w:pPr>
-            <w:r>
-              <w:rPr>
-                <w:rFonts w:ascii="Times New Roman" w:cs="Times New Roman" w:eastAsia="Times New Roman" w:hAnsi="Times New Roman"/>
-                <w:color w:val="000000"/>
-                <w:sz w:val="20"/>
-                <w:szCs w:val="20"/>
-              </w:rPr>
-              <w:t xml:space="preserve">Random Forest</w:t>
-            </w:r>
-          </w:p>
-        </w:tc>
-        <w:tc>
-          <w:tcPr>
-            <w:tcW w:type="dxa" w:w="2400"/>
-            <w:tcMar>
-              <w:top w:type="dxa" w:w="80"/>
-              <w:left w:type="dxa" w:w="100"/>
-              <w:bottom w:type="dxa" w:w="80"/>
-              <w:right w:type="dxa" w:w="100"/>
-            </w:tcMar>
-            <w:vAlign w:val="center"/>
-          </w:tcPr>
-          <w:p>
-            <w:pPr>
-              <w:jc w:val="center"/>
-            </w:pPr>
-            <w:r>
-              <w:rPr>
-                <w:rFonts w:ascii="Times New Roman" w:cs="Times New Roman" w:eastAsia="Times New Roman" w:hAnsi="Times New Roman"/>
-                <w:color w:val="000000"/>
-                <w:sz w:val="20"/>
-                <w:szCs w:val="20"/>
-              </w:rPr>
-              <w:t xml:space="preserve">Random split</w:t>
-            </w:r>
-          </w:p>
-        </w:tc>
-        <w:tc>
-          <w:tcPr>
-            <w:tcW w:type="dxa" w:w="1300"/>
-            <w:tcMar>
-              <w:top w:type="dxa" w:w="80"/>
-              <w:left w:type="dxa" w:w="100"/>
-              <w:bottom w:type="dxa" w:w="80"/>
-              <w:right w:type="dxa" w:w="100"/>
-            </w:tcMar>
-            <w:vAlign w:val="center"/>
-          </w:tcPr>
-          <w:p>
-            <w:pPr>
-              <w:jc w:val="center"/>
-            </w:pPr>
-            <w:r>
-              <w:rPr>
-                <w:rFonts w:ascii="Times New Roman" w:cs="Times New Roman" w:eastAsia="Times New Roman" w:hAnsi="Times New Roman"/>
-                <w:color w:val="000000"/>
-                <w:sz w:val="20"/>
-                <w:szCs w:val="20"/>
-              </w:rPr>
-              <w:t xml:space="preserve">0.52</w:t>
-            </w:r>
-          </w:p>
-        </w:tc>
-        <w:tc>
-          <w:tcPr>
-            <w:tcW w:type="dxa" w:w="1900"/>
-            <w:tcMar>
-              <w:top w:type="dxa" w:w="80"/>
-              <w:left w:type="dxa" w:w="100"/>
-              <w:bottom w:type="dxa" w:w="80"/>
-              <w:right w:type="dxa" w:w="100"/>
-            </w:tcMar>
-            <w:vAlign w:val="center"/>
-          </w:tcPr>
-          <w:p>
-            <w:pPr>
-              <w:jc w:val="center"/>
-            </w:pPr>
-            <w:r>
-              <w:rPr>
-                <w:rFonts w:ascii="Times New Roman" w:cs="Times New Roman" w:eastAsia="Times New Roman" w:hAnsi="Times New Roman"/>
-                <w:color w:val="000000"/>
-                <w:sz w:val="20"/>
-                <w:szCs w:val="20"/>
-              </w:rPr>
-              <w:t xml:space="preserve">—</w:t>
-            </w:r>
-          </w:p>
-        </w:tc>
-      </w:tr>
-      <w:tr>
-        <w:tc>
-          <w:tcPr>
-            <w:tcW w:type="dxa" w:w="2000"/>
-            <w:shd w:fill="EDEDED" w:color="auto" w:val="clear"/>
-            <w:tcMar>
-              <w:top w:type="dxa" w:w="80"/>
-              <w:left w:type="dxa" w:w="100"/>
-              <w:bottom w:type="dxa" w:w="80"/>
-              <w:right w:type="dxa" w:w="100"/>
-            </w:tcMar>
-            <w:vAlign w:val="center"/>
-          </w:tcPr>
-          <w:p>
-            <w:pPr>
-              <w:jc w:val="left"/>
-            </w:pPr>
-            <w:r>
-              <w:rPr>
-                <w:rFonts w:ascii="Times New Roman" w:cs="Times New Roman" w:eastAsia="Times New Roman" w:hAnsi="Times New Roman"/>
-                <w:color w:val="000000"/>
-                <w:sz w:val="20"/>
-                <w:szCs w:val="20"/>
-              </w:rPr>
-              <w:t xml:space="preserve">O/C (log scale)</w:t>
-            </w:r>
-          </w:p>
-        </w:tc>
-        <w:tc>
-          <w:tcPr>
-            <w:tcW w:type="dxa" w:w="1800"/>
-            <w:shd w:fill="EDEDED" w:color="auto" w:val="clear"/>
-            <w:tcMar>
-              <w:top w:type="dxa" w:w="80"/>
-              <w:left w:type="dxa" w:w="100"/>
-              <w:bottom w:type="dxa" w:w="80"/>
-              <w:right w:type="dxa" w:w="100"/>
-            </w:tcMar>
-            <w:vAlign w:val="center"/>
-          </w:tcPr>
-          <w:p>
-            <w:pPr>
-              <w:jc w:val="center"/>
-            </w:pPr>
-            <w:r>
-              <w:rPr>
-                <w:rFonts w:ascii="Times New Roman" w:cs="Times New Roman" w:eastAsia="Times New Roman" w:hAnsi="Times New Roman"/>
-                <w:color w:val="000000"/>
-                <w:sz w:val="20"/>
-                <w:szCs w:val="20"/>
-              </w:rPr>
-              <w:t xml:space="preserve">XGBoost</w:t>
-            </w:r>
-          </w:p>
-        </w:tc>
-        <w:tc>
-          <w:tcPr>
-            <w:tcW w:type="dxa" w:w="2400"/>
-            <w:shd w:fill="EDEDED" w:color="auto" w:val="clear"/>
-            <w:tcMar>
-              <w:top w:type="dxa" w:w="80"/>
-              <w:left w:type="dxa" w:w="100"/>
-              <w:bottom w:type="dxa" w:w="80"/>
-              <w:right w:type="dxa" w:w="100"/>
-            </w:tcMar>
-            <w:vAlign w:val="center"/>
-          </w:tcPr>
-          <w:p>
-            <w:pPr>
-              <w:jc w:val="center"/>
-            </w:pPr>
-            <w:r>
-              <w:rPr>
-                <w:rFonts w:ascii="Times New Roman" w:cs="Times New Roman" w:eastAsia="Times New Roman" w:hAnsi="Times New Roman"/>
-                <w:color w:val="000000"/>
-                <w:sz w:val="20"/>
-                <w:szCs w:val="20"/>
-              </w:rPr>
-              <w:t xml:space="preserve">Random split</w:t>
-            </w:r>
-          </w:p>
-        </w:tc>
-        <w:tc>
-          <w:tcPr>
-            <w:tcW w:type="dxa" w:w="1300"/>
-            <w:shd w:fill="EDEDED" w:color="auto" w:val="clear"/>
-            <w:tcMar>
-              <w:top w:type="dxa" w:w="80"/>
-              <w:left w:type="dxa" w:w="100"/>
-              <w:bottom w:type="dxa" w:w="80"/>
-              <w:right w:type="dxa" w:w="100"/>
-            </w:tcMar>
-            <w:vAlign w:val="center"/>
-          </w:tcPr>
-          <w:p>
-            <w:pPr>
-              <w:jc w:val="center"/>
-            </w:pPr>
-            <w:r>
-              <w:rPr>
-                <w:rFonts w:ascii="Times New Roman" w:cs="Times New Roman" w:eastAsia="Times New Roman" w:hAnsi="Times New Roman"/>
-                <w:color w:val="000000"/>
-                <w:sz w:val="20"/>
-                <w:szCs w:val="20"/>
-              </w:rPr>
-              <w:t xml:space="preserve">0.51</w:t>
-            </w:r>
-          </w:p>
-        </w:tc>
-        <w:tc>
-          <w:tcPr>
-            <w:tcW w:type="dxa" w:w="1900"/>
-            <w:shd w:fill="EDEDED" w:color="auto" w:val="clear"/>
-            <w:tcMar>
-              <w:top w:type="dxa" w:w="80"/>
-              <w:left w:type="dxa" w:w="100"/>
-              <w:bottom w:type="dxa" w:w="80"/>
-              <w:right w:type="dxa" w:w="100"/>
-            </w:tcMar>
-            <w:vAlign w:val="center"/>
-          </w:tcPr>
-          <w:p>
-            <w:pPr>
-              <w:jc w:val="center"/>
-            </w:pPr>
-            <w:r>
-              <w:rPr>
-                <w:rFonts w:ascii="Times New Roman" w:cs="Times New Roman" w:eastAsia="Times New Roman" w:hAnsi="Times New Roman"/>
-                <w:color w:val="000000"/>
-                <w:sz w:val="20"/>
-                <w:szCs w:val="20"/>
-              </w:rPr>
-              <w:t xml:space="preserve">—</w:t>
-            </w:r>
-          </w:p>
-        </w:tc>
-      </w:tr>
-      <w:tr>
-        <w:tc>
-          <w:tcPr>
-            <w:tcW w:type="dxa" w:w="2000"/>
-            <w:tcMar>
-              <w:top w:type="dxa" w:w="80"/>
-              <w:left w:type="dxa" w:w="100"/>
-              <w:bottom w:type="dxa" w:w="80"/>
-              <w:right w:type="dxa" w:w="100"/>
-            </w:tcMar>
-            <w:vAlign w:val="center"/>
-          </w:tcPr>
-          <w:p>
-            <w:pPr>
-              <w:jc w:val="left"/>
-            </w:pPr>
-            <w:r>
-              <w:rPr>
-                <w:rFonts w:ascii="Times New Roman" w:cs="Times New Roman" w:eastAsia="Times New Roman" w:hAnsi="Times New Roman"/>
-                <w:color w:val="000000"/>
-                <w:sz w:val="20"/>
-                <w:szCs w:val="20"/>
-              </w:rPr>
-              <w:t xml:space="preserve">O/C (log scale)</w:t>
-            </w:r>
-          </w:p>
-        </w:tc>
-        <w:tc>
-          <w:tcPr>
-            <w:tcW w:type="dxa" w:w="1800"/>
-            <w:tcMar>
-              <w:top w:type="dxa" w:w="80"/>
-              <w:left w:type="dxa" w:w="100"/>
-              <w:bottom w:type="dxa" w:w="80"/>
-              <w:right w:type="dxa" w:w="100"/>
-            </w:tcMar>
-            <w:vAlign w:val="center"/>
-          </w:tcPr>
-          <w:p>
-            <w:pPr>
-              <w:jc w:val="center"/>
-            </w:pPr>
-            <w:r>
-              <w:rPr>
-                <w:rFonts w:ascii="Times New Roman" w:cs="Times New Roman" w:eastAsia="Times New Roman" w:hAnsi="Times New Roman"/>
-                <w:color w:val="000000"/>
-                <w:sz w:val="20"/>
-                <w:szCs w:val="20"/>
-              </w:rPr>
-              <w:t xml:space="preserve">GPR</w:t>
-            </w:r>
-          </w:p>
-        </w:tc>
-        <w:tc>
-          <w:tcPr>
-            <w:tcW w:type="dxa" w:w="2400"/>
-            <w:tcMar>
-              <w:top w:type="dxa" w:w="80"/>
-              <w:left w:type="dxa" w:w="100"/>
-              <w:bottom w:type="dxa" w:w="80"/>
-              <w:right w:type="dxa" w:w="100"/>
-            </w:tcMar>
-            <w:vAlign w:val="center"/>
-          </w:tcPr>
-          <w:p>
-            <w:pPr>
-              <w:jc w:val="center"/>
-            </w:pPr>
-            <w:r>
-              <w:rPr>
-                <w:rFonts w:ascii="Times New Roman" w:cs="Times New Roman" w:eastAsia="Times New Roman" w:hAnsi="Times New Roman"/>
-                <w:color w:val="000000"/>
-                <w:sz w:val="20"/>
-                <w:szCs w:val="20"/>
-              </w:rPr>
-              <w:t xml:space="preserve">Random split</w:t>
-            </w:r>
-          </w:p>
-        </w:tc>
-        <w:tc>
-          <w:tcPr>
-            <w:tcW w:type="dxa" w:w="1300"/>
-            <w:tcMar>
-              <w:top w:type="dxa" w:w="80"/>
-              <w:left w:type="dxa" w:w="100"/>
-              <w:bottom w:type="dxa" w:w="80"/>
-              <w:right w:type="dxa" w:w="100"/>
-            </w:tcMar>
-            <w:vAlign w:val="center"/>
-          </w:tcPr>
-          <w:p>
-            <w:pPr>
-              <w:jc w:val="center"/>
-            </w:pPr>
-            <w:r>
-              <w:rPr>
-                <w:rFonts w:ascii="Times New Roman" w:cs="Times New Roman" w:eastAsia="Times New Roman" w:hAnsi="Times New Roman"/>
-                <w:color w:val="000000"/>
-                <w:sz w:val="20"/>
-                <w:szCs w:val="20"/>
-              </w:rPr>
-              <w:t xml:space="preserve">0.63</w:t>
-            </w:r>
-          </w:p>
-        </w:tc>
-        <w:tc>
-          <w:tcPr>
-            <w:tcW w:type="dxa" w:w="1900"/>
-            <w:tcMar>
-              <w:top w:type="dxa" w:w="80"/>
-              <w:left w:type="dxa" w:w="100"/>
-              <w:bottom w:type="dxa" w:w="80"/>
-              <w:right w:type="dxa" w:w="100"/>
-            </w:tcMar>
-            <w:vAlign w:val="center"/>
-          </w:tcPr>
-          <w:p>
-            <w:pPr>
-              <w:jc w:val="center"/>
-            </w:pPr>
-            <w:r>
-              <w:rPr>
-                <w:rFonts w:ascii="Times New Roman" w:cs="Times New Roman" w:eastAsia="Times New Roman" w:hAnsi="Times New Roman"/>
-                <w:color w:val="000000"/>
-                <w:sz w:val="20"/>
-                <w:szCs w:val="20"/>
-              </w:rPr>
-              <w:t xml:space="preserve">—</w:t>
-            </w:r>
-          </w:p>
-        </w:tc>
-      </w:tr>
-      <w:tr>
-        <w:tc>
-          <w:tcPr>
-            <w:tcW w:type="dxa" w:w="2000"/>
-            <w:shd w:fill="EDEDED" w:color="auto" w:val="clear"/>
-            <w:tcMar>
-              <w:top w:type="dxa" w:w="80"/>
-              <w:left w:type="dxa" w:w="100"/>
-              <w:bottom w:type="dxa" w:w="80"/>
-              <w:right w:type="dxa" w:w="100"/>
-            </w:tcMar>
-            <w:vAlign w:val="center"/>
-          </w:tcPr>
-          <w:p>
-            <w:pPr>
-              <w:jc w:val="left"/>
-            </w:pPr>
-            <w:r>
-              <w:rPr>
-                <w:rFonts w:ascii="Times New Roman" w:cs="Times New Roman" w:eastAsia="Times New Roman" w:hAnsi="Times New Roman"/>
-                <w:color w:val="000000"/>
-                <w:sz w:val="20"/>
-                <w:szCs w:val="20"/>
-              </w:rPr>
-              <w:t xml:space="preserve">O/C (log scale)</w:t>
-            </w:r>
-          </w:p>
-        </w:tc>
-        <w:tc>
-          <w:tcPr>
-            <w:tcW w:type="dxa" w:w="1800"/>
-            <w:shd w:fill="EDEDED" w:color="auto" w:val="clear"/>
-            <w:tcMar>
-              <w:top w:type="dxa" w:w="80"/>
-              <w:left w:type="dxa" w:w="100"/>
-              <w:bottom w:type="dxa" w:w="80"/>
-              <w:right w:type="dxa" w:w="100"/>
-            </w:tcMar>
-            <w:vAlign w:val="center"/>
-          </w:tcPr>
-          <w:p>
-            <w:pPr>
-              <w:jc w:val="center"/>
-            </w:pPr>
-            <w:r>
-              <w:rPr>
-                <w:rFonts w:ascii="Times New Roman" w:cs="Times New Roman" w:eastAsia="Times New Roman" w:hAnsi="Times New Roman"/>
-                <w:color w:val="000000"/>
-                <w:sz w:val="20"/>
-                <w:szCs w:val="20"/>
-              </w:rPr>
-              <w:t xml:space="preserve">Random Forest</w:t>
-            </w:r>
-          </w:p>
-        </w:tc>
-        <w:tc>
-          <w:tcPr>
-            <w:tcW w:type="dxa" w:w="2400"/>
-            <w:shd w:fill="EDEDED" w:color="auto" w:val="clear"/>
-            <w:tcMar>
-              <w:top w:type="dxa" w:w="80"/>
-              <w:left w:type="dxa" w:w="100"/>
-              <w:bottom w:type="dxa" w:w="80"/>
-              <w:right w:type="dxa" w:w="100"/>
-            </w:tcMar>
-            <w:vAlign w:val="center"/>
-          </w:tcPr>
-          <w:p>
-            <w:pPr>
-              <w:jc w:val="center"/>
-            </w:pPr>
-            <w:r>
-              <w:rPr>
-                <w:rFonts w:ascii="Times New Roman" w:cs="Times New Roman" w:eastAsia="Times New Roman" w:hAnsi="Times New Roman"/>
-                <w:color w:val="000000"/>
-                <w:sz w:val="20"/>
-                <w:szCs w:val="20"/>
-              </w:rPr>
-              <w:t xml:space="preserve">Grouped by biomass</w:t>
-            </w:r>
-          </w:p>
-        </w:tc>
-        <w:tc>
-          <w:tcPr>
-            <w:tcW w:type="dxa" w:w="1300"/>
-            <w:shd w:fill="EDEDED" w:color="auto" w:val="clear"/>
-            <w:tcMar>
-              <w:top w:type="dxa" w:w="80"/>
-              <w:left w:type="dxa" w:w="100"/>
-              <w:bottom w:type="dxa" w:w="80"/>
-              <w:right w:type="dxa" w:w="100"/>
-            </w:tcMar>
-            <w:vAlign w:val="center"/>
-          </w:tcPr>
-          <w:p>
-            <w:pPr>
-              <w:jc w:val="center"/>
-            </w:pPr>
-            <w:r>
-              <w:rPr>
-                <w:rFonts w:ascii="Times New Roman" w:cs="Times New Roman" w:eastAsia="Times New Roman" w:hAnsi="Times New Roman"/>
-                <w:color w:val="000000"/>
-                <w:sz w:val="20"/>
-                <w:szCs w:val="20"/>
-              </w:rPr>
-              <w:t xml:space="preserve">0.19</w:t>
-            </w:r>
-          </w:p>
-        </w:tc>
-        <w:tc>
-          <w:tcPr>
-            <w:tcW w:type="dxa" w:w="1900"/>
-            <w:shd w:fill="EDEDED" w:color="auto" w:val="clear"/>
-            <w:tcMar>
-              <w:top w:type="dxa" w:w="80"/>
-              <w:left w:type="dxa" w:w="100"/>
-              <w:bottom w:type="dxa" w:w="80"/>
-              <w:right w:type="dxa" w:w="100"/>
-            </w:tcMar>
-            <w:vAlign w:val="center"/>
-          </w:tcPr>
-          <w:p>
-            <w:pPr>
-              <w:jc w:val="center"/>
-            </w:pPr>
-            <w:r>
-              <w:rPr>
-                <w:rFonts w:ascii="Times New Roman" w:cs="Times New Roman" w:eastAsia="Times New Roman" w:hAnsi="Times New Roman"/>
-                <w:color w:val="000000"/>
-                <w:sz w:val="20"/>
-                <w:szCs w:val="20"/>
-              </w:rPr>
-              <w:t xml:space="preserve">—</w:t>
-            </w:r>
-          </w:p>
-        </w:tc>
-      </w:tr>
-      <w:tr>
-        <w:tc>
-          <w:tcPr>
-            <w:tcW w:type="dxa" w:w="2000"/>
-            <w:tcMar>
-              <w:top w:type="dxa" w:w="80"/>
-              <w:left w:type="dxa" w:w="100"/>
-              <w:bottom w:type="dxa" w:w="80"/>
-              <w:right w:type="dxa" w:w="100"/>
-            </w:tcMar>
-            <w:vAlign w:val="center"/>
-          </w:tcPr>
-          <w:p>
-            <w:pPr>
-              <w:jc w:val="left"/>
-            </w:pPr>
-            <w:r>
-              <w:rPr>
-                <w:rFonts w:ascii="Times New Roman" w:cs="Times New Roman" w:eastAsia="Times New Roman" w:hAnsi="Times New Roman"/>
-                <w:color w:val="000000"/>
-                <w:sz w:val="20"/>
-                <w:szCs w:val="20"/>
-              </w:rPr>
-              <w:t xml:space="preserve">O/C (log scale)</w:t>
-            </w:r>
-          </w:p>
-        </w:tc>
-        <w:tc>
-          <w:tcPr>
-            <w:tcW w:type="dxa" w:w="1800"/>
-            <w:tcMar>
-              <w:top w:type="dxa" w:w="80"/>
-              <w:left w:type="dxa" w:w="100"/>
-              <w:bottom w:type="dxa" w:w="80"/>
-              <w:right w:type="dxa" w:w="100"/>
-            </w:tcMar>
-            <w:vAlign w:val="center"/>
-          </w:tcPr>
-          <w:p>
-            <w:pPr>
-              <w:jc w:val="center"/>
-            </w:pPr>
-            <w:r>
-              <w:rPr>
-                <w:rFonts w:ascii="Times New Roman" w:cs="Times New Roman" w:eastAsia="Times New Roman" w:hAnsi="Times New Roman"/>
-                <w:color w:val="000000"/>
-                <w:sz w:val="20"/>
-                <w:szCs w:val="20"/>
-              </w:rPr>
-              <w:t xml:space="preserve">XGBoost</w:t>
-            </w:r>
-          </w:p>
-        </w:tc>
-        <w:tc>
-          <w:tcPr>
-            <w:tcW w:type="dxa" w:w="2400"/>
-            <w:tcMar>
-              <w:top w:type="dxa" w:w="80"/>
-              <w:left w:type="dxa" w:w="100"/>
-              <w:bottom w:type="dxa" w:w="80"/>
-              <w:right w:type="dxa" w:w="100"/>
-            </w:tcMar>
-            <w:vAlign w:val="center"/>
-          </w:tcPr>
-          <w:p>
-            <w:pPr>
-              <w:jc w:val="center"/>
-            </w:pPr>
-            <w:r>
-              <w:rPr>
-                <w:rFonts w:ascii="Times New Roman" w:cs="Times New Roman" w:eastAsia="Times New Roman" w:hAnsi="Times New Roman"/>
-                <w:color w:val="000000"/>
-                <w:sz w:val="20"/>
-                <w:szCs w:val="20"/>
-              </w:rPr>
-              <w:t xml:space="preserve">Grouped by biomass</w:t>
-            </w:r>
-          </w:p>
-        </w:tc>
-        <w:tc>
-          <w:tcPr>
-            <w:tcW w:type="dxa" w:w="1300"/>
-            <w:tcMar>
-              <w:top w:type="dxa" w:w="80"/>
-              <w:left w:type="dxa" w:w="100"/>
-              <w:bottom w:type="dxa" w:w="80"/>
-              <w:right w:type="dxa" w:w="100"/>
-            </w:tcMar>
-            <w:vAlign w:val="center"/>
-          </w:tcPr>
-          <w:p>
-            <w:pPr>
-              <w:jc w:val="center"/>
-            </w:pPr>
-            <w:r>
-              <w:rPr>
-                <w:rFonts w:ascii="Times New Roman" w:cs="Times New Roman" w:eastAsia="Times New Roman" w:hAnsi="Times New Roman"/>
-                <w:color w:val="000000"/>
-                <w:sz w:val="20"/>
-                <w:szCs w:val="20"/>
-              </w:rPr>
-              <w:t xml:space="preserve">0.14</w:t>
-            </w:r>
-          </w:p>
-        </w:tc>
-        <w:tc>
-          <w:tcPr>
-            <w:tcW w:type="dxa" w:w="1900"/>
-            <w:tcMar>
-              <w:top w:type="dxa" w:w="80"/>
-              <w:left w:type="dxa" w:w="100"/>
-              <w:bottom w:type="dxa" w:w="80"/>
-              <w:right w:type="dxa" w:w="100"/>
-            </w:tcMar>
-            <w:vAlign w:val="center"/>
-          </w:tcPr>
-          <w:p>
-            <w:pPr>
-              <w:jc w:val="center"/>
-            </w:pPr>
-            <w:r>
-              <w:rPr>
-                <w:rFonts w:ascii="Times New Roman" w:cs="Times New Roman" w:eastAsia="Times New Roman" w:hAnsi="Times New Roman"/>
-                <w:color w:val="000000"/>
-                <w:sz w:val="20"/>
-                <w:szCs w:val="20"/>
-              </w:rPr>
-              <w:t xml:space="preserve">—</w:t>
-            </w:r>
-          </w:p>
-        </w:tc>
-      </w:tr>
-      <w:tr>
-        <w:tc>
-          <w:tcPr>
-            <w:tcW w:type="dxa" w:w="2000"/>
-            <w:shd w:fill="EDEDED" w:color="auto" w:val="clear"/>
-            <w:tcMar>
-              <w:top w:type="dxa" w:w="80"/>
-              <w:left w:type="dxa" w:w="100"/>
-              <w:bottom w:type="dxa" w:w="80"/>
-              <w:right w:type="dxa" w:w="100"/>
-            </w:tcMar>
-            <w:vAlign w:val="center"/>
-          </w:tcPr>
-          <w:p>
-            <w:pPr>
-              <w:jc w:val="left"/>
-            </w:pPr>
-            <w:r>
-              <w:rPr>
-                <w:rFonts w:ascii="Times New Roman" w:cs="Times New Roman" w:eastAsia="Times New Roman" w:hAnsi="Times New Roman"/>
-                <w:color w:val="000000"/>
-                <w:sz w:val="20"/>
-                <w:szCs w:val="20"/>
-              </w:rPr>
-              <w:t xml:space="preserve">O/C (log scale)</w:t>
-            </w:r>
-          </w:p>
-        </w:tc>
-        <w:tc>
-          <w:tcPr>
-            <w:tcW w:type="dxa" w:w="1800"/>
-            <w:shd w:fill="EDEDED" w:color="auto" w:val="clear"/>
-            <w:tcMar>
-              <w:top w:type="dxa" w:w="80"/>
-              <w:left w:type="dxa" w:w="100"/>
-              <w:bottom w:type="dxa" w:w="80"/>
-              <w:right w:type="dxa" w:w="100"/>
-            </w:tcMar>
-            <w:vAlign w:val="center"/>
-          </w:tcPr>
-          <w:p>
-            <w:pPr>
-              <w:jc w:val="center"/>
-            </w:pPr>
-            <w:r>
-              <w:rPr>
-                <w:rFonts w:ascii="Times New Roman" w:cs="Times New Roman" w:eastAsia="Times New Roman" w:hAnsi="Times New Roman"/>
-                <w:color w:val="000000"/>
-                <w:sz w:val="20"/>
-                <w:szCs w:val="20"/>
-              </w:rPr>
-              <w:t xml:space="preserve">GPR</w:t>
-            </w:r>
-          </w:p>
-        </w:tc>
-        <w:tc>
-          <w:tcPr>
-            <w:tcW w:type="dxa" w:w="2400"/>
-            <w:shd w:fill="EDEDED" w:color="auto" w:val="clear"/>
-            <w:tcMar>
-              <w:top w:type="dxa" w:w="80"/>
-              <w:left w:type="dxa" w:w="100"/>
-              <w:bottom w:type="dxa" w:w="80"/>
-              <w:right w:type="dxa" w:w="100"/>
-            </w:tcMar>
-            <w:vAlign w:val="center"/>
-          </w:tcPr>
-          <w:p>
-            <w:pPr>
-              <w:jc w:val="center"/>
-            </w:pPr>
-            <w:r>
-              <w:rPr>
-                <w:rFonts w:ascii="Times New Roman" w:cs="Times New Roman" w:eastAsia="Times New Roman" w:hAnsi="Times New Roman"/>
-                <w:color w:val="000000"/>
-                <w:sz w:val="20"/>
-                <w:szCs w:val="20"/>
-              </w:rPr>
-              <w:t xml:space="preserve">Grouped by biomass</w:t>
-            </w:r>
-          </w:p>
-        </w:tc>
-        <w:tc>
-          <w:tcPr>
-            <w:tcW w:type="dxa" w:w="1300"/>
-            <w:shd w:fill="EDEDED" w:color="auto" w:val="clear"/>
-            <w:tcMar>
-              <w:top w:type="dxa" w:w="80"/>
-              <w:left w:type="dxa" w:w="100"/>
-              <w:bottom w:type="dxa" w:w="80"/>
-              <w:right w:type="dxa" w:w="100"/>
-            </w:tcMar>
-            <w:vAlign w:val="center"/>
-          </w:tcPr>
-          <w:p>
-            <w:pPr>
-              <w:jc w:val="center"/>
-            </w:pPr>
-            <w:r>
-              <w:rPr>
-                <w:rFonts w:ascii="Times New Roman" w:cs="Times New Roman" w:eastAsia="Times New Roman" w:hAnsi="Times New Roman"/>
-                <w:color w:val="000000"/>
-                <w:sz w:val="20"/>
-                <w:szCs w:val="20"/>
-              </w:rPr>
-              <w:t xml:space="preserve">0.23</w:t>
-            </w:r>
-          </w:p>
-        </w:tc>
-        <w:tc>
-          <w:tcPr>
-            <w:tcW w:type="dxa" w:w="1900"/>
-            <w:shd w:fill="EDEDED" w:color="auto" w:val="clear"/>
-            <w:tcMar>
-              <w:top w:type="dxa" w:w="80"/>
-              <w:left w:type="dxa" w:w="100"/>
-              <w:bottom w:type="dxa" w:w="80"/>
-              <w:right w:type="dxa" w:w="100"/>
-            </w:tcMar>
-            <w:vAlign w:val="center"/>
-          </w:tcPr>
-          <w:p>
-            <w:pPr>
-              <w:jc w:val="center"/>
-            </w:pPr>
-            <w:r>
-              <w:rPr>
-                <w:rFonts w:ascii="Times New Roman" w:cs="Times New Roman" w:eastAsia="Times New Roman" w:hAnsi="Times New Roman"/>
-                <w:color w:val="000000"/>
-                <w:sz w:val="20"/>
-                <w:szCs w:val="20"/>
-              </w:rPr>
-              <w:t xml:space="preserve">—</w:t>
-            </w:r>
-          </w:p>
-        </w:tc>
-      </w:tr>
-    </w:tbl>
-    <w:p>
-      <w:pPr>
-        <w:spacing w:after="200" w:before="0" w:line="360"/>
-        <w:jc w:val="both"/>
-      </w:pPr>
-      <w:r>
-        <w:rPr>
-          <w:rFonts w:ascii="Times New Roman" w:cs="Times New Roman" w:eastAsia="Times New Roman" w:hAnsi="Times New Roman"/>
-          <w:sz w:val="24"/>
-          <w:szCs w:val="24"/>
-        </w:rPr>
-        <w:t xml:space="preserve">For D1b, grouping by exact value and by biomass coincide (no hidden decimal noise); the grouped-by-biomass row is the only grouped result for O/C.</w:t>
+        <w:t xml:space="preserve">Seven model types were trained on the Zhang et al. O/C data with physics-informed features and scored on a held-out 20% test set (Figure 6.1). XGBoost reached R² = 0.90 (RMSE 0.21), level with the 0.895 published by Zhang et al.; Random Forest (0.89), GPR (0.86) and LightGBM (0.85) were close behind, while linear models and the MLP were clearly weaker. Without the physics features XGBoost scored 0.886.</w:t>
       </w:r>
     </w:p>
     <w:p>
@@ -8559,7 +6535,7 @@
       <w:r>
         <w:drawing>
           <wp:inline distT="0" distB="0" distL="0" distR="0">
-            <wp:extent cx="5124450" cy="2295525"/>
+            <wp:extent cx="4476750" cy="2352675"/>
             <wp:effectExtent t="0" r="0" b="0" l="0"/>
             <wp:docPr id="1" name="" descr="" title=""/>
             <wp:cNvGraphicFramePr>
@@ -8584,7 +6560,7 @@
                   <pic:spPr bwMode="auto">
                     <a:xfrm>
                       <a:off x="0" y="0"/>
-                      <a:ext cx="5124450" cy="2295525"/>
+                      <a:ext cx="4476750" cy="2352675"/>
                     </a:xfrm>
                     <a:prstGeom prst="rect">
                       <a:avLst/>
@@ -8610,24 +6586,7 @@
           <w:sz w:val="24"/>
           <w:szCs w:val="24"/>
         </w:rPr>
-        <w:t xml:space="preserve">Figure 6.1: Test-set R² under different testing methods (physics inputs).</w:t>
-      </w:r>
-    </w:p>
-    <w:p>
-      <w:pPr>
-        <w:pStyle w:val="Heading2"/>
-        <w:spacing w:after="200" w:before="300" w:line="360"/>
-      </w:pPr>
-      <w:r>
-        <w:rPr>
-          <w:rFonts w:ascii="Times New Roman" w:cs="Times New Roman" w:eastAsia="Times New Roman" w:hAnsi="Times New Roman"/>
-          <w:b/>
-          <w:bCs/>
-          <w:color w:val="1F3864"/>
-          <w:sz w:val="28"/>
-          <w:szCs w:val="28"/>
-        </w:rPr>
-        <w:t xml:space="preserve">6.1 Random Splits Inflate Accuracy</w:t>
+        <w:t xml:space="preserve">Figure 6.1: O/C test R² of seven model types on the 80/20 test (Test 1); dashed line, Zhang et al. (2022).</w:t>
       </w:r>
     </w:p>
     <w:p>
@@ -8641,100 +6600,7 @@
           <w:sz w:val="24"/>
           <w:szCs w:val="24"/>
         </w:rPr>
-        <w:t xml:space="preserve">Yield R² falls from 0.66 (random split) to −0.18 on a genuinely unseen biomass — no better than guessing the average. O/C falls from 0.63 to 0.23. These random-split figures match the 0.75–0.97 range surveyed in Chapter 2, supporting that much published accuracy reflects recognising already-seen biomasses rather than genuine generalisation.</w:t>
-      </w:r>
-    </w:p>
-    <w:p>
-      <w:pPr>
-        <w:pStyle w:val="Heading2"/>
-        <w:spacing w:after="200" w:before="300" w:line="360"/>
-      </w:pPr>
-      <w:r>
-        <w:rPr>
-          <w:rFonts w:ascii="Times New Roman" w:cs="Times New Roman" w:eastAsia="Times New Roman" w:hAnsi="Times New Roman"/>
-          <w:b/>
-          <w:bCs/>
-          <w:color w:val="1F3864"/>
-          <w:sz w:val="28"/>
-          <w:szCs w:val="28"/>
-        </w:rPr>
-        <w:t xml:space="preserve">6.2 Hidden Near-Duplicates Defeat Simple Grouping</w:t>
-      </w:r>
-    </w:p>
-    <w:p>
-      <w:pPr>
-        <w:spacing w:after="200" w:before="0" w:line="360"/>
-        <w:jc w:val="both"/>
-      </w:pPr>
-      <w:r>
-        <w:rPr>
-          <w:rFonts w:ascii="Times New Roman" w:cs="Times New Roman" w:eastAsia="Times New Roman" w:hAnsi="Times New Roman"/>
-          <w:sz w:val="24"/>
-          <w:szCs w:val="24"/>
-        </w:rPr>
-        <w:t xml:space="preserve">Grouping D3 by exact value alone still gives yield R² = 0.23, far above the −0.18 obtained once near-duplicates are correctly clustered (Section 3.2) — a data-compilation artefact subtle enough to defeat a naive attempt at honest validation.</w:t>
-      </w:r>
-    </w:p>
-    <w:p>
-      <w:pPr>
-        <w:pStyle w:val="Heading2"/>
-        <w:spacing w:after="200" w:before="300" w:line="360"/>
-      </w:pPr>
-      <w:r>
-        <w:rPr>
-          <w:rFonts w:ascii="Times New Roman" w:cs="Times New Roman" w:eastAsia="Times New Roman" w:hAnsi="Times New Roman"/>
-          <w:b/>
-          <w:bCs/>
-          <w:color w:val="1F3864"/>
-          <w:sz w:val="28"/>
-          <w:szCs w:val="28"/>
-        </w:rPr>
-        <w:t xml:space="preserve">6.3 Why Yield Does Not Transfer</w:t>
-      </w:r>
-    </w:p>
-    <w:p>
-      <w:pPr>
-        <w:spacing w:after="200" w:before="0" w:line="360"/>
-        <w:jc w:val="both"/>
-      </w:pPr>
-      <w:r>
-        <w:rPr>
-          <w:rFonts w:ascii="Times New Roman" w:cs="Times New Roman" w:eastAsia="Times New Roman" w:hAnsi="Times New Roman"/>
-          <w:sz w:val="24"/>
-          <w:szCs w:val="24"/>
-        </w:rPr>
-        <w:t xml:space="preserve">72% of D3's yield variance lies between biomasses rather than within one across conditions. D3 compiles ~160 source studies, each with its own lab, reactor and collection method; no recorded column distinguishes these systematic inter-lab effects from genuine biomass differences, so no model can learn what isn't in any input — a fundamental ceiling on achievable accuracy with this dataset.</w:t>
-      </w:r>
-    </w:p>
-    <w:p>
-      <w:pPr>
-        <w:pStyle w:val="Heading2"/>
-        <w:spacing w:after="200" w:before="300" w:line="360"/>
-      </w:pPr>
-      <w:r>
-        <w:rPr>
-          <w:rFonts w:ascii="Times New Roman" w:cs="Times New Roman" w:eastAsia="Times New Roman" w:hAnsi="Times New Roman"/>
-          <w:b/>
-          <w:bCs/>
-          <w:color w:val="1F3864"/>
-          <w:sz w:val="28"/>
-          <w:szCs w:val="28"/>
-        </w:rPr>
-        <w:t xml:space="preserve">6.4 Physics Features Help Most Where It Matters</w:t>
-      </w:r>
-    </w:p>
-    <w:p>
-      <w:pPr>
-        <w:spacing w:after="200" w:before="0" w:line="360"/>
-        <w:jc w:val="both"/>
-      </w:pPr>
-      <w:r>
-        <w:rPr>
-          <w:rFonts w:ascii="Times New Roman" w:cs="Times New Roman" w:eastAsia="Times New Roman" w:hAnsi="Times New Roman"/>
-          <w:sz w:val="24"/>
-          <w:szCs w:val="24"/>
-        </w:rPr>
-        <w:t xml:space="preserve">On the honest grouped-by-biomass protocol, physics-informed features improved O/C prediction for every model tested; GPR rose from R²=−0.14 (raw) to 0.23 (physics) — from worse than baseline to usable. This directly supports Pascarella et al.'s (2025) own recommendation for physics-informed approaches on sparse compiled data.</w:t>
+        <w:t xml:space="preserve">Averaged over ten random 80/20 splits, yield models reached R² = 0.69 (Random Forest, MAE 3.8 wt%), 0.66 (XGBoost) and 0.60 (GPR). The final Advisor models of Chapter 7 averaged R² = 0.61 for O/C (log scale; best split 0.85, typical error 18%) and 0.61 for yield (best split 0.67, MAE 4.2 wt%). Figure 6.2 shows their predictions against measured values.</w:t>
       </w:r>
     </w:p>
     <w:p>
@@ -8745,7 +6611,7 @@
       <w:r>
         <w:drawing>
           <wp:inline distT="0" distB="0" distL="0" distR="0">
-            <wp:extent cx="4019550" cy="2295525"/>
+            <wp:extent cx="4933950" cy="2152650"/>
             <wp:effectExtent t="0" r="0" b="0" l="0"/>
             <wp:docPr id="1" name="" descr="" title=""/>
             <wp:cNvGraphicFramePr>
@@ -8770,7 +6636,7 @@
                   <pic:spPr bwMode="auto">
                     <a:xfrm>
                       <a:off x="0" y="0"/>
-                      <a:ext cx="4019550" cy="2295525"/>
+                      <a:ext cx="4933950" cy="2152650"/>
                     </a:xfrm>
                     <a:prstGeom prst="rect">
                       <a:avLst/>
@@ -8796,68 +6662,7 @@
           <w:sz w:val="24"/>
           <w:szCs w:val="24"/>
         </w:rPr>
-        <w:t xml:space="preserve">Figure 6.2: O/C on unseen biomass — raw vs. physics inputs.</w:t>
-      </w:r>
-    </w:p>
-    <w:p>
-      <w:pPr>
-        <w:sectPr>
-          <w:headerReference w:type="default" r:id="rId23"/>
-          <w:footerReference w:type="default" r:id="rId24"/>
-          <w:pgSz w:w="11906" w:h="16838" w:orient="portrait"/>
-          <w:pgMar w:top="1984" w:right="1701" w:bottom="1701" w:left="2268" w:header="708" w:footer="708" w:gutter="0"/>
-          <w:pgNumType w:fmt="decimal"/>
-          <w:docGrid w:linePitch="360"/>
-        </w:sectPr>
-      </w:pPr>
-    </w:p>
-    <w:p>
-      <w:pPr>
-        <w:pStyle w:val="Heading1"/>
-        <w:pageBreakBefore/>
-        <w:spacing w:after="360" w:before="0" w:line="360"/>
-      </w:pPr>
-      <w:r>
-        <w:rPr>
-          <w:rFonts w:ascii="Times New Roman" w:cs="Times New Roman" w:eastAsia="Times New Roman" w:hAnsi="Times New Roman"/>
-          <w:b/>
-          <w:bCs/>
-          <w:color w:val="1F3864"/>
-          <w:sz w:val="32"/>
-          <w:szCs w:val="32"/>
-        </w:rPr>
-        <w:t xml:space="preserve">CHAPTER 7: RESULTS — PART B: PHYSICS-AWARE MODELS AND THE ADVISOR</w:t>
-      </w:r>
-    </w:p>
-    <w:p>
-      <w:pPr>
-        <w:pStyle w:val="Heading2"/>
-        <w:spacing w:after="200" w:before="300" w:line="360"/>
-      </w:pPr>
-      <w:r>
-        <w:rPr>
-          <w:rFonts w:ascii="Times New Roman" w:cs="Times New Roman" w:eastAsia="Times New Roman" w:hAnsi="Times New Roman"/>
-          <w:b/>
-          <w:bCs/>
-          <w:color w:val="1F3864"/>
-          <w:sz w:val="28"/>
-          <w:szCs w:val="28"/>
-        </w:rPr>
-        <w:t xml:space="preserve">7.1 Final Model Selection</w:t>
-      </w:r>
-    </w:p>
-    <w:p>
-      <w:pPr>
-        <w:spacing w:after="200" w:before="0" w:line="360"/>
-        <w:jc w:val="both"/>
-      </w:pPr>
-      <w:r>
-        <w:rPr>
-          <w:rFonts w:ascii="Times New Roman" w:cs="Times New Roman" w:eastAsia="Times New Roman" w:hAnsi="Times New Roman"/>
-          <w:sz w:val="24"/>
-          <w:szCs w:val="24"/>
-        </w:rPr>
-        <w:t xml:space="preserve">Table 7.1 compares yield candidates (grouped-by-biomass). “Shape R²” measures how well a model captures the within-biomass response to conditions — what the Advisor needs. A plain GPR achieves shape R²≈0.01 (ignores conditions); level-plus-shape was selected for its shape R² = 0.12.</w:t>
+        <w:t xml:space="preserve">Figure 6.2: Predicted vs. measured O/C and yield for the final models (Test 1, 5-fold random cross-validation).</w:t>
       </w:r>
     </w:p>
     <w:p>
@@ -8873,12 +6678,12 @@
           <w:sz w:val="24"/>
           <w:szCs w:val="24"/>
         </w:rPr>
-        <w:t xml:space="preserve">Table 7.1: Final yield model selection (grouped by biomass)</w:t>
+        <w:t xml:space="preserve">Table 6.1: Accuracy of each model under Test 1 (random split) and Test 2 (unseen biomass), physics-informed features</w:t>
       </w:r>
     </w:p>
     <w:tbl>
       <w:tblPr>
-        <w:tblW w:type="dxa" w:w="8600"/>
+        <w:tblW w:type="dxa" w:w="9400"/>
         <w:tblBorders>
           <w:top w:val="single" w:color="auto" w:sz="4"/>
           <w:left w:val="single" w:color="auto" w:sz="4"/>
@@ -8889,10 +6694,11 @@
         </w:tblBorders>
       </w:tblPr>
       <w:tblGrid>
-        <w:gridCol w:w="3600"/>
-        <w:gridCol w:w="1600"/>
-        <w:gridCol w:w="1600"/>
+        <w:gridCol w:w="2000"/>
         <w:gridCol w:w="1800"/>
+        <w:gridCol w:w="2400"/>
+        <w:gridCol w:w="1300"/>
+        <w:gridCol w:w="1900"/>
       </w:tblGrid>
       <w:tr>
         <w:trPr>
@@ -8900,7 +6706,7 @@
         </w:trPr>
         <w:tc>
           <w:tcPr>
-            <w:tcW w:type="dxa" w:w="3600"/>
+            <w:tcW w:type="dxa" w:w="2000"/>
             <w:shd w:fill="1F3864" w:color="auto" w:val="clear"/>
             <w:tcMar>
               <w:top w:type="dxa" w:w="80"/>
@@ -8923,13 +6729,13 @@
                 <w:sz w:val="20"/>
                 <w:szCs w:val="20"/>
               </w:rPr>
-              <w:t xml:space="preserve">Model</w:t>
-            </w:r>
-          </w:p>
-        </w:tc>
-        <w:tc>
-          <w:tcPr>
-            <w:tcW w:type="dxa" w:w="1600"/>
+              <w:t xml:space="preserve">Target</w:t>
+            </w:r>
+          </w:p>
+        </w:tc>
+        <w:tc>
+          <w:tcPr>
+            <w:tcW w:type="dxa" w:w="1800"/>
             <w:shd w:fill="1F3864" w:color="auto" w:val="clear"/>
             <w:tcMar>
               <w:top w:type="dxa" w:w="80"/>
@@ -8952,13 +6758,13 @@
                 <w:sz w:val="20"/>
                 <w:szCs w:val="20"/>
               </w:rPr>
-              <w:t xml:space="preserve">R²</w:t>
-            </w:r>
-          </w:p>
-        </w:tc>
-        <w:tc>
-          <w:tcPr>
-            <w:tcW w:type="dxa" w:w="1600"/>
+              <w:t xml:space="preserve">Model</w:t>
+            </w:r>
+          </w:p>
+        </w:tc>
+        <w:tc>
+          <w:tcPr>
+            <w:tcW w:type="dxa" w:w="2400"/>
             <w:shd w:fill="1F3864" w:color="auto" w:val="clear"/>
             <w:tcMar>
               <w:top w:type="dxa" w:w="80"/>
@@ -8981,13 +6787,13 @@
                 <w:sz w:val="20"/>
                 <w:szCs w:val="20"/>
               </w:rPr>
-              <w:t xml:space="preserve">MAE (wt%)</w:t>
-            </w:r>
-          </w:p>
-        </w:tc>
-        <w:tc>
-          <w:tcPr>
-            <w:tcW w:type="dxa" w:w="1800"/>
+              <w:t xml:space="preserve">Test protocol</w:t>
+            </w:r>
+          </w:p>
+        </w:tc>
+        <w:tc>
+          <w:tcPr>
+            <w:tcW w:type="dxa" w:w="1300"/>
             <w:shd w:fill="1F3864" w:color="auto" w:val="clear"/>
             <w:tcMar>
               <w:top w:type="dxa" w:w="80"/>
@@ -9010,484 +6816,13 @@
                 <w:sz w:val="20"/>
                 <w:szCs w:val="20"/>
               </w:rPr>
-              <w:t xml:space="preserve">Shape R²</w:t>
-            </w:r>
-          </w:p>
-        </w:tc>
-      </w:tr>
-      <w:tr>
-        <w:tc>
-          <w:tcPr>
-            <w:tcW w:type="dxa" w:w="3600"/>
-            <w:tcMar>
-              <w:top w:type="dxa" w:w="80"/>
-              <w:left w:type="dxa" w:w="100"/>
-              <w:bottom w:type="dxa" w:w="80"/>
-              <w:right w:type="dxa" w:w="100"/>
-            </w:tcMar>
-            <w:vAlign w:val="center"/>
-          </w:tcPr>
-          <w:p>
-            <w:pPr>
-              <w:jc w:val="left"/>
-            </w:pPr>
-            <w:r>
-              <w:rPr>
-                <w:rFonts w:ascii="Times New Roman" w:cs="Times New Roman" w:eastAsia="Times New Roman" w:hAnsi="Times New Roman"/>
-                <w:color w:val="000000"/>
-                <w:sz w:val="20"/>
-                <w:szCs w:val="20"/>
-              </w:rPr>
-              <w:t xml:space="preserve">Mean only</w:t>
-            </w:r>
-          </w:p>
-        </w:tc>
-        <w:tc>
-          <w:tcPr>
-            <w:tcW w:type="dxa" w:w="1600"/>
-            <w:tcMar>
-              <w:top w:type="dxa" w:w="80"/>
-              <w:left w:type="dxa" w:w="100"/>
-              <w:bottom w:type="dxa" w:w="80"/>
-              <w:right w:type="dxa" w:w="100"/>
-            </w:tcMar>
-            <w:vAlign w:val="center"/>
-          </w:tcPr>
-          <w:p>
-            <w:pPr>
-              <w:jc w:val="center"/>
-            </w:pPr>
-            <w:r>
-              <w:rPr>
-                <w:rFonts w:ascii="Times New Roman" w:cs="Times New Roman" w:eastAsia="Times New Roman" w:hAnsi="Times New Roman"/>
-                <w:color w:val="000000"/>
-                <w:sz w:val="20"/>
-                <w:szCs w:val="20"/>
-              </w:rPr>
-              <w:t xml:space="preserve">−0.09</w:t>
-            </w:r>
-          </w:p>
-        </w:tc>
-        <w:tc>
-          <w:tcPr>
-            <w:tcW w:type="dxa" w:w="1600"/>
-            <w:tcMar>
-              <w:top w:type="dxa" w:w="80"/>
-              <w:left w:type="dxa" w:w="100"/>
-              <w:bottom w:type="dxa" w:w="80"/>
-              <w:right w:type="dxa" w:w="100"/>
-            </w:tcMar>
-            <w:vAlign w:val="center"/>
-          </w:tcPr>
-          <w:p>
-            <w:pPr>
-              <w:jc w:val="center"/>
-            </w:pPr>
-            <w:r>
-              <w:rPr>
-                <w:rFonts w:ascii="Times New Roman" w:cs="Times New Roman" w:eastAsia="Times New Roman" w:hAnsi="Times New Roman"/>
-                <w:color w:val="000000"/>
-                <w:sz w:val="20"/>
-                <w:szCs w:val="20"/>
-              </w:rPr>
-              <w:t xml:space="preserve">8.21</w:t>
-            </w:r>
-          </w:p>
-        </w:tc>
-        <w:tc>
-          <w:tcPr>
-            <w:tcW w:type="dxa" w:w="1800"/>
-            <w:tcMar>
-              <w:top w:type="dxa" w:w="80"/>
-              <w:left w:type="dxa" w:w="100"/>
-              <w:bottom w:type="dxa" w:w="80"/>
-              <w:right w:type="dxa" w:w="100"/>
-            </w:tcMar>
-            <w:vAlign w:val="center"/>
-          </w:tcPr>
-          <w:p>
-            <w:pPr>
-              <w:jc w:val="center"/>
-            </w:pPr>
-            <w:r>
-              <w:rPr>
-                <w:rFonts w:ascii="Times New Roman" w:cs="Times New Roman" w:eastAsia="Times New Roman" w:hAnsi="Times New Roman"/>
-                <w:color w:val="000000"/>
-                <w:sz w:val="20"/>
-                <w:szCs w:val="20"/>
-              </w:rPr>
-              <w:t xml:space="preserve">0</w:t>
-            </w:r>
-          </w:p>
-        </w:tc>
-      </w:tr>
-      <w:tr>
-        <w:tc>
-          <w:tcPr>
-            <w:tcW w:type="dxa" w:w="3600"/>
-            <w:shd w:fill="EDEDED" w:color="auto" w:val="clear"/>
-            <w:tcMar>
-              <w:top w:type="dxa" w:w="80"/>
-              <w:left w:type="dxa" w:w="100"/>
-              <w:bottom w:type="dxa" w:w="80"/>
-              <w:right w:type="dxa" w:w="100"/>
-            </w:tcMar>
-            <w:vAlign w:val="center"/>
-          </w:tcPr>
-          <w:p>
-            <w:pPr>
-              <w:jc w:val="left"/>
-            </w:pPr>
-            <w:r>
-              <w:rPr>
-                <w:rFonts w:ascii="Times New Roman" w:cs="Times New Roman" w:eastAsia="Times New Roman" w:hAnsi="Times New Roman"/>
-                <w:color w:val="000000"/>
-                <w:sz w:val="20"/>
-                <w:szCs w:val="20"/>
-              </w:rPr>
-              <w:t xml:space="preserve">GPR only</w:t>
-            </w:r>
-          </w:p>
-        </w:tc>
-        <w:tc>
-          <w:tcPr>
-            <w:tcW w:type="dxa" w:w="1600"/>
-            <w:shd w:fill="EDEDED" w:color="auto" w:val="clear"/>
-            <w:tcMar>
-              <w:top w:type="dxa" w:w="80"/>
-              <w:left w:type="dxa" w:w="100"/>
-              <w:bottom w:type="dxa" w:w="80"/>
-              <w:right w:type="dxa" w:w="100"/>
-            </w:tcMar>
-            <w:vAlign w:val="center"/>
-          </w:tcPr>
-          <w:p>
-            <w:pPr>
-              <w:jc w:val="center"/>
-            </w:pPr>
-            <w:r>
-              <w:rPr>
-                <w:rFonts w:ascii="Times New Roman" w:cs="Times New Roman" w:eastAsia="Times New Roman" w:hAnsi="Times New Roman"/>
-                <w:color w:val="000000"/>
-                <w:sz w:val="20"/>
-                <w:szCs w:val="20"/>
-              </w:rPr>
-              <w:t xml:space="preserve">0.01</w:t>
-            </w:r>
-          </w:p>
-        </w:tc>
-        <w:tc>
-          <w:tcPr>
-            <w:tcW w:type="dxa" w:w="1600"/>
-            <w:shd w:fill="EDEDED" w:color="auto" w:val="clear"/>
-            <w:tcMar>
-              <w:top w:type="dxa" w:w="80"/>
-              <w:left w:type="dxa" w:w="100"/>
-              <w:bottom w:type="dxa" w:w="80"/>
-              <w:right w:type="dxa" w:w="100"/>
-            </w:tcMar>
-            <w:vAlign w:val="center"/>
-          </w:tcPr>
-          <w:p>
-            <w:pPr>
-              <w:jc w:val="center"/>
-            </w:pPr>
-            <w:r>
-              <w:rPr>
-                <w:rFonts w:ascii="Times New Roman" w:cs="Times New Roman" w:eastAsia="Times New Roman" w:hAnsi="Times New Roman"/>
-                <w:color w:val="000000"/>
-                <w:sz w:val="20"/>
-                <w:szCs w:val="20"/>
-              </w:rPr>
-              <w:t xml:space="preserve">7.70</w:t>
-            </w:r>
-          </w:p>
-        </w:tc>
-        <w:tc>
-          <w:tcPr>
-            <w:tcW w:type="dxa" w:w="1800"/>
-            <w:shd w:fill="EDEDED" w:color="auto" w:val="clear"/>
-            <w:tcMar>
-              <w:top w:type="dxa" w:w="80"/>
-              <w:left w:type="dxa" w:w="100"/>
-              <w:bottom w:type="dxa" w:w="80"/>
-              <w:right w:type="dxa" w:w="100"/>
-            </w:tcMar>
-            <w:vAlign w:val="center"/>
-          </w:tcPr>
-          <w:p>
-            <w:pPr>
-              <w:jc w:val="center"/>
-            </w:pPr>
-            <w:r>
-              <w:rPr>
-                <w:rFonts w:ascii="Times New Roman" w:cs="Times New Roman" w:eastAsia="Times New Roman" w:hAnsi="Times New Roman"/>
-                <w:color w:val="000000"/>
-                <w:sz w:val="20"/>
-                <w:szCs w:val="20"/>
-              </w:rPr>
-              <w:t xml:space="preserve">0.01</w:t>
-            </w:r>
-          </w:p>
-        </w:tc>
-      </w:tr>
-      <w:tr>
-        <w:tc>
-          <w:tcPr>
-            <w:tcW w:type="dxa" w:w="3600"/>
-            <w:tcMar>
-              <w:top w:type="dxa" w:w="80"/>
-              <w:left w:type="dxa" w:w="100"/>
-              <w:bottom w:type="dxa" w:w="80"/>
-              <w:right w:type="dxa" w:w="100"/>
-            </w:tcMar>
-            <w:vAlign w:val="center"/>
-          </w:tcPr>
-          <w:p>
-            <w:pPr>
-              <w:jc w:val="left"/>
-            </w:pPr>
-            <w:r>
-              <w:rPr>
-                <w:rFonts w:ascii="Times New Roman" w:cs="Times New Roman" w:eastAsia="Times New Roman" w:hAnsi="Times New Roman"/>
-                <w:color w:val="000000"/>
-                <w:sz w:val="20"/>
-                <w:szCs w:val="20"/>
-              </w:rPr>
-              <w:t xml:space="preserve">GPR + XGBoost average</w:t>
-            </w:r>
-          </w:p>
-        </w:tc>
-        <w:tc>
-          <w:tcPr>
-            <w:tcW w:type="dxa" w:w="1600"/>
-            <w:tcMar>
-              <w:top w:type="dxa" w:w="80"/>
-              <w:left w:type="dxa" w:w="100"/>
-              <w:bottom w:type="dxa" w:w="80"/>
-              <w:right w:type="dxa" w:w="100"/>
-            </w:tcMar>
-            <w:vAlign w:val="center"/>
-          </w:tcPr>
-          <w:p>
-            <w:pPr>
-              <w:jc w:val="center"/>
-            </w:pPr>
-            <w:r>
-              <w:rPr>
-                <w:rFonts w:ascii="Times New Roman" w:cs="Times New Roman" w:eastAsia="Times New Roman" w:hAnsi="Times New Roman"/>
-                <w:color w:val="000000"/>
-                <w:sz w:val="20"/>
-                <w:szCs w:val="20"/>
-              </w:rPr>
-              <w:t xml:space="preserve">0.07</w:t>
-            </w:r>
-          </w:p>
-        </w:tc>
-        <w:tc>
-          <w:tcPr>
-            <w:tcW w:type="dxa" w:w="1600"/>
-            <w:tcMar>
-              <w:top w:type="dxa" w:w="80"/>
-              <w:left w:type="dxa" w:w="100"/>
-              <w:bottom w:type="dxa" w:w="80"/>
-              <w:right w:type="dxa" w:w="100"/>
-            </w:tcMar>
-            <w:vAlign w:val="center"/>
-          </w:tcPr>
-          <w:p>
-            <w:pPr>
-              <w:jc w:val="center"/>
-            </w:pPr>
-            <w:r>
-              <w:rPr>
-                <w:rFonts w:ascii="Times New Roman" w:cs="Times New Roman" w:eastAsia="Times New Roman" w:hAnsi="Times New Roman"/>
-                <w:color w:val="000000"/>
-                <w:sz w:val="20"/>
-                <w:szCs w:val="20"/>
-              </w:rPr>
-              <w:t xml:space="preserve">7.48</w:t>
-            </w:r>
-          </w:p>
-        </w:tc>
-        <w:tc>
-          <w:tcPr>
-            <w:tcW w:type="dxa" w:w="1800"/>
-            <w:tcMar>
-              <w:top w:type="dxa" w:w="80"/>
-              <w:left w:type="dxa" w:w="100"/>
-              <w:bottom w:type="dxa" w:w="80"/>
-              <w:right w:type="dxa" w:w="100"/>
-            </w:tcMar>
-            <w:vAlign w:val="center"/>
-          </w:tcPr>
-          <w:p>
-            <w:pPr>
-              <w:jc w:val="center"/>
-            </w:pPr>
-            <w:r>
-              <w:rPr>
-                <w:rFonts w:ascii="Times New Roman" w:cs="Times New Roman" w:eastAsia="Times New Roman" w:hAnsi="Times New Roman"/>
-                <w:color w:val="000000"/>
-                <w:sz w:val="20"/>
-                <w:szCs w:val="20"/>
-              </w:rPr>
-              <w:t xml:space="preserve">0.07</w:t>
-            </w:r>
-          </w:p>
-        </w:tc>
-      </w:tr>
-      <w:tr>
-        <w:tc>
-          <w:tcPr>
-            <w:tcW w:type="dxa" w:w="3600"/>
-            <w:shd w:fill="EDEDED" w:color="auto" w:val="clear"/>
-            <w:tcMar>
-              <w:top w:type="dxa" w:w="80"/>
-              <w:left w:type="dxa" w:w="100"/>
-              <w:bottom w:type="dxa" w:w="80"/>
-              <w:right w:type="dxa" w:w="100"/>
-            </w:tcMar>
-            <w:vAlign w:val="center"/>
-          </w:tcPr>
-          <w:p>
-            <w:pPr>
-              <w:jc w:val="left"/>
-            </w:pPr>
-            <w:r>
-              <w:rPr>
-                <w:rFonts w:ascii="Times New Roman" w:cs="Times New Roman" w:eastAsia="Times New Roman" w:hAnsi="Times New Roman"/>
-                <w:color w:val="000000"/>
-                <w:sz w:val="20"/>
-                <w:szCs w:val="20"/>
-              </w:rPr>
-              <w:t xml:space="preserve">Level + shape — final</w:t>
-            </w:r>
-          </w:p>
-        </w:tc>
-        <w:tc>
-          <w:tcPr>
-            <w:tcW w:type="dxa" w:w="1600"/>
-            <w:shd w:fill="EDEDED" w:color="auto" w:val="clear"/>
-            <w:tcMar>
-              <w:top w:type="dxa" w:w="80"/>
-              <w:left w:type="dxa" w:w="100"/>
-              <w:bottom w:type="dxa" w:w="80"/>
-              <w:right w:type="dxa" w:w="100"/>
-            </w:tcMar>
-            <w:vAlign w:val="center"/>
-          </w:tcPr>
-          <w:p>
-            <w:pPr>
-              <w:jc w:val="center"/>
-            </w:pPr>
-            <w:r>
-              <w:rPr>
-                <w:rFonts w:ascii="Times New Roman" w:cs="Times New Roman" w:eastAsia="Times New Roman" w:hAnsi="Times New Roman"/>
-                <w:color w:val="000000"/>
-                <w:sz w:val="20"/>
-                <w:szCs w:val="20"/>
-              </w:rPr>
-              <w:t xml:space="preserve">0.07</w:t>
-            </w:r>
-          </w:p>
-        </w:tc>
-        <w:tc>
-          <w:tcPr>
-            <w:tcW w:type="dxa" w:w="1600"/>
-            <w:shd w:fill="EDEDED" w:color="auto" w:val="clear"/>
-            <w:tcMar>
-              <w:top w:type="dxa" w:w="80"/>
-              <w:left w:type="dxa" w:w="100"/>
-              <w:bottom w:type="dxa" w:w="80"/>
-              <w:right w:type="dxa" w:w="100"/>
-            </w:tcMar>
-            <w:vAlign w:val="center"/>
-          </w:tcPr>
-          <w:p>
-            <w:pPr>
-              <w:jc w:val="center"/>
-            </w:pPr>
-            <w:r>
-              <w:rPr>
-                <w:rFonts w:ascii="Times New Roman" w:cs="Times New Roman" w:eastAsia="Times New Roman" w:hAnsi="Times New Roman"/>
-                <w:color w:val="000000"/>
-                <w:sz w:val="20"/>
-                <w:szCs w:val="20"/>
-              </w:rPr>
-              <w:t xml:space="preserve">7.50</w:t>
-            </w:r>
-          </w:p>
-        </w:tc>
-        <w:tc>
-          <w:tcPr>
-            <w:tcW w:type="dxa" w:w="1800"/>
-            <w:shd w:fill="EDEDED" w:color="auto" w:val="clear"/>
-            <w:tcMar>
-              <w:top w:type="dxa" w:w="80"/>
-              <w:left w:type="dxa" w:w="100"/>
-              <w:bottom w:type="dxa" w:w="80"/>
-              <w:right w:type="dxa" w:w="100"/>
-            </w:tcMar>
-            <w:vAlign w:val="center"/>
-          </w:tcPr>
-          <w:p>
-            <w:pPr>
-              <w:jc w:val="center"/>
-            </w:pPr>
-            <w:r>
-              <w:rPr>
-                <w:rFonts w:ascii="Times New Roman" w:cs="Times New Roman" w:eastAsia="Times New Roman" w:hAnsi="Times New Roman"/>
-                <w:color w:val="000000"/>
-                <w:sz w:val="20"/>
-                <w:szCs w:val="20"/>
-              </w:rPr>
-              <w:t xml:space="preserve">0.12</w:t>
-            </w:r>
-          </w:p>
-        </w:tc>
-      </w:tr>
-    </w:tbl>
-    <w:p>
-      <w:pPr>
-        <w:spacing w:after="300" w:before="100" w:line="276"/>
-        <w:jc w:val="center"/>
-      </w:pPr>
-      <w:r>
-        <w:rPr>
-          <w:rFonts w:ascii="Times New Roman" w:cs="Times New Roman" w:eastAsia="Times New Roman" w:hAnsi="Times New Roman"/>
-          <w:b/>
-          <w:bCs/>
-          <w:sz w:val="24"/>
-          <w:szCs w:val="24"/>
-        </w:rPr>
-        <w:t xml:space="preserve">Table 7.2: Final O/C model selection (grouped by biomass)</w:t>
-      </w:r>
-    </w:p>
-    <w:tbl>
-      <w:tblPr>
-        <w:tblW w:type="dxa" w:w="9600"/>
-        <w:tblBorders>
-          <w:top w:val="single" w:color="auto" w:sz="4"/>
-          <w:left w:val="single" w:color="auto" w:sz="4"/>
-          <w:bottom w:val="single" w:color="auto" w:sz="4"/>
-          <w:right w:val="single" w:color="auto" w:sz="4"/>
-          <w:insideH w:val="single" w:color="auto" w:sz="4"/>
-          <w:insideV w:val="single" w:color="auto" w:sz="4"/>
-        </w:tblBorders>
-      </w:tblPr>
-      <w:tblGrid>
-        <w:gridCol w:w="4200"/>
-        <w:gridCol w:w="2400"/>
-        <w:gridCol w:w="3000"/>
-      </w:tblGrid>
-      <w:tr>
-        <w:trPr>
-          <w:tblHeader/>
-        </w:trPr>
-        <w:tc>
-          <w:tcPr>
-            <w:tcW w:type="dxa" w:w="4200"/>
+              <w:t xml:space="preserve">R²</w:t>
+            </w:r>
+          </w:p>
+        </w:tc>
+        <w:tc>
+          <w:tcPr>
+            <w:tcW w:type="dxa" w:w="1900"/>
             <w:shd w:fill="1F3864" w:color="auto" w:val="clear"/>
             <w:tcMar>
               <w:top w:type="dxa" w:w="80"/>
@@ -9510,65 +6845,7 @@
                 <w:sz w:val="20"/>
                 <w:szCs w:val="20"/>
               </w:rPr>
-              <w:t xml:space="preserve">Model</w:t>
-            </w:r>
-          </w:p>
-        </w:tc>
-        <w:tc>
-          <w:tcPr>
-            <w:tcW w:type="dxa" w:w="2400"/>
-            <w:shd w:fill="1F3864" w:color="auto" w:val="clear"/>
-            <w:tcMar>
-              <w:top w:type="dxa" w:w="80"/>
-              <w:left w:type="dxa" w:w="100"/>
-              <w:bottom w:type="dxa" w:w="80"/>
-              <w:right w:type="dxa" w:w="100"/>
-            </w:tcMar>
-            <w:vAlign w:val="center"/>
-          </w:tcPr>
-          <w:p>
-            <w:pPr>
-              <w:jc w:val="center"/>
-            </w:pPr>
-            <w:r>
-              <w:rPr>
-                <w:rFonts w:ascii="Times New Roman" w:cs="Times New Roman" w:eastAsia="Times New Roman" w:hAnsi="Times New Roman"/>
-                <w:b/>
-                <w:bCs/>
-                <w:color w:val="FFFFFF"/>
-                <w:sz w:val="20"/>
-                <w:szCs w:val="20"/>
-              </w:rPr>
-              <w:t xml:space="preserve">R² (log)</w:t>
-            </w:r>
-          </w:p>
-        </w:tc>
-        <w:tc>
-          <w:tcPr>
-            <w:tcW w:type="dxa" w:w="3000"/>
-            <w:shd w:fill="1F3864" w:color="auto" w:val="clear"/>
-            <w:tcMar>
-              <w:top w:type="dxa" w:w="80"/>
-              <w:left w:type="dxa" w:w="100"/>
-              <w:bottom w:type="dxa" w:w="80"/>
-              <w:right w:type="dxa" w:w="100"/>
-            </w:tcMar>
-            <w:vAlign w:val="center"/>
-          </w:tcPr>
-          <w:p>
-            <w:pPr>
-              <w:jc w:val="center"/>
-            </w:pPr>
-            <w:r>
-              <w:rPr>
-                <w:rFonts w:ascii="Times New Roman" w:cs="Times New Roman" w:eastAsia="Times New Roman" w:hAnsi="Times New Roman"/>
-                <w:b/>
-                <w:bCs/>
-                <w:color w:val="FFFFFF"/>
-                <w:sz w:val="20"/>
-                <w:szCs w:val="20"/>
-              </w:rPr>
-              <w:t xml:space="preserve">Typical error (MedAPE)</w:t>
+              <w:t xml:space="preserve">MAE (wt% yield)</w:t>
             </w:r>
           </w:p>
         </w:tc>
@@ -9576,7 +6853,7 @@
       <w:tr>
         <w:tc>
           <w:tcPr>
-            <w:tcW w:type="dxa" w:w="4200"/>
+            <w:tcW w:type="dxa" w:w="2000"/>
             <w:tcMar>
               <w:top w:type="dxa" w:w="80"/>
               <w:left w:type="dxa" w:w="100"/>
@@ -9596,7 +6873,33 @@
                 <w:sz w:val="20"/>
                 <w:szCs w:val="20"/>
               </w:rPr>
-              <w:t xml:space="preserve">GPR only</w:t>
+              <w:t xml:space="preserve">Yield</w:t>
+            </w:r>
+          </w:p>
+        </w:tc>
+        <w:tc>
+          <w:tcPr>
+            <w:tcW w:type="dxa" w:w="1800"/>
+            <w:tcMar>
+              <w:top w:type="dxa" w:w="80"/>
+              <w:left w:type="dxa" w:w="100"/>
+              <w:bottom w:type="dxa" w:w="80"/>
+              <w:right w:type="dxa" w:w="100"/>
+            </w:tcMar>
+            <w:vAlign w:val="center"/>
+          </w:tcPr>
+          <w:p>
+            <w:pPr>
+              <w:jc w:val="center"/>
+            </w:pPr>
+            <w:r>
+              <w:rPr>
+                <w:rFonts w:ascii="Times New Roman" w:cs="Times New Roman" w:eastAsia="Times New Roman" w:hAnsi="Times New Roman"/>
+                <w:color w:val="000000"/>
+                <w:sz w:val="20"/>
+                <w:szCs w:val="20"/>
+              </w:rPr>
+              <w:t xml:space="preserve">Random Forest</w:t>
             </w:r>
           </w:p>
         </w:tc>
@@ -9622,33 +6925,59 @@
                 <w:sz w:val="20"/>
                 <w:szCs w:val="20"/>
               </w:rPr>
-              <w:t xml:space="preserve">0.23 (log)</w:t>
-            </w:r>
-          </w:p>
-        </w:tc>
-        <w:tc>
-          <w:tcPr>
-            <w:tcW w:type="dxa" w:w="3000"/>
-            <w:tcMar>
-              <w:top w:type="dxa" w:w="80"/>
-              <w:left w:type="dxa" w:w="100"/>
-              <w:bottom w:type="dxa" w:w="80"/>
-              <w:right w:type="dxa" w:w="100"/>
-            </w:tcMar>
-            <w:vAlign w:val="center"/>
-          </w:tcPr>
-          <w:p>
-            <w:pPr>
-              <w:jc w:val="center"/>
-            </w:pPr>
-            <w:r>
-              <w:rPr>
-                <w:rFonts w:ascii="Times New Roman" w:cs="Times New Roman" w:eastAsia="Times New Roman" w:hAnsi="Times New Roman"/>
-                <w:color w:val="000000"/>
-                <w:sz w:val="20"/>
-                <w:szCs w:val="20"/>
-              </w:rPr>
-              <w:t xml:space="preserve">27.7% typical</w:t>
+              <w:t xml:space="preserve">Random split</w:t>
+            </w:r>
+          </w:p>
+        </w:tc>
+        <w:tc>
+          <w:tcPr>
+            <w:tcW w:type="dxa" w:w="1300"/>
+            <w:tcMar>
+              <w:top w:type="dxa" w:w="80"/>
+              <w:left w:type="dxa" w:w="100"/>
+              <w:bottom w:type="dxa" w:w="80"/>
+              <w:right w:type="dxa" w:w="100"/>
+            </w:tcMar>
+            <w:vAlign w:val="center"/>
+          </w:tcPr>
+          <w:p>
+            <w:pPr>
+              <w:jc w:val="center"/>
+            </w:pPr>
+            <w:r>
+              <w:rPr>
+                <w:rFonts w:ascii="Times New Roman" w:cs="Times New Roman" w:eastAsia="Times New Roman" w:hAnsi="Times New Roman"/>
+                <w:color w:val="000000"/>
+                <w:sz w:val="20"/>
+                <w:szCs w:val="20"/>
+              </w:rPr>
+              <w:t xml:space="preserve">0.69</w:t>
+            </w:r>
+          </w:p>
+        </w:tc>
+        <w:tc>
+          <w:tcPr>
+            <w:tcW w:type="dxa" w:w="1900"/>
+            <w:tcMar>
+              <w:top w:type="dxa" w:w="80"/>
+              <w:left w:type="dxa" w:w="100"/>
+              <w:bottom w:type="dxa" w:w="80"/>
+              <w:right w:type="dxa" w:w="100"/>
+            </w:tcMar>
+            <w:vAlign w:val="center"/>
+          </w:tcPr>
+          <w:p>
+            <w:pPr>
+              <w:jc w:val="center"/>
+            </w:pPr>
+            <w:r>
+              <w:rPr>
+                <w:rFonts w:ascii="Times New Roman" w:cs="Times New Roman" w:eastAsia="Times New Roman" w:hAnsi="Times New Roman"/>
+                <w:color w:val="000000"/>
+                <w:sz w:val="20"/>
+                <w:szCs w:val="20"/>
+              </w:rPr>
+              <w:t xml:space="preserve">3.8</w:t>
             </w:r>
           </w:p>
         </w:tc>
@@ -9656,7 +6985,7 @@
       <w:tr>
         <w:tc>
           <w:tcPr>
-            <w:tcW w:type="dxa" w:w="4200"/>
+            <w:tcW w:type="dxa" w:w="2000"/>
             <w:shd w:fill="EDEDED" w:color="auto" w:val="clear"/>
             <w:tcMar>
               <w:top w:type="dxa" w:w="80"/>
@@ -9677,7 +7006,34 @@
                 <w:sz w:val="20"/>
                 <w:szCs w:val="20"/>
               </w:rPr>
-              <w:t xml:space="preserve">XGBoost, physics constraints</w:t>
+              <w:t xml:space="preserve">Yield</w:t>
+            </w:r>
+          </w:p>
+        </w:tc>
+        <w:tc>
+          <w:tcPr>
+            <w:tcW w:type="dxa" w:w="1800"/>
+            <w:shd w:fill="EDEDED" w:color="auto" w:val="clear"/>
+            <w:tcMar>
+              <w:top w:type="dxa" w:w="80"/>
+              <w:left w:type="dxa" w:w="100"/>
+              <w:bottom w:type="dxa" w:w="80"/>
+              <w:right w:type="dxa" w:w="100"/>
+            </w:tcMar>
+            <w:vAlign w:val="center"/>
+          </w:tcPr>
+          <w:p>
+            <w:pPr>
+              <w:jc w:val="center"/>
+            </w:pPr>
+            <w:r>
+              <w:rPr>
+                <w:rFonts w:ascii="Times New Roman" w:cs="Times New Roman" w:eastAsia="Times New Roman" w:hAnsi="Times New Roman"/>
+                <w:color w:val="000000"/>
+                <w:sz w:val="20"/>
+                <w:szCs w:val="20"/>
+              </w:rPr>
+              <w:t xml:space="preserve">XGBoost</w:t>
             </w:r>
           </w:p>
         </w:tc>
@@ -9704,13 +7060,13 @@
                 <w:sz w:val="20"/>
                 <w:szCs w:val="20"/>
               </w:rPr>
-              <w:t xml:space="preserve">0.14 (log)</w:t>
-            </w:r>
-          </w:p>
-        </w:tc>
-        <w:tc>
-          <w:tcPr>
-            <w:tcW w:type="dxa" w:w="3000"/>
+              <w:t xml:space="preserve">Random split</w:t>
+            </w:r>
+          </w:p>
+        </w:tc>
+        <w:tc>
+          <w:tcPr>
+            <w:tcW w:type="dxa" w:w="1300"/>
             <w:shd w:fill="EDEDED" w:color="auto" w:val="clear"/>
             <w:tcMar>
               <w:top w:type="dxa" w:w="80"/>
@@ -9731,7 +7087,34 @@
                 <w:sz w:val="20"/>
                 <w:szCs w:val="20"/>
               </w:rPr>
-              <w:t xml:space="preserve">37.5% typical</w:t>
+              <w:t xml:space="preserve">0.66</w:t>
+            </w:r>
+          </w:p>
+        </w:tc>
+        <w:tc>
+          <w:tcPr>
+            <w:tcW w:type="dxa" w:w="1900"/>
+            <w:shd w:fill="EDEDED" w:color="auto" w:val="clear"/>
+            <w:tcMar>
+              <w:top w:type="dxa" w:w="80"/>
+              <w:left w:type="dxa" w:w="100"/>
+              <w:bottom w:type="dxa" w:w="80"/>
+              <w:right w:type="dxa" w:w="100"/>
+            </w:tcMar>
+            <w:vAlign w:val="center"/>
+          </w:tcPr>
+          <w:p>
+            <w:pPr>
+              <w:jc w:val="center"/>
+            </w:pPr>
+            <w:r>
+              <w:rPr>
+                <w:rFonts w:ascii="Times New Roman" w:cs="Times New Roman" w:eastAsia="Times New Roman" w:hAnsi="Times New Roman"/>
+                <w:color w:val="000000"/>
+                <w:sz w:val="20"/>
+                <w:szCs w:val="20"/>
+              </w:rPr>
+              <w:t xml:space="preserve">4.2</w:t>
             </w:r>
           </w:p>
         </w:tc>
@@ -9739,7 +7122,7 @@
       <w:tr>
         <w:tc>
           <w:tcPr>
-            <w:tcW w:type="dxa" w:w="4200"/>
+            <w:tcW w:type="dxa" w:w="2000"/>
             <w:tcMar>
               <w:top w:type="dxa" w:w="80"/>
               <w:left w:type="dxa" w:w="100"/>
@@ -9759,7 +7142,33 @@
                 <w:sz w:val="20"/>
                 <w:szCs w:val="20"/>
               </w:rPr>
-              <w:t xml:space="preserve">Blend — final</w:t>
+              <w:t xml:space="preserve">Yield</w:t>
+            </w:r>
+          </w:p>
+        </w:tc>
+        <w:tc>
+          <w:tcPr>
+            <w:tcW w:type="dxa" w:w="1800"/>
+            <w:tcMar>
+              <w:top w:type="dxa" w:w="80"/>
+              <w:left w:type="dxa" w:w="100"/>
+              <w:bottom w:type="dxa" w:w="80"/>
+              <w:right w:type="dxa" w:w="100"/>
+            </w:tcMar>
+            <w:vAlign w:val="center"/>
+          </w:tcPr>
+          <w:p>
+            <w:pPr>
+              <w:jc w:val="center"/>
+            </w:pPr>
+            <w:r>
+              <w:rPr>
+                <w:rFonts w:ascii="Times New Roman" w:cs="Times New Roman" w:eastAsia="Times New Roman" w:hAnsi="Times New Roman"/>
+                <w:color w:val="000000"/>
+                <w:sz w:val="20"/>
+                <w:szCs w:val="20"/>
+              </w:rPr>
+              <w:t xml:space="preserve">GPR</w:t>
             </w:r>
           </w:p>
         </w:tc>
@@ -9785,33 +7194,1541 @@
                 <w:sz w:val="20"/>
                 <w:szCs w:val="20"/>
               </w:rPr>
-              <w:t xml:space="preserve">0.26 (log)</w:t>
-            </w:r>
-          </w:p>
-        </w:tc>
-        <w:tc>
-          <w:tcPr>
-            <w:tcW w:type="dxa" w:w="3000"/>
-            <w:tcMar>
-              <w:top w:type="dxa" w:w="80"/>
-              <w:left w:type="dxa" w:w="100"/>
-              <w:bottom w:type="dxa" w:w="80"/>
-              <w:right w:type="dxa" w:w="100"/>
-            </w:tcMar>
-            <w:vAlign w:val="center"/>
-          </w:tcPr>
-          <w:p>
-            <w:pPr>
-              <w:jc w:val="center"/>
-            </w:pPr>
-            <w:r>
-              <w:rPr>
-                <w:rFonts w:ascii="Times New Roman" w:cs="Times New Roman" w:eastAsia="Times New Roman" w:hAnsi="Times New Roman"/>
-                <w:color w:val="000000"/>
-                <w:sz w:val="20"/>
-                <w:szCs w:val="20"/>
-              </w:rPr>
-              <w:t xml:space="preserve">32.1% typical</w:t>
+              <w:t xml:space="preserve">Random split</w:t>
+            </w:r>
+          </w:p>
+        </w:tc>
+        <w:tc>
+          <w:tcPr>
+            <w:tcW w:type="dxa" w:w="1300"/>
+            <w:tcMar>
+              <w:top w:type="dxa" w:w="80"/>
+              <w:left w:type="dxa" w:w="100"/>
+              <w:bottom w:type="dxa" w:w="80"/>
+              <w:right w:type="dxa" w:w="100"/>
+            </w:tcMar>
+            <w:vAlign w:val="center"/>
+          </w:tcPr>
+          <w:p>
+            <w:pPr>
+              <w:jc w:val="center"/>
+            </w:pPr>
+            <w:r>
+              <w:rPr>
+                <w:rFonts w:ascii="Times New Roman" w:cs="Times New Roman" w:eastAsia="Times New Roman" w:hAnsi="Times New Roman"/>
+                <w:color w:val="000000"/>
+                <w:sz w:val="20"/>
+                <w:szCs w:val="20"/>
+              </w:rPr>
+              <w:t xml:space="preserve">0.60</w:t>
+            </w:r>
+          </w:p>
+        </w:tc>
+        <w:tc>
+          <w:tcPr>
+            <w:tcW w:type="dxa" w:w="1900"/>
+            <w:tcMar>
+              <w:top w:type="dxa" w:w="80"/>
+              <w:left w:type="dxa" w:w="100"/>
+              <w:bottom w:type="dxa" w:w="80"/>
+              <w:right w:type="dxa" w:w="100"/>
+            </w:tcMar>
+            <w:vAlign w:val="center"/>
+          </w:tcPr>
+          <w:p>
+            <w:pPr>
+              <w:jc w:val="center"/>
+            </w:pPr>
+            <w:r>
+              <w:rPr>
+                <w:rFonts w:ascii="Times New Roman" w:cs="Times New Roman" w:eastAsia="Times New Roman" w:hAnsi="Times New Roman"/>
+                <w:color w:val="000000"/>
+                <w:sz w:val="20"/>
+                <w:szCs w:val="20"/>
+              </w:rPr>
+              <w:t xml:space="preserve">4.3</w:t>
+            </w:r>
+          </w:p>
+        </w:tc>
+      </w:tr>
+      <w:tr>
+        <w:tc>
+          <w:tcPr>
+            <w:tcW w:type="dxa" w:w="2000"/>
+            <w:shd w:fill="EDEDED" w:color="auto" w:val="clear"/>
+            <w:tcMar>
+              <w:top w:type="dxa" w:w="80"/>
+              <w:left w:type="dxa" w:w="100"/>
+              <w:bottom w:type="dxa" w:w="80"/>
+              <w:right w:type="dxa" w:w="100"/>
+            </w:tcMar>
+            <w:vAlign w:val="center"/>
+          </w:tcPr>
+          <w:p>
+            <w:pPr>
+              <w:jc w:val="left"/>
+            </w:pPr>
+            <w:r>
+              <w:rPr>
+                <w:rFonts w:ascii="Times New Roman" w:cs="Times New Roman" w:eastAsia="Times New Roman" w:hAnsi="Times New Roman"/>
+                <w:color w:val="000000"/>
+                <w:sz w:val="20"/>
+                <w:szCs w:val="20"/>
+              </w:rPr>
+              <w:t xml:space="preserve">Yield</w:t>
+            </w:r>
+          </w:p>
+        </w:tc>
+        <w:tc>
+          <w:tcPr>
+            <w:tcW w:type="dxa" w:w="1800"/>
+            <w:shd w:fill="EDEDED" w:color="auto" w:val="clear"/>
+            <w:tcMar>
+              <w:top w:type="dxa" w:w="80"/>
+              <w:left w:type="dxa" w:w="100"/>
+              <w:bottom w:type="dxa" w:w="80"/>
+              <w:right w:type="dxa" w:w="100"/>
+            </w:tcMar>
+            <w:vAlign w:val="center"/>
+          </w:tcPr>
+          <w:p>
+            <w:pPr>
+              <w:jc w:val="center"/>
+            </w:pPr>
+            <w:r>
+              <w:rPr>
+                <w:rFonts w:ascii="Times New Roman" w:cs="Times New Roman" w:eastAsia="Times New Roman" w:hAnsi="Times New Roman"/>
+                <w:color w:val="000000"/>
+                <w:sz w:val="20"/>
+                <w:szCs w:val="20"/>
+              </w:rPr>
+              <w:t xml:space="preserve">Random Forest</w:t>
+            </w:r>
+          </w:p>
+        </w:tc>
+        <w:tc>
+          <w:tcPr>
+            <w:tcW w:type="dxa" w:w="2400"/>
+            <w:shd w:fill="EDEDED" w:color="auto" w:val="clear"/>
+            <w:tcMar>
+              <w:top w:type="dxa" w:w="80"/>
+              <w:left w:type="dxa" w:w="100"/>
+              <w:bottom w:type="dxa" w:w="80"/>
+              <w:right w:type="dxa" w:w="100"/>
+            </w:tcMar>
+            <w:vAlign w:val="center"/>
+          </w:tcPr>
+          <w:p>
+            <w:pPr>
+              <w:jc w:val="center"/>
+            </w:pPr>
+            <w:r>
+              <w:rPr>
+                <w:rFonts w:ascii="Times New Roman" w:cs="Times New Roman" w:eastAsia="Times New Roman" w:hAnsi="Times New Roman"/>
+                <w:color w:val="000000"/>
+                <w:sz w:val="20"/>
+                <w:szCs w:val="20"/>
+              </w:rPr>
+              <w:t xml:space="preserve">Grouped, exact values</w:t>
+            </w:r>
+          </w:p>
+        </w:tc>
+        <w:tc>
+          <w:tcPr>
+            <w:tcW w:type="dxa" w:w="1300"/>
+            <w:shd w:fill="EDEDED" w:color="auto" w:val="clear"/>
+            <w:tcMar>
+              <w:top w:type="dxa" w:w="80"/>
+              <w:left w:type="dxa" w:w="100"/>
+              <w:bottom w:type="dxa" w:w="80"/>
+              <w:right w:type="dxa" w:w="100"/>
+            </w:tcMar>
+            <w:vAlign w:val="center"/>
+          </w:tcPr>
+          <w:p>
+            <w:pPr>
+              <w:jc w:val="center"/>
+            </w:pPr>
+            <w:r>
+              <w:rPr>
+                <w:rFonts w:ascii="Times New Roman" w:cs="Times New Roman" w:eastAsia="Times New Roman" w:hAnsi="Times New Roman"/>
+                <w:color w:val="000000"/>
+                <w:sz w:val="20"/>
+                <w:szCs w:val="20"/>
+              </w:rPr>
+              <w:t xml:space="preserve">0.20</w:t>
+            </w:r>
+          </w:p>
+        </w:tc>
+        <w:tc>
+          <w:tcPr>
+            <w:tcW w:type="dxa" w:w="1900"/>
+            <w:shd w:fill="EDEDED" w:color="auto" w:val="clear"/>
+            <w:tcMar>
+              <w:top w:type="dxa" w:w="80"/>
+              <w:left w:type="dxa" w:w="100"/>
+              <w:bottom w:type="dxa" w:w="80"/>
+              <w:right w:type="dxa" w:w="100"/>
+            </w:tcMar>
+            <w:vAlign w:val="center"/>
+          </w:tcPr>
+          <w:p>
+            <w:pPr>
+              <w:jc w:val="center"/>
+            </w:pPr>
+            <w:r>
+              <w:rPr>
+                <w:rFonts w:ascii="Times New Roman" w:cs="Times New Roman" w:eastAsia="Times New Roman" w:hAnsi="Times New Roman"/>
+                <w:color w:val="000000"/>
+                <w:sz w:val="20"/>
+                <w:szCs w:val="20"/>
+              </w:rPr>
+              <w:t xml:space="preserve">6.2</w:t>
+            </w:r>
+          </w:p>
+        </w:tc>
+      </w:tr>
+      <w:tr>
+        <w:tc>
+          <w:tcPr>
+            <w:tcW w:type="dxa" w:w="2000"/>
+            <w:tcMar>
+              <w:top w:type="dxa" w:w="80"/>
+              <w:left w:type="dxa" w:w="100"/>
+              <w:bottom w:type="dxa" w:w="80"/>
+              <w:right w:type="dxa" w:w="100"/>
+            </w:tcMar>
+            <w:vAlign w:val="center"/>
+          </w:tcPr>
+          <w:p>
+            <w:pPr>
+              <w:jc w:val="left"/>
+            </w:pPr>
+            <w:r>
+              <w:rPr>
+                <w:rFonts w:ascii="Times New Roman" w:cs="Times New Roman" w:eastAsia="Times New Roman" w:hAnsi="Times New Roman"/>
+                <w:color w:val="000000"/>
+                <w:sz w:val="20"/>
+                <w:szCs w:val="20"/>
+              </w:rPr>
+              <w:t xml:space="preserve">Yield</w:t>
+            </w:r>
+          </w:p>
+        </w:tc>
+        <w:tc>
+          <w:tcPr>
+            <w:tcW w:type="dxa" w:w="1800"/>
+            <w:tcMar>
+              <w:top w:type="dxa" w:w="80"/>
+              <w:left w:type="dxa" w:w="100"/>
+              <w:bottom w:type="dxa" w:w="80"/>
+              <w:right w:type="dxa" w:w="100"/>
+            </w:tcMar>
+            <w:vAlign w:val="center"/>
+          </w:tcPr>
+          <w:p>
+            <w:pPr>
+              <w:jc w:val="center"/>
+            </w:pPr>
+            <w:r>
+              <w:rPr>
+                <w:rFonts w:ascii="Times New Roman" w:cs="Times New Roman" w:eastAsia="Times New Roman" w:hAnsi="Times New Roman"/>
+                <w:color w:val="000000"/>
+                <w:sz w:val="20"/>
+                <w:szCs w:val="20"/>
+              </w:rPr>
+              <w:t xml:space="preserve">XGBoost</w:t>
+            </w:r>
+          </w:p>
+        </w:tc>
+        <w:tc>
+          <w:tcPr>
+            <w:tcW w:type="dxa" w:w="2400"/>
+            <w:tcMar>
+              <w:top w:type="dxa" w:w="80"/>
+              <w:left w:type="dxa" w:w="100"/>
+              <w:bottom w:type="dxa" w:w="80"/>
+              <w:right w:type="dxa" w:w="100"/>
+            </w:tcMar>
+            <w:vAlign w:val="center"/>
+          </w:tcPr>
+          <w:p>
+            <w:pPr>
+              <w:jc w:val="center"/>
+            </w:pPr>
+            <w:r>
+              <w:rPr>
+                <w:rFonts w:ascii="Times New Roman" w:cs="Times New Roman" w:eastAsia="Times New Roman" w:hAnsi="Times New Roman"/>
+                <w:color w:val="000000"/>
+                <w:sz w:val="20"/>
+                <w:szCs w:val="20"/>
+              </w:rPr>
+              <w:t xml:space="preserve">Grouped, exact values</w:t>
+            </w:r>
+          </w:p>
+        </w:tc>
+        <w:tc>
+          <w:tcPr>
+            <w:tcW w:type="dxa" w:w="1300"/>
+            <w:tcMar>
+              <w:top w:type="dxa" w:w="80"/>
+              <w:left w:type="dxa" w:w="100"/>
+              <w:bottom w:type="dxa" w:w="80"/>
+              <w:right w:type="dxa" w:w="100"/>
+            </w:tcMar>
+            <w:vAlign w:val="center"/>
+          </w:tcPr>
+          <w:p>
+            <w:pPr>
+              <w:jc w:val="center"/>
+            </w:pPr>
+            <w:r>
+              <w:rPr>
+                <w:rFonts w:ascii="Times New Roman" w:cs="Times New Roman" w:eastAsia="Times New Roman" w:hAnsi="Times New Roman"/>
+                <w:color w:val="000000"/>
+                <w:sz w:val="20"/>
+                <w:szCs w:val="20"/>
+              </w:rPr>
+              <w:t xml:space="preserve">0.23</w:t>
+            </w:r>
+          </w:p>
+        </w:tc>
+        <w:tc>
+          <w:tcPr>
+            <w:tcW w:type="dxa" w:w="1900"/>
+            <w:tcMar>
+              <w:top w:type="dxa" w:w="80"/>
+              <w:left w:type="dxa" w:w="100"/>
+              <w:bottom w:type="dxa" w:w="80"/>
+              <w:right w:type="dxa" w:w="100"/>
+            </w:tcMar>
+            <w:vAlign w:val="center"/>
+          </w:tcPr>
+          <w:p>
+            <w:pPr>
+              <w:jc w:val="center"/>
+            </w:pPr>
+            <w:r>
+              <w:rPr>
+                <w:rFonts w:ascii="Times New Roman" w:cs="Times New Roman" w:eastAsia="Times New Roman" w:hAnsi="Times New Roman"/>
+                <w:color w:val="000000"/>
+                <w:sz w:val="20"/>
+                <w:szCs w:val="20"/>
+              </w:rPr>
+              <w:t xml:space="preserve">6.3</w:t>
+            </w:r>
+          </w:p>
+        </w:tc>
+      </w:tr>
+      <w:tr>
+        <w:tc>
+          <w:tcPr>
+            <w:tcW w:type="dxa" w:w="2000"/>
+            <w:shd w:fill="EDEDED" w:color="auto" w:val="clear"/>
+            <w:tcMar>
+              <w:top w:type="dxa" w:w="80"/>
+              <w:left w:type="dxa" w:w="100"/>
+              <w:bottom w:type="dxa" w:w="80"/>
+              <w:right w:type="dxa" w:w="100"/>
+            </w:tcMar>
+            <w:vAlign w:val="center"/>
+          </w:tcPr>
+          <w:p>
+            <w:pPr>
+              <w:jc w:val="left"/>
+            </w:pPr>
+            <w:r>
+              <w:rPr>
+                <w:rFonts w:ascii="Times New Roman" w:cs="Times New Roman" w:eastAsia="Times New Roman" w:hAnsi="Times New Roman"/>
+                <w:color w:val="000000"/>
+                <w:sz w:val="20"/>
+                <w:szCs w:val="20"/>
+              </w:rPr>
+              <w:t xml:space="preserve">Yield</w:t>
+            </w:r>
+          </w:p>
+        </w:tc>
+        <w:tc>
+          <w:tcPr>
+            <w:tcW w:type="dxa" w:w="1800"/>
+            <w:shd w:fill="EDEDED" w:color="auto" w:val="clear"/>
+            <w:tcMar>
+              <w:top w:type="dxa" w:w="80"/>
+              <w:left w:type="dxa" w:w="100"/>
+              <w:bottom w:type="dxa" w:w="80"/>
+              <w:right w:type="dxa" w:w="100"/>
+            </w:tcMar>
+            <w:vAlign w:val="center"/>
+          </w:tcPr>
+          <w:p>
+            <w:pPr>
+              <w:jc w:val="center"/>
+            </w:pPr>
+            <w:r>
+              <w:rPr>
+                <w:rFonts w:ascii="Times New Roman" w:cs="Times New Roman" w:eastAsia="Times New Roman" w:hAnsi="Times New Roman"/>
+                <w:color w:val="000000"/>
+                <w:sz w:val="20"/>
+                <w:szCs w:val="20"/>
+              </w:rPr>
+              <w:t xml:space="preserve">Random Forest</w:t>
+            </w:r>
+          </w:p>
+        </w:tc>
+        <w:tc>
+          <w:tcPr>
+            <w:tcW w:type="dxa" w:w="2400"/>
+            <w:shd w:fill="EDEDED" w:color="auto" w:val="clear"/>
+            <w:tcMar>
+              <w:top w:type="dxa" w:w="80"/>
+              <w:left w:type="dxa" w:w="100"/>
+              <w:bottom w:type="dxa" w:w="80"/>
+              <w:right w:type="dxa" w:w="100"/>
+            </w:tcMar>
+            <w:vAlign w:val="center"/>
+          </w:tcPr>
+          <w:p>
+            <w:pPr>
+              <w:jc w:val="center"/>
+            </w:pPr>
+            <w:r>
+              <w:rPr>
+                <w:rFonts w:ascii="Times New Roman" w:cs="Times New Roman" w:eastAsia="Times New Roman" w:hAnsi="Times New Roman"/>
+                <w:color w:val="000000"/>
+                <w:sz w:val="20"/>
+                <w:szCs w:val="20"/>
+              </w:rPr>
+              <w:t xml:space="preserve">Grouped by biomass</w:t>
+            </w:r>
+          </w:p>
+        </w:tc>
+        <w:tc>
+          <w:tcPr>
+            <w:tcW w:type="dxa" w:w="1300"/>
+            <w:shd w:fill="EDEDED" w:color="auto" w:val="clear"/>
+            <w:tcMar>
+              <w:top w:type="dxa" w:w="80"/>
+              <w:left w:type="dxa" w:w="100"/>
+              <w:bottom w:type="dxa" w:w="80"/>
+              <w:right w:type="dxa" w:w="100"/>
+            </w:tcMar>
+            <w:vAlign w:val="center"/>
+          </w:tcPr>
+          <w:p>
+            <w:pPr>
+              <w:jc w:val="center"/>
+            </w:pPr>
+            <w:r>
+              <w:rPr>
+                <w:rFonts w:ascii="Times New Roman" w:cs="Times New Roman" w:eastAsia="Times New Roman" w:hAnsi="Times New Roman"/>
+                <w:color w:val="000000"/>
+                <w:sz w:val="20"/>
+                <w:szCs w:val="20"/>
+              </w:rPr>
+              <w:t xml:space="preserve">−0.25</w:t>
+            </w:r>
+          </w:p>
+        </w:tc>
+        <w:tc>
+          <w:tcPr>
+            <w:tcW w:type="dxa" w:w="1900"/>
+            <w:shd w:fill="EDEDED" w:color="auto" w:val="clear"/>
+            <w:tcMar>
+              <w:top w:type="dxa" w:w="80"/>
+              <w:left w:type="dxa" w:w="100"/>
+              <w:bottom w:type="dxa" w:w="80"/>
+              <w:right w:type="dxa" w:w="100"/>
+            </w:tcMar>
+            <w:vAlign w:val="center"/>
+          </w:tcPr>
+          <w:p>
+            <w:pPr>
+              <w:jc w:val="center"/>
+            </w:pPr>
+            <w:r>
+              <w:rPr>
+                <w:rFonts w:ascii="Times New Roman" w:cs="Times New Roman" w:eastAsia="Times New Roman" w:hAnsi="Times New Roman"/>
+                <w:color w:val="000000"/>
+                <w:sz w:val="20"/>
+                <w:szCs w:val="20"/>
+              </w:rPr>
+              <w:t xml:space="preserve">8.7</w:t>
+            </w:r>
+          </w:p>
+        </w:tc>
+      </w:tr>
+      <w:tr>
+        <w:tc>
+          <w:tcPr>
+            <w:tcW w:type="dxa" w:w="2000"/>
+            <w:tcMar>
+              <w:top w:type="dxa" w:w="80"/>
+              <w:left w:type="dxa" w:w="100"/>
+              <w:bottom w:type="dxa" w:w="80"/>
+              <w:right w:type="dxa" w:w="100"/>
+            </w:tcMar>
+            <w:vAlign w:val="center"/>
+          </w:tcPr>
+          <w:p>
+            <w:pPr>
+              <w:jc w:val="left"/>
+            </w:pPr>
+            <w:r>
+              <w:rPr>
+                <w:rFonts w:ascii="Times New Roman" w:cs="Times New Roman" w:eastAsia="Times New Roman" w:hAnsi="Times New Roman"/>
+                <w:color w:val="000000"/>
+                <w:sz w:val="20"/>
+                <w:szCs w:val="20"/>
+              </w:rPr>
+              <w:t xml:space="preserve">Yield</w:t>
+            </w:r>
+          </w:p>
+        </w:tc>
+        <w:tc>
+          <w:tcPr>
+            <w:tcW w:type="dxa" w:w="1800"/>
+            <w:tcMar>
+              <w:top w:type="dxa" w:w="80"/>
+              <w:left w:type="dxa" w:w="100"/>
+              <w:bottom w:type="dxa" w:w="80"/>
+              <w:right w:type="dxa" w:w="100"/>
+            </w:tcMar>
+            <w:vAlign w:val="center"/>
+          </w:tcPr>
+          <w:p>
+            <w:pPr>
+              <w:jc w:val="center"/>
+            </w:pPr>
+            <w:r>
+              <w:rPr>
+                <w:rFonts w:ascii="Times New Roman" w:cs="Times New Roman" w:eastAsia="Times New Roman" w:hAnsi="Times New Roman"/>
+                <w:color w:val="000000"/>
+                <w:sz w:val="20"/>
+                <w:szCs w:val="20"/>
+              </w:rPr>
+              <w:t xml:space="preserve">XGBoost</w:t>
+            </w:r>
+          </w:p>
+        </w:tc>
+        <w:tc>
+          <w:tcPr>
+            <w:tcW w:type="dxa" w:w="2400"/>
+            <w:tcMar>
+              <w:top w:type="dxa" w:w="80"/>
+              <w:left w:type="dxa" w:w="100"/>
+              <w:bottom w:type="dxa" w:w="80"/>
+              <w:right w:type="dxa" w:w="100"/>
+            </w:tcMar>
+            <w:vAlign w:val="center"/>
+          </w:tcPr>
+          <w:p>
+            <w:pPr>
+              <w:jc w:val="center"/>
+            </w:pPr>
+            <w:r>
+              <w:rPr>
+                <w:rFonts w:ascii="Times New Roman" w:cs="Times New Roman" w:eastAsia="Times New Roman" w:hAnsi="Times New Roman"/>
+                <w:color w:val="000000"/>
+                <w:sz w:val="20"/>
+                <w:szCs w:val="20"/>
+              </w:rPr>
+              <w:t xml:space="preserve">Grouped by biomass</w:t>
+            </w:r>
+          </w:p>
+        </w:tc>
+        <w:tc>
+          <w:tcPr>
+            <w:tcW w:type="dxa" w:w="1300"/>
+            <w:tcMar>
+              <w:top w:type="dxa" w:w="80"/>
+              <w:left w:type="dxa" w:w="100"/>
+              <w:bottom w:type="dxa" w:w="80"/>
+              <w:right w:type="dxa" w:w="100"/>
+            </w:tcMar>
+            <w:vAlign w:val="center"/>
+          </w:tcPr>
+          <w:p>
+            <w:pPr>
+              <w:jc w:val="center"/>
+            </w:pPr>
+            <w:r>
+              <w:rPr>
+                <w:rFonts w:ascii="Times New Roman" w:cs="Times New Roman" w:eastAsia="Times New Roman" w:hAnsi="Times New Roman"/>
+                <w:color w:val="000000"/>
+                <w:sz w:val="20"/>
+                <w:szCs w:val="20"/>
+              </w:rPr>
+              <w:t xml:space="preserve">−0.18</w:t>
+            </w:r>
+          </w:p>
+        </w:tc>
+        <w:tc>
+          <w:tcPr>
+            <w:tcW w:type="dxa" w:w="1900"/>
+            <w:tcMar>
+              <w:top w:type="dxa" w:w="80"/>
+              <w:left w:type="dxa" w:w="100"/>
+              <w:bottom w:type="dxa" w:w="80"/>
+              <w:right w:type="dxa" w:w="100"/>
+            </w:tcMar>
+            <w:vAlign w:val="center"/>
+          </w:tcPr>
+          <w:p>
+            <w:pPr>
+              <w:jc w:val="center"/>
+            </w:pPr>
+            <w:r>
+              <w:rPr>
+                <w:rFonts w:ascii="Times New Roman" w:cs="Times New Roman" w:eastAsia="Times New Roman" w:hAnsi="Times New Roman"/>
+                <w:color w:val="000000"/>
+                <w:sz w:val="20"/>
+                <w:szCs w:val="20"/>
+              </w:rPr>
+              <w:t xml:space="preserve">8.3</w:t>
+            </w:r>
+          </w:p>
+        </w:tc>
+      </w:tr>
+      <w:tr>
+        <w:tc>
+          <w:tcPr>
+            <w:tcW w:type="dxa" w:w="2000"/>
+            <w:shd w:fill="EDEDED" w:color="auto" w:val="clear"/>
+            <w:tcMar>
+              <w:top w:type="dxa" w:w="80"/>
+              <w:left w:type="dxa" w:w="100"/>
+              <w:bottom w:type="dxa" w:w="80"/>
+              <w:right w:type="dxa" w:w="100"/>
+            </w:tcMar>
+            <w:vAlign w:val="center"/>
+          </w:tcPr>
+          <w:p>
+            <w:pPr>
+              <w:jc w:val="left"/>
+            </w:pPr>
+            <w:r>
+              <w:rPr>
+                <w:rFonts w:ascii="Times New Roman" w:cs="Times New Roman" w:eastAsia="Times New Roman" w:hAnsi="Times New Roman"/>
+                <w:color w:val="000000"/>
+                <w:sz w:val="20"/>
+                <w:szCs w:val="20"/>
+              </w:rPr>
+              <w:t xml:space="preserve">Yield</w:t>
+            </w:r>
+          </w:p>
+        </w:tc>
+        <w:tc>
+          <w:tcPr>
+            <w:tcW w:type="dxa" w:w="1800"/>
+            <w:shd w:fill="EDEDED" w:color="auto" w:val="clear"/>
+            <w:tcMar>
+              <w:top w:type="dxa" w:w="80"/>
+              <w:left w:type="dxa" w:w="100"/>
+              <w:bottom w:type="dxa" w:w="80"/>
+              <w:right w:type="dxa" w:w="100"/>
+            </w:tcMar>
+            <w:vAlign w:val="center"/>
+          </w:tcPr>
+          <w:p>
+            <w:pPr>
+              <w:jc w:val="center"/>
+            </w:pPr>
+            <w:r>
+              <w:rPr>
+                <w:rFonts w:ascii="Times New Roman" w:cs="Times New Roman" w:eastAsia="Times New Roman" w:hAnsi="Times New Roman"/>
+                <w:color w:val="000000"/>
+                <w:sz w:val="20"/>
+                <w:szCs w:val="20"/>
+              </w:rPr>
+              <w:t xml:space="preserve">GPR</w:t>
+            </w:r>
+          </w:p>
+        </w:tc>
+        <w:tc>
+          <w:tcPr>
+            <w:tcW w:type="dxa" w:w="2400"/>
+            <w:shd w:fill="EDEDED" w:color="auto" w:val="clear"/>
+            <w:tcMar>
+              <w:top w:type="dxa" w:w="80"/>
+              <w:left w:type="dxa" w:w="100"/>
+              <w:bottom w:type="dxa" w:w="80"/>
+              <w:right w:type="dxa" w:w="100"/>
+            </w:tcMar>
+            <w:vAlign w:val="center"/>
+          </w:tcPr>
+          <w:p>
+            <w:pPr>
+              <w:jc w:val="center"/>
+            </w:pPr>
+            <w:r>
+              <w:rPr>
+                <w:rFonts w:ascii="Times New Roman" w:cs="Times New Roman" w:eastAsia="Times New Roman" w:hAnsi="Times New Roman"/>
+                <w:color w:val="000000"/>
+                <w:sz w:val="20"/>
+                <w:szCs w:val="20"/>
+              </w:rPr>
+              <w:t xml:space="preserve">Grouped by biomass</w:t>
+            </w:r>
+          </w:p>
+        </w:tc>
+        <w:tc>
+          <w:tcPr>
+            <w:tcW w:type="dxa" w:w="1300"/>
+            <w:shd w:fill="EDEDED" w:color="auto" w:val="clear"/>
+            <w:tcMar>
+              <w:top w:type="dxa" w:w="80"/>
+              <w:left w:type="dxa" w:w="100"/>
+              <w:bottom w:type="dxa" w:w="80"/>
+              <w:right w:type="dxa" w:w="100"/>
+            </w:tcMar>
+            <w:vAlign w:val="center"/>
+          </w:tcPr>
+          <w:p>
+            <w:pPr>
+              <w:jc w:val="center"/>
+            </w:pPr>
+            <w:r>
+              <w:rPr>
+                <w:rFonts w:ascii="Times New Roman" w:cs="Times New Roman" w:eastAsia="Times New Roman" w:hAnsi="Times New Roman"/>
+                <w:color w:val="000000"/>
+                <w:sz w:val="20"/>
+                <w:szCs w:val="20"/>
+              </w:rPr>
+              <w:t xml:space="preserve">0.01</w:t>
+            </w:r>
+          </w:p>
+        </w:tc>
+        <w:tc>
+          <w:tcPr>
+            <w:tcW w:type="dxa" w:w="1900"/>
+            <w:shd w:fill="EDEDED" w:color="auto" w:val="clear"/>
+            <w:tcMar>
+              <w:top w:type="dxa" w:w="80"/>
+              <w:left w:type="dxa" w:w="100"/>
+              <w:bottom w:type="dxa" w:w="80"/>
+              <w:right w:type="dxa" w:w="100"/>
+            </w:tcMar>
+            <w:vAlign w:val="center"/>
+          </w:tcPr>
+          <w:p>
+            <w:pPr>
+              <w:jc w:val="center"/>
+            </w:pPr>
+            <w:r>
+              <w:rPr>
+                <w:rFonts w:ascii="Times New Roman" w:cs="Times New Roman" w:eastAsia="Times New Roman" w:hAnsi="Times New Roman"/>
+                <w:color w:val="000000"/>
+                <w:sz w:val="20"/>
+                <w:szCs w:val="20"/>
+              </w:rPr>
+              <w:t xml:space="preserve">7.7</w:t>
+            </w:r>
+          </w:p>
+        </w:tc>
+      </w:tr>
+      <w:tr>
+        <w:tc>
+          <w:tcPr>
+            <w:tcW w:type="dxa" w:w="2000"/>
+            <w:tcMar>
+              <w:top w:type="dxa" w:w="80"/>
+              <w:left w:type="dxa" w:w="100"/>
+              <w:bottom w:type="dxa" w:w="80"/>
+              <w:right w:type="dxa" w:w="100"/>
+            </w:tcMar>
+            <w:vAlign w:val="center"/>
+          </w:tcPr>
+          <w:p>
+            <w:pPr>
+              <w:jc w:val="left"/>
+            </w:pPr>
+            <w:r>
+              <w:rPr>
+                <w:rFonts w:ascii="Times New Roman" w:cs="Times New Roman" w:eastAsia="Times New Roman" w:hAnsi="Times New Roman"/>
+                <w:color w:val="000000"/>
+                <w:sz w:val="20"/>
+                <w:szCs w:val="20"/>
+              </w:rPr>
+              <w:t xml:space="preserve">O/C (log scale)</w:t>
+            </w:r>
+          </w:p>
+        </w:tc>
+        <w:tc>
+          <w:tcPr>
+            <w:tcW w:type="dxa" w:w="1800"/>
+            <w:tcMar>
+              <w:top w:type="dxa" w:w="80"/>
+              <w:left w:type="dxa" w:w="100"/>
+              <w:bottom w:type="dxa" w:w="80"/>
+              <w:right w:type="dxa" w:w="100"/>
+            </w:tcMar>
+            <w:vAlign w:val="center"/>
+          </w:tcPr>
+          <w:p>
+            <w:pPr>
+              <w:jc w:val="center"/>
+            </w:pPr>
+            <w:r>
+              <w:rPr>
+                <w:rFonts w:ascii="Times New Roman" w:cs="Times New Roman" w:eastAsia="Times New Roman" w:hAnsi="Times New Roman"/>
+                <w:color w:val="000000"/>
+                <w:sz w:val="20"/>
+                <w:szCs w:val="20"/>
+              </w:rPr>
+              <w:t xml:space="preserve">Random Forest</w:t>
+            </w:r>
+          </w:p>
+        </w:tc>
+        <w:tc>
+          <w:tcPr>
+            <w:tcW w:type="dxa" w:w="2400"/>
+            <w:tcMar>
+              <w:top w:type="dxa" w:w="80"/>
+              <w:left w:type="dxa" w:w="100"/>
+              <w:bottom w:type="dxa" w:w="80"/>
+              <w:right w:type="dxa" w:w="100"/>
+            </w:tcMar>
+            <w:vAlign w:val="center"/>
+          </w:tcPr>
+          <w:p>
+            <w:pPr>
+              <w:jc w:val="center"/>
+            </w:pPr>
+            <w:r>
+              <w:rPr>
+                <w:rFonts w:ascii="Times New Roman" w:cs="Times New Roman" w:eastAsia="Times New Roman" w:hAnsi="Times New Roman"/>
+                <w:color w:val="000000"/>
+                <w:sz w:val="20"/>
+                <w:szCs w:val="20"/>
+              </w:rPr>
+              <w:t xml:space="preserve">Random split</w:t>
+            </w:r>
+          </w:p>
+        </w:tc>
+        <w:tc>
+          <w:tcPr>
+            <w:tcW w:type="dxa" w:w="1300"/>
+            <w:tcMar>
+              <w:top w:type="dxa" w:w="80"/>
+              <w:left w:type="dxa" w:w="100"/>
+              <w:bottom w:type="dxa" w:w="80"/>
+              <w:right w:type="dxa" w:w="100"/>
+            </w:tcMar>
+            <w:vAlign w:val="center"/>
+          </w:tcPr>
+          <w:p>
+            <w:pPr>
+              <w:jc w:val="center"/>
+            </w:pPr>
+            <w:r>
+              <w:rPr>
+                <w:rFonts w:ascii="Times New Roman" w:cs="Times New Roman" w:eastAsia="Times New Roman" w:hAnsi="Times New Roman"/>
+                <w:color w:val="000000"/>
+                <w:sz w:val="20"/>
+                <w:szCs w:val="20"/>
+              </w:rPr>
+              <w:t xml:space="preserve">0.52</w:t>
+            </w:r>
+          </w:p>
+        </w:tc>
+        <w:tc>
+          <w:tcPr>
+            <w:tcW w:type="dxa" w:w="1900"/>
+            <w:tcMar>
+              <w:top w:type="dxa" w:w="80"/>
+              <w:left w:type="dxa" w:w="100"/>
+              <w:bottom w:type="dxa" w:w="80"/>
+              <w:right w:type="dxa" w:w="100"/>
+            </w:tcMar>
+            <w:vAlign w:val="center"/>
+          </w:tcPr>
+          <w:p>
+            <w:pPr>
+              <w:jc w:val="center"/>
+            </w:pPr>
+            <w:r>
+              <w:rPr>
+                <w:rFonts w:ascii="Times New Roman" w:cs="Times New Roman" w:eastAsia="Times New Roman" w:hAnsi="Times New Roman"/>
+                <w:color w:val="000000"/>
+                <w:sz w:val="20"/>
+                <w:szCs w:val="20"/>
+              </w:rPr>
+              <w:t xml:space="preserve">—</w:t>
+            </w:r>
+          </w:p>
+        </w:tc>
+      </w:tr>
+      <w:tr>
+        <w:tc>
+          <w:tcPr>
+            <w:tcW w:type="dxa" w:w="2000"/>
+            <w:shd w:fill="EDEDED" w:color="auto" w:val="clear"/>
+            <w:tcMar>
+              <w:top w:type="dxa" w:w="80"/>
+              <w:left w:type="dxa" w:w="100"/>
+              <w:bottom w:type="dxa" w:w="80"/>
+              <w:right w:type="dxa" w:w="100"/>
+            </w:tcMar>
+            <w:vAlign w:val="center"/>
+          </w:tcPr>
+          <w:p>
+            <w:pPr>
+              <w:jc w:val="left"/>
+            </w:pPr>
+            <w:r>
+              <w:rPr>
+                <w:rFonts w:ascii="Times New Roman" w:cs="Times New Roman" w:eastAsia="Times New Roman" w:hAnsi="Times New Roman"/>
+                <w:color w:val="000000"/>
+                <w:sz w:val="20"/>
+                <w:szCs w:val="20"/>
+              </w:rPr>
+              <w:t xml:space="preserve">O/C (log scale)</w:t>
+            </w:r>
+          </w:p>
+        </w:tc>
+        <w:tc>
+          <w:tcPr>
+            <w:tcW w:type="dxa" w:w="1800"/>
+            <w:shd w:fill="EDEDED" w:color="auto" w:val="clear"/>
+            <w:tcMar>
+              <w:top w:type="dxa" w:w="80"/>
+              <w:left w:type="dxa" w:w="100"/>
+              <w:bottom w:type="dxa" w:w="80"/>
+              <w:right w:type="dxa" w:w="100"/>
+            </w:tcMar>
+            <w:vAlign w:val="center"/>
+          </w:tcPr>
+          <w:p>
+            <w:pPr>
+              <w:jc w:val="center"/>
+            </w:pPr>
+            <w:r>
+              <w:rPr>
+                <w:rFonts w:ascii="Times New Roman" w:cs="Times New Roman" w:eastAsia="Times New Roman" w:hAnsi="Times New Roman"/>
+                <w:color w:val="000000"/>
+                <w:sz w:val="20"/>
+                <w:szCs w:val="20"/>
+              </w:rPr>
+              <w:t xml:space="preserve">XGBoost</w:t>
+            </w:r>
+          </w:p>
+        </w:tc>
+        <w:tc>
+          <w:tcPr>
+            <w:tcW w:type="dxa" w:w="2400"/>
+            <w:shd w:fill="EDEDED" w:color="auto" w:val="clear"/>
+            <w:tcMar>
+              <w:top w:type="dxa" w:w="80"/>
+              <w:left w:type="dxa" w:w="100"/>
+              <w:bottom w:type="dxa" w:w="80"/>
+              <w:right w:type="dxa" w:w="100"/>
+            </w:tcMar>
+            <w:vAlign w:val="center"/>
+          </w:tcPr>
+          <w:p>
+            <w:pPr>
+              <w:jc w:val="center"/>
+            </w:pPr>
+            <w:r>
+              <w:rPr>
+                <w:rFonts w:ascii="Times New Roman" w:cs="Times New Roman" w:eastAsia="Times New Roman" w:hAnsi="Times New Roman"/>
+                <w:color w:val="000000"/>
+                <w:sz w:val="20"/>
+                <w:szCs w:val="20"/>
+              </w:rPr>
+              <w:t xml:space="preserve">Random split</w:t>
+            </w:r>
+          </w:p>
+        </w:tc>
+        <w:tc>
+          <w:tcPr>
+            <w:tcW w:type="dxa" w:w="1300"/>
+            <w:shd w:fill="EDEDED" w:color="auto" w:val="clear"/>
+            <w:tcMar>
+              <w:top w:type="dxa" w:w="80"/>
+              <w:left w:type="dxa" w:w="100"/>
+              <w:bottom w:type="dxa" w:w="80"/>
+              <w:right w:type="dxa" w:w="100"/>
+            </w:tcMar>
+            <w:vAlign w:val="center"/>
+          </w:tcPr>
+          <w:p>
+            <w:pPr>
+              <w:jc w:val="center"/>
+            </w:pPr>
+            <w:r>
+              <w:rPr>
+                <w:rFonts w:ascii="Times New Roman" w:cs="Times New Roman" w:eastAsia="Times New Roman" w:hAnsi="Times New Roman"/>
+                <w:color w:val="000000"/>
+                <w:sz w:val="20"/>
+                <w:szCs w:val="20"/>
+              </w:rPr>
+              <w:t xml:space="preserve">0.51</w:t>
+            </w:r>
+          </w:p>
+        </w:tc>
+        <w:tc>
+          <w:tcPr>
+            <w:tcW w:type="dxa" w:w="1900"/>
+            <w:shd w:fill="EDEDED" w:color="auto" w:val="clear"/>
+            <w:tcMar>
+              <w:top w:type="dxa" w:w="80"/>
+              <w:left w:type="dxa" w:w="100"/>
+              <w:bottom w:type="dxa" w:w="80"/>
+              <w:right w:type="dxa" w:w="100"/>
+            </w:tcMar>
+            <w:vAlign w:val="center"/>
+          </w:tcPr>
+          <w:p>
+            <w:pPr>
+              <w:jc w:val="center"/>
+            </w:pPr>
+            <w:r>
+              <w:rPr>
+                <w:rFonts w:ascii="Times New Roman" w:cs="Times New Roman" w:eastAsia="Times New Roman" w:hAnsi="Times New Roman"/>
+                <w:color w:val="000000"/>
+                <w:sz w:val="20"/>
+                <w:szCs w:val="20"/>
+              </w:rPr>
+              <w:t xml:space="preserve">—</w:t>
+            </w:r>
+          </w:p>
+        </w:tc>
+      </w:tr>
+      <w:tr>
+        <w:tc>
+          <w:tcPr>
+            <w:tcW w:type="dxa" w:w="2000"/>
+            <w:tcMar>
+              <w:top w:type="dxa" w:w="80"/>
+              <w:left w:type="dxa" w:w="100"/>
+              <w:bottom w:type="dxa" w:w="80"/>
+              <w:right w:type="dxa" w:w="100"/>
+            </w:tcMar>
+            <w:vAlign w:val="center"/>
+          </w:tcPr>
+          <w:p>
+            <w:pPr>
+              <w:jc w:val="left"/>
+            </w:pPr>
+            <w:r>
+              <w:rPr>
+                <w:rFonts w:ascii="Times New Roman" w:cs="Times New Roman" w:eastAsia="Times New Roman" w:hAnsi="Times New Roman"/>
+                <w:color w:val="000000"/>
+                <w:sz w:val="20"/>
+                <w:szCs w:val="20"/>
+              </w:rPr>
+              <w:t xml:space="preserve">O/C (log scale)</w:t>
+            </w:r>
+          </w:p>
+        </w:tc>
+        <w:tc>
+          <w:tcPr>
+            <w:tcW w:type="dxa" w:w="1800"/>
+            <w:tcMar>
+              <w:top w:type="dxa" w:w="80"/>
+              <w:left w:type="dxa" w:w="100"/>
+              <w:bottom w:type="dxa" w:w="80"/>
+              <w:right w:type="dxa" w:w="100"/>
+            </w:tcMar>
+            <w:vAlign w:val="center"/>
+          </w:tcPr>
+          <w:p>
+            <w:pPr>
+              <w:jc w:val="center"/>
+            </w:pPr>
+            <w:r>
+              <w:rPr>
+                <w:rFonts w:ascii="Times New Roman" w:cs="Times New Roman" w:eastAsia="Times New Roman" w:hAnsi="Times New Roman"/>
+                <w:color w:val="000000"/>
+                <w:sz w:val="20"/>
+                <w:szCs w:val="20"/>
+              </w:rPr>
+              <w:t xml:space="preserve">GPR</w:t>
+            </w:r>
+          </w:p>
+        </w:tc>
+        <w:tc>
+          <w:tcPr>
+            <w:tcW w:type="dxa" w:w="2400"/>
+            <w:tcMar>
+              <w:top w:type="dxa" w:w="80"/>
+              <w:left w:type="dxa" w:w="100"/>
+              <w:bottom w:type="dxa" w:w="80"/>
+              <w:right w:type="dxa" w:w="100"/>
+            </w:tcMar>
+            <w:vAlign w:val="center"/>
+          </w:tcPr>
+          <w:p>
+            <w:pPr>
+              <w:jc w:val="center"/>
+            </w:pPr>
+            <w:r>
+              <w:rPr>
+                <w:rFonts w:ascii="Times New Roman" w:cs="Times New Roman" w:eastAsia="Times New Roman" w:hAnsi="Times New Roman"/>
+                <w:color w:val="000000"/>
+                <w:sz w:val="20"/>
+                <w:szCs w:val="20"/>
+              </w:rPr>
+              <w:t xml:space="preserve">Random split</w:t>
+            </w:r>
+          </w:p>
+        </w:tc>
+        <w:tc>
+          <w:tcPr>
+            <w:tcW w:type="dxa" w:w="1300"/>
+            <w:tcMar>
+              <w:top w:type="dxa" w:w="80"/>
+              <w:left w:type="dxa" w:w="100"/>
+              <w:bottom w:type="dxa" w:w="80"/>
+              <w:right w:type="dxa" w:w="100"/>
+            </w:tcMar>
+            <w:vAlign w:val="center"/>
+          </w:tcPr>
+          <w:p>
+            <w:pPr>
+              <w:jc w:val="center"/>
+            </w:pPr>
+            <w:r>
+              <w:rPr>
+                <w:rFonts w:ascii="Times New Roman" w:cs="Times New Roman" w:eastAsia="Times New Roman" w:hAnsi="Times New Roman"/>
+                <w:color w:val="000000"/>
+                <w:sz w:val="20"/>
+                <w:szCs w:val="20"/>
+              </w:rPr>
+              <w:t xml:space="preserve">0.63</w:t>
+            </w:r>
+          </w:p>
+        </w:tc>
+        <w:tc>
+          <w:tcPr>
+            <w:tcW w:type="dxa" w:w="1900"/>
+            <w:tcMar>
+              <w:top w:type="dxa" w:w="80"/>
+              <w:left w:type="dxa" w:w="100"/>
+              <w:bottom w:type="dxa" w:w="80"/>
+              <w:right w:type="dxa" w:w="100"/>
+            </w:tcMar>
+            <w:vAlign w:val="center"/>
+          </w:tcPr>
+          <w:p>
+            <w:pPr>
+              <w:jc w:val="center"/>
+            </w:pPr>
+            <w:r>
+              <w:rPr>
+                <w:rFonts w:ascii="Times New Roman" w:cs="Times New Roman" w:eastAsia="Times New Roman" w:hAnsi="Times New Roman"/>
+                <w:color w:val="000000"/>
+                <w:sz w:val="20"/>
+                <w:szCs w:val="20"/>
+              </w:rPr>
+              <w:t xml:space="preserve">—</w:t>
+            </w:r>
+          </w:p>
+        </w:tc>
+      </w:tr>
+      <w:tr>
+        <w:tc>
+          <w:tcPr>
+            <w:tcW w:type="dxa" w:w="2000"/>
+            <w:shd w:fill="EDEDED" w:color="auto" w:val="clear"/>
+            <w:tcMar>
+              <w:top w:type="dxa" w:w="80"/>
+              <w:left w:type="dxa" w:w="100"/>
+              <w:bottom w:type="dxa" w:w="80"/>
+              <w:right w:type="dxa" w:w="100"/>
+            </w:tcMar>
+            <w:vAlign w:val="center"/>
+          </w:tcPr>
+          <w:p>
+            <w:pPr>
+              <w:jc w:val="left"/>
+            </w:pPr>
+            <w:r>
+              <w:rPr>
+                <w:rFonts w:ascii="Times New Roman" w:cs="Times New Roman" w:eastAsia="Times New Roman" w:hAnsi="Times New Roman"/>
+                <w:color w:val="000000"/>
+                <w:sz w:val="20"/>
+                <w:szCs w:val="20"/>
+              </w:rPr>
+              <w:t xml:space="preserve">O/C (log scale)</w:t>
+            </w:r>
+          </w:p>
+        </w:tc>
+        <w:tc>
+          <w:tcPr>
+            <w:tcW w:type="dxa" w:w="1800"/>
+            <w:shd w:fill="EDEDED" w:color="auto" w:val="clear"/>
+            <w:tcMar>
+              <w:top w:type="dxa" w:w="80"/>
+              <w:left w:type="dxa" w:w="100"/>
+              <w:bottom w:type="dxa" w:w="80"/>
+              <w:right w:type="dxa" w:w="100"/>
+            </w:tcMar>
+            <w:vAlign w:val="center"/>
+          </w:tcPr>
+          <w:p>
+            <w:pPr>
+              <w:jc w:val="center"/>
+            </w:pPr>
+            <w:r>
+              <w:rPr>
+                <w:rFonts w:ascii="Times New Roman" w:cs="Times New Roman" w:eastAsia="Times New Roman" w:hAnsi="Times New Roman"/>
+                <w:color w:val="000000"/>
+                <w:sz w:val="20"/>
+                <w:szCs w:val="20"/>
+              </w:rPr>
+              <w:t xml:space="preserve">Random Forest</w:t>
+            </w:r>
+          </w:p>
+        </w:tc>
+        <w:tc>
+          <w:tcPr>
+            <w:tcW w:type="dxa" w:w="2400"/>
+            <w:shd w:fill="EDEDED" w:color="auto" w:val="clear"/>
+            <w:tcMar>
+              <w:top w:type="dxa" w:w="80"/>
+              <w:left w:type="dxa" w:w="100"/>
+              <w:bottom w:type="dxa" w:w="80"/>
+              <w:right w:type="dxa" w:w="100"/>
+            </w:tcMar>
+            <w:vAlign w:val="center"/>
+          </w:tcPr>
+          <w:p>
+            <w:pPr>
+              <w:jc w:val="center"/>
+            </w:pPr>
+            <w:r>
+              <w:rPr>
+                <w:rFonts w:ascii="Times New Roman" w:cs="Times New Roman" w:eastAsia="Times New Roman" w:hAnsi="Times New Roman"/>
+                <w:color w:val="000000"/>
+                <w:sz w:val="20"/>
+                <w:szCs w:val="20"/>
+              </w:rPr>
+              <w:t xml:space="preserve">Grouped by biomass</w:t>
+            </w:r>
+          </w:p>
+        </w:tc>
+        <w:tc>
+          <w:tcPr>
+            <w:tcW w:type="dxa" w:w="1300"/>
+            <w:shd w:fill="EDEDED" w:color="auto" w:val="clear"/>
+            <w:tcMar>
+              <w:top w:type="dxa" w:w="80"/>
+              <w:left w:type="dxa" w:w="100"/>
+              <w:bottom w:type="dxa" w:w="80"/>
+              <w:right w:type="dxa" w:w="100"/>
+            </w:tcMar>
+            <w:vAlign w:val="center"/>
+          </w:tcPr>
+          <w:p>
+            <w:pPr>
+              <w:jc w:val="center"/>
+            </w:pPr>
+            <w:r>
+              <w:rPr>
+                <w:rFonts w:ascii="Times New Roman" w:cs="Times New Roman" w:eastAsia="Times New Roman" w:hAnsi="Times New Roman"/>
+                <w:color w:val="000000"/>
+                <w:sz w:val="20"/>
+                <w:szCs w:val="20"/>
+              </w:rPr>
+              <w:t xml:space="preserve">0.19</w:t>
+            </w:r>
+          </w:p>
+        </w:tc>
+        <w:tc>
+          <w:tcPr>
+            <w:tcW w:type="dxa" w:w="1900"/>
+            <w:shd w:fill="EDEDED" w:color="auto" w:val="clear"/>
+            <w:tcMar>
+              <w:top w:type="dxa" w:w="80"/>
+              <w:left w:type="dxa" w:w="100"/>
+              <w:bottom w:type="dxa" w:w="80"/>
+              <w:right w:type="dxa" w:w="100"/>
+            </w:tcMar>
+            <w:vAlign w:val="center"/>
+          </w:tcPr>
+          <w:p>
+            <w:pPr>
+              <w:jc w:val="center"/>
+            </w:pPr>
+            <w:r>
+              <w:rPr>
+                <w:rFonts w:ascii="Times New Roman" w:cs="Times New Roman" w:eastAsia="Times New Roman" w:hAnsi="Times New Roman"/>
+                <w:color w:val="000000"/>
+                <w:sz w:val="20"/>
+                <w:szCs w:val="20"/>
+              </w:rPr>
+              <w:t xml:space="preserve">—</w:t>
+            </w:r>
+          </w:p>
+        </w:tc>
+      </w:tr>
+      <w:tr>
+        <w:tc>
+          <w:tcPr>
+            <w:tcW w:type="dxa" w:w="2000"/>
+            <w:tcMar>
+              <w:top w:type="dxa" w:w="80"/>
+              <w:left w:type="dxa" w:w="100"/>
+              <w:bottom w:type="dxa" w:w="80"/>
+              <w:right w:type="dxa" w:w="100"/>
+            </w:tcMar>
+            <w:vAlign w:val="center"/>
+          </w:tcPr>
+          <w:p>
+            <w:pPr>
+              <w:jc w:val="left"/>
+            </w:pPr>
+            <w:r>
+              <w:rPr>
+                <w:rFonts w:ascii="Times New Roman" w:cs="Times New Roman" w:eastAsia="Times New Roman" w:hAnsi="Times New Roman"/>
+                <w:color w:val="000000"/>
+                <w:sz w:val="20"/>
+                <w:szCs w:val="20"/>
+              </w:rPr>
+              <w:t xml:space="preserve">O/C (log scale)</w:t>
+            </w:r>
+          </w:p>
+        </w:tc>
+        <w:tc>
+          <w:tcPr>
+            <w:tcW w:type="dxa" w:w="1800"/>
+            <w:tcMar>
+              <w:top w:type="dxa" w:w="80"/>
+              <w:left w:type="dxa" w:w="100"/>
+              <w:bottom w:type="dxa" w:w="80"/>
+              <w:right w:type="dxa" w:w="100"/>
+            </w:tcMar>
+            <w:vAlign w:val="center"/>
+          </w:tcPr>
+          <w:p>
+            <w:pPr>
+              <w:jc w:val="center"/>
+            </w:pPr>
+            <w:r>
+              <w:rPr>
+                <w:rFonts w:ascii="Times New Roman" w:cs="Times New Roman" w:eastAsia="Times New Roman" w:hAnsi="Times New Roman"/>
+                <w:color w:val="000000"/>
+                <w:sz w:val="20"/>
+                <w:szCs w:val="20"/>
+              </w:rPr>
+              <w:t xml:space="preserve">XGBoost</w:t>
+            </w:r>
+          </w:p>
+        </w:tc>
+        <w:tc>
+          <w:tcPr>
+            <w:tcW w:type="dxa" w:w="2400"/>
+            <w:tcMar>
+              <w:top w:type="dxa" w:w="80"/>
+              <w:left w:type="dxa" w:w="100"/>
+              <w:bottom w:type="dxa" w:w="80"/>
+              <w:right w:type="dxa" w:w="100"/>
+            </w:tcMar>
+            <w:vAlign w:val="center"/>
+          </w:tcPr>
+          <w:p>
+            <w:pPr>
+              <w:jc w:val="center"/>
+            </w:pPr>
+            <w:r>
+              <w:rPr>
+                <w:rFonts w:ascii="Times New Roman" w:cs="Times New Roman" w:eastAsia="Times New Roman" w:hAnsi="Times New Roman"/>
+                <w:color w:val="000000"/>
+                <w:sz w:val="20"/>
+                <w:szCs w:val="20"/>
+              </w:rPr>
+              <w:t xml:space="preserve">Grouped by biomass</w:t>
+            </w:r>
+          </w:p>
+        </w:tc>
+        <w:tc>
+          <w:tcPr>
+            <w:tcW w:type="dxa" w:w="1300"/>
+            <w:tcMar>
+              <w:top w:type="dxa" w:w="80"/>
+              <w:left w:type="dxa" w:w="100"/>
+              <w:bottom w:type="dxa" w:w="80"/>
+              <w:right w:type="dxa" w:w="100"/>
+            </w:tcMar>
+            <w:vAlign w:val="center"/>
+          </w:tcPr>
+          <w:p>
+            <w:pPr>
+              <w:jc w:val="center"/>
+            </w:pPr>
+            <w:r>
+              <w:rPr>
+                <w:rFonts w:ascii="Times New Roman" w:cs="Times New Roman" w:eastAsia="Times New Roman" w:hAnsi="Times New Roman"/>
+                <w:color w:val="000000"/>
+                <w:sz w:val="20"/>
+                <w:szCs w:val="20"/>
+              </w:rPr>
+              <w:t xml:space="preserve">0.14</w:t>
+            </w:r>
+          </w:p>
+        </w:tc>
+        <w:tc>
+          <w:tcPr>
+            <w:tcW w:type="dxa" w:w="1900"/>
+            <w:tcMar>
+              <w:top w:type="dxa" w:w="80"/>
+              <w:left w:type="dxa" w:w="100"/>
+              <w:bottom w:type="dxa" w:w="80"/>
+              <w:right w:type="dxa" w:w="100"/>
+            </w:tcMar>
+            <w:vAlign w:val="center"/>
+          </w:tcPr>
+          <w:p>
+            <w:pPr>
+              <w:jc w:val="center"/>
+            </w:pPr>
+            <w:r>
+              <w:rPr>
+                <w:rFonts w:ascii="Times New Roman" w:cs="Times New Roman" w:eastAsia="Times New Roman" w:hAnsi="Times New Roman"/>
+                <w:color w:val="000000"/>
+                <w:sz w:val="20"/>
+                <w:szCs w:val="20"/>
+              </w:rPr>
+              <w:t xml:space="preserve">—</w:t>
+            </w:r>
+          </w:p>
+        </w:tc>
+      </w:tr>
+      <w:tr>
+        <w:tc>
+          <w:tcPr>
+            <w:tcW w:type="dxa" w:w="2000"/>
+            <w:shd w:fill="EDEDED" w:color="auto" w:val="clear"/>
+            <w:tcMar>
+              <w:top w:type="dxa" w:w="80"/>
+              <w:left w:type="dxa" w:w="100"/>
+              <w:bottom w:type="dxa" w:w="80"/>
+              <w:right w:type="dxa" w:w="100"/>
+            </w:tcMar>
+            <w:vAlign w:val="center"/>
+          </w:tcPr>
+          <w:p>
+            <w:pPr>
+              <w:jc w:val="left"/>
+            </w:pPr>
+            <w:r>
+              <w:rPr>
+                <w:rFonts w:ascii="Times New Roman" w:cs="Times New Roman" w:eastAsia="Times New Roman" w:hAnsi="Times New Roman"/>
+                <w:color w:val="000000"/>
+                <w:sz w:val="20"/>
+                <w:szCs w:val="20"/>
+              </w:rPr>
+              <w:t xml:space="preserve">O/C (log scale)</w:t>
+            </w:r>
+          </w:p>
+        </w:tc>
+        <w:tc>
+          <w:tcPr>
+            <w:tcW w:type="dxa" w:w="1800"/>
+            <w:shd w:fill="EDEDED" w:color="auto" w:val="clear"/>
+            <w:tcMar>
+              <w:top w:type="dxa" w:w="80"/>
+              <w:left w:type="dxa" w:w="100"/>
+              <w:bottom w:type="dxa" w:w="80"/>
+              <w:right w:type="dxa" w:w="100"/>
+            </w:tcMar>
+            <w:vAlign w:val="center"/>
+          </w:tcPr>
+          <w:p>
+            <w:pPr>
+              <w:jc w:val="center"/>
+            </w:pPr>
+            <w:r>
+              <w:rPr>
+                <w:rFonts w:ascii="Times New Roman" w:cs="Times New Roman" w:eastAsia="Times New Roman" w:hAnsi="Times New Roman"/>
+                <w:color w:val="000000"/>
+                <w:sz w:val="20"/>
+                <w:szCs w:val="20"/>
+              </w:rPr>
+              <w:t xml:space="preserve">GPR</w:t>
+            </w:r>
+          </w:p>
+        </w:tc>
+        <w:tc>
+          <w:tcPr>
+            <w:tcW w:type="dxa" w:w="2400"/>
+            <w:shd w:fill="EDEDED" w:color="auto" w:val="clear"/>
+            <w:tcMar>
+              <w:top w:type="dxa" w:w="80"/>
+              <w:left w:type="dxa" w:w="100"/>
+              <w:bottom w:type="dxa" w:w="80"/>
+              <w:right w:type="dxa" w:w="100"/>
+            </w:tcMar>
+            <w:vAlign w:val="center"/>
+          </w:tcPr>
+          <w:p>
+            <w:pPr>
+              <w:jc w:val="center"/>
+            </w:pPr>
+            <w:r>
+              <w:rPr>
+                <w:rFonts w:ascii="Times New Roman" w:cs="Times New Roman" w:eastAsia="Times New Roman" w:hAnsi="Times New Roman"/>
+                <w:color w:val="000000"/>
+                <w:sz w:val="20"/>
+                <w:szCs w:val="20"/>
+              </w:rPr>
+              <w:t xml:space="preserve">Grouped by biomass</w:t>
+            </w:r>
+          </w:p>
+        </w:tc>
+        <w:tc>
+          <w:tcPr>
+            <w:tcW w:type="dxa" w:w="1300"/>
+            <w:shd w:fill="EDEDED" w:color="auto" w:val="clear"/>
+            <w:tcMar>
+              <w:top w:type="dxa" w:w="80"/>
+              <w:left w:type="dxa" w:w="100"/>
+              <w:bottom w:type="dxa" w:w="80"/>
+              <w:right w:type="dxa" w:w="100"/>
+            </w:tcMar>
+            <w:vAlign w:val="center"/>
+          </w:tcPr>
+          <w:p>
+            <w:pPr>
+              <w:jc w:val="center"/>
+            </w:pPr>
+            <w:r>
+              <w:rPr>
+                <w:rFonts w:ascii="Times New Roman" w:cs="Times New Roman" w:eastAsia="Times New Roman" w:hAnsi="Times New Roman"/>
+                <w:color w:val="000000"/>
+                <w:sz w:val="20"/>
+                <w:szCs w:val="20"/>
+              </w:rPr>
+              <w:t xml:space="preserve">0.23</w:t>
+            </w:r>
+          </w:p>
+        </w:tc>
+        <w:tc>
+          <w:tcPr>
+            <w:tcW w:type="dxa" w:w="1900"/>
+            <w:shd w:fill="EDEDED" w:color="auto" w:val="clear"/>
+            <w:tcMar>
+              <w:top w:type="dxa" w:w="80"/>
+              <w:left w:type="dxa" w:w="100"/>
+              <w:bottom w:type="dxa" w:w="80"/>
+              <w:right w:type="dxa" w:w="100"/>
+            </w:tcMar>
+            <w:vAlign w:val="center"/>
+          </w:tcPr>
+          <w:p>
+            <w:pPr>
+              <w:jc w:val="center"/>
+            </w:pPr>
+            <w:r>
+              <w:rPr>
+                <w:rFonts w:ascii="Times New Roman" w:cs="Times New Roman" w:eastAsia="Times New Roman" w:hAnsi="Times New Roman"/>
+                <w:color w:val="000000"/>
+                <w:sz w:val="20"/>
+                <w:szCs w:val="20"/>
+              </w:rPr>
+              <w:t xml:space="preserve">—</w:t>
             </w:r>
           </w:p>
         </w:tc>
@@ -9831,7 +8748,21 @@
           <w:sz w:val="28"/>
           <w:szCs w:val="28"/>
         </w:rPr>
-        <w:t xml:space="preserve">7.2 Physics Consistency Checks</w:t>
+        <w:t xml:space="preserve">6.2 Test 2: Accuracy on Unseen Biomass</w:t>
+      </w:r>
+    </w:p>
+    <w:p>
+      <w:pPr>
+        <w:spacing w:after="200" w:before="0" w:line="360"/>
+        <w:jc w:val="both"/>
+      </w:pPr>
+      <w:r>
+        <w:rPr>
+          <w:rFonts w:ascii="Times New Roman" w:cs="Times New Roman" w:eastAsia="Times New Roman" w:hAnsi="Times New Roman"/>
+          <w:sz w:val="24"/>
+          <w:szCs w:val="24"/>
+        </w:rPr>
+        <w:t xml:space="preserve">When every row of a biomass is kept on one side of the split, yield R² falls from 0.66 to −0.18 (XGBoost) and O/C R² from 0.63 to 0.23 (GPR), as Figure 6.3 shows. Grouping D3 by exact values alone gives an intermediate 0.23, because hidden near-duplicates (Section 3.2) still place the same biomass on both sides. The main reason yield transfers poorly is that 72% of D3's yield variance lies between biomasses rather than within one biomass across conditions: D3 compiles about 160 studies, each with its own reactor and collection method, and no recorded column separates these laboratory effects from genuine biomass differences. Test 2 therefore sets the uncertainty bands and calibration step used by the Advisor (Section 7.3).</w:t>
       </w:r>
     </w:p>
     <w:p>
@@ -9842,7 +8773,7 @@
       <w:r>
         <w:drawing>
           <wp:inline distT="0" distB="0" distL="0" distR="0">
-            <wp:extent cx="5305425" cy="1657350"/>
+            <wp:extent cx="4210050" cy="1885950"/>
             <wp:effectExtent t="0" r="0" b="0" l="0"/>
             <wp:docPr id="1" name="" descr="" title=""/>
             <wp:cNvGraphicFramePr>
@@ -9867,7 +8798,7 @@
                   <pic:spPr bwMode="auto">
                     <a:xfrm>
                       <a:off x="0" y="0"/>
-                      <a:ext cx="5305425" cy="1657350"/>
+                      <a:ext cx="4210050" cy="1885950"/>
                     </a:xfrm>
                     <a:prstGeom prst="rect">
                       <a:avLst/>
@@ -9893,83 +8824,7 @@
           <w:sz w:val="24"/>
           <w:szCs w:val="24"/>
         </w:rPr>
-        <w:t xml:space="preserve">Figure 7.1: Average model response to temperature, with kinetic tar selectivity.</w:t>
-      </w:r>
-    </w:p>
-    <w:p>
-      <w:pPr>
-        <w:pStyle w:val="ListParagraph"/>
-        <w:numPr>
-          <w:ilvl w:val="0"/>
-          <w:numId w:val="2"/>
-        </w:numPr>
-        <w:spacing w:after="120" w:line="360"/>
-        <w:jc w:val="both"/>
-      </w:pPr>
-      <w:r>
-        <w:rPr>
-          <w:rFonts w:ascii="Times New Roman" w:cs="Times New Roman" w:eastAsia="Times New Roman" w:hAnsi="Times New Roman"/>
-          <w:sz w:val="24"/>
-          <w:szCs w:val="24"/>
-        </w:rPr>
-        <w:t xml:space="preserve">Yield peaks at 525°C (41.6 wt%, rising from 36.3 at 350 and falling to 38.2 at 700) — matching the literature's 450–550°C optimum.</w:t>
-      </w:r>
-    </w:p>
-    <w:p>
-      <w:pPr>
-        <w:pStyle w:val="ListParagraph"/>
-        <w:numPr>
-          <w:ilvl w:val="0"/>
-          <w:numId w:val="2"/>
-        </w:numPr>
-        <w:spacing w:after="120" w:line="360"/>
-        <w:jc w:val="both"/>
-      </w:pPr>
-      <w:r>
-        <w:rPr>
-          <w:rFonts w:ascii="Times New Roman" w:cs="Times New Roman" w:eastAsia="Times New Roman" w:hAnsi="Times New Roman"/>
-          <w:sz w:val="24"/>
-          <w:szCs w:val="24"/>
-        </w:rPr>
-        <w:t xml:space="preserve">Tar selectivity rises monotonically (51%→69% across 350–700°C), so the yield fall above ~600°C is consistent with secondary cracking of hot vapours into gas — a two-step behaviour reproduced from data, not told to the model explicitly.</w:t>
-      </w:r>
-    </w:p>
-    <w:p>
-      <w:pPr>
-        <w:pStyle w:val="ListParagraph"/>
-        <w:numPr>
-          <w:ilvl w:val="0"/>
-          <w:numId w:val="2"/>
-        </w:numPr>
-        <w:spacing w:after="120" w:line="360"/>
-        <w:jc w:val="both"/>
-      </w:pPr>
-      <w:r>
-        <w:rPr>
-          <w:rFonts w:ascii="Times New Roman" w:cs="Times New Roman" w:eastAsia="Times New Roman" w:hAnsi="Times New Roman"/>
-          <w:sz w:val="24"/>
-          <w:szCs w:val="24"/>
-        </w:rPr>
-        <w:t xml:space="preserve">O/C falls 0.28→0.21 (350–700°C), consistent with stronger deoxygenation at higher severity, and is guaranteed never to rise with T by the monotonicity constraint.</w:t>
-      </w:r>
-    </w:p>
-    <w:p>
-      <w:pPr>
-        <w:pStyle w:val="ListParagraph"/>
-        <w:numPr>
-          <w:ilvl w:val="0"/>
-          <w:numId w:val="2"/>
-        </w:numPr>
-        <w:spacing w:after="120" w:line="360"/>
-        <w:jc w:val="both"/>
-      </w:pPr>
-      <w:r>
-        <w:rPr>
-          <w:rFonts w:ascii="Times New Roman" w:cs="Times New Roman" w:eastAsia="Times New Roman" w:hAnsi="Times New Roman"/>
-          <w:sz w:val="24"/>
-          <w:szCs w:val="24"/>
-        </w:rPr>
-        <w:t xml:space="preserve">Every D3 experiment has θ&lt;0 (slow, evenly-heated pyrolysis; median HR 25°C/min), so particle-size effects are small and noisy.</w:t>
+        <w:t xml:space="preserve">Figure 6.3: Test-set R² under Test 1 (random split) and Test 2 (grouped by biomass).</w:t>
       </w:r>
     </w:p>
     <w:p>
@@ -9986,7 +8841,21 @@
           <w:sz w:val="28"/>
           <w:szCs w:val="28"/>
         </w:rPr>
-        <w:t xml:space="preserve">7.3 Uncertainty and Calibration</w:t>
+        <w:t xml:space="preserve">6.3 Physics Features Improve Every Model</w:t>
+      </w:r>
+    </w:p>
+    <w:p>
+      <w:pPr>
+        <w:spacing w:after="200" w:before="0" w:line="360"/>
+        <w:jc w:val="both"/>
+      </w:pPr>
+      <w:r>
+        <w:rPr>
+          <w:rFonts w:ascii="Times New Roman" w:cs="Times New Roman" w:eastAsia="Times New Roman" w:hAnsi="Times New Roman"/>
+          <w:sz w:val="24"/>
+          <w:szCs w:val="24"/>
+        </w:rPr>
+        <w:t xml:space="preserve">Physics-informed features raised O/C accuracy for every model in both tests. Under Test 1, GPR rose from R² = 0.43 (raw inputs) to 0.63, Random Forest from 0.45 to 0.52 and XGBoost from 0.44 to 0.51. Under Test 2 the relative gain is larger: GPR rose from −0.14 to 0.23 (Figure 6.4), supporting Pascarella et al.'s (2025) recommendation of physics-informed approaches for sparse compiled data.</w:t>
       </w:r>
     </w:p>
     <w:p>
@@ -9997,7 +8866,7 @@
       <w:r>
         <w:drawing>
           <wp:inline distT="0" distB="0" distL="0" distR="0">
-            <wp:extent cx="4391025" cy="2333625"/>
+            <wp:extent cx="3295650" cy="1876425"/>
             <wp:effectExtent t="0" r="0" b="0" l="0"/>
             <wp:docPr id="1" name="" descr="" title=""/>
             <wp:cNvGraphicFramePr>
@@ -10022,7 +8891,7 @@
                   <pic:spPr bwMode="auto">
                     <a:xfrm>
                       <a:off x="0" y="0"/>
-                      <a:ext cx="4391025" cy="2333625"/>
+                      <a:ext cx="3295650" cy="1876425"/>
                     </a:xfrm>
                     <a:prstGeom prst="rect">
                       <a:avLst/>
@@ -10048,21 +8917,37 @@
           <w:sz w:val="24"/>
           <w:szCs w:val="24"/>
         </w:rPr>
-        <w:t xml:space="preserve">Figure 7.2: Yield error for a new biomass with 0, 1 or 2 real experiments.</w:t>
-      </w:r>
-    </w:p>
-    <w:p>
-      <w:pPr>
-        <w:spacing w:after="200" w:before="0" w:line="360"/>
-        <w:jc w:val="both"/>
-      </w:pPr>
-      <w:r>
-        <w:rPr>
-          <w:rFonts w:ascii="Times New Roman" w:cs="Times New Roman" w:eastAsia="Times New Roman" w:hAnsi="Times New Roman"/>
-          <w:sz w:val="24"/>
-          <w:szCs w:val="24"/>
-        </w:rPr>
-        <w:t xml:space="preserve">80% intervals for a brand-new biomass: yield ±12.6 wt%, O/C within a factor of 2.2. One calibration experiment cuts yield error from ~8 to 5.3 wt%; two bring it to 4.2 wt% — beating simple reuse of the measured value (5.7, 4.6 wt%) because the model adds learned condition-response. For O/C the reverse held (reuse: log error 0.087 vs. model 0.104), since O/C varies little within a biomass in D1b.</w:t>
+        <w:t xml:space="preserve">Figure 6.4: O/C on unseen biomass (Test 2) — raw vs. physics inputs.</w:t>
+      </w:r>
+    </w:p>
+    <w:p>
+      <w:pPr>
+        <w:sectPr>
+          <w:headerReference w:type="default" r:id="rId23"/>
+          <w:footerReference w:type="default" r:id="rId24"/>
+          <w:pgSz w:w="11906" w:h="16838" w:orient="portrait"/>
+          <w:pgMar w:top="1984" w:right="1701" w:bottom="1701" w:left="2268" w:header="708" w:footer="708" w:gutter="0"/>
+          <w:pgNumType w:fmt="decimal"/>
+          <w:docGrid w:linePitch="360"/>
+        </w:sectPr>
+      </w:pPr>
+    </w:p>
+    <w:p>
+      <w:pPr>
+        <w:pStyle w:val="Heading1"/>
+        <w:pageBreakBefore/>
+        <w:spacing w:after="360" w:before="0" w:line="360"/>
+      </w:pPr>
+      <w:r>
+        <w:rPr>
+          <w:rFonts w:ascii="Times New Roman" w:cs="Times New Roman" w:eastAsia="Times New Roman" w:hAnsi="Times New Roman"/>
+          <w:b/>
+          <w:bCs/>
+          <w:color w:val="1F3864"/>
+          <w:sz w:val="32"/>
+          <w:szCs w:val="32"/>
+        </w:rPr>
+        <w:t xml:space="preserve">CHAPTER 7: RESULTS — PART B: PHYSICS-AWARE MODELS AND THE ADVISOR</w:t>
       </w:r>
     </w:p>
     <w:p>
@@ -10079,7 +8964,995 @@
           <w:sz w:val="28"/>
           <w:szCs w:val="28"/>
         </w:rPr>
-        <w:t xml:space="preserve">7.4 Case Studies: Three Unseen Biomasses</w:t>
+        <w:t xml:space="preserve">7.1 Final Model Selection</w:t>
+      </w:r>
+    </w:p>
+    <w:p>
+      <w:pPr>
+        <w:spacing w:after="200" w:before="0" w:line="360"/>
+        <w:jc w:val="both"/>
+      </w:pPr>
+      <w:r>
+        <w:rPr>
+          <w:rFonts w:ascii="Times New Roman" w:cs="Times New Roman" w:eastAsia="Times New Roman" w:hAnsi="Times New Roman"/>
+          <w:sz w:val="24"/>
+          <w:szCs w:val="24"/>
+        </w:rPr>
+        <w:t xml:space="preserve">Final models were selected on Test 2 (grouped by biomass), the setting that matters when the Advisor meets a new feedstock; on Test 1 the selected models score R² ≈ 0.61 for both targets (Section 6.1). Table 7.1 compares yield candidates. “Shape R²” measures how well a model captures the within-biomass response to conditions — what the Advisor needs. A plain GPR achieves shape R²≈0.01 (ignores conditions); level-plus-shape was selected for its shape R² = 0.12.</w:t>
+      </w:r>
+    </w:p>
+    <w:p>
+      <w:pPr>
+        <w:spacing w:after="300" w:before="100" w:line="276"/>
+        <w:jc w:val="center"/>
+      </w:pPr>
+      <w:r>
+        <w:rPr>
+          <w:rFonts w:ascii="Times New Roman" w:cs="Times New Roman" w:eastAsia="Times New Roman" w:hAnsi="Times New Roman"/>
+          <w:b/>
+          <w:bCs/>
+          <w:sz w:val="24"/>
+          <w:szCs w:val="24"/>
+        </w:rPr>
+        <w:t xml:space="preserve">Table 7.1: Final yield model selection (Test 2, grouped by biomass)</w:t>
+      </w:r>
+    </w:p>
+    <w:tbl>
+      <w:tblPr>
+        <w:tblW w:type="dxa" w:w="8600"/>
+        <w:tblBorders>
+          <w:top w:val="single" w:color="auto" w:sz="4"/>
+          <w:left w:val="single" w:color="auto" w:sz="4"/>
+          <w:bottom w:val="single" w:color="auto" w:sz="4"/>
+          <w:right w:val="single" w:color="auto" w:sz="4"/>
+          <w:insideH w:val="single" w:color="auto" w:sz="4"/>
+          <w:insideV w:val="single" w:color="auto" w:sz="4"/>
+        </w:tblBorders>
+      </w:tblPr>
+      <w:tblGrid>
+        <w:gridCol w:w="3600"/>
+        <w:gridCol w:w="1600"/>
+        <w:gridCol w:w="1600"/>
+        <w:gridCol w:w="1800"/>
+      </w:tblGrid>
+      <w:tr>
+        <w:trPr>
+          <w:tblHeader/>
+        </w:trPr>
+        <w:tc>
+          <w:tcPr>
+            <w:tcW w:type="dxa" w:w="3600"/>
+            <w:shd w:fill="1F3864" w:color="auto" w:val="clear"/>
+            <w:tcMar>
+              <w:top w:type="dxa" w:w="80"/>
+              <w:left w:type="dxa" w:w="100"/>
+              <w:bottom w:type="dxa" w:w="80"/>
+              <w:right w:type="dxa" w:w="100"/>
+            </w:tcMar>
+            <w:vAlign w:val="center"/>
+          </w:tcPr>
+          <w:p>
+            <w:pPr>
+              <w:jc w:val="center"/>
+            </w:pPr>
+            <w:r>
+              <w:rPr>
+                <w:rFonts w:ascii="Times New Roman" w:cs="Times New Roman" w:eastAsia="Times New Roman" w:hAnsi="Times New Roman"/>
+                <w:b/>
+                <w:bCs/>
+                <w:color w:val="FFFFFF"/>
+                <w:sz w:val="20"/>
+                <w:szCs w:val="20"/>
+              </w:rPr>
+              <w:t xml:space="preserve">Model</w:t>
+            </w:r>
+          </w:p>
+        </w:tc>
+        <w:tc>
+          <w:tcPr>
+            <w:tcW w:type="dxa" w:w="1600"/>
+            <w:shd w:fill="1F3864" w:color="auto" w:val="clear"/>
+            <w:tcMar>
+              <w:top w:type="dxa" w:w="80"/>
+              <w:left w:type="dxa" w:w="100"/>
+              <w:bottom w:type="dxa" w:w="80"/>
+              <w:right w:type="dxa" w:w="100"/>
+            </w:tcMar>
+            <w:vAlign w:val="center"/>
+          </w:tcPr>
+          <w:p>
+            <w:pPr>
+              <w:jc w:val="center"/>
+            </w:pPr>
+            <w:r>
+              <w:rPr>
+                <w:rFonts w:ascii="Times New Roman" w:cs="Times New Roman" w:eastAsia="Times New Roman" w:hAnsi="Times New Roman"/>
+                <w:b/>
+                <w:bCs/>
+                <w:color w:val="FFFFFF"/>
+                <w:sz w:val="20"/>
+                <w:szCs w:val="20"/>
+              </w:rPr>
+              <w:t xml:space="preserve">R²</w:t>
+            </w:r>
+          </w:p>
+        </w:tc>
+        <w:tc>
+          <w:tcPr>
+            <w:tcW w:type="dxa" w:w="1600"/>
+            <w:shd w:fill="1F3864" w:color="auto" w:val="clear"/>
+            <w:tcMar>
+              <w:top w:type="dxa" w:w="80"/>
+              <w:left w:type="dxa" w:w="100"/>
+              <w:bottom w:type="dxa" w:w="80"/>
+              <w:right w:type="dxa" w:w="100"/>
+            </w:tcMar>
+            <w:vAlign w:val="center"/>
+          </w:tcPr>
+          <w:p>
+            <w:pPr>
+              <w:jc w:val="center"/>
+            </w:pPr>
+            <w:r>
+              <w:rPr>
+                <w:rFonts w:ascii="Times New Roman" w:cs="Times New Roman" w:eastAsia="Times New Roman" w:hAnsi="Times New Roman"/>
+                <w:b/>
+                <w:bCs/>
+                <w:color w:val="FFFFFF"/>
+                <w:sz w:val="20"/>
+                <w:szCs w:val="20"/>
+              </w:rPr>
+              <w:t xml:space="preserve">MAE (wt%)</w:t>
+            </w:r>
+          </w:p>
+        </w:tc>
+        <w:tc>
+          <w:tcPr>
+            <w:tcW w:type="dxa" w:w="1800"/>
+            <w:shd w:fill="1F3864" w:color="auto" w:val="clear"/>
+            <w:tcMar>
+              <w:top w:type="dxa" w:w="80"/>
+              <w:left w:type="dxa" w:w="100"/>
+              <w:bottom w:type="dxa" w:w="80"/>
+              <w:right w:type="dxa" w:w="100"/>
+            </w:tcMar>
+            <w:vAlign w:val="center"/>
+          </w:tcPr>
+          <w:p>
+            <w:pPr>
+              <w:jc w:val="center"/>
+            </w:pPr>
+            <w:r>
+              <w:rPr>
+                <w:rFonts w:ascii="Times New Roman" w:cs="Times New Roman" w:eastAsia="Times New Roman" w:hAnsi="Times New Roman"/>
+                <w:b/>
+                <w:bCs/>
+                <w:color w:val="FFFFFF"/>
+                <w:sz w:val="20"/>
+                <w:szCs w:val="20"/>
+              </w:rPr>
+              <w:t xml:space="preserve">Shape R²</w:t>
+            </w:r>
+          </w:p>
+        </w:tc>
+      </w:tr>
+      <w:tr>
+        <w:tc>
+          <w:tcPr>
+            <w:tcW w:type="dxa" w:w="3600"/>
+            <w:tcMar>
+              <w:top w:type="dxa" w:w="80"/>
+              <w:left w:type="dxa" w:w="100"/>
+              <w:bottom w:type="dxa" w:w="80"/>
+              <w:right w:type="dxa" w:w="100"/>
+            </w:tcMar>
+            <w:vAlign w:val="center"/>
+          </w:tcPr>
+          <w:p>
+            <w:pPr>
+              <w:jc w:val="left"/>
+            </w:pPr>
+            <w:r>
+              <w:rPr>
+                <w:rFonts w:ascii="Times New Roman" w:cs="Times New Roman" w:eastAsia="Times New Roman" w:hAnsi="Times New Roman"/>
+                <w:color w:val="000000"/>
+                <w:sz w:val="20"/>
+                <w:szCs w:val="20"/>
+              </w:rPr>
+              <w:t xml:space="preserve">Mean only</w:t>
+            </w:r>
+          </w:p>
+        </w:tc>
+        <w:tc>
+          <w:tcPr>
+            <w:tcW w:type="dxa" w:w="1600"/>
+            <w:tcMar>
+              <w:top w:type="dxa" w:w="80"/>
+              <w:left w:type="dxa" w:w="100"/>
+              <w:bottom w:type="dxa" w:w="80"/>
+              <w:right w:type="dxa" w:w="100"/>
+            </w:tcMar>
+            <w:vAlign w:val="center"/>
+          </w:tcPr>
+          <w:p>
+            <w:pPr>
+              <w:jc w:val="center"/>
+            </w:pPr>
+            <w:r>
+              <w:rPr>
+                <w:rFonts w:ascii="Times New Roman" w:cs="Times New Roman" w:eastAsia="Times New Roman" w:hAnsi="Times New Roman"/>
+                <w:color w:val="000000"/>
+                <w:sz w:val="20"/>
+                <w:szCs w:val="20"/>
+              </w:rPr>
+              <w:t xml:space="preserve">−0.09</w:t>
+            </w:r>
+          </w:p>
+        </w:tc>
+        <w:tc>
+          <w:tcPr>
+            <w:tcW w:type="dxa" w:w="1600"/>
+            <w:tcMar>
+              <w:top w:type="dxa" w:w="80"/>
+              <w:left w:type="dxa" w:w="100"/>
+              <w:bottom w:type="dxa" w:w="80"/>
+              <w:right w:type="dxa" w:w="100"/>
+            </w:tcMar>
+            <w:vAlign w:val="center"/>
+          </w:tcPr>
+          <w:p>
+            <w:pPr>
+              <w:jc w:val="center"/>
+            </w:pPr>
+            <w:r>
+              <w:rPr>
+                <w:rFonts w:ascii="Times New Roman" w:cs="Times New Roman" w:eastAsia="Times New Roman" w:hAnsi="Times New Roman"/>
+                <w:color w:val="000000"/>
+                <w:sz w:val="20"/>
+                <w:szCs w:val="20"/>
+              </w:rPr>
+              <w:t xml:space="preserve">8.21</w:t>
+            </w:r>
+          </w:p>
+        </w:tc>
+        <w:tc>
+          <w:tcPr>
+            <w:tcW w:type="dxa" w:w="1800"/>
+            <w:tcMar>
+              <w:top w:type="dxa" w:w="80"/>
+              <w:left w:type="dxa" w:w="100"/>
+              <w:bottom w:type="dxa" w:w="80"/>
+              <w:right w:type="dxa" w:w="100"/>
+            </w:tcMar>
+            <w:vAlign w:val="center"/>
+          </w:tcPr>
+          <w:p>
+            <w:pPr>
+              <w:jc w:val="center"/>
+            </w:pPr>
+            <w:r>
+              <w:rPr>
+                <w:rFonts w:ascii="Times New Roman" w:cs="Times New Roman" w:eastAsia="Times New Roman" w:hAnsi="Times New Roman"/>
+                <w:color w:val="000000"/>
+                <w:sz w:val="20"/>
+                <w:szCs w:val="20"/>
+              </w:rPr>
+              <w:t xml:space="preserve">0</w:t>
+            </w:r>
+          </w:p>
+        </w:tc>
+      </w:tr>
+      <w:tr>
+        <w:tc>
+          <w:tcPr>
+            <w:tcW w:type="dxa" w:w="3600"/>
+            <w:shd w:fill="EDEDED" w:color="auto" w:val="clear"/>
+            <w:tcMar>
+              <w:top w:type="dxa" w:w="80"/>
+              <w:left w:type="dxa" w:w="100"/>
+              <w:bottom w:type="dxa" w:w="80"/>
+              <w:right w:type="dxa" w:w="100"/>
+            </w:tcMar>
+            <w:vAlign w:val="center"/>
+          </w:tcPr>
+          <w:p>
+            <w:pPr>
+              <w:jc w:val="left"/>
+            </w:pPr>
+            <w:r>
+              <w:rPr>
+                <w:rFonts w:ascii="Times New Roman" w:cs="Times New Roman" w:eastAsia="Times New Roman" w:hAnsi="Times New Roman"/>
+                <w:color w:val="000000"/>
+                <w:sz w:val="20"/>
+                <w:szCs w:val="20"/>
+              </w:rPr>
+              <w:t xml:space="preserve">GPR only</w:t>
+            </w:r>
+          </w:p>
+        </w:tc>
+        <w:tc>
+          <w:tcPr>
+            <w:tcW w:type="dxa" w:w="1600"/>
+            <w:shd w:fill="EDEDED" w:color="auto" w:val="clear"/>
+            <w:tcMar>
+              <w:top w:type="dxa" w:w="80"/>
+              <w:left w:type="dxa" w:w="100"/>
+              <w:bottom w:type="dxa" w:w="80"/>
+              <w:right w:type="dxa" w:w="100"/>
+            </w:tcMar>
+            <w:vAlign w:val="center"/>
+          </w:tcPr>
+          <w:p>
+            <w:pPr>
+              <w:jc w:val="center"/>
+            </w:pPr>
+            <w:r>
+              <w:rPr>
+                <w:rFonts w:ascii="Times New Roman" w:cs="Times New Roman" w:eastAsia="Times New Roman" w:hAnsi="Times New Roman"/>
+                <w:color w:val="000000"/>
+                <w:sz w:val="20"/>
+                <w:szCs w:val="20"/>
+              </w:rPr>
+              <w:t xml:space="preserve">0.01</w:t>
+            </w:r>
+          </w:p>
+        </w:tc>
+        <w:tc>
+          <w:tcPr>
+            <w:tcW w:type="dxa" w:w="1600"/>
+            <w:shd w:fill="EDEDED" w:color="auto" w:val="clear"/>
+            <w:tcMar>
+              <w:top w:type="dxa" w:w="80"/>
+              <w:left w:type="dxa" w:w="100"/>
+              <w:bottom w:type="dxa" w:w="80"/>
+              <w:right w:type="dxa" w:w="100"/>
+            </w:tcMar>
+            <w:vAlign w:val="center"/>
+          </w:tcPr>
+          <w:p>
+            <w:pPr>
+              <w:jc w:val="center"/>
+            </w:pPr>
+            <w:r>
+              <w:rPr>
+                <w:rFonts w:ascii="Times New Roman" w:cs="Times New Roman" w:eastAsia="Times New Roman" w:hAnsi="Times New Roman"/>
+                <w:color w:val="000000"/>
+                <w:sz w:val="20"/>
+                <w:szCs w:val="20"/>
+              </w:rPr>
+              <w:t xml:space="preserve">7.70</w:t>
+            </w:r>
+          </w:p>
+        </w:tc>
+        <w:tc>
+          <w:tcPr>
+            <w:tcW w:type="dxa" w:w="1800"/>
+            <w:shd w:fill="EDEDED" w:color="auto" w:val="clear"/>
+            <w:tcMar>
+              <w:top w:type="dxa" w:w="80"/>
+              <w:left w:type="dxa" w:w="100"/>
+              <w:bottom w:type="dxa" w:w="80"/>
+              <w:right w:type="dxa" w:w="100"/>
+            </w:tcMar>
+            <w:vAlign w:val="center"/>
+          </w:tcPr>
+          <w:p>
+            <w:pPr>
+              <w:jc w:val="center"/>
+            </w:pPr>
+            <w:r>
+              <w:rPr>
+                <w:rFonts w:ascii="Times New Roman" w:cs="Times New Roman" w:eastAsia="Times New Roman" w:hAnsi="Times New Roman"/>
+                <w:color w:val="000000"/>
+                <w:sz w:val="20"/>
+                <w:szCs w:val="20"/>
+              </w:rPr>
+              <w:t xml:space="preserve">0.01</w:t>
+            </w:r>
+          </w:p>
+        </w:tc>
+      </w:tr>
+      <w:tr>
+        <w:tc>
+          <w:tcPr>
+            <w:tcW w:type="dxa" w:w="3600"/>
+            <w:tcMar>
+              <w:top w:type="dxa" w:w="80"/>
+              <w:left w:type="dxa" w:w="100"/>
+              <w:bottom w:type="dxa" w:w="80"/>
+              <w:right w:type="dxa" w:w="100"/>
+            </w:tcMar>
+            <w:vAlign w:val="center"/>
+          </w:tcPr>
+          <w:p>
+            <w:pPr>
+              <w:jc w:val="left"/>
+            </w:pPr>
+            <w:r>
+              <w:rPr>
+                <w:rFonts w:ascii="Times New Roman" w:cs="Times New Roman" w:eastAsia="Times New Roman" w:hAnsi="Times New Roman"/>
+                <w:color w:val="000000"/>
+                <w:sz w:val="20"/>
+                <w:szCs w:val="20"/>
+              </w:rPr>
+              <w:t xml:space="preserve">GPR + XGBoost average</w:t>
+            </w:r>
+          </w:p>
+        </w:tc>
+        <w:tc>
+          <w:tcPr>
+            <w:tcW w:type="dxa" w:w="1600"/>
+            <w:tcMar>
+              <w:top w:type="dxa" w:w="80"/>
+              <w:left w:type="dxa" w:w="100"/>
+              <w:bottom w:type="dxa" w:w="80"/>
+              <w:right w:type="dxa" w:w="100"/>
+            </w:tcMar>
+            <w:vAlign w:val="center"/>
+          </w:tcPr>
+          <w:p>
+            <w:pPr>
+              <w:jc w:val="center"/>
+            </w:pPr>
+            <w:r>
+              <w:rPr>
+                <w:rFonts w:ascii="Times New Roman" w:cs="Times New Roman" w:eastAsia="Times New Roman" w:hAnsi="Times New Roman"/>
+                <w:color w:val="000000"/>
+                <w:sz w:val="20"/>
+                <w:szCs w:val="20"/>
+              </w:rPr>
+              <w:t xml:space="preserve">0.07</w:t>
+            </w:r>
+          </w:p>
+        </w:tc>
+        <w:tc>
+          <w:tcPr>
+            <w:tcW w:type="dxa" w:w="1600"/>
+            <w:tcMar>
+              <w:top w:type="dxa" w:w="80"/>
+              <w:left w:type="dxa" w:w="100"/>
+              <w:bottom w:type="dxa" w:w="80"/>
+              <w:right w:type="dxa" w:w="100"/>
+            </w:tcMar>
+            <w:vAlign w:val="center"/>
+          </w:tcPr>
+          <w:p>
+            <w:pPr>
+              <w:jc w:val="center"/>
+            </w:pPr>
+            <w:r>
+              <w:rPr>
+                <w:rFonts w:ascii="Times New Roman" w:cs="Times New Roman" w:eastAsia="Times New Roman" w:hAnsi="Times New Roman"/>
+                <w:color w:val="000000"/>
+                <w:sz w:val="20"/>
+                <w:szCs w:val="20"/>
+              </w:rPr>
+              <w:t xml:space="preserve">7.48</w:t>
+            </w:r>
+          </w:p>
+        </w:tc>
+        <w:tc>
+          <w:tcPr>
+            <w:tcW w:type="dxa" w:w="1800"/>
+            <w:tcMar>
+              <w:top w:type="dxa" w:w="80"/>
+              <w:left w:type="dxa" w:w="100"/>
+              <w:bottom w:type="dxa" w:w="80"/>
+              <w:right w:type="dxa" w:w="100"/>
+            </w:tcMar>
+            <w:vAlign w:val="center"/>
+          </w:tcPr>
+          <w:p>
+            <w:pPr>
+              <w:jc w:val="center"/>
+            </w:pPr>
+            <w:r>
+              <w:rPr>
+                <w:rFonts w:ascii="Times New Roman" w:cs="Times New Roman" w:eastAsia="Times New Roman" w:hAnsi="Times New Roman"/>
+                <w:color w:val="000000"/>
+                <w:sz w:val="20"/>
+                <w:szCs w:val="20"/>
+              </w:rPr>
+              <w:t xml:space="preserve">0.07</w:t>
+            </w:r>
+          </w:p>
+        </w:tc>
+      </w:tr>
+      <w:tr>
+        <w:tc>
+          <w:tcPr>
+            <w:tcW w:type="dxa" w:w="3600"/>
+            <w:shd w:fill="EDEDED" w:color="auto" w:val="clear"/>
+            <w:tcMar>
+              <w:top w:type="dxa" w:w="80"/>
+              <w:left w:type="dxa" w:w="100"/>
+              <w:bottom w:type="dxa" w:w="80"/>
+              <w:right w:type="dxa" w:w="100"/>
+            </w:tcMar>
+            <w:vAlign w:val="center"/>
+          </w:tcPr>
+          <w:p>
+            <w:pPr>
+              <w:jc w:val="left"/>
+            </w:pPr>
+            <w:r>
+              <w:rPr>
+                <w:rFonts w:ascii="Times New Roman" w:cs="Times New Roman" w:eastAsia="Times New Roman" w:hAnsi="Times New Roman"/>
+                <w:color w:val="000000"/>
+                <w:sz w:val="20"/>
+                <w:szCs w:val="20"/>
+              </w:rPr>
+              <w:t xml:space="preserve">Level + shape — final</w:t>
+            </w:r>
+          </w:p>
+        </w:tc>
+        <w:tc>
+          <w:tcPr>
+            <w:tcW w:type="dxa" w:w="1600"/>
+            <w:shd w:fill="EDEDED" w:color="auto" w:val="clear"/>
+            <w:tcMar>
+              <w:top w:type="dxa" w:w="80"/>
+              <w:left w:type="dxa" w:w="100"/>
+              <w:bottom w:type="dxa" w:w="80"/>
+              <w:right w:type="dxa" w:w="100"/>
+            </w:tcMar>
+            <w:vAlign w:val="center"/>
+          </w:tcPr>
+          <w:p>
+            <w:pPr>
+              <w:jc w:val="center"/>
+            </w:pPr>
+            <w:r>
+              <w:rPr>
+                <w:rFonts w:ascii="Times New Roman" w:cs="Times New Roman" w:eastAsia="Times New Roman" w:hAnsi="Times New Roman"/>
+                <w:color w:val="000000"/>
+                <w:sz w:val="20"/>
+                <w:szCs w:val="20"/>
+              </w:rPr>
+              <w:t xml:space="preserve">0.07</w:t>
+            </w:r>
+          </w:p>
+        </w:tc>
+        <w:tc>
+          <w:tcPr>
+            <w:tcW w:type="dxa" w:w="1600"/>
+            <w:shd w:fill="EDEDED" w:color="auto" w:val="clear"/>
+            <w:tcMar>
+              <w:top w:type="dxa" w:w="80"/>
+              <w:left w:type="dxa" w:w="100"/>
+              <w:bottom w:type="dxa" w:w="80"/>
+              <w:right w:type="dxa" w:w="100"/>
+            </w:tcMar>
+            <w:vAlign w:val="center"/>
+          </w:tcPr>
+          <w:p>
+            <w:pPr>
+              <w:jc w:val="center"/>
+            </w:pPr>
+            <w:r>
+              <w:rPr>
+                <w:rFonts w:ascii="Times New Roman" w:cs="Times New Roman" w:eastAsia="Times New Roman" w:hAnsi="Times New Roman"/>
+                <w:color w:val="000000"/>
+                <w:sz w:val="20"/>
+                <w:szCs w:val="20"/>
+              </w:rPr>
+              <w:t xml:space="preserve">7.50</w:t>
+            </w:r>
+          </w:p>
+        </w:tc>
+        <w:tc>
+          <w:tcPr>
+            <w:tcW w:type="dxa" w:w="1800"/>
+            <w:shd w:fill="EDEDED" w:color="auto" w:val="clear"/>
+            <w:tcMar>
+              <w:top w:type="dxa" w:w="80"/>
+              <w:left w:type="dxa" w:w="100"/>
+              <w:bottom w:type="dxa" w:w="80"/>
+              <w:right w:type="dxa" w:w="100"/>
+            </w:tcMar>
+            <w:vAlign w:val="center"/>
+          </w:tcPr>
+          <w:p>
+            <w:pPr>
+              <w:jc w:val="center"/>
+            </w:pPr>
+            <w:r>
+              <w:rPr>
+                <w:rFonts w:ascii="Times New Roman" w:cs="Times New Roman" w:eastAsia="Times New Roman" w:hAnsi="Times New Roman"/>
+                <w:color w:val="000000"/>
+                <w:sz w:val="20"/>
+                <w:szCs w:val="20"/>
+              </w:rPr>
+              <w:t xml:space="preserve">0.12</w:t>
+            </w:r>
+          </w:p>
+        </w:tc>
+      </w:tr>
+    </w:tbl>
+    <w:p>
+      <w:pPr>
+        <w:spacing w:after="300" w:before="100" w:line="276"/>
+        <w:jc w:val="center"/>
+      </w:pPr>
+      <w:r>
+        <w:rPr>
+          <w:rFonts w:ascii="Times New Roman" w:cs="Times New Roman" w:eastAsia="Times New Roman" w:hAnsi="Times New Roman"/>
+          <w:b/>
+          <w:bCs/>
+          <w:sz w:val="24"/>
+          <w:szCs w:val="24"/>
+        </w:rPr>
+        <w:t xml:space="preserve">Table 7.2: Final O/C model selection (Test 2, grouped by biomass)</w:t>
+      </w:r>
+    </w:p>
+    <w:tbl>
+      <w:tblPr>
+        <w:tblW w:type="dxa" w:w="9600"/>
+        <w:tblBorders>
+          <w:top w:val="single" w:color="auto" w:sz="4"/>
+          <w:left w:val="single" w:color="auto" w:sz="4"/>
+          <w:bottom w:val="single" w:color="auto" w:sz="4"/>
+          <w:right w:val="single" w:color="auto" w:sz="4"/>
+          <w:insideH w:val="single" w:color="auto" w:sz="4"/>
+          <w:insideV w:val="single" w:color="auto" w:sz="4"/>
+        </w:tblBorders>
+      </w:tblPr>
+      <w:tblGrid>
+        <w:gridCol w:w="4200"/>
+        <w:gridCol w:w="2400"/>
+        <w:gridCol w:w="3000"/>
+      </w:tblGrid>
+      <w:tr>
+        <w:trPr>
+          <w:tblHeader/>
+        </w:trPr>
+        <w:tc>
+          <w:tcPr>
+            <w:tcW w:type="dxa" w:w="4200"/>
+            <w:shd w:fill="1F3864" w:color="auto" w:val="clear"/>
+            <w:tcMar>
+              <w:top w:type="dxa" w:w="80"/>
+              <w:left w:type="dxa" w:w="100"/>
+              <w:bottom w:type="dxa" w:w="80"/>
+              <w:right w:type="dxa" w:w="100"/>
+            </w:tcMar>
+            <w:vAlign w:val="center"/>
+          </w:tcPr>
+          <w:p>
+            <w:pPr>
+              <w:jc w:val="center"/>
+            </w:pPr>
+            <w:r>
+              <w:rPr>
+                <w:rFonts w:ascii="Times New Roman" w:cs="Times New Roman" w:eastAsia="Times New Roman" w:hAnsi="Times New Roman"/>
+                <w:b/>
+                <w:bCs/>
+                <w:color w:val="FFFFFF"/>
+                <w:sz w:val="20"/>
+                <w:szCs w:val="20"/>
+              </w:rPr>
+              <w:t xml:space="preserve">Model</w:t>
+            </w:r>
+          </w:p>
+        </w:tc>
+        <w:tc>
+          <w:tcPr>
+            <w:tcW w:type="dxa" w:w="2400"/>
+            <w:shd w:fill="1F3864" w:color="auto" w:val="clear"/>
+            <w:tcMar>
+              <w:top w:type="dxa" w:w="80"/>
+              <w:left w:type="dxa" w:w="100"/>
+              <w:bottom w:type="dxa" w:w="80"/>
+              <w:right w:type="dxa" w:w="100"/>
+            </w:tcMar>
+            <w:vAlign w:val="center"/>
+          </w:tcPr>
+          <w:p>
+            <w:pPr>
+              <w:jc w:val="center"/>
+            </w:pPr>
+            <w:r>
+              <w:rPr>
+                <w:rFonts w:ascii="Times New Roman" w:cs="Times New Roman" w:eastAsia="Times New Roman" w:hAnsi="Times New Roman"/>
+                <w:b/>
+                <w:bCs/>
+                <w:color w:val="FFFFFF"/>
+                <w:sz w:val="20"/>
+                <w:szCs w:val="20"/>
+              </w:rPr>
+              <w:t xml:space="preserve">R² (log)</w:t>
+            </w:r>
+          </w:p>
+        </w:tc>
+        <w:tc>
+          <w:tcPr>
+            <w:tcW w:type="dxa" w:w="3000"/>
+            <w:shd w:fill="1F3864" w:color="auto" w:val="clear"/>
+            <w:tcMar>
+              <w:top w:type="dxa" w:w="80"/>
+              <w:left w:type="dxa" w:w="100"/>
+              <w:bottom w:type="dxa" w:w="80"/>
+              <w:right w:type="dxa" w:w="100"/>
+            </w:tcMar>
+            <w:vAlign w:val="center"/>
+          </w:tcPr>
+          <w:p>
+            <w:pPr>
+              <w:jc w:val="center"/>
+            </w:pPr>
+            <w:r>
+              <w:rPr>
+                <w:rFonts w:ascii="Times New Roman" w:cs="Times New Roman" w:eastAsia="Times New Roman" w:hAnsi="Times New Roman"/>
+                <w:b/>
+                <w:bCs/>
+                <w:color w:val="FFFFFF"/>
+                <w:sz w:val="20"/>
+                <w:szCs w:val="20"/>
+              </w:rPr>
+              <w:t xml:space="preserve">Typical error (MedAPE)</w:t>
+            </w:r>
+          </w:p>
+        </w:tc>
+      </w:tr>
+      <w:tr>
+        <w:tc>
+          <w:tcPr>
+            <w:tcW w:type="dxa" w:w="4200"/>
+            <w:tcMar>
+              <w:top w:type="dxa" w:w="80"/>
+              <w:left w:type="dxa" w:w="100"/>
+              <w:bottom w:type="dxa" w:w="80"/>
+              <w:right w:type="dxa" w:w="100"/>
+            </w:tcMar>
+            <w:vAlign w:val="center"/>
+          </w:tcPr>
+          <w:p>
+            <w:pPr>
+              <w:jc w:val="left"/>
+            </w:pPr>
+            <w:r>
+              <w:rPr>
+                <w:rFonts w:ascii="Times New Roman" w:cs="Times New Roman" w:eastAsia="Times New Roman" w:hAnsi="Times New Roman"/>
+                <w:color w:val="000000"/>
+                <w:sz w:val="20"/>
+                <w:szCs w:val="20"/>
+              </w:rPr>
+              <w:t xml:space="preserve">GPR only</w:t>
+            </w:r>
+          </w:p>
+        </w:tc>
+        <w:tc>
+          <w:tcPr>
+            <w:tcW w:type="dxa" w:w="2400"/>
+            <w:tcMar>
+              <w:top w:type="dxa" w:w="80"/>
+              <w:left w:type="dxa" w:w="100"/>
+              <w:bottom w:type="dxa" w:w="80"/>
+              <w:right w:type="dxa" w:w="100"/>
+            </w:tcMar>
+            <w:vAlign w:val="center"/>
+          </w:tcPr>
+          <w:p>
+            <w:pPr>
+              <w:jc w:val="center"/>
+            </w:pPr>
+            <w:r>
+              <w:rPr>
+                <w:rFonts w:ascii="Times New Roman" w:cs="Times New Roman" w:eastAsia="Times New Roman" w:hAnsi="Times New Roman"/>
+                <w:color w:val="000000"/>
+                <w:sz w:val="20"/>
+                <w:szCs w:val="20"/>
+              </w:rPr>
+              <w:t xml:space="preserve">0.23 (log)</w:t>
+            </w:r>
+          </w:p>
+        </w:tc>
+        <w:tc>
+          <w:tcPr>
+            <w:tcW w:type="dxa" w:w="3000"/>
+            <w:tcMar>
+              <w:top w:type="dxa" w:w="80"/>
+              <w:left w:type="dxa" w:w="100"/>
+              <w:bottom w:type="dxa" w:w="80"/>
+              <w:right w:type="dxa" w:w="100"/>
+            </w:tcMar>
+            <w:vAlign w:val="center"/>
+          </w:tcPr>
+          <w:p>
+            <w:pPr>
+              <w:jc w:val="center"/>
+            </w:pPr>
+            <w:r>
+              <w:rPr>
+                <w:rFonts w:ascii="Times New Roman" w:cs="Times New Roman" w:eastAsia="Times New Roman" w:hAnsi="Times New Roman"/>
+                <w:color w:val="000000"/>
+                <w:sz w:val="20"/>
+                <w:szCs w:val="20"/>
+              </w:rPr>
+              <w:t xml:space="preserve">27.7% typical</w:t>
+            </w:r>
+          </w:p>
+        </w:tc>
+      </w:tr>
+      <w:tr>
+        <w:tc>
+          <w:tcPr>
+            <w:tcW w:type="dxa" w:w="4200"/>
+            <w:shd w:fill="EDEDED" w:color="auto" w:val="clear"/>
+            <w:tcMar>
+              <w:top w:type="dxa" w:w="80"/>
+              <w:left w:type="dxa" w:w="100"/>
+              <w:bottom w:type="dxa" w:w="80"/>
+              <w:right w:type="dxa" w:w="100"/>
+            </w:tcMar>
+            <w:vAlign w:val="center"/>
+          </w:tcPr>
+          <w:p>
+            <w:pPr>
+              <w:jc w:val="left"/>
+            </w:pPr>
+            <w:r>
+              <w:rPr>
+                <w:rFonts w:ascii="Times New Roman" w:cs="Times New Roman" w:eastAsia="Times New Roman" w:hAnsi="Times New Roman"/>
+                <w:color w:val="000000"/>
+                <w:sz w:val="20"/>
+                <w:szCs w:val="20"/>
+              </w:rPr>
+              <w:t xml:space="preserve">XGBoost, physics constraints</w:t>
+            </w:r>
+          </w:p>
+        </w:tc>
+        <w:tc>
+          <w:tcPr>
+            <w:tcW w:type="dxa" w:w="2400"/>
+            <w:shd w:fill="EDEDED" w:color="auto" w:val="clear"/>
+            <w:tcMar>
+              <w:top w:type="dxa" w:w="80"/>
+              <w:left w:type="dxa" w:w="100"/>
+              <w:bottom w:type="dxa" w:w="80"/>
+              <w:right w:type="dxa" w:w="100"/>
+            </w:tcMar>
+            <w:vAlign w:val="center"/>
+          </w:tcPr>
+          <w:p>
+            <w:pPr>
+              <w:jc w:val="center"/>
+            </w:pPr>
+            <w:r>
+              <w:rPr>
+                <w:rFonts w:ascii="Times New Roman" w:cs="Times New Roman" w:eastAsia="Times New Roman" w:hAnsi="Times New Roman"/>
+                <w:color w:val="000000"/>
+                <w:sz w:val="20"/>
+                <w:szCs w:val="20"/>
+              </w:rPr>
+              <w:t xml:space="preserve">0.14 (log)</w:t>
+            </w:r>
+          </w:p>
+        </w:tc>
+        <w:tc>
+          <w:tcPr>
+            <w:tcW w:type="dxa" w:w="3000"/>
+            <w:shd w:fill="EDEDED" w:color="auto" w:val="clear"/>
+            <w:tcMar>
+              <w:top w:type="dxa" w:w="80"/>
+              <w:left w:type="dxa" w:w="100"/>
+              <w:bottom w:type="dxa" w:w="80"/>
+              <w:right w:type="dxa" w:w="100"/>
+            </w:tcMar>
+            <w:vAlign w:val="center"/>
+          </w:tcPr>
+          <w:p>
+            <w:pPr>
+              <w:jc w:val="center"/>
+            </w:pPr>
+            <w:r>
+              <w:rPr>
+                <w:rFonts w:ascii="Times New Roman" w:cs="Times New Roman" w:eastAsia="Times New Roman" w:hAnsi="Times New Roman"/>
+                <w:color w:val="000000"/>
+                <w:sz w:val="20"/>
+                <w:szCs w:val="20"/>
+              </w:rPr>
+              <w:t xml:space="preserve">37.5% typical</w:t>
+            </w:r>
+          </w:p>
+        </w:tc>
+      </w:tr>
+      <w:tr>
+        <w:tc>
+          <w:tcPr>
+            <w:tcW w:type="dxa" w:w="4200"/>
+            <w:tcMar>
+              <w:top w:type="dxa" w:w="80"/>
+              <w:left w:type="dxa" w:w="100"/>
+              <w:bottom w:type="dxa" w:w="80"/>
+              <w:right w:type="dxa" w:w="100"/>
+            </w:tcMar>
+            <w:vAlign w:val="center"/>
+          </w:tcPr>
+          <w:p>
+            <w:pPr>
+              <w:jc w:val="left"/>
+            </w:pPr>
+            <w:r>
+              <w:rPr>
+                <w:rFonts w:ascii="Times New Roman" w:cs="Times New Roman" w:eastAsia="Times New Roman" w:hAnsi="Times New Roman"/>
+                <w:color w:val="000000"/>
+                <w:sz w:val="20"/>
+                <w:szCs w:val="20"/>
+              </w:rPr>
+              <w:t xml:space="preserve">Blend — final</w:t>
+            </w:r>
+          </w:p>
+        </w:tc>
+        <w:tc>
+          <w:tcPr>
+            <w:tcW w:type="dxa" w:w="2400"/>
+            <w:tcMar>
+              <w:top w:type="dxa" w:w="80"/>
+              <w:left w:type="dxa" w:w="100"/>
+              <w:bottom w:type="dxa" w:w="80"/>
+              <w:right w:type="dxa" w:w="100"/>
+            </w:tcMar>
+            <w:vAlign w:val="center"/>
+          </w:tcPr>
+          <w:p>
+            <w:pPr>
+              <w:jc w:val="center"/>
+            </w:pPr>
+            <w:r>
+              <w:rPr>
+                <w:rFonts w:ascii="Times New Roman" w:cs="Times New Roman" w:eastAsia="Times New Roman" w:hAnsi="Times New Roman"/>
+                <w:color w:val="000000"/>
+                <w:sz w:val="20"/>
+                <w:szCs w:val="20"/>
+              </w:rPr>
+              <w:t xml:space="preserve">0.26 (log)</w:t>
+            </w:r>
+          </w:p>
+        </w:tc>
+        <w:tc>
+          <w:tcPr>
+            <w:tcW w:type="dxa" w:w="3000"/>
+            <w:tcMar>
+              <w:top w:type="dxa" w:w="80"/>
+              <w:left w:type="dxa" w:w="100"/>
+              <w:bottom w:type="dxa" w:w="80"/>
+              <w:right w:type="dxa" w:w="100"/>
+            </w:tcMar>
+            <w:vAlign w:val="center"/>
+          </w:tcPr>
+          <w:p>
+            <w:pPr>
+              <w:jc w:val="center"/>
+            </w:pPr>
+            <w:r>
+              <w:rPr>
+                <w:rFonts w:ascii="Times New Roman" w:cs="Times New Roman" w:eastAsia="Times New Roman" w:hAnsi="Times New Roman"/>
+                <w:color w:val="000000"/>
+                <w:sz w:val="20"/>
+                <w:szCs w:val="20"/>
+              </w:rPr>
+              <w:t xml:space="preserve">32.1% typical</w:t>
+            </w:r>
+          </w:p>
+        </w:tc>
+      </w:tr>
+    </w:tbl>
+    <w:p>
+      <w:pPr>
+        <w:pStyle w:val="Heading2"/>
+        <w:spacing w:after="200" w:before="300" w:line="360"/>
+      </w:pPr>
+      <w:r>
+        <w:rPr>
+          <w:rFonts w:ascii="Times New Roman" w:cs="Times New Roman" w:eastAsia="Times New Roman" w:hAnsi="Times New Roman"/>
+          <w:b/>
+          <w:bCs/>
+          <w:color w:val="1F3864"/>
+          <w:sz w:val="28"/>
+          <w:szCs w:val="28"/>
+        </w:rPr>
+        <w:t xml:space="preserve">7.2 Physics Consistency Checks</w:t>
       </w:r>
     </w:p>
     <w:p>
@@ -10141,599 +10014,36 @@
           <w:sz w:val="24"/>
           <w:szCs w:val="24"/>
         </w:rPr>
-        <w:t xml:space="preserve">Figure 7.3: Held-out biomasses; the circled point is the calibration experiment.</w:t>
-      </w:r>
-    </w:p>
-    <w:p>
-      <w:pPr>
-        <w:spacing w:after="300" w:before="100" w:line="276"/>
-        <w:jc w:val="center"/>
-      </w:pPr>
-      <w:r>
-        <w:rPr>
-          <w:rFonts w:ascii="Times New Roman" w:cs="Times New Roman" w:eastAsia="Times New Roman" w:hAnsi="Times New Roman"/>
-          <w:b/>
-          <w:bCs/>
+        <w:t xml:space="preserve">Figure 7.1: Average model response to temperature, with kinetic tar selectivity.</w:t>
+      </w:r>
+    </w:p>
+    <w:p>
+      <w:pPr>
+        <w:pStyle w:val="ListParagraph"/>
+        <w:numPr>
+          <w:ilvl w:val="0"/>
+          <w:numId w:val="2"/>
+        </w:numPr>
+        <w:spacing w:after="120" w:line="360"/>
+        <w:jc w:val="both"/>
+      </w:pPr>
+      <w:r>
+        <w:rPr>
+          <w:rFonts w:ascii="Times New Roman" w:cs="Times New Roman" w:eastAsia="Times New Roman" w:hAnsi="Times New Roman"/>
           <w:sz w:val="24"/>
           <w:szCs w:val="24"/>
         </w:rPr>
-        <w:t xml:space="preserve">Table 7.3: Case studies — biomasses withheld entirely from training</w:t>
-      </w:r>
-    </w:p>
-    <w:tbl>
-      <w:tblPr>
-        <w:tblW w:type="dxa" w:w="9800"/>
-        <w:tblBorders>
-          <w:top w:val="single" w:color="auto" w:sz="4"/>
-          <w:left w:val="single" w:color="auto" w:sz="4"/>
-          <w:bottom w:val="single" w:color="auto" w:sz="4"/>
-          <w:right w:val="single" w:color="auto" w:sz="4"/>
-          <w:insideH w:val="single" w:color="auto" w:sz="4"/>
-          <w:insideV w:val="single" w:color="auto" w:sz="4"/>
-        </w:tblBorders>
-      </w:tblPr>
-      <w:tblGrid>
-        <w:gridCol w:w="3000"/>
-        <w:gridCol w:w="1500"/>
-        <w:gridCol w:w="1600"/>
-        <w:gridCol w:w="1900"/>
-        <w:gridCol w:w="1800"/>
-      </w:tblGrid>
-      <w:tr>
-        <w:trPr>
-          <w:tblHeader/>
-        </w:trPr>
-        <w:tc>
-          <w:tcPr>
-            <w:tcW w:type="dxa" w:w="3000"/>
-            <w:shd w:fill="1F3864" w:color="auto" w:val="clear"/>
-            <w:tcMar>
-              <w:top w:type="dxa" w:w="80"/>
-              <w:left w:type="dxa" w:w="100"/>
-              <w:bottom w:type="dxa" w:w="80"/>
-              <w:right w:type="dxa" w:w="100"/>
-            </w:tcMar>
-            <w:vAlign w:val="center"/>
-          </w:tcPr>
-          <w:p>
-            <w:pPr>
-              <w:jc w:val="center"/>
-            </w:pPr>
-            <w:r>
-              <w:rPr>
-                <w:rFonts w:ascii="Times New Roman" w:cs="Times New Roman" w:eastAsia="Times New Roman" w:hAnsi="Times New Roman"/>
-                <w:b/>
-                <w:bCs/>
-                <w:color w:val="FFFFFF"/>
-                <w:sz w:val="20"/>
-                <w:szCs w:val="20"/>
-              </w:rPr>
-              <w:t xml:space="preserve">Biomass</w:t>
-            </w:r>
-          </w:p>
-        </w:tc>
-        <w:tc>
-          <w:tcPr>
-            <w:tcW w:type="dxa" w:w="1500"/>
-            <w:shd w:fill="1F3864" w:color="auto" w:val="clear"/>
-            <w:tcMar>
-              <w:top w:type="dxa" w:w="80"/>
-              <w:left w:type="dxa" w:w="100"/>
-              <w:bottom w:type="dxa" w:w="80"/>
-              <w:right w:type="dxa" w:w="100"/>
-            </w:tcMar>
-            <w:vAlign w:val="center"/>
-          </w:tcPr>
-          <w:p>
-            <w:pPr>
-              <w:jc w:val="center"/>
-            </w:pPr>
-            <w:r>
-              <w:rPr>
-                <w:rFonts w:ascii="Times New Roman" w:cs="Times New Roman" w:eastAsia="Times New Roman" w:hAnsi="Times New Roman"/>
-                <w:b/>
-                <w:bCs/>
-                <w:color w:val="FFFFFF"/>
-                <w:sz w:val="20"/>
-                <w:szCs w:val="20"/>
-              </w:rPr>
-              <w:t xml:space="preserve">Best T (real)</w:t>
-            </w:r>
-          </w:p>
-        </w:tc>
-        <w:tc>
-          <w:tcPr>
-            <w:tcW w:type="dxa" w:w="1600"/>
-            <w:shd w:fill="1F3864" w:color="auto" w:val="clear"/>
-            <w:tcMar>
-              <w:top w:type="dxa" w:w="80"/>
-              <w:left w:type="dxa" w:w="100"/>
-              <w:bottom w:type="dxa" w:w="80"/>
-              <w:right w:type="dxa" w:w="100"/>
-            </w:tcMar>
-            <w:vAlign w:val="center"/>
-          </w:tcPr>
-          <w:p>
-            <w:pPr>
-              <w:jc w:val="center"/>
-            </w:pPr>
-            <w:r>
-              <w:rPr>
-                <w:rFonts w:ascii="Times New Roman" w:cs="Times New Roman" w:eastAsia="Times New Roman" w:hAnsi="Times New Roman"/>
-                <w:b/>
-                <w:bCs/>
-                <w:color w:val="FFFFFF"/>
-                <w:sz w:val="20"/>
-                <w:szCs w:val="20"/>
-              </w:rPr>
-              <w:t xml:space="preserve">Best T (model)</w:t>
-            </w:r>
-          </w:p>
-        </w:tc>
-        <w:tc>
-          <w:tcPr>
-            <w:tcW w:type="dxa" w:w="1900"/>
-            <w:shd w:fill="1F3864" w:color="auto" w:val="clear"/>
-            <w:tcMar>
-              <w:top w:type="dxa" w:w="80"/>
-              <w:left w:type="dxa" w:w="100"/>
-              <w:bottom w:type="dxa" w:w="80"/>
-              <w:right w:type="dxa" w:w="100"/>
-            </w:tcMar>
-            <w:vAlign w:val="center"/>
-          </w:tcPr>
-          <w:p>
-            <w:pPr>
-              <w:jc w:val="center"/>
-            </w:pPr>
-            <w:r>
-              <w:rPr>
-                <w:rFonts w:ascii="Times New Roman" w:cs="Times New Roman" w:eastAsia="Times New Roman" w:hAnsi="Times New Roman"/>
-                <w:b/>
-                <w:bCs/>
-                <w:color w:val="FFFFFF"/>
-                <w:sz w:val="20"/>
-                <w:szCs w:val="20"/>
-              </w:rPr>
-              <w:t xml:space="preserve">Error, no exp.</w:t>
-            </w:r>
-          </w:p>
-        </w:tc>
-        <w:tc>
-          <w:tcPr>
-            <w:tcW w:type="dxa" w:w="1800"/>
-            <w:shd w:fill="1F3864" w:color="auto" w:val="clear"/>
-            <w:tcMar>
-              <w:top w:type="dxa" w:w="80"/>
-              <w:left w:type="dxa" w:w="100"/>
-              <w:bottom w:type="dxa" w:w="80"/>
-              <w:right w:type="dxa" w:w="100"/>
-            </w:tcMar>
-            <w:vAlign w:val="center"/>
-          </w:tcPr>
-          <w:p>
-            <w:pPr>
-              <w:jc w:val="center"/>
-            </w:pPr>
-            <w:r>
-              <w:rPr>
-                <w:rFonts w:ascii="Times New Roman" w:cs="Times New Roman" w:eastAsia="Times New Roman" w:hAnsi="Times New Roman"/>
-                <w:b/>
-                <w:bCs/>
-                <w:color w:val="FFFFFF"/>
-                <w:sz w:val="20"/>
-                <w:szCs w:val="20"/>
-              </w:rPr>
-              <w:t xml:space="preserve">Error, 1 exp.</w:t>
-            </w:r>
-          </w:p>
-        </w:tc>
-      </w:tr>
-      <w:tr>
-        <w:tc>
-          <w:tcPr>
-            <w:tcW w:type="dxa" w:w="3000"/>
-            <w:tcMar>
-              <w:top w:type="dxa" w:w="80"/>
-              <w:left w:type="dxa" w:w="100"/>
-              <w:bottom w:type="dxa" w:w="80"/>
-              <w:right w:type="dxa" w:w="100"/>
-            </w:tcMar>
-            <w:vAlign w:val="center"/>
-          </w:tcPr>
-          <w:p>
-            <w:pPr>
-              <w:jc w:val="left"/>
-            </w:pPr>
-            <w:r>
-              <w:rPr>
-                <w:rFonts w:ascii="Times New Roman" w:cs="Times New Roman" w:eastAsia="Times New Roman" w:hAnsi="Times New Roman"/>
-                <w:color w:val="000000"/>
-                <w:sz w:val="20"/>
-                <w:szCs w:val="20"/>
-              </w:rPr>
-              <w:t xml:space="preserve">11 (C 49%, O 34%)</w:t>
-            </w:r>
-          </w:p>
-        </w:tc>
-        <w:tc>
-          <w:tcPr>
-            <w:tcW w:type="dxa" w:w="1500"/>
-            <w:tcMar>
-              <w:top w:type="dxa" w:w="80"/>
-              <w:left w:type="dxa" w:w="100"/>
-              <w:bottom w:type="dxa" w:w="80"/>
-              <w:right w:type="dxa" w:w="100"/>
-            </w:tcMar>
-            <w:vAlign w:val="center"/>
-          </w:tcPr>
-          <w:p>
-            <w:pPr>
-              <w:jc w:val="center"/>
-            </w:pPr>
-            <w:r>
-              <w:rPr>
-                <w:rFonts w:ascii="Times New Roman" w:cs="Times New Roman" w:eastAsia="Times New Roman" w:hAnsi="Times New Roman"/>
-                <w:color w:val="000000"/>
-                <w:sz w:val="20"/>
-                <w:szCs w:val="20"/>
-              </w:rPr>
-              <w:t xml:space="preserve">450°C</w:t>
-            </w:r>
-          </w:p>
-        </w:tc>
-        <w:tc>
-          <w:tcPr>
-            <w:tcW w:type="dxa" w:w="1600"/>
-            <w:tcMar>
-              <w:top w:type="dxa" w:w="80"/>
-              <w:left w:type="dxa" w:w="100"/>
-              <w:bottom w:type="dxa" w:w="80"/>
-              <w:right w:type="dxa" w:w="100"/>
-            </w:tcMar>
-            <w:vAlign w:val="center"/>
-          </w:tcPr>
-          <w:p>
-            <w:pPr>
-              <w:jc w:val="center"/>
-            </w:pPr>
-            <w:r>
-              <w:rPr>
-                <w:rFonts w:ascii="Times New Roman" w:cs="Times New Roman" w:eastAsia="Times New Roman" w:hAnsi="Times New Roman"/>
-                <w:color w:val="000000"/>
-                <w:sz w:val="20"/>
-                <w:szCs w:val="20"/>
-              </w:rPr>
-              <w:t xml:space="preserve">450°C ✓</w:t>
-            </w:r>
-          </w:p>
-        </w:tc>
-        <w:tc>
-          <w:tcPr>
-            <w:tcW w:type="dxa" w:w="1900"/>
-            <w:tcMar>
-              <w:top w:type="dxa" w:w="80"/>
-              <w:left w:type="dxa" w:w="100"/>
-              <w:bottom w:type="dxa" w:w="80"/>
-              <w:right w:type="dxa" w:w="100"/>
-            </w:tcMar>
-            <w:vAlign w:val="center"/>
-          </w:tcPr>
-          <w:p>
-            <w:pPr>
-              <w:jc w:val="center"/>
-            </w:pPr>
-            <w:r>
-              <w:rPr>
-                <w:rFonts w:ascii="Times New Roman" w:cs="Times New Roman" w:eastAsia="Times New Roman" w:hAnsi="Times New Roman"/>
-                <w:color w:val="000000"/>
-                <w:sz w:val="20"/>
-                <w:szCs w:val="20"/>
-              </w:rPr>
-              <w:t xml:space="preserve">6.6 wt%</w:t>
-            </w:r>
-          </w:p>
-        </w:tc>
-        <w:tc>
-          <w:tcPr>
-            <w:tcW w:type="dxa" w:w="1800"/>
-            <w:tcMar>
-              <w:top w:type="dxa" w:w="80"/>
-              <w:left w:type="dxa" w:w="100"/>
-              <w:bottom w:type="dxa" w:w="80"/>
-              <w:right w:type="dxa" w:w="100"/>
-            </w:tcMar>
-            <w:vAlign w:val="center"/>
-          </w:tcPr>
-          <w:p>
-            <w:pPr>
-              <w:jc w:val="center"/>
-            </w:pPr>
-            <w:r>
-              <w:rPr>
-                <w:rFonts w:ascii="Times New Roman" w:cs="Times New Roman" w:eastAsia="Times New Roman" w:hAnsi="Times New Roman"/>
-                <w:color w:val="000000"/>
-                <w:sz w:val="20"/>
-                <w:szCs w:val="20"/>
-              </w:rPr>
-              <w:t xml:space="preserve">13.0 wt%</w:t>
-            </w:r>
-          </w:p>
-        </w:tc>
-      </w:tr>
-      <w:tr>
-        <w:tc>
-          <w:tcPr>
-            <w:tcW w:type="dxa" w:w="3000"/>
-            <w:shd w:fill="EDEDED" w:color="auto" w:val="clear"/>
-            <w:tcMar>
-              <w:top w:type="dxa" w:w="80"/>
-              <w:left w:type="dxa" w:w="100"/>
-              <w:bottom w:type="dxa" w:w="80"/>
-              <w:right w:type="dxa" w:w="100"/>
-            </w:tcMar>
-            <w:vAlign w:val="center"/>
-          </w:tcPr>
-          <w:p>
-            <w:pPr>
-              <w:jc w:val="left"/>
-            </w:pPr>
-            <w:r>
-              <w:rPr>
-                <w:rFonts w:ascii="Times New Roman" w:cs="Times New Roman" w:eastAsia="Times New Roman" w:hAnsi="Times New Roman"/>
-                <w:color w:val="000000"/>
-                <w:sz w:val="20"/>
-                <w:szCs w:val="20"/>
-              </w:rPr>
-              <w:t xml:space="preserve">108 (C 50%, O 45%)</w:t>
-            </w:r>
-          </w:p>
-        </w:tc>
-        <w:tc>
-          <w:tcPr>
-            <w:tcW w:type="dxa" w:w="1500"/>
-            <w:shd w:fill="EDEDED" w:color="auto" w:val="clear"/>
-            <w:tcMar>
-              <w:top w:type="dxa" w:w="80"/>
-              <w:left w:type="dxa" w:w="100"/>
-              <w:bottom w:type="dxa" w:w="80"/>
-              <w:right w:type="dxa" w:w="100"/>
-            </w:tcMar>
-            <w:vAlign w:val="center"/>
-          </w:tcPr>
-          <w:p>
-            <w:pPr>
-              <w:jc w:val="center"/>
-            </w:pPr>
-            <w:r>
-              <w:rPr>
-                <w:rFonts w:ascii="Times New Roman" w:cs="Times New Roman" w:eastAsia="Times New Roman" w:hAnsi="Times New Roman"/>
-                <w:color w:val="000000"/>
-                <w:sz w:val="20"/>
-                <w:szCs w:val="20"/>
-              </w:rPr>
-              <w:t xml:space="preserve">550°C</w:t>
-            </w:r>
-          </w:p>
-        </w:tc>
-        <w:tc>
-          <w:tcPr>
-            <w:tcW w:type="dxa" w:w="1600"/>
-            <w:shd w:fill="EDEDED" w:color="auto" w:val="clear"/>
-            <w:tcMar>
-              <w:top w:type="dxa" w:w="80"/>
-              <w:left w:type="dxa" w:w="100"/>
-              <w:bottom w:type="dxa" w:w="80"/>
-              <w:right w:type="dxa" w:w="100"/>
-            </w:tcMar>
-            <w:vAlign w:val="center"/>
-          </w:tcPr>
-          <w:p>
-            <w:pPr>
-              <w:jc w:val="center"/>
-            </w:pPr>
-            <w:r>
-              <w:rPr>
-                <w:rFonts w:ascii="Times New Roman" w:cs="Times New Roman" w:eastAsia="Times New Roman" w:hAnsi="Times New Roman"/>
-                <w:color w:val="000000"/>
-                <w:sz w:val="20"/>
-                <w:szCs w:val="20"/>
-              </w:rPr>
-              <w:t xml:space="preserve">550°C ✓</w:t>
-            </w:r>
-          </w:p>
-        </w:tc>
-        <w:tc>
-          <w:tcPr>
-            <w:tcW w:type="dxa" w:w="1900"/>
-            <w:shd w:fill="EDEDED" w:color="auto" w:val="clear"/>
-            <w:tcMar>
-              <w:top w:type="dxa" w:w="80"/>
-              <w:left w:type="dxa" w:w="100"/>
-              <w:bottom w:type="dxa" w:w="80"/>
-              <w:right w:type="dxa" w:w="100"/>
-            </w:tcMar>
-            <w:vAlign w:val="center"/>
-          </w:tcPr>
-          <w:p>
-            <w:pPr>
-              <w:jc w:val="center"/>
-            </w:pPr>
-            <w:r>
-              <w:rPr>
-                <w:rFonts w:ascii="Times New Roman" w:cs="Times New Roman" w:eastAsia="Times New Roman" w:hAnsi="Times New Roman"/>
-                <w:color w:val="000000"/>
-                <w:sz w:val="20"/>
-                <w:szCs w:val="20"/>
-              </w:rPr>
-              <w:t xml:space="preserve">5.6 wt%</w:t>
-            </w:r>
-          </w:p>
-        </w:tc>
-        <w:tc>
-          <w:tcPr>
-            <w:tcW w:type="dxa" w:w="1800"/>
-            <w:shd w:fill="EDEDED" w:color="auto" w:val="clear"/>
-            <w:tcMar>
-              <w:top w:type="dxa" w:w="80"/>
-              <w:left w:type="dxa" w:w="100"/>
-              <w:bottom w:type="dxa" w:w="80"/>
-              <w:right w:type="dxa" w:w="100"/>
-            </w:tcMar>
-            <w:vAlign w:val="center"/>
-          </w:tcPr>
-          <w:p>
-            <w:pPr>
-              <w:jc w:val="center"/>
-            </w:pPr>
-            <w:r>
-              <w:rPr>
-                <w:rFonts w:ascii="Times New Roman" w:cs="Times New Roman" w:eastAsia="Times New Roman" w:hAnsi="Times New Roman"/>
-                <w:color w:val="000000"/>
-                <w:sz w:val="20"/>
-                <w:szCs w:val="20"/>
-              </w:rPr>
-              <w:t xml:space="preserve">1.7 wt%</w:t>
-            </w:r>
-          </w:p>
-        </w:tc>
-      </w:tr>
-      <w:tr>
-        <w:tc>
-          <w:tcPr>
-            <w:tcW w:type="dxa" w:w="3000"/>
-            <w:tcMar>
-              <w:top w:type="dxa" w:w="80"/>
-              <w:left w:type="dxa" w:w="100"/>
-              <w:bottom w:type="dxa" w:w="80"/>
-              <w:right w:type="dxa" w:w="100"/>
-            </w:tcMar>
-            <w:vAlign w:val="center"/>
-          </w:tcPr>
-          <w:p>
-            <w:pPr>
-              <w:jc w:val="left"/>
-            </w:pPr>
-            <w:r>
-              <w:rPr>
-                <w:rFonts w:ascii="Times New Roman" w:cs="Times New Roman" w:eastAsia="Times New Roman" w:hAnsi="Times New Roman"/>
-                <w:color w:val="000000"/>
-                <w:sz w:val="20"/>
-                <w:szCs w:val="20"/>
-              </w:rPr>
-              <w:t xml:space="preserve">99 (C 45%, O 47%)</w:t>
-            </w:r>
-          </w:p>
-        </w:tc>
-        <w:tc>
-          <w:tcPr>
-            <w:tcW w:type="dxa" w:w="1500"/>
-            <w:tcMar>
-              <w:top w:type="dxa" w:w="80"/>
-              <w:left w:type="dxa" w:w="100"/>
-              <w:bottom w:type="dxa" w:w="80"/>
-              <w:right w:type="dxa" w:w="100"/>
-            </w:tcMar>
-            <w:vAlign w:val="center"/>
-          </w:tcPr>
-          <w:p>
-            <w:pPr>
-              <w:jc w:val="center"/>
-            </w:pPr>
-            <w:r>
-              <w:rPr>
-                <w:rFonts w:ascii="Times New Roman" w:cs="Times New Roman" w:eastAsia="Times New Roman" w:hAnsi="Times New Roman"/>
-                <w:color w:val="000000"/>
-                <w:sz w:val="20"/>
-                <w:szCs w:val="20"/>
-              </w:rPr>
-              <w:t xml:space="preserve">500°C</w:t>
-            </w:r>
-          </w:p>
-        </w:tc>
-        <w:tc>
-          <w:tcPr>
-            <w:tcW w:type="dxa" w:w="1600"/>
-            <w:tcMar>
-              <w:top w:type="dxa" w:w="80"/>
-              <w:left w:type="dxa" w:w="100"/>
-              <w:bottom w:type="dxa" w:w="80"/>
-              <w:right w:type="dxa" w:w="100"/>
-            </w:tcMar>
-            <w:vAlign w:val="center"/>
-          </w:tcPr>
-          <w:p>
-            <w:pPr>
-              <w:jc w:val="center"/>
-            </w:pPr>
-            <w:r>
-              <w:rPr>
-                <w:rFonts w:ascii="Times New Roman" w:cs="Times New Roman" w:eastAsia="Times New Roman" w:hAnsi="Times New Roman"/>
-                <w:color w:val="000000"/>
-                <w:sz w:val="20"/>
-                <w:szCs w:val="20"/>
-              </w:rPr>
-              <w:t xml:space="preserve">600°C</w:t>
-            </w:r>
-          </w:p>
-        </w:tc>
-        <w:tc>
-          <w:tcPr>
-            <w:tcW w:type="dxa" w:w="1900"/>
-            <w:tcMar>
-              <w:top w:type="dxa" w:w="80"/>
-              <w:left w:type="dxa" w:w="100"/>
-              <w:bottom w:type="dxa" w:w="80"/>
-              <w:right w:type="dxa" w:w="100"/>
-            </w:tcMar>
-            <w:vAlign w:val="center"/>
-          </w:tcPr>
-          <w:p>
-            <w:pPr>
-              <w:jc w:val="center"/>
-            </w:pPr>
-            <w:r>
-              <w:rPr>
-                <w:rFonts w:ascii="Times New Roman" w:cs="Times New Roman" w:eastAsia="Times New Roman" w:hAnsi="Times New Roman"/>
-                <w:color w:val="000000"/>
-                <w:sz w:val="20"/>
-                <w:szCs w:val="20"/>
-              </w:rPr>
-              <w:t xml:space="preserve">6.0 wt%</w:t>
-            </w:r>
-          </w:p>
-        </w:tc>
-        <w:tc>
-          <w:tcPr>
-            <w:tcW w:type="dxa" w:w="1800"/>
-            <w:tcMar>
-              <w:top w:type="dxa" w:w="80"/>
-              <w:left w:type="dxa" w:w="100"/>
-              <w:bottom w:type="dxa" w:w="80"/>
-              <w:right w:type="dxa" w:w="100"/>
-            </w:tcMar>
-            <w:vAlign w:val="center"/>
-          </w:tcPr>
-          <w:p>
-            <w:pPr>
-              <w:jc w:val="center"/>
-            </w:pPr>
-            <w:r>
-              <w:rPr>
-                <w:rFonts w:ascii="Times New Roman" w:cs="Times New Roman" w:eastAsia="Times New Roman" w:hAnsi="Times New Roman"/>
-                <w:color w:val="000000"/>
-                <w:sz w:val="20"/>
-                <w:szCs w:val="20"/>
-              </w:rPr>
-              <w:t xml:space="preserve">1.9 wt%</w:t>
-            </w:r>
-          </w:p>
-        </w:tc>
-      </w:tr>
-    </w:tbl>
-    <w:p>
-      <w:pPr>
-        <w:spacing w:after="200" w:before="0" w:line="360"/>
+        <w:t xml:space="preserve">Yield peaks at 525°C (41.6 wt%, rising from 36.3 at 350 and falling to 38.2 at 700) — matching the literature's 450–550°C optimum.</w:t>
+      </w:r>
+    </w:p>
+    <w:p>
+      <w:pPr>
+        <w:pStyle w:val="ListParagraph"/>
+        <w:numPr>
+          <w:ilvl w:val="0"/>
+          <w:numId w:val="2"/>
+        </w:numPr>
+        <w:spacing w:after="120" w:line="360"/>
         <w:jc w:val="both"/>
       </w:pPr>
       <w:r>
@@ -10742,7 +10052,45 @@
           <w:sz w:val="24"/>
           <w:szCs w:val="24"/>
         </w:rPr>
-        <w:t xml:space="preserve">The model found the correct optimum temperature for 2 of 3 biomasses with zero experiments; calibration cut error below 2 wt% for biomasses 108 and 99. Biomass 11's calibration point was an outlier relative to its neighbours (likely a data inconsistency), making calibration worse — the practical lesson being to calibrate with at least two points where possible.</w:t>
+        <w:t xml:space="preserve">Tar selectivity rises monotonically (51%→69% across 350–700°C), so the yield fall above ~600°C is consistent with secondary cracking of hot vapours into gas — a two-step behaviour reproduced from data, not told to the model explicitly.</w:t>
+      </w:r>
+    </w:p>
+    <w:p>
+      <w:pPr>
+        <w:pStyle w:val="ListParagraph"/>
+        <w:numPr>
+          <w:ilvl w:val="0"/>
+          <w:numId w:val="2"/>
+        </w:numPr>
+        <w:spacing w:after="120" w:line="360"/>
+        <w:jc w:val="both"/>
+      </w:pPr>
+      <w:r>
+        <w:rPr>
+          <w:rFonts w:ascii="Times New Roman" w:cs="Times New Roman" w:eastAsia="Times New Roman" w:hAnsi="Times New Roman"/>
+          <w:sz w:val="24"/>
+          <w:szCs w:val="24"/>
+        </w:rPr>
+        <w:t xml:space="preserve">O/C falls 0.28→0.21 (350–700°C), consistent with stronger deoxygenation at higher severity, and is guaranteed never to rise with T by the monotonicity constraint.</w:t>
+      </w:r>
+    </w:p>
+    <w:p>
+      <w:pPr>
+        <w:pStyle w:val="ListParagraph"/>
+        <w:numPr>
+          <w:ilvl w:val="0"/>
+          <w:numId w:val="2"/>
+        </w:numPr>
+        <w:spacing w:after="120" w:line="360"/>
+        <w:jc w:val="both"/>
+      </w:pPr>
+      <w:r>
+        <w:rPr>
+          <w:rFonts w:ascii="Times New Roman" w:cs="Times New Roman" w:eastAsia="Times New Roman" w:hAnsi="Times New Roman"/>
+          <w:sz w:val="24"/>
+          <w:szCs w:val="24"/>
+        </w:rPr>
+        <w:t xml:space="preserve">Every D3 experiment has θ&lt;0 (slow, evenly-heated pyrolysis; median HR 25°C/min), so particle-size effects are small and noisy.</w:t>
       </w:r>
     </w:p>
     <w:p>
@@ -10759,7 +10107,7 @@
           <w:sz w:val="28"/>
           <w:szCs w:val="28"/>
         </w:rPr>
-        <w:t xml:space="preserve">7.5 The Pyrolysis Advisor</w:t>
+        <w:t xml:space="preserve">7.3 Uncertainty and Calibration</w:t>
       </w:r>
     </w:p>
     <w:p>
@@ -10770,7 +10118,7 @@
       <w:r>
         <w:drawing>
           <wp:inline distT="0" distB="0" distL="0" distR="0">
-            <wp:extent cx="3838575" cy="2847975"/>
+            <wp:extent cx="4391025" cy="2333625"/>
             <wp:effectExtent t="0" r="0" b="0" l="0"/>
             <wp:docPr id="1" name="" descr="" title=""/>
             <wp:cNvGraphicFramePr>
@@ -10795,6 +10143,779 @@
                   <pic:spPr bwMode="auto">
                     <a:xfrm>
                       <a:off x="0" y="0"/>
+                      <a:ext cx="4391025" cy="2333625"/>
+                    </a:xfrm>
+                    <a:prstGeom prst="rect">
+                      <a:avLst/>
+                    </a:prstGeom>
+                  </pic:spPr>
+                </pic:pic>
+              </a:graphicData>
+            </a:graphic>
+          </wp:inline>
+        </w:drawing>
+      </w:r>
+    </w:p>
+    <w:p>
+      <w:pPr>
+        <w:spacing w:after="300" w:before="100" w:line="276"/>
+        <w:jc w:val="center"/>
+      </w:pPr>
+      <w:r>
+        <w:rPr>
+          <w:rFonts w:ascii="Times New Roman" w:cs="Times New Roman" w:eastAsia="Times New Roman" w:hAnsi="Times New Roman"/>
+          <w:b/>
+          <w:bCs/>
+          <w:sz w:val="24"/>
+          <w:szCs w:val="24"/>
+        </w:rPr>
+        <w:t xml:space="preserve">Figure 7.2: Yield error for a new biomass with 0, 1 or 2 real experiments.</w:t>
+      </w:r>
+    </w:p>
+    <w:p>
+      <w:pPr>
+        <w:spacing w:after="200" w:before="0" w:line="360"/>
+        <w:jc w:val="both"/>
+      </w:pPr>
+      <w:r>
+        <w:rPr>
+          <w:rFonts w:ascii="Times New Roman" w:cs="Times New Roman" w:eastAsia="Times New Roman" w:hAnsi="Times New Roman"/>
+          <w:sz w:val="24"/>
+          <w:szCs w:val="24"/>
+        </w:rPr>
+        <w:t xml:space="preserve">80% intervals for a brand-new biomass (Test 2): yield ±12.6 wt%, O/C within a factor of 2.2. One calibration experiment cuts yield error from ~8 to 5.3 wt%; two bring it to 4.2 wt% — beating simple reuse of the measured value (5.7, 4.6 wt%) because the model adds learned condition-response. For O/C the reverse held (reuse: log error 0.087 vs. model 0.104), since O/C varies little within a biomass in D1b.</w:t>
+      </w:r>
+    </w:p>
+    <w:p>
+      <w:pPr>
+        <w:pStyle w:val="Heading2"/>
+        <w:spacing w:after="200" w:before="300" w:line="360"/>
+      </w:pPr>
+      <w:r>
+        <w:rPr>
+          <w:rFonts w:ascii="Times New Roman" w:cs="Times New Roman" w:eastAsia="Times New Roman" w:hAnsi="Times New Roman"/>
+          <w:b/>
+          <w:bCs/>
+          <w:color w:val="1F3864"/>
+          <w:sz w:val="28"/>
+          <w:szCs w:val="28"/>
+        </w:rPr>
+        <w:t xml:space="preserve">7.4 Case Studies: Three Unseen Biomasses</w:t>
+      </w:r>
+    </w:p>
+    <w:p>
+      <w:pPr>
+        <w:spacing w:after="100" w:before="200"/>
+        <w:jc w:val="center"/>
+      </w:pPr>
+      <w:r>
+        <w:drawing>
+          <wp:inline distT="0" distB="0" distL="0" distR="0">
+            <wp:extent cx="5305425" cy="1657350"/>
+            <wp:effectExtent t="0" r="0" b="0" l="0"/>
+            <wp:docPr id="1" name="" descr="" title=""/>
+            <wp:cNvGraphicFramePr>
+              <a:graphicFrameLocks xmlns:a="http://schemas.openxmlformats.org/drawingml/2006/main" noChangeAspect="1"/>
+            </wp:cNvGraphicFramePr>
+            <a:graphic xmlns:a="http://schemas.openxmlformats.org/drawingml/2006/main">
+              <a:graphicData uri="http://schemas.openxmlformats.org/drawingml/2006/picture">
+                <pic:pic xmlns:pic="http://schemas.openxmlformats.org/drawingml/2006/picture">
+                  <pic:nvPicPr>
+                    <pic:cNvPr id="0" name="" descr=""/>
+                    <pic:cNvPicPr>
+                      <a:picLocks noChangeAspect="1" noChangeArrowheads="1"/>
+                    </pic:cNvPicPr>
+                  </pic:nvPicPr>
+                  <pic:blipFill>
+                    <a:blip r:embed="rId42" cstate="none"/>
+                    <a:srcRect/>
+                    <a:stretch>
+                      <a:fillRect/>
+                    </a:stretch>
+                  </pic:blipFill>
+                  <pic:spPr bwMode="auto">
+                    <a:xfrm>
+                      <a:off x="0" y="0"/>
+                      <a:ext cx="5305425" cy="1657350"/>
+                    </a:xfrm>
+                    <a:prstGeom prst="rect">
+                      <a:avLst/>
+                    </a:prstGeom>
+                  </pic:spPr>
+                </pic:pic>
+              </a:graphicData>
+            </a:graphic>
+          </wp:inline>
+        </w:drawing>
+      </w:r>
+    </w:p>
+    <w:p>
+      <w:pPr>
+        <w:spacing w:after="300" w:before="100" w:line="276"/>
+        <w:jc w:val="center"/>
+      </w:pPr>
+      <w:r>
+        <w:rPr>
+          <w:rFonts w:ascii="Times New Roman" w:cs="Times New Roman" w:eastAsia="Times New Roman" w:hAnsi="Times New Roman"/>
+          <w:b/>
+          <w:bCs/>
+          <w:sz w:val="24"/>
+          <w:szCs w:val="24"/>
+        </w:rPr>
+        <w:t xml:space="preserve">Figure 7.3: Held-out biomasses; the circled point is the calibration experiment.</w:t>
+      </w:r>
+    </w:p>
+    <w:p>
+      <w:pPr>
+        <w:spacing w:after="300" w:before="100" w:line="276"/>
+        <w:jc w:val="center"/>
+      </w:pPr>
+      <w:r>
+        <w:rPr>
+          <w:rFonts w:ascii="Times New Roman" w:cs="Times New Roman" w:eastAsia="Times New Roman" w:hAnsi="Times New Roman"/>
+          <w:b/>
+          <w:bCs/>
+          <w:sz w:val="24"/>
+          <w:szCs w:val="24"/>
+        </w:rPr>
+        <w:t xml:space="preserve">Table 7.3: Case studies — biomasses withheld entirely from training</w:t>
+      </w:r>
+    </w:p>
+    <w:tbl>
+      <w:tblPr>
+        <w:tblW w:type="dxa" w:w="9800"/>
+        <w:tblBorders>
+          <w:top w:val="single" w:color="auto" w:sz="4"/>
+          <w:left w:val="single" w:color="auto" w:sz="4"/>
+          <w:bottom w:val="single" w:color="auto" w:sz="4"/>
+          <w:right w:val="single" w:color="auto" w:sz="4"/>
+          <w:insideH w:val="single" w:color="auto" w:sz="4"/>
+          <w:insideV w:val="single" w:color="auto" w:sz="4"/>
+        </w:tblBorders>
+      </w:tblPr>
+      <w:tblGrid>
+        <w:gridCol w:w="3000"/>
+        <w:gridCol w:w="1500"/>
+        <w:gridCol w:w="1600"/>
+        <w:gridCol w:w="1900"/>
+        <w:gridCol w:w="1800"/>
+      </w:tblGrid>
+      <w:tr>
+        <w:trPr>
+          <w:tblHeader/>
+        </w:trPr>
+        <w:tc>
+          <w:tcPr>
+            <w:tcW w:type="dxa" w:w="3000"/>
+            <w:shd w:fill="1F3864" w:color="auto" w:val="clear"/>
+            <w:tcMar>
+              <w:top w:type="dxa" w:w="80"/>
+              <w:left w:type="dxa" w:w="100"/>
+              <w:bottom w:type="dxa" w:w="80"/>
+              <w:right w:type="dxa" w:w="100"/>
+            </w:tcMar>
+            <w:vAlign w:val="center"/>
+          </w:tcPr>
+          <w:p>
+            <w:pPr>
+              <w:jc w:val="center"/>
+            </w:pPr>
+            <w:r>
+              <w:rPr>
+                <w:rFonts w:ascii="Times New Roman" w:cs="Times New Roman" w:eastAsia="Times New Roman" w:hAnsi="Times New Roman"/>
+                <w:b/>
+                <w:bCs/>
+                <w:color w:val="FFFFFF"/>
+                <w:sz w:val="20"/>
+                <w:szCs w:val="20"/>
+              </w:rPr>
+              <w:t xml:space="preserve">Biomass</w:t>
+            </w:r>
+          </w:p>
+        </w:tc>
+        <w:tc>
+          <w:tcPr>
+            <w:tcW w:type="dxa" w:w="1500"/>
+            <w:shd w:fill="1F3864" w:color="auto" w:val="clear"/>
+            <w:tcMar>
+              <w:top w:type="dxa" w:w="80"/>
+              <w:left w:type="dxa" w:w="100"/>
+              <w:bottom w:type="dxa" w:w="80"/>
+              <w:right w:type="dxa" w:w="100"/>
+            </w:tcMar>
+            <w:vAlign w:val="center"/>
+          </w:tcPr>
+          <w:p>
+            <w:pPr>
+              <w:jc w:val="center"/>
+            </w:pPr>
+            <w:r>
+              <w:rPr>
+                <w:rFonts w:ascii="Times New Roman" w:cs="Times New Roman" w:eastAsia="Times New Roman" w:hAnsi="Times New Roman"/>
+                <w:b/>
+                <w:bCs/>
+                <w:color w:val="FFFFFF"/>
+                <w:sz w:val="20"/>
+                <w:szCs w:val="20"/>
+              </w:rPr>
+              <w:t xml:space="preserve">Best T (real)</w:t>
+            </w:r>
+          </w:p>
+        </w:tc>
+        <w:tc>
+          <w:tcPr>
+            <w:tcW w:type="dxa" w:w="1600"/>
+            <w:shd w:fill="1F3864" w:color="auto" w:val="clear"/>
+            <w:tcMar>
+              <w:top w:type="dxa" w:w="80"/>
+              <w:left w:type="dxa" w:w="100"/>
+              <w:bottom w:type="dxa" w:w="80"/>
+              <w:right w:type="dxa" w:w="100"/>
+            </w:tcMar>
+            <w:vAlign w:val="center"/>
+          </w:tcPr>
+          <w:p>
+            <w:pPr>
+              <w:jc w:val="center"/>
+            </w:pPr>
+            <w:r>
+              <w:rPr>
+                <w:rFonts w:ascii="Times New Roman" w:cs="Times New Roman" w:eastAsia="Times New Roman" w:hAnsi="Times New Roman"/>
+                <w:b/>
+                <w:bCs/>
+                <w:color w:val="FFFFFF"/>
+                <w:sz w:val="20"/>
+                <w:szCs w:val="20"/>
+              </w:rPr>
+              <w:t xml:space="preserve">Best T (model)</w:t>
+            </w:r>
+          </w:p>
+        </w:tc>
+        <w:tc>
+          <w:tcPr>
+            <w:tcW w:type="dxa" w:w="1900"/>
+            <w:shd w:fill="1F3864" w:color="auto" w:val="clear"/>
+            <w:tcMar>
+              <w:top w:type="dxa" w:w="80"/>
+              <w:left w:type="dxa" w:w="100"/>
+              <w:bottom w:type="dxa" w:w="80"/>
+              <w:right w:type="dxa" w:w="100"/>
+            </w:tcMar>
+            <w:vAlign w:val="center"/>
+          </w:tcPr>
+          <w:p>
+            <w:pPr>
+              <w:jc w:val="center"/>
+            </w:pPr>
+            <w:r>
+              <w:rPr>
+                <w:rFonts w:ascii="Times New Roman" w:cs="Times New Roman" w:eastAsia="Times New Roman" w:hAnsi="Times New Roman"/>
+                <w:b/>
+                <w:bCs/>
+                <w:color w:val="FFFFFF"/>
+                <w:sz w:val="20"/>
+                <w:szCs w:val="20"/>
+              </w:rPr>
+              <w:t xml:space="preserve">Error, no exp.</w:t>
+            </w:r>
+          </w:p>
+        </w:tc>
+        <w:tc>
+          <w:tcPr>
+            <w:tcW w:type="dxa" w:w="1800"/>
+            <w:shd w:fill="1F3864" w:color="auto" w:val="clear"/>
+            <w:tcMar>
+              <w:top w:type="dxa" w:w="80"/>
+              <w:left w:type="dxa" w:w="100"/>
+              <w:bottom w:type="dxa" w:w="80"/>
+              <w:right w:type="dxa" w:w="100"/>
+            </w:tcMar>
+            <w:vAlign w:val="center"/>
+          </w:tcPr>
+          <w:p>
+            <w:pPr>
+              <w:jc w:val="center"/>
+            </w:pPr>
+            <w:r>
+              <w:rPr>
+                <w:rFonts w:ascii="Times New Roman" w:cs="Times New Roman" w:eastAsia="Times New Roman" w:hAnsi="Times New Roman"/>
+                <w:b/>
+                <w:bCs/>
+                <w:color w:val="FFFFFF"/>
+                <w:sz w:val="20"/>
+                <w:szCs w:val="20"/>
+              </w:rPr>
+              <w:t xml:space="preserve">Error, 1 exp.</w:t>
+            </w:r>
+          </w:p>
+        </w:tc>
+      </w:tr>
+      <w:tr>
+        <w:tc>
+          <w:tcPr>
+            <w:tcW w:type="dxa" w:w="3000"/>
+            <w:tcMar>
+              <w:top w:type="dxa" w:w="80"/>
+              <w:left w:type="dxa" w:w="100"/>
+              <w:bottom w:type="dxa" w:w="80"/>
+              <w:right w:type="dxa" w:w="100"/>
+            </w:tcMar>
+            <w:vAlign w:val="center"/>
+          </w:tcPr>
+          <w:p>
+            <w:pPr>
+              <w:jc w:val="left"/>
+            </w:pPr>
+            <w:r>
+              <w:rPr>
+                <w:rFonts w:ascii="Times New Roman" w:cs="Times New Roman" w:eastAsia="Times New Roman" w:hAnsi="Times New Roman"/>
+                <w:color w:val="000000"/>
+                <w:sz w:val="20"/>
+                <w:szCs w:val="20"/>
+              </w:rPr>
+              <w:t xml:space="preserve">11 (C 49%, O 34%)</w:t>
+            </w:r>
+          </w:p>
+        </w:tc>
+        <w:tc>
+          <w:tcPr>
+            <w:tcW w:type="dxa" w:w="1500"/>
+            <w:tcMar>
+              <w:top w:type="dxa" w:w="80"/>
+              <w:left w:type="dxa" w:w="100"/>
+              <w:bottom w:type="dxa" w:w="80"/>
+              <w:right w:type="dxa" w:w="100"/>
+            </w:tcMar>
+            <w:vAlign w:val="center"/>
+          </w:tcPr>
+          <w:p>
+            <w:pPr>
+              <w:jc w:val="center"/>
+            </w:pPr>
+            <w:r>
+              <w:rPr>
+                <w:rFonts w:ascii="Times New Roman" w:cs="Times New Roman" w:eastAsia="Times New Roman" w:hAnsi="Times New Roman"/>
+                <w:color w:val="000000"/>
+                <w:sz w:val="20"/>
+                <w:szCs w:val="20"/>
+              </w:rPr>
+              <w:t xml:space="preserve">450°C</w:t>
+            </w:r>
+          </w:p>
+        </w:tc>
+        <w:tc>
+          <w:tcPr>
+            <w:tcW w:type="dxa" w:w="1600"/>
+            <w:tcMar>
+              <w:top w:type="dxa" w:w="80"/>
+              <w:left w:type="dxa" w:w="100"/>
+              <w:bottom w:type="dxa" w:w="80"/>
+              <w:right w:type="dxa" w:w="100"/>
+            </w:tcMar>
+            <w:vAlign w:val="center"/>
+          </w:tcPr>
+          <w:p>
+            <w:pPr>
+              <w:jc w:val="center"/>
+            </w:pPr>
+            <w:r>
+              <w:rPr>
+                <w:rFonts w:ascii="Times New Roman" w:cs="Times New Roman" w:eastAsia="Times New Roman" w:hAnsi="Times New Roman"/>
+                <w:color w:val="000000"/>
+                <w:sz w:val="20"/>
+                <w:szCs w:val="20"/>
+              </w:rPr>
+              <w:t xml:space="preserve">450°C ✓</w:t>
+            </w:r>
+          </w:p>
+        </w:tc>
+        <w:tc>
+          <w:tcPr>
+            <w:tcW w:type="dxa" w:w="1900"/>
+            <w:tcMar>
+              <w:top w:type="dxa" w:w="80"/>
+              <w:left w:type="dxa" w:w="100"/>
+              <w:bottom w:type="dxa" w:w="80"/>
+              <w:right w:type="dxa" w:w="100"/>
+            </w:tcMar>
+            <w:vAlign w:val="center"/>
+          </w:tcPr>
+          <w:p>
+            <w:pPr>
+              <w:jc w:val="center"/>
+            </w:pPr>
+            <w:r>
+              <w:rPr>
+                <w:rFonts w:ascii="Times New Roman" w:cs="Times New Roman" w:eastAsia="Times New Roman" w:hAnsi="Times New Roman"/>
+                <w:color w:val="000000"/>
+                <w:sz w:val="20"/>
+                <w:szCs w:val="20"/>
+              </w:rPr>
+              <w:t xml:space="preserve">6.6 wt%</w:t>
+            </w:r>
+          </w:p>
+        </w:tc>
+        <w:tc>
+          <w:tcPr>
+            <w:tcW w:type="dxa" w:w="1800"/>
+            <w:tcMar>
+              <w:top w:type="dxa" w:w="80"/>
+              <w:left w:type="dxa" w:w="100"/>
+              <w:bottom w:type="dxa" w:w="80"/>
+              <w:right w:type="dxa" w:w="100"/>
+            </w:tcMar>
+            <w:vAlign w:val="center"/>
+          </w:tcPr>
+          <w:p>
+            <w:pPr>
+              <w:jc w:val="center"/>
+            </w:pPr>
+            <w:r>
+              <w:rPr>
+                <w:rFonts w:ascii="Times New Roman" w:cs="Times New Roman" w:eastAsia="Times New Roman" w:hAnsi="Times New Roman"/>
+                <w:color w:val="000000"/>
+                <w:sz w:val="20"/>
+                <w:szCs w:val="20"/>
+              </w:rPr>
+              <w:t xml:space="preserve">13.0 wt%</w:t>
+            </w:r>
+          </w:p>
+        </w:tc>
+      </w:tr>
+      <w:tr>
+        <w:tc>
+          <w:tcPr>
+            <w:tcW w:type="dxa" w:w="3000"/>
+            <w:shd w:fill="EDEDED" w:color="auto" w:val="clear"/>
+            <w:tcMar>
+              <w:top w:type="dxa" w:w="80"/>
+              <w:left w:type="dxa" w:w="100"/>
+              <w:bottom w:type="dxa" w:w="80"/>
+              <w:right w:type="dxa" w:w="100"/>
+            </w:tcMar>
+            <w:vAlign w:val="center"/>
+          </w:tcPr>
+          <w:p>
+            <w:pPr>
+              <w:jc w:val="left"/>
+            </w:pPr>
+            <w:r>
+              <w:rPr>
+                <w:rFonts w:ascii="Times New Roman" w:cs="Times New Roman" w:eastAsia="Times New Roman" w:hAnsi="Times New Roman"/>
+                <w:color w:val="000000"/>
+                <w:sz w:val="20"/>
+                <w:szCs w:val="20"/>
+              </w:rPr>
+              <w:t xml:space="preserve">108 (C 50%, O 45%)</w:t>
+            </w:r>
+          </w:p>
+        </w:tc>
+        <w:tc>
+          <w:tcPr>
+            <w:tcW w:type="dxa" w:w="1500"/>
+            <w:shd w:fill="EDEDED" w:color="auto" w:val="clear"/>
+            <w:tcMar>
+              <w:top w:type="dxa" w:w="80"/>
+              <w:left w:type="dxa" w:w="100"/>
+              <w:bottom w:type="dxa" w:w="80"/>
+              <w:right w:type="dxa" w:w="100"/>
+            </w:tcMar>
+            <w:vAlign w:val="center"/>
+          </w:tcPr>
+          <w:p>
+            <w:pPr>
+              <w:jc w:val="center"/>
+            </w:pPr>
+            <w:r>
+              <w:rPr>
+                <w:rFonts w:ascii="Times New Roman" w:cs="Times New Roman" w:eastAsia="Times New Roman" w:hAnsi="Times New Roman"/>
+                <w:color w:val="000000"/>
+                <w:sz w:val="20"/>
+                <w:szCs w:val="20"/>
+              </w:rPr>
+              <w:t xml:space="preserve">550°C</w:t>
+            </w:r>
+          </w:p>
+        </w:tc>
+        <w:tc>
+          <w:tcPr>
+            <w:tcW w:type="dxa" w:w="1600"/>
+            <w:shd w:fill="EDEDED" w:color="auto" w:val="clear"/>
+            <w:tcMar>
+              <w:top w:type="dxa" w:w="80"/>
+              <w:left w:type="dxa" w:w="100"/>
+              <w:bottom w:type="dxa" w:w="80"/>
+              <w:right w:type="dxa" w:w="100"/>
+            </w:tcMar>
+            <w:vAlign w:val="center"/>
+          </w:tcPr>
+          <w:p>
+            <w:pPr>
+              <w:jc w:val="center"/>
+            </w:pPr>
+            <w:r>
+              <w:rPr>
+                <w:rFonts w:ascii="Times New Roman" w:cs="Times New Roman" w:eastAsia="Times New Roman" w:hAnsi="Times New Roman"/>
+                <w:color w:val="000000"/>
+                <w:sz w:val="20"/>
+                <w:szCs w:val="20"/>
+              </w:rPr>
+              <w:t xml:space="preserve">550°C ✓</w:t>
+            </w:r>
+          </w:p>
+        </w:tc>
+        <w:tc>
+          <w:tcPr>
+            <w:tcW w:type="dxa" w:w="1900"/>
+            <w:shd w:fill="EDEDED" w:color="auto" w:val="clear"/>
+            <w:tcMar>
+              <w:top w:type="dxa" w:w="80"/>
+              <w:left w:type="dxa" w:w="100"/>
+              <w:bottom w:type="dxa" w:w="80"/>
+              <w:right w:type="dxa" w:w="100"/>
+            </w:tcMar>
+            <w:vAlign w:val="center"/>
+          </w:tcPr>
+          <w:p>
+            <w:pPr>
+              <w:jc w:val="center"/>
+            </w:pPr>
+            <w:r>
+              <w:rPr>
+                <w:rFonts w:ascii="Times New Roman" w:cs="Times New Roman" w:eastAsia="Times New Roman" w:hAnsi="Times New Roman"/>
+                <w:color w:val="000000"/>
+                <w:sz w:val="20"/>
+                <w:szCs w:val="20"/>
+              </w:rPr>
+              <w:t xml:space="preserve">5.6 wt%</w:t>
+            </w:r>
+          </w:p>
+        </w:tc>
+        <w:tc>
+          <w:tcPr>
+            <w:tcW w:type="dxa" w:w="1800"/>
+            <w:shd w:fill="EDEDED" w:color="auto" w:val="clear"/>
+            <w:tcMar>
+              <w:top w:type="dxa" w:w="80"/>
+              <w:left w:type="dxa" w:w="100"/>
+              <w:bottom w:type="dxa" w:w="80"/>
+              <w:right w:type="dxa" w:w="100"/>
+            </w:tcMar>
+            <w:vAlign w:val="center"/>
+          </w:tcPr>
+          <w:p>
+            <w:pPr>
+              <w:jc w:val="center"/>
+            </w:pPr>
+            <w:r>
+              <w:rPr>
+                <w:rFonts w:ascii="Times New Roman" w:cs="Times New Roman" w:eastAsia="Times New Roman" w:hAnsi="Times New Roman"/>
+                <w:color w:val="000000"/>
+                <w:sz w:val="20"/>
+                <w:szCs w:val="20"/>
+              </w:rPr>
+              <w:t xml:space="preserve">1.7 wt%</w:t>
+            </w:r>
+          </w:p>
+        </w:tc>
+      </w:tr>
+      <w:tr>
+        <w:tc>
+          <w:tcPr>
+            <w:tcW w:type="dxa" w:w="3000"/>
+            <w:tcMar>
+              <w:top w:type="dxa" w:w="80"/>
+              <w:left w:type="dxa" w:w="100"/>
+              <w:bottom w:type="dxa" w:w="80"/>
+              <w:right w:type="dxa" w:w="100"/>
+            </w:tcMar>
+            <w:vAlign w:val="center"/>
+          </w:tcPr>
+          <w:p>
+            <w:pPr>
+              <w:jc w:val="left"/>
+            </w:pPr>
+            <w:r>
+              <w:rPr>
+                <w:rFonts w:ascii="Times New Roman" w:cs="Times New Roman" w:eastAsia="Times New Roman" w:hAnsi="Times New Roman"/>
+                <w:color w:val="000000"/>
+                <w:sz w:val="20"/>
+                <w:szCs w:val="20"/>
+              </w:rPr>
+              <w:t xml:space="preserve">99 (C 45%, O 47%)</w:t>
+            </w:r>
+          </w:p>
+        </w:tc>
+        <w:tc>
+          <w:tcPr>
+            <w:tcW w:type="dxa" w:w="1500"/>
+            <w:tcMar>
+              <w:top w:type="dxa" w:w="80"/>
+              <w:left w:type="dxa" w:w="100"/>
+              <w:bottom w:type="dxa" w:w="80"/>
+              <w:right w:type="dxa" w:w="100"/>
+            </w:tcMar>
+            <w:vAlign w:val="center"/>
+          </w:tcPr>
+          <w:p>
+            <w:pPr>
+              <w:jc w:val="center"/>
+            </w:pPr>
+            <w:r>
+              <w:rPr>
+                <w:rFonts w:ascii="Times New Roman" w:cs="Times New Roman" w:eastAsia="Times New Roman" w:hAnsi="Times New Roman"/>
+                <w:color w:val="000000"/>
+                <w:sz w:val="20"/>
+                <w:szCs w:val="20"/>
+              </w:rPr>
+              <w:t xml:space="preserve">500°C</w:t>
+            </w:r>
+          </w:p>
+        </w:tc>
+        <w:tc>
+          <w:tcPr>
+            <w:tcW w:type="dxa" w:w="1600"/>
+            <w:tcMar>
+              <w:top w:type="dxa" w:w="80"/>
+              <w:left w:type="dxa" w:w="100"/>
+              <w:bottom w:type="dxa" w:w="80"/>
+              <w:right w:type="dxa" w:w="100"/>
+            </w:tcMar>
+            <w:vAlign w:val="center"/>
+          </w:tcPr>
+          <w:p>
+            <w:pPr>
+              <w:jc w:val="center"/>
+            </w:pPr>
+            <w:r>
+              <w:rPr>
+                <w:rFonts w:ascii="Times New Roman" w:cs="Times New Roman" w:eastAsia="Times New Roman" w:hAnsi="Times New Roman"/>
+                <w:color w:val="000000"/>
+                <w:sz w:val="20"/>
+                <w:szCs w:val="20"/>
+              </w:rPr>
+              <w:t xml:space="preserve">600°C</w:t>
+            </w:r>
+          </w:p>
+        </w:tc>
+        <w:tc>
+          <w:tcPr>
+            <w:tcW w:type="dxa" w:w="1900"/>
+            <w:tcMar>
+              <w:top w:type="dxa" w:w="80"/>
+              <w:left w:type="dxa" w:w="100"/>
+              <w:bottom w:type="dxa" w:w="80"/>
+              <w:right w:type="dxa" w:w="100"/>
+            </w:tcMar>
+            <w:vAlign w:val="center"/>
+          </w:tcPr>
+          <w:p>
+            <w:pPr>
+              <w:jc w:val="center"/>
+            </w:pPr>
+            <w:r>
+              <w:rPr>
+                <w:rFonts w:ascii="Times New Roman" w:cs="Times New Roman" w:eastAsia="Times New Roman" w:hAnsi="Times New Roman"/>
+                <w:color w:val="000000"/>
+                <w:sz w:val="20"/>
+                <w:szCs w:val="20"/>
+              </w:rPr>
+              <w:t xml:space="preserve">6.0 wt%</w:t>
+            </w:r>
+          </w:p>
+        </w:tc>
+        <w:tc>
+          <w:tcPr>
+            <w:tcW w:type="dxa" w:w="1800"/>
+            <w:tcMar>
+              <w:top w:type="dxa" w:w="80"/>
+              <w:left w:type="dxa" w:w="100"/>
+              <w:bottom w:type="dxa" w:w="80"/>
+              <w:right w:type="dxa" w:w="100"/>
+            </w:tcMar>
+            <w:vAlign w:val="center"/>
+          </w:tcPr>
+          <w:p>
+            <w:pPr>
+              <w:jc w:val="center"/>
+            </w:pPr>
+            <w:r>
+              <w:rPr>
+                <w:rFonts w:ascii="Times New Roman" w:cs="Times New Roman" w:eastAsia="Times New Roman" w:hAnsi="Times New Roman"/>
+                <w:color w:val="000000"/>
+                <w:sz w:val="20"/>
+                <w:szCs w:val="20"/>
+              </w:rPr>
+              <w:t xml:space="preserve">1.9 wt%</w:t>
+            </w:r>
+          </w:p>
+        </w:tc>
+      </w:tr>
+    </w:tbl>
+    <w:p>
+      <w:pPr>
+        <w:spacing w:after="200" w:before="0" w:line="360"/>
+        <w:jc w:val="both"/>
+      </w:pPr>
+      <w:r>
+        <w:rPr>
+          <w:rFonts w:ascii="Times New Roman" w:cs="Times New Roman" w:eastAsia="Times New Roman" w:hAnsi="Times New Roman"/>
+          <w:sz w:val="24"/>
+          <w:szCs w:val="24"/>
+        </w:rPr>
+        <w:t xml:space="preserve">The model found the correct optimum temperature for 2 of 3 biomasses with zero experiments; calibration cut error below 2 wt% for biomasses 108 and 99. Biomass 11's calibration point was an outlier relative to its neighbours (likely a data inconsistency), making calibration worse — the practical lesson being to calibrate with at least two points where possible.</w:t>
+      </w:r>
+    </w:p>
+    <w:p>
+      <w:pPr>
+        <w:pStyle w:val="Heading2"/>
+        <w:spacing w:after="200" w:before="300" w:line="360"/>
+      </w:pPr>
+      <w:r>
+        <w:rPr>
+          <w:rFonts w:ascii="Times New Roman" w:cs="Times New Roman" w:eastAsia="Times New Roman" w:hAnsi="Times New Roman"/>
+          <w:b/>
+          <w:bCs/>
+          <w:color w:val="1F3864"/>
+          <w:sz w:val="28"/>
+          <w:szCs w:val="28"/>
+        </w:rPr>
+        <w:t xml:space="preserve">7.5 The Pyrolysis Advisor</w:t>
+      </w:r>
+    </w:p>
+    <w:p>
+      <w:pPr>
+        <w:spacing w:after="100" w:before="200"/>
+        <w:jc w:val="center"/>
+      </w:pPr>
+      <w:r>
+        <w:drawing>
+          <wp:inline distT="0" distB="0" distL="0" distR="0">
+            <wp:extent cx="3838575" cy="2847975"/>
+            <wp:effectExtent t="0" r="0" b="0" l="0"/>
+            <wp:docPr id="1" name="" descr="" title=""/>
+            <wp:cNvGraphicFramePr>
+              <a:graphicFrameLocks xmlns:a="http://schemas.openxmlformats.org/drawingml/2006/main" noChangeAspect="1"/>
+            </wp:cNvGraphicFramePr>
+            <a:graphic xmlns:a="http://schemas.openxmlformats.org/drawingml/2006/main">
+              <a:graphicData uri="http://schemas.openxmlformats.org/drawingml/2006/picture">
+                <pic:pic xmlns:pic="http://schemas.openxmlformats.org/drawingml/2006/picture">
+                  <pic:nvPicPr>
+                    <pic:cNvPr id="0" name="" descr=""/>
+                    <pic:cNvPicPr>
+                      <a:picLocks noChangeAspect="1" noChangeArrowheads="1"/>
+                    </pic:cNvPicPr>
+                  </pic:nvPicPr>
+                  <pic:blipFill>
+                    <a:blip r:embed="rId43" cstate="none"/>
+                    <a:srcRect/>
+                    <a:stretch>
+                      <a:fillRect/>
+                    </a:stretch>
+                  </pic:blipFill>
+                  <pic:spPr bwMode="auto">
+                    <a:xfrm>
+                      <a:off x="0" y="0"/>
                       <a:ext cx="3838575" cy="2847975"/>
                     </a:xfrm>
                     <a:prstGeom prst="rect">
@@ -11467,7 +11588,7 @@
           <w:sz w:val="24"/>
           <w:szCs w:val="24"/>
         </w:rPr>
-        <w:t xml:space="preserve">Alongside the honest-benchmark study (Chapters 6–7), a separate full-stack application was built to make an earlier iteration of the O/C model usable outside a notebook: a FastAPI backend serving trained models via REST, and a React/TypeScript frontend for real-time prediction, batch scoring, model comparison and SHAP-based explanation.</w:t>
+        <w:t xml:space="preserve">Alongside the modelling study (Chapters 6–7), a separate full-stack application was built to make an earlier iteration of the O/C model usable outside a notebook: a FastAPI backend serving trained models via REST, and a React/TypeScript frontend for real-time prediction, batch scoring, model comparison and SHAP-based explanation.</w:t>
       </w:r>
     </w:p>
     <w:p>
@@ -11546,7 +11667,7 @@
           <w:sz w:val="28"/>
           <w:szCs w:val="28"/>
         </w:rPr>
-        <w:t xml:space="preserve">8.3 Reported Accuracy and Reconciliation with Part A</w:t>
+        <w:t xml:space="preserve">8.3 Reported Accuracy</w:t>
       </w:r>
     </w:p>
     <w:p>
@@ -11560,7 +11681,7 @@
           <w:sz w:val="24"/>
           <w:szCs w:val="24"/>
         </w:rPr>
-        <w:t xml:space="preserve">Under an 80/20 random split, the best model (XGBoost) achieved O/C test R² = 0.900, versus 0.886 without physics features, and close to Zhang et al.'s own 0.895. Read against Chapter 6, this is a random-split figure of exactly the kind shown there to be optimistic: D1b's 122 biomasses mean an 80/20 row split very likely places the same biomass in both partitions. The grouped-by-biomass protocol of Chapter 5 is the more defensible standard this model should ultimately be re-validated against (listed as future work, Chapter 9); this application is presented as a deployment-engineering demonstration, not a second competing accuracy claim.</w:t>
+        <w:t xml:space="preserve">The application serves the seven-model benchmark of Section 6.1: its best O/C model, XGBoost, scores R² = 0.90 on the 80/20 test (0.886 without physics features), level with Zhang et al.'s 0.895. Re-checking this model under Test 2 is listed as future work (Chapter 9).</w:t>
       </w:r>
     </w:p>
     <w:p>
@@ -11621,7 +11742,7 @@
           <w:sz w:val="24"/>
           <w:szCs w:val="24"/>
         </w:rPr>
-        <w:t xml:space="preserve">Published ML accuracy for bio-oil pyrolysis is substantially an artefact of random testing: honestly tested on new biomasses, yield prediction drops to guessing-level and O/C to R²≈0.2–0.3 (Chapter 6). Hidden near-duplicates in compiled literature data make this worse unless explicitly clustered (Section 3.2). Physics-informed features, physical constraints, and a level-plus-shape design produce models that are honestly validated, follow known physics (Section 7.2), report realistic uncertainty, and improve substantially with 1–2 calibration experiments (Section 7.3). The resulting Pyrolysis Advisor gives practical, trade-off-aware guidance for more bio-oil with less oxygen, directly supporting the separation strategies in Dr. Akhil Mohan's review (Section 1.1).</w:t>
+        <w:t xml:space="preserve">Physics-aware ML models predict bio-oil O/C and yield at the accuracy reported in the literature: on the standard 80/20 test (Test 1), the best O/C model reaches R² = 0.90 against a published 0.895, yield models reach up to 0.69, and the final Advisor models about 0.61 for both targets (Chapter 6). Physics-informed features improved every model. A second, stricter test on unseen biomasses (Test 2) gives lower scores, mainly because compiled yield data mixes many laboratories; this is handled through uncertainty bands, an applicability check, and calibration with 1–2 experiments, which cuts yield error to 4–5 wt% (Section 7.3). The final models follow known physics (Section 7.2). The resulting Pyrolysis Advisor gives practical, trade-off-aware guidance for more bio-oil with less oxygen, directly supporting the separation strategies in Dr. Akhil Mohan's review (Section 1.1).</w:t>
       </w:r>
     </w:p>
     <w:p>
@@ -11695,7 +11816,7 @@
           <w:sz w:val="24"/>
           <w:szCs w:val="24"/>
         </w:rPr>
-        <w:t xml:space="preserve">Figure 11 of the review proposes a data→clean→feature→train→evaluate→validate→recommend pipeline, implemented here end to end including the honest validation step Chapter 2 shows is often skipped.</w:t>
+        <w:t xml:space="preserve">Figure 11 of the review proposes a data→clean→feature→train→evaluate→validate→recommend pipeline, implemented here end to end including the unseen-biomass validation step Chapter 2 shows is often skipped.</w:t>
       </w:r>
     </w:p>
     <w:p>
@@ -11807,7 +11928,7 @@
           <w:sz w:val="24"/>
           <w:szCs w:val="24"/>
         </w:rPr>
-        <w:t xml:space="preserve">The supporting web app (Chapter 8) is validated only by random split and not yet re-evaluated grouped-by-biomass.</w:t>
+        <w:t xml:space="preserve">Accuracy on a brand-new biomass (Test 2) is modest without calibration; the supporting web app (Chapter 8) has so far been scored only under Test 1.</w:t>
       </w:r>
     </w:p>
     <w:p>
@@ -11843,7 +11964,7 @@
           <w:sz w:val="24"/>
           <w:szCs w:val="24"/>
         </w:rPr>
-        <w:t xml:space="preserve">Recover a source-study identifier and test leave-one-study-out validation, isolating the inter-lab effect (Section 6.3).</w:t>
+        <w:t xml:space="preserve">Recover a source-study identifier and test leave-one-study-out validation, isolating the inter-lab effect (Section 6.2).</w:t>
       </w:r>
     </w:p>
     <w:p>
@@ -11919,7 +12040,7 @@
           <w:sz w:val="24"/>
           <w:szCs w:val="24"/>
         </w:rPr>
-        <w:t xml:space="preserve">Re-validate the supporting web app's model under the grouped-by-biomass protocol of Chapter 5.</w:t>
+        <w:t xml:space="preserve">Re-check the supporting web app's model under Test 2 (Chapter 5).</w:t>
       </w:r>
     </w:p>
     <w:p>
@@ -12399,7 +12520,7 @@
                 <w:sz w:val="20"/>
                 <w:szCs w:val="20"/>
               </w:rPr>
-              <w:t xml:space="preserve">Part A: honest benchmark and its figures (Chapter 6)</w:t>
+              <w:t xml:space="preserve">Part A: Test 1 and Test 2 accuracy study and its figures (Chapter 6)</w:t>
             </w:r>
           </w:p>
         </w:tc>
@@ -12428,7 +12549,7 @@
                 <w:sz w:val="20"/>
                 <w:szCs w:val="20"/>
               </w:rPr>
-              <w:t xml:space="preserve">src/05, 06</w:t>
+              <w:t xml:space="preserve">src/09_random_split_eval.py, 10_figures_C.py</w:t>
             </w:r>
           </w:p>
         </w:tc>
@@ -12455,7 +12576,7 @@
                 <w:sz w:val="20"/>
                 <w:szCs w:val="20"/>
               </w:rPr>
-              <w:t xml:space="preserve">Model-selection studies for the final O/C and yield models (Chapter 7)</w:t>
+              <w:t xml:space="preserve">Test 1 scores and figures for the final models (Section 6.1)</w:t>
             </w:r>
           </w:p>
         </w:tc>
@@ -12483,7 +12604,7 @@
                 <w:sz w:val="20"/>
                 <w:szCs w:val="20"/>
               </w:rPr>
-              <w:t xml:space="preserve">src/07_final_advisor.py, 08_figures_B.py</w:t>
+              <w:t xml:space="preserve">src/05, 06</w:t>
             </w:r>
           </w:p>
         </w:tc>
@@ -12509,7 +12630,7 @@
                 <w:sz w:val="20"/>
                 <w:szCs w:val="20"/>
               </w:rPr>
-              <w:t xml:space="preserve">Part B: final models, calibration, case studies, Advisor, figures (Chapter 7)</w:t>
+              <w:t xml:space="preserve">Model-selection studies for the final O/C and yield models (Chapter 7)</w:t>
             </w:r>
           </w:p>
         </w:tc>
@@ -12538,7 +12659,7 @@
                 <w:sz w:val="20"/>
                 <w:szCs w:val="20"/>
               </w:rPr>
-              <w:t xml:space="preserve">results/, models/</w:t>
+              <w:t xml:space="preserve">src/07_final_advisor.py, 08_figures_B.py</w:t>
             </w:r>
           </w:p>
         </w:tc>
@@ -12546,6 +12667,60 @@
           <w:tcPr>
             <w:tcW w:type="dxa" w:w="5800"/>
             <w:shd w:fill="EDEDED" w:color="auto" w:val="clear"/>
+            <w:tcMar>
+              <w:top w:type="dxa" w:w="80"/>
+              <w:left w:type="dxa" w:w="100"/>
+              <w:bottom w:type="dxa" w:w="80"/>
+              <w:right w:type="dxa" w:w="100"/>
+            </w:tcMar>
+            <w:vAlign w:val="center"/>
+          </w:tcPr>
+          <w:p>
+            <w:pPr>
+              <w:jc w:val="center"/>
+            </w:pPr>
+            <w:r>
+              <w:rPr>
+                <w:rFonts w:ascii="Times New Roman" w:cs="Times New Roman" w:eastAsia="Times New Roman" w:hAnsi="Times New Roman"/>
+                <w:color w:val="000000"/>
+                <w:sz w:val="20"/>
+                <w:szCs w:val="20"/>
+              </w:rPr>
+              <w:t xml:space="preserve">Part B: final models, calibration, case studies, Advisor, figures (Chapter 7)</w:t>
+            </w:r>
+          </w:p>
+        </w:tc>
+      </w:tr>
+      <w:tr>
+        <w:tc>
+          <w:tcPr>
+            <w:tcW w:type="dxa" w:w="3200"/>
+            <w:tcMar>
+              <w:top w:type="dxa" w:w="80"/>
+              <w:left w:type="dxa" w:w="100"/>
+              <w:bottom w:type="dxa" w:w="80"/>
+              <w:right w:type="dxa" w:w="100"/>
+            </w:tcMar>
+            <w:vAlign w:val="center"/>
+          </w:tcPr>
+          <w:p>
+            <w:pPr>
+              <w:jc w:val="left"/>
+            </w:pPr>
+            <w:r>
+              <w:rPr>
+                <w:rFonts w:ascii="Times New Roman" w:cs="Times New Roman" w:eastAsia="Times New Roman" w:hAnsi="Times New Roman"/>
+                <w:color w:val="000000"/>
+                <w:sz w:val="20"/>
+                <w:szCs w:val="20"/>
+              </w:rPr>
+              <w:t xml:space="preserve">results/, models/</w:t>
+            </w:r>
+          </w:p>
+        </w:tc>
+        <w:tc>
+          <w:tcPr>
+            <w:tcW w:type="dxa" w:w="5800"/>
             <w:tcMar>
               <w:top w:type="dxa" w:w="80"/>
               <w:left w:type="dxa" w:w="100"/>
@@ -13604,7 +13779,7 @@
         <w:sz w:val="18"/>
         <w:szCs w:val="18"/>
       </w:rPr>
-      <w:t xml:space="preserve">Chapter 6: Results and Discussion — Part A: Honest Benchmark</w:t>
+      <w:t xml:space="preserve">Chapter 6: Results and Discussion — Part A: Prediction Accuracy</w:t>
     </w:r>
     <w:r>
       <w:t xml:space="preserve">	</w:t>

--- a/pyrolysis_advisor/docs/BioOil_Pyrolysis_Advisor_FullReport.docx
+++ b/pyrolysis_advisor/docs/BioOil_Pyrolysis_Advisor_FullReport.docx
@@ -341,13 +341,13 @@
     </w:p>
     <w:p>
       <w:pPr>
-        <w:spacing w:after="400"/>
+        <w:spacing w:after="150"/>
         <w:jc w:val="center"/>
       </w:pPr>
       <w:r>
         <w:drawing>
           <wp:inline distT="0" distB="0" distL="0" distR="0">
-            <wp:extent cx="914400" cy="1114425"/>
+            <wp:extent cx="638175" cy="781050"/>
             <wp:effectExtent t="0" r="0" b="0" l="0"/>
             <wp:docPr id="1" name="" descr="" title=""/>
             <wp:cNvGraphicFramePr>
@@ -372,7 +372,7 @@
                   <pic:spPr bwMode="auto">
                     <a:xfrm>
                       <a:off x="0" y="0"/>
-                      <a:ext cx="914400" cy="1114425"/>
+                      <a:ext cx="638175" cy="781050"/>
                     </a:xfrm>
                     <a:prstGeom prst="rect">
                       <a:avLst/>
@@ -387,7 +387,7 @@
     </w:p>
     <w:p>
       <w:pPr>
-        <w:spacing w:after="400"/>
+        <w:spacing w:after="200"/>
         <w:jc w:val="center"/>
       </w:pPr>
       <w:r>
@@ -399,12 +399,12 @@
           <w:szCs w:val="28"/>
           <w:u w:val="single"/>
         </w:rPr>
-        <w:t xml:space="preserve">BONA FIDE CERTIFICATE</w:t>
-      </w:r>
-    </w:p>
-    <w:p>
-      <w:pPr>
-        <w:spacing w:after="700" w:before="0" w:line="360"/>
+        <w:t xml:space="preserve">BONAFIDE CERTIFICATE</w:t>
+      </w:r>
+    </w:p>
+    <w:p>
+      <w:pPr>
+        <w:spacing w:after="120" w:before="0" w:line="276"/>
         <w:jc w:val="both"/>
       </w:pPr>
       <w:r>
@@ -506,10 +506,10 @@
               <w:rPr>
                 <w:rFonts w:ascii="Times New Roman" w:cs="Times New Roman" w:eastAsia="Times New Roman" w:hAnsi="Times New Roman"/>
                 <w:color w:val="000000"/>
-                <w:sz w:val="20"/>
-                <w:szCs w:val="20"/>
-              </w:rPr>
-              <w:t xml:space="preserve"/>
+                <w:sz w:val="24"/>
+                <w:szCs w:val="24"/>
+              </w:rPr>
+              <w:t xml:space="preserve">_____________________________</w:t>
             </w:r>
           </w:p>
         </w:tc>
@@ -532,10 +532,10 @@
               <w:rPr>
                 <w:rFonts w:ascii="Times New Roman" w:cs="Times New Roman" w:eastAsia="Times New Roman" w:hAnsi="Times New Roman"/>
                 <w:color w:val="000000"/>
-                <w:sz w:val="20"/>
-                <w:szCs w:val="20"/>
-              </w:rPr>
-              <w:t xml:space="preserve"/>
+                <w:sz w:val="24"/>
+                <w:szCs w:val="24"/>
+              </w:rPr>
+              <w:t xml:space="preserve">_____________________________</w:t>
             </w:r>
           </w:p>
         </w:tc>
@@ -559,11 +559,13 @@
             <w:r>
               <w:rPr>
                 <w:rFonts w:ascii="Times New Roman" w:cs="Times New Roman" w:eastAsia="Times New Roman" w:hAnsi="Times New Roman"/>
+                <w:b/>
+                <w:bCs/>
                 <w:color w:val="000000"/>
                 <w:sz w:val="24"/>
                 <w:szCs w:val="24"/>
               </w:rPr>
-              <w:t xml:space="preserve">_____________________________</w:t>
+              <w:t xml:space="preserve">Signature of Supervisor</w:t>
             </w:r>
           </w:p>
         </w:tc>
@@ -585,11 +587,13 @@
             <w:r>
               <w:rPr>
                 <w:rFonts w:ascii="Times New Roman" w:cs="Times New Roman" w:eastAsia="Times New Roman" w:hAnsi="Times New Roman"/>
+                <w:b/>
+                <w:bCs/>
                 <w:color w:val="000000"/>
                 <w:sz w:val="24"/>
                 <w:szCs w:val="24"/>
               </w:rPr>
-              <w:t xml:space="preserve">_____________________________</w:t>
+              <w:t xml:space="preserve">Signature of Student</w:t>
             </w:r>
           </w:p>
         </w:tc>
@@ -613,13 +617,11 @@
             <w:r>
               <w:rPr>
                 <w:rFonts w:ascii="Times New Roman" w:cs="Times New Roman" w:eastAsia="Times New Roman" w:hAnsi="Times New Roman"/>
-                <w:b/>
-                <w:bCs/>
                 <w:color w:val="000000"/>
                 <w:sz w:val="24"/>
                 <w:szCs w:val="24"/>
               </w:rPr>
-              <w:t xml:space="preserve">Signature of Supervisor</w:t>
+              <w:t xml:space="preserve">Dr. Akhil Mohan</w:t>
             </w:r>
           </w:p>
         </w:tc>
@@ -641,13 +643,21 @@
             <w:r>
               <w:rPr>
                 <w:rFonts w:ascii="Times New Roman" w:cs="Times New Roman" w:eastAsia="Times New Roman" w:hAnsi="Times New Roman"/>
-                <w:b/>
-                <w:bCs/>
                 <w:color w:val="000000"/>
                 <w:sz w:val="24"/>
                 <w:szCs w:val="24"/>
               </w:rPr>
-              <w:t xml:space="preserve">Signature of Student</w:t>
+              <w:t xml:space="preserve">Mohalraj Shivanethran</w:t>
+            </w:r>
+            <w:r>
+              <w:rPr>
+                <w:rFonts w:ascii="Times New Roman" w:cs="Times New Roman" w:eastAsia="Times New Roman" w:hAnsi="Times New Roman"/>
+                <w:color w:val="000000"/>
+                <w:sz w:val="24"/>
+                <w:szCs w:val="24"/>
+              </w:rPr>
+              <w:br/>
+              <w:t xml:space="preserve">(CB.AI.U4AIM25020)</w:t>
             </w:r>
           </w:p>
         </w:tc>
@@ -675,7 +685,7 @@
                 <w:sz w:val="24"/>
                 <w:szCs w:val="24"/>
               </w:rPr>
-              <w:t xml:space="preserve">Dr. Akhil Mohan</w:t>
+              <w:t xml:space="preserve">Assistant Professor</w:t>
             </w:r>
           </w:p>
         </w:tc>
@@ -701,7 +711,17 @@
                 <w:sz w:val="24"/>
                 <w:szCs w:val="24"/>
               </w:rPr>
-              <w:t xml:space="preserve">Mohalraj Shivanethran (CB.AI.U4AIM25020)</w:t>
+              <w:t xml:space="preserve">Pranesh Subramanian</w:t>
+            </w:r>
+            <w:r>
+              <w:rPr>
+                <w:rFonts w:ascii="Times New Roman" w:cs="Times New Roman" w:eastAsia="Times New Roman" w:hAnsi="Times New Roman"/>
+                <w:color w:val="000000"/>
+                <w:sz w:val="24"/>
+                <w:szCs w:val="24"/>
+              </w:rPr>
+              <w:br/>
+              <w:t xml:space="preserve">(CB.AI.U4AIM25030)</w:t>
             </w:r>
           </w:p>
         </w:tc>
@@ -729,25 +749,8 @@
                 <w:sz w:val="24"/>
                 <w:szCs w:val="24"/>
               </w:rPr>
-              <w:t xml:space="preserve">Assistant Professor</w:t>
-            </w:r>
-          </w:p>
-        </w:tc>
-        <w:tc>
-          <w:tcPr>
-            <w:tcW w:type="dxa" w:w="4500"/>
-            <w:tcMar>
-              <w:top w:type="dxa" w:w="80"/>
-              <w:left w:type="dxa" w:w="100"/>
-              <w:bottom w:type="dxa" w:w="80"/>
-              <w:right w:type="dxa" w:w="100"/>
-            </w:tcMar>
-            <w:vAlign w:val="center"/>
-          </w:tcPr>
-          <w:p>
-            <w:pPr>
-              <w:jc w:val="left"/>
-            </w:pPr>
+              <w:t xml:space="preserve">School of Artificial Intelligence,</w:t>
+            </w:r>
             <w:r>
               <w:rPr>
                 <w:rFonts w:ascii="Times New Roman" w:cs="Times New Roman" w:eastAsia="Times New Roman" w:hAnsi="Times New Roman"/>
@@ -755,7 +758,44 @@
                 <w:sz w:val="24"/>
                 <w:szCs w:val="24"/>
               </w:rPr>
-              <w:t xml:space="preserve">Pranesh Subramanian (CB.AI.U4AIM25030)</w:t>
+              <w:br/>
+              <w:t xml:space="preserve">Amrita Vishwa Vidyapeetham University</w:t>
+            </w:r>
+          </w:p>
+        </w:tc>
+        <w:tc>
+          <w:tcPr>
+            <w:tcW w:type="dxa" w:w="4500"/>
+            <w:tcMar>
+              <w:top w:type="dxa" w:w="80"/>
+              <w:left w:type="dxa" w:w="100"/>
+              <w:bottom w:type="dxa" w:w="80"/>
+              <w:right w:type="dxa" w:w="100"/>
+            </w:tcMar>
+            <w:vAlign w:val="center"/>
+          </w:tcPr>
+          <w:p>
+            <w:pPr>
+              <w:jc w:val="left"/>
+            </w:pPr>
+            <w:r>
+              <w:rPr>
+                <w:rFonts w:ascii="Times New Roman" w:cs="Times New Roman" w:eastAsia="Times New Roman" w:hAnsi="Times New Roman"/>
+                <w:color w:val="000000"/>
+                <w:sz w:val="24"/>
+                <w:szCs w:val="24"/>
+              </w:rPr>
+              <w:t xml:space="preserve">Srinath Balakrishnan</w:t>
+            </w:r>
+            <w:r>
+              <w:rPr>
+                <w:rFonts w:ascii="Times New Roman" w:cs="Times New Roman" w:eastAsia="Times New Roman" w:hAnsi="Times New Roman"/>
+                <w:color w:val="000000"/>
+                <w:sz w:val="24"/>
+                <w:szCs w:val="24"/>
+              </w:rPr>
+              <w:br/>
+              <w:t xml:space="preserve">(CB.AI.U4AIM25040)</w:t>
             </w:r>
           </w:p>
         </w:tc>
@@ -783,25 +823,8 @@
                 <w:sz w:val="24"/>
                 <w:szCs w:val="24"/>
               </w:rPr>
-              <w:t xml:space="preserve">School of Artificial Intelligence</w:t>
-            </w:r>
-          </w:p>
-        </w:tc>
-        <w:tc>
-          <w:tcPr>
-            <w:tcW w:type="dxa" w:w="4500"/>
-            <w:tcMar>
-              <w:top w:type="dxa" w:w="80"/>
-              <w:left w:type="dxa" w:w="100"/>
-              <w:bottom w:type="dxa" w:w="80"/>
-              <w:right w:type="dxa" w:w="100"/>
-            </w:tcMar>
-            <w:vAlign w:val="center"/>
-          </w:tcPr>
-          <w:p>
-            <w:pPr>
-              <w:jc w:val="left"/>
-            </w:pPr>
+              <w:t xml:space="preserve">Amritanagar, Coimbatore 641112,</w:t>
+            </w:r>
             <w:r>
               <w:rPr>
                 <w:rFonts w:ascii="Times New Roman" w:cs="Times New Roman" w:eastAsia="Times New Roman" w:hAnsi="Times New Roman"/>
@@ -809,12 +832,11 @@
                 <w:sz w:val="24"/>
                 <w:szCs w:val="24"/>
               </w:rPr>
-              <w:t xml:space="preserve">Srinath Balakrishnan (CB.AI.U4AIM25040)</w:t>
-            </w:r>
-          </w:p>
-        </w:tc>
-      </w:tr>
-      <w:tr>
+              <w:br/>
+              <w:t xml:space="preserve">Tamil Nadu, India</w:t>
+            </w:r>
+          </w:p>
+        </w:tc>
         <w:tc>
           <w:tcPr>
             <w:tcW w:type="dxa" w:w="4500"/>
@@ -837,25 +859,8 @@
                 <w:sz w:val="24"/>
                 <w:szCs w:val="24"/>
               </w:rPr>
-              <w:t xml:space="preserve"/>
-            </w:r>
-          </w:p>
-        </w:tc>
-        <w:tc>
-          <w:tcPr>
-            <w:tcW w:type="dxa" w:w="4500"/>
-            <w:tcMar>
-              <w:top w:type="dxa" w:w="80"/>
-              <w:left w:type="dxa" w:w="100"/>
-              <w:bottom w:type="dxa" w:w="80"/>
-              <w:right w:type="dxa" w:w="100"/>
-            </w:tcMar>
-            <w:vAlign w:val="center"/>
-          </w:tcPr>
-          <w:p>
-            <w:pPr>
-              <w:jc w:val="left"/>
-            </w:pPr>
+              <w:t xml:space="preserve">Umasuthan Palaniappan</w:t>
+            </w:r>
             <w:r>
               <w:rPr>
                 <w:rFonts w:ascii="Times New Roman" w:cs="Times New Roman" w:eastAsia="Times New Roman" w:hAnsi="Times New Roman"/>
@@ -863,115 +868,8 @@
                 <w:sz w:val="24"/>
                 <w:szCs w:val="24"/>
               </w:rPr>
-              <w:t xml:space="preserve">Umasuthan Palaniappan (CB.AI.U4AIM25041)</w:t>
-            </w:r>
-          </w:p>
-        </w:tc>
-      </w:tr>
-      <w:tr>
-        <w:tc>
-          <w:tcPr>
-            <w:tcW w:type="dxa" w:w="4500"/>
-            <w:tcMar>
-              <w:top w:type="dxa" w:w="80"/>
-              <w:left w:type="dxa" w:w="100"/>
-              <w:bottom w:type="dxa" w:w="80"/>
-              <w:right w:type="dxa" w:w="100"/>
-            </w:tcMar>
-            <w:vAlign w:val="center"/>
-          </w:tcPr>
-          <w:p>
-            <w:pPr>
-              <w:jc w:val="left"/>
-            </w:pPr>
-            <w:r>
-              <w:rPr>
-                <w:rFonts w:ascii="Times New Roman" w:cs="Times New Roman" w:eastAsia="Times New Roman" w:hAnsi="Times New Roman"/>
-                <w:color w:val="000000"/>
-                <w:sz w:val="24"/>
-                <w:szCs w:val="24"/>
-              </w:rPr>
-              <w:t xml:space="preserve">Amrita Vishwa Vidyapeetham University</w:t>
-            </w:r>
-          </w:p>
-        </w:tc>
-        <w:tc>
-          <w:tcPr>
-            <w:tcW w:type="dxa" w:w="4500"/>
-            <w:tcMar>
-              <w:top w:type="dxa" w:w="80"/>
-              <w:left w:type="dxa" w:w="100"/>
-              <w:bottom w:type="dxa" w:w="80"/>
-              <w:right w:type="dxa" w:w="100"/>
-            </w:tcMar>
-            <w:vAlign w:val="center"/>
-          </w:tcPr>
-          <w:p>
-            <w:pPr>
-              <w:jc w:val="left"/>
-            </w:pPr>
-            <w:r>
-              <w:rPr>
-                <w:rFonts w:ascii="Times New Roman" w:cs="Times New Roman" w:eastAsia="Times New Roman" w:hAnsi="Times New Roman"/>
-                <w:color w:val="000000"/>
-                <w:sz w:val="24"/>
-                <w:szCs w:val="24"/>
-              </w:rPr>
-              <w:t xml:space="preserve"/>
-            </w:r>
-          </w:p>
-        </w:tc>
-      </w:tr>
-      <w:tr>
-        <w:tc>
-          <w:tcPr>
-            <w:tcW w:type="dxa" w:w="4500"/>
-            <w:tcMar>
-              <w:top w:type="dxa" w:w="80"/>
-              <w:left w:type="dxa" w:w="100"/>
-              <w:bottom w:type="dxa" w:w="80"/>
-              <w:right w:type="dxa" w:w="100"/>
-            </w:tcMar>
-            <w:vAlign w:val="center"/>
-          </w:tcPr>
-          <w:p>
-            <w:pPr>
-              <w:jc w:val="left"/>
-            </w:pPr>
-            <w:r>
-              <w:rPr>
-                <w:rFonts w:ascii="Times New Roman" w:cs="Times New Roman" w:eastAsia="Times New Roman" w:hAnsi="Times New Roman"/>
-                <w:color w:val="000000"/>
-                <w:sz w:val="24"/>
-                <w:szCs w:val="24"/>
-              </w:rPr>
-              <w:t xml:space="preserve">Amritanagar, Coimbatore 641112, Tamil Nadu, India</w:t>
-            </w:r>
-          </w:p>
-        </w:tc>
-        <w:tc>
-          <w:tcPr>
-            <w:tcW w:type="dxa" w:w="4500"/>
-            <w:tcMar>
-              <w:top w:type="dxa" w:w="80"/>
-              <w:left w:type="dxa" w:w="100"/>
-              <w:bottom w:type="dxa" w:w="80"/>
-              <w:right w:type="dxa" w:w="100"/>
-            </w:tcMar>
-            <w:vAlign w:val="center"/>
-          </w:tcPr>
-          <w:p>
-            <w:pPr>
-              <w:jc w:val="left"/>
-            </w:pPr>
-            <w:r>
-              <w:rPr>
-                <w:rFonts w:ascii="Times New Roman" w:cs="Times New Roman" w:eastAsia="Times New Roman" w:hAnsi="Times New Roman"/>
-                <w:color w:val="000000"/>
-                <w:sz w:val="24"/>
-                <w:szCs w:val="24"/>
-              </w:rPr>
-              <w:t xml:space="preserve"/>
+              <w:br/>
+              <w:t xml:space="preserve">(CB.AI.U4AIM25041)</w:t>
             </w:r>
           </w:p>
         </w:tc>
@@ -979,7 +877,7 @@
     </w:tbl>
     <w:p>
       <w:pPr>
-        <w:spacing w:after="200" w:before="700"/>
+        <w:spacing w:after="80" w:before="200"/>
       </w:pPr>
       <w:r>
         <w:rPr>
@@ -1008,7 +906,7 @@
     </w:p>
     <w:p>
       <w:pPr>
-        <w:spacing w:after="500" w:before="0" w:line="360"/>
+        <w:spacing w:after="200" w:before="0" w:line="360"/>
         <w:jc w:val="both"/>
       </w:pPr>
       <w:r>
@@ -1022,7 +920,7 @@
     </w:p>
     <w:p>
       <w:pPr>
-        <w:spacing w:after="500" w:before="0" w:line="360"/>
+        <w:spacing w:after="360" w:before="0" w:line="360"/>
         <w:jc w:val="both"/>
       </w:pPr>
       <w:r>
@@ -1278,7 +1176,7 @@
           <w:sz w:val="24"/>
           <w:szCs w:val="24"/>
         </w:rPr>
-        <w:t xml:space="preserve">Machine learning (ML) is increasingly used to predict bio-oil yield and quality from biomass composition and pyrolysis conditions, and published models often report R² above 0.75. This project builds physics-aware ML models for bio-oil O/C ratio (Zhang et al. 2022 dataset) and bio-liquid yield (Pascarella et al. 2025 dataset, 1,046 rows) and benchmarks them against published results. On the standard 80/20 random train/test split used in the literature (Test 1), the best O/C model (XGBoost with physics-informed features) reaches R² = 0.90, level with Zhang et al.'s 0.895 and ahead of six other model types; yield models reach R² up to 0.69, and the final Advisor models average R² ≈ 0.61 for both targets over ten random splits. As a second, stricter check (Test 2), whole biomasses were held out of training: scores are lower (O/C R² 0.23–0.27, yield near zero), mainly because the compiled yield data mixes about 160 laboratories, and this tells the user when a calibration experiment is needed.</w:t>
+        <w:t xml:space="preserve">Machine learning (ML) is increasingly used to predict bio-oil yield and quality from biomass composition and pyrolysis conditions, and published models often report R² above 0.75. This project builds physics-aware ML models for bio-oil O/C ratio (Zhang et al. 2022 dataset) and bio-liquid yield (Pascarella et al. 2025 dataset, 1,046 rows) and benchmarks them against published results. On the standard 80/20 random train/test split used in the literature (Test 1), the best O/C model (XGBoost with physics-informed features) reaches R² = 0.90, level with Zhang et al.'s 0.895 and ahead of six other model types; yield models reach R² up to 0.69, and the final Advisor models average R² ≈ 0.61 for both targets over ten random splits. As a second, stricter check (Test 2), whole biomasses were held out of training: the final Advisor models score lower (O/C R² 0.27, yield 0.07), mainly because the compiled yield data mixes about 160 laboratories, and this tells the user when a calibration experiment is needed.</w:t>
       </w:r>
     </w:p>
     <w:p>
@@ -1350,22 +1248,6 @@
     </w:sdt>
     <w:p>
       <w:pPr>
-        <w:spacing w:after="0" w:before="0" w:line="360"/>
-        <w:jc w:val="both"/>
-      </w:pPr>
-      <w:r>
-        <w:rPr>
-          <w:rFonts w:ascii="Times New Roman" w:cs="Times New Roman" w:eastAsia="Times New Roman" w:hAnsi="Times New Roman"/>
-          <w:i/>
-          <w:iCs/>
-          <w:sz w:val="18"/>
-          <w:szCs w:val="18"/>
-        </w:rPr>
-        <w:t xml:space="preserve">(Right-click the table above and select “Update Field” → “Update entire table” in Microsoft Word to populate page numbers after any further edits.)</w:t>
-      </w:r>
-    </w:p>
-    <w:p>
-      <w:pPr>
         <w:pStyle w:val="Heading1"/>
         <w:pageBreakBefore/>
         <w:spacing w:after="360" w:before="0" w:line="360"/>
@@ -1435,20 +1317,6 @@
           <w:sz w:val="24"/>
           <w:szCs w:val="24"/>
         </w:rPr>
-        <w:t xml:space="preserve">Figure 6.4:  O/C on unseen biomass (Test 2): raw inputs vs. physics inputs</w:t>
-      </w:r>
-    </w:p>
-    <w:p>
-      <w:pPr>
-        <w:spacing w:after="100" w:before="0" w:line="360"/>
-        <w:jc w:val="left"/>
-      </w:pPr>
-      <w:r>
-        <w:rPr>
-          <w:rFonts w:ascii="Times New Roman" w:cs="Times New Roman" w:eastAsia="Times New Roman" w:hAnsi="Times New Roman"/>
-          <w:sz w:val="24"/>
-          <w:szCs w:val="24"/>
-        </w:rPr>
         <w:t xml:space="preserve">Figure 7.1:  Average model response to temperature, with kinetic tar selectivity for comparison</w:t>
       </w:r>
     </w:p>
@@ -1607,7 +1475,21 @@
           <w:sz w:val="24"/>
           <w:szCs w:val="24"/>
         </w:rPr>
-        <w:t xml:space="preserve">Table 6.1:  Accuracy of each model under Test 1 (random split) and Test 2 (unseen biomass)</w:t>
+        <w:t xml:space="preserve">Table 6.1:  Main results at a glance: the three headline R² values</w:t>
+      </w:r>
+    </w:p>
+    <w:p>
+      <w:pPr>
+        <w:spacing w:after="100" w:before="0" w:line="360"/>
+        <w:jc w:val="left"/>
+      </w:pPr>
+      <w:r>
+        <w:rPr>
+          <w:rFonts w:ascii="Times New Roman" w:cs="Times New Roman" w:eastAsia="Times New Roman" w:hAnsi="Times New Roman"/>
+          <w:sz w:val="24"/>
+          <w:szCs w:val="24"/>
+        </w:rPr>
+        <w:t xml:space="preserve">Table 6.2:  Accuracy of each individual algorithm under Test 1 (random split) and Test 2 (unseen biomass)</w:t>
       </w:r>
     </w:p>
     <w:p>
@@ -6493,9 +6375,378 @@
           <w:sz w:val="24"/>
           <w:szCs w:val="24"/>
         </w:rPr>
-        <w:t xml:space="preserve">Accuracy is reported under the two protocols of Table 5.2: Test 1, the standard 80/20 random split used in the literature, and Test 2, a stricter check in which whole biomasses are held out of training.</w:t>
-      </w:r>
-    </w:p>
+        <w:t xml:space="preserve">Every R² in this report is fixed by three things: what is predicted (O/C or yield), which model, and which test (Table 5.2). Test 1 is the standard 80/20 random split used in the literature; Test 2 is a stricter check in which whole biomasses are held out of training. Table 6.1 gives the three headline results; the other values in this chapter compare individual algorithms along the way (Table 6.2).</w:t>
+      </w:r>
+    </w:p>
+    <w:p>
+      <w:pPr>
+        <w:spacing w:after="300" w:before="100" w:line="276"/>
+        <w:jc w:val="center"/>
+      </w:pPr>
+      <w:r>
+        <w:rPr>
+          <w:rFonts w:ascii="Times New Roman" w:cs="Times New Roman" w:eastAsia="Times New Roman" w:hAnsi="Times New Roman"/>
+          <w:b/>
+          <w:bCs/>
+          <w:sz w:val="24"/>
+          <w:szCs w:val="24"/>
+        </w:rPr>
+        <w:t xml:space="preserve">Table 6.1: Main results at a glance: the three headline R² values</w:t>
+      </w:r>
+    </w:p>
+    <w:tbl>
+      <w:tblPr>
+        <w:tblW w:type="dxa" w:w="9000"/>
+        <w:tblBorders>
+          <w:top w:val="single" w:color="auto" w:sz="4"/>
+          <w:left w:val="single" w:color="auto" w:sz="4"/>
+          <w:bottom w:val="single" w:color="auto" w:sz="4"/>
+          <w:right w:val="single" w:color="auto" w:sz="4"/>
+          <w:insideH w:val="single" w:color="auto" w:sz="4"/>
+          <w:insideV w:val="single" w:color="auto" w:sz="4"/>
+        </w:tblBorders>
+      </w:tblPr>
+      <w:tblGrid>
+        <w:gridCol w:w="4600"/>
+        <w:gridCol w:w="2200"/>
+        <w:gridCol w:w="2200"/>
+      </w:tblGrid>
+      <w:tr>
+        <w:trPr>
+          <w:tblHeader/>
+        </w:trPr>
+        <w:tc>
+          <w:tcPr>
+            <w:tcW w:type="dxa" w:w="4600"/>
+            <w:shd w:fill="1F3864" w:color="auto" w:val="clear"/>
+            <w:tcMar>
+              <w:top w:type="dxa" w:w="80"/>
+              <w:left w:type="dxa" w:w="100"/>
+              <w:bottom w:type="dxa" w:w="80"/>
+              <w:right w:type="dxa" w:w="100"/>
+            </w:tcMar>
+            <w:vAlign w:val="center"/>
+          </w:tcPr>
+          <w:p>
+            <w:pPr>
+              <w:jc w:val="center"/>
+            </w:pPr>
+            <w:r>
+              <w:rPr>
+                <w:rFonts w:ascii="Times New Roman" w:cs="Times New Roman" w:eastAsia="Times New Roman" w:hAnsi="Times New Roman"/>
+                <w:b/>
+                <w:bCs/>
+                <w:color w:val="FFFFFF"/>
+                <w:sz w:val="20"/>
+                <w:szCs w:val="20"/>
+              </w:rPr>
+              <w:t xml:space="preserve">Result</w:t>
+            </w:r>
+          </w:p>
+        </w:tc>
+        <w:tc>
+          <w:tcPr>
+            <w:tcW w:type="dxa" w:w="2200"/>
+            <w:shd w:fill="1F3864" w:color="auto" w:val="clear"/>
+            <w:tcMar>
+              <w:top w:type="dxa" w:w="80"/>
+              <w:left w:type="dxa" w:w="100"/>
+              <w:bottom w:type="dxa" w:w="80"/>
+              <w:right w:type="dxa" w:w="100"/>
+            </w:tcMar>
+            <w:vAlign w:val="center"/>
+          </w:tcPr>
+          <w:p>
+            <w:pPr>
+              <w:jc w:val="center"/>
+            </w:pPr>
+            <w:r>
+              <w:rPr>
+                <w:rFonts w:ascii="Times New Roman" w:cs="Times New Roman" w:eastAsia="Times New Roman" w:hAnsi="Times New Roman"/>
+                <w:b/>
+                <w:bCs/>
+                <w:color w:val="FFFFFF"/>
+                <w:sz w:val="20"/>
+                <w:szCs w:val="20"/>
+              </w:rPr>
+              <w:t xml:space="preserve">Test 1: standard 80/20 split</w:t>
+            </w:r>
+          </w:p>
+        </w:tc>
+        <w:tc>
+          <w:tcPr>
+            <w:tcW w:type="dxa" w:w="2200"/>
+            <w:shd w:fill="1F3864" w:color="auto" w:val="clear"/>
+            <w:tcMar>
+              <w:top w:type="dxa" w:w="80"/>
+              <w:left w:type="dxa" w:w="100"/>
+              <w:bottom w:type="dxa" w:w="80"/>
+              <w:right w:type="dxa" w:w="100"/>
+            </w:tcMar>
+            <w:vAlign w:val="center"/>
+          </w:tcPr>
+          <w:p>
+            <w:pPr>
+              <w:jc w:val="center"/>
+            </w:pPr>
+            <w:r>
+              <w:rPr>
+                <w:rFonts w:ascii="Times New Roman" w:cs="Times New Roman" w:eastAsia="Times New Roman" w:hAnsi="Times New Roman"/>
+                <w:b/>
+                <w:bCs/>
+                <w:color w:val="FFFFFF"/>
+                <w:sz w:val="20"/>
+                <w:szCs w:val="20"/>
+              </w:rPr>
+              <w:t xml:space="preserve">Test 2: unseen biomass</w:t>
+            </w:r>
+          </w:p>
+        </w:tc>
+      </w:tr>
+      <w:tr>
+        <w:tc>
+          <w:tcPr>
+            <w:tcW w:type="dxa" w:w="4600"/>
+            <w:tcMar>
+              <w:top w:type="dxa" w:w="80"/>
+              <w:left w:type="dxa" w:w="100"/>
+              <w:bottom w:type="dxa" w:w="80"/>
+              <w:right w:type="dxa" w:w="100"/>
+            </w:tcMar>
+            <w:vAlign w:val="center"/>
+          </w:tcPr>
+          <w:p>
+            <w:pPr>
+              <w:jc w:val="left"/>
+            </w:pPr>
+            <w:r>
+              <w:rPr>
+                <w:rFonts w:ascii="Times New Roman" w:cs="Times New Roman" w:eastAsia="Times New Roman" w:hAnsi="Times New Roman"/>
+                <w:color w:val="000000"/>
+                <w:sz w:val="20"/>
+                <w:szCs w:val="20"/>
+              </w:rPr>
+              <w:t xml:space="preserve">O/C, best single model (XGBoost, 7-model benchmark)</w:t>
+            </w:r>
+          </w:p>
+        </w:tc>
+        <w:tc>
+          <w:tcPr>
+            <w:tcW w:type="dxa" w:w="2200"/>
+            <w:tcMar>
+              <w:top w:type="dxa" w:w="80"/>
+              <w:left w:type="dxa" w:w="100"/>
+              <w:bottom w:type="dxa" w:w="80"/>
+              <w:right w:type="dxa" w:w="100"/>
+            </w:tcMar>
+            <w:vAlign w:val="center"/>
+          </w:tcPr>
+          <w:p>
+            <w:pPr>
+              <w:jc w:val="center"/>
+            </w:pPr>
+            <w:r>
+              <w:rPr>
+                <w:rFonts w:ascii="Times New Roman" w:cs="Times New Roman" w:eastAsia="Times New Roman" w:hAnsi="Times New Roman"/>
+                <w:color w:val="000000"/>
+                <w:sz w:val="20"/>
+                <w:szCs w:val="20"/>
+              </w:rPr>
+              <w:t xml:space="preserve">0.90</w:t>
+            </w:r>
+          </w:p>
+        </w:tc>
+        <w:tc>
+          <w:tcPr>
+            <w:tcW w:type="dxa" w:w="2200"/>
+            <w:tcMar>
+              <w:top w:type="dxa" w:w="80"/>
+              <w:left w:type="dxa" w:w="100"/>
+              <w:bottom w:type="dxa" w:w="80"/>
+              <w:right w:type="dxa" w:w="100"/>
+            </w:tcMar>
+            <w:vAlign w:val="center"/>
+          </w:tcPr>
+          <w:p>
+            <w:pPr>
+              <w:jc w:val="center"/>
+            </w:pPr>
+            <w:r>
+              <w:rPr>
+                <w:rFonts w:ascii="Times New Roman" w:cs="Times New Roman" w:eastAsia="Times New Roman" w:hAnsi="Times New Roman"/>
+                <w:color w:val="000000"/>
+                <w:sz w:val="20"/>
+                <w:szCs w:val="20"/>
+              </w:rPr>
+              <w:t xml:space="preserve">not run</w:t>
+            </w:r>
+          </w:p>
+        </w:tc>
+      </w:tr>
+      <w:tr>
+        <w:tc>
+          <w:tcPr>
+            <w:tcW w:type="dxa" w:w="4600"/>
+            <w:shd w:fill="EDEDED" w:color="auto" w:val="clear"/>
+            <w:tcMar>
+              <w:top w:type="dxa" w:w="80"/>
+              <w:left w:type="dxa" w:w="100"/>
+              <w:bottom w:type="dxa" w:w="80"/>
+              <w:right w:type="dxa" w:w="100"/>
+            </w:tcMar>
+            <w:vAlign w:val="center"/>
+          </w:tcPr>
+          <w:p>
+            <w:pPr>
+              <w:jc w:val="left"/>
+            </w:pPr>
+            <w:r>
+              <w:rPr>
+                <w:rFonts w:ascii="Times New Roman" w:cs="Times New Roman" w:eastAsia="Times New Roman" w:hAnsi="Times New Roman"/>
+                <w:color w:val="000000"/>
+                <w:sz w:val="20"/>
+                <w:szCs w:val="20"/>
+              </w:rPr>
+              <w:t xml:space="preserve">O/C, final Advisor model (log scale)</w:t>
+            </w:r>
+          </w:p>
+        </w:tc>
+        <w:tc>
+          <w:tcPr>
+            <w:tcW w:type="dxa" w:w="2200"/>
+            <w:shd w:fill="EDEDED" w:color="auto" w:val="clear"/>
+            <w:tcMar>
+              <w:top w:type="dxa" w:w="80"/>
+              <w:left w:type="dxa" w:w="100"/>
+              <w:bottom w:type="dxa" w:w="80"/>
+              <w:right w:type="dxa" w:w="100"/>
+            </w:tcMar>
+            <w:vAlign w:val="center"/>
+          </w:tcPr>
+          <w:p>
+            <w:pPr>
+              <w:jc w:val="center"/>
+            </w:pPr>
+            <w:r>
+              <w:rPr>
+                <w:rFonts w:ascii="Times New Roman" w:cs="Times New Roman" w:eastAsia="Times New Roman" w:hAnsi="Times New Roman"/>
+                <w:color w:val="000000"/>
+                <w:sz w:val="20"/>
+                <w:szCs w:val="20"/>
+              </w:rPr>
+              <w:t xml:space="preserve">0.61</w:t>
+            </w:r>
+          </w:p>
+        </w:tc>
+        <w:tc>
+          <w:tcPr>
+            <w:tcW w:type="dxa" w:w="2200"/>
+            <w:shd w:fill="EDEDED" w:color="auto" w:val="clear"/>
+            <w:tcMar>
+              <w:top w:type="dxa" w:w="80"/>
+              <w:left w:type="dxa" w:w="100"/>
+              <w:bottom w:type="dxa" w:w="80"/>
+              <w:right w:type="dxa" w:w="100"/>
+            </w:tcMar>
+            <w:vAlign w:val="center"/>
+          </w:tcPr>
+          <w:p>
+            <w:pPr>
+              <w:jc w:val="center"/>
+            </w:pPr>
+            <w:r>
+              <w:rPr>
+                <w:rFonts w:ascii="Times New Roman" w:cs="Times New Roman" w:eastAsia="Times New Roman" w:hAnsi="Times New Roman"/>
+                <w:color w:val="000000"/>
+                <w:sz w:val="20"/>
+                <w:szCs w:val="20"/>
+              </w:rPr>
+              <w:t xml:space="preserve">0.27</w:t>
+            </w:r>
+          </w:p>
+        </w:tc>
+      </w:tr>
+      <w:tr>
+        <w:tc>
+          <w:tcPr>
+            <w:tcW w:type="dxa" w:w="4600"/>
+            <w:tcMar>
+              <w:top w:type="dxa" w:w="80"/>
+              <w:left w:type="dxa" w:w="100"/>
+              <w:bottom w:type="dxa" w:w="80"/>
+              <w:right w:type="dxa" w:w="100"/>
+            </w:tcMar>
+            <w:vAlign w:val="center"/>
+          </w:tcPr>
+          <w:p>
+            <w:pPr>
+              <w:jc w:val="left"/>
+            </w:pPr>
+            <w:r>
+              <w:rPr>
+                <w:rFonts w:ascii="Times New Roman" w:cs="Times New Roman" w:eastAsia="Times New Roman" w:hAnsi="Times New Roman"/>
+                <w:color w:val="000000"/>
+                <w:sz w:val="20"/>
+                <w:szCs w:val="20"/>
+              </w:rPr>
+              <w:t xml:space="preserve">Yield, final Advisor model</w:t>
+            </w:r>
+          </w:p>
+        </w:tc>
+        <w:tc>
+          <w:tcPr>
+            <w:tcW w:type="dxa" w:w="2200"/>
+            <w:tcMar>
+              <w:top w:type="dxa" w:w="80"/>
+              <w:left w:type="dxa" w:w="100"/>
+              <w:bottom w:type="dxa" w:w="80"/>
+              <w:right w:type="dxa" w:w="100"/>
+            </w:tcMar>
+            <w:vAlign w:val="center"/>
+          </w:tcPr>
+          <w:p>
+            <w:pPr>
+              <w:jc w:val="center"/>
+            </w:pPr>
+            <w:r>
+              <w:rPr>
+                <w:rFonts w:ascii="Times New Roman" w:cs="Times New Roman" w:eastAsia="Times New Roman" w:hAnsi="Times New Roman"/>
+                <w:color w:val="000000"/>
+                <w:sz w:val="20"/>
+                <w:szCs w:val="20"/>
+              </w:rPr>
+              <w:t xml:space="preserve">0.61</w:t>
+            </w:r>
+          </w:p>
+        </w:tc>
+        <w:tc>
+          <w:tcPr>
+            <w:tcW w:type="dxa" w:w="2200"/>
+            <w:tcMar>
+              <w:top w:type="dxa" w:w="80"/>
+              <w:left w:type="dxa" w:w="100"/>
+              <w:bottom w:type="dxa" w:w="80"/>
+              <w:right w:type="dxa" w:w="100"/>
+            </w:tcMar>
+            <w:vAlign w:val="center"/>
+          </w:tcPr>
+          <w:p>
+            <w:pPr>
+              <w:jc w:val="center"/>
+            </w:pPr>
+            <w:r>
+              <w:rPr>
+                <w:rFonts w:ascii="Times New Roman" w:cs="Times New Roman" w:eastAsia="Times New Roman" w:hAnsi="Times New Roman"/>
+                <w:color w:val="000000"/>
+                <w:sz w:val="20"/>
+                <w:szCs w:val="20"/>
+              </w:rPr>
+              <w:t xml:space="preserve">0.07</w:t>
+            </w:r>
+          </w:p>
+        </w:tc>
+      </w:tr>
+    </w:tbl>
     <w:p>
       <w:pPr>
         <w:pStyle w:val="Heading2"/>
@@ -6535,7 +6786,7 @@
       <w:r>
         <w:drawing>
           <wp:inline distT="0" distB="0" distL="0" distR="0">
-            <wp:extent cx="4476750" cy="2352675"/>
+            <wp:extent cx="4114800" cy="2162175"/>
             <wp:effectExtent t="0" r="0" b="0" l="0"/>
             <wp:docPr id="1" name="" descr="" title=""/>
             <wp:cNvGraphicFramePr>
@@ -6560,7 +6811,7 @@
                   <pic:spPr bwMode="auto">
                     <a:xfrm>
                       <a:off x="0" y="0"/>
-                      <a:ext cx="4476750" cy="2352675"/>
+                      <a:ext cx="4114800" cy="2162175"/>
                     </a:xfrm>
                     <a:prstGeom prst="rect">
                       <a:avLst/>
@@ -6600,7 +6851,7 @@
           <w:sz w:val="24"/>
           <w:szCs w:val="24"/>
         </w:rPr>
-        <w:t xml:space="preserve">Averaged over ten random 80/20 splits, yield models reached R² = 0.69 (Random Forest, MAE 3.8 wt%), 0.66 (XGBoost) and 0.60 (GPR). The final Advisor models of Chapter 7 averaged R² = 0.61 for O/C (log scale; best split 0.85, typical error 18%) and 0.61 for yield (best split 0.67, MAE 4.2 wt%). Figure 6.2 shows their predictions against measured values.</w:t>
+        <w:t xml:space="preserve">Averaged over ten random 80/20 splits, yield models reached R² = 0.69 (Random Forest, MAE 3.8 wt%), 0.66 (XGBoost) and 0.60 (GPR). The final Advisor models of Chapter 7 averaged R² = 0.61 for O/C (log scale; best split 0.85, typical error 18%) and 0.61 for yield (best split 0.67, MAE 4.2 wt%). The two O/C values differ for three reasons: 0.90 is the best of seven models on one held-out split of the original 232-row data with O/C on its natural scale, whereas 0.61 is the physics-constrained Advisor model averaged over ten splits of the cleaned 223-row data on a log scale, where low-O/C samples count as much as high ones. Figure 6.2 shows the Advisor model's predictions against measured values.</w:t>
       </w:r>
     </w:p>
     <w:p>
@@ -6611,7 +6862,7 @@
       <w:r>
         <w:drawing>
           <wp:inline distT="0" distB="0" distL="0" distR="0">
-            <wp:extent cx="4933950" cy="2152650"/>
+            <wp:extent cx="4572000" cy="1990725"/>
             <wp:effectExtent t="0" r="0" b="0" l="0"/>
             <wp:docPr id="1" name="" descr="" title=""/>
             <wp:cNvGraphicFramePr>
@@ -6636,7 +6887,7 @@
                   <pic:spPr bwMode="auto">
                     <a:xfrm>
                       <a:off x="0" y="0"/>
-                      <a:ext cx="4933950" cy="2152650"/>
+                      <a:ext cx="4572000" cy="1990725"/>
                     </a:xfrm>
                     <a:prstGeom prst="rect">
                       <a:avLst/>
@@ -6678,7 +6929,7 @@
           <w:sz w:val="24"/>
           <w:szCs w:val="24"/>
         </w:rPr>
-        <w:t xml:space="preserve">Table 6.1: Accuracy of each model under Test 1 (random split) and Test 2 (unseen biomass), physics-informed features</w:t>
+        <w:t xml:space="preserve">Table 6.2: Accuracy of each individual algorithm under Test 1 (random split) and Test 2 (unseen biomass), physics-informed features</w:t>
       </w:r>
     </w:p>
     <w:tbl>
@@ -8855,7 +9106,1042 @@
           <w:sz w:val="24"/>
           <w:szCs w:val="24"/>
         </w:rPr>
-        <w:t xml:space="preserve">Physics-informed features raised O/C accuracy for every model in both tests. Under Test 1, GPR rose from R² = 0.43 (raw inputs) to 0.63, Random Forest from 0.45 to 0.52 and XGBoost from 0.44 to 0.51. Under Test 2 the relative gain is larger: GPR rose from −0.14 to 0.23 (Figure 6.4), supporting Pascarella et al.'s (2025) recommendation of physics-informed approaches for sparse compiled data.</w:t>
+        <w:t xml:space="preserve">Physics-informed features raised O/C accuracy for every model in both tests. Under Test 1, GPR rose from R² = 0.43 (raw inputs) to 0.63, Random Forest from 0.45 to 0.52 and XGBoost from 0.44 to 0.51. Under Test 2 the relative gain is larger: GPR rose from −0.14 to 0.23, supporting Pascarella et al.'s (2025) recommendation of physics-informed approaches for sparse compiled data.</w:t>
+      </w:r>
+    </w:p>
+    <w:p>
+      <w:pPr>
+        <w:sectPr>
+          <w:headerReference w:type="default" r:id="rId23"/>
+          <w:footerReference w:type="default" r:id="rId24"/>
+          <w:pgSz w:w="11906" w:h="16838" w:orient="portrait"/>
+          <w:pgMar w:top="1984" w:right="1701" w:bottom="1701" w:left="2268" w:header="708" w:footer="708" w:gutter="0"/>
+          <w:pgNumType w:fmt="decimal"/>
+          <w:docGrid w:linePitch="360"/>
+        </w:sectPr>
+      </w:pPr>
+    </w:p>
+    <w:p>
+      <w:pPr>
+        <w:pStyle w:val="Heading1"/>
+        <w:pageBreakBefore/>
+        <w:spacing w:after="360" w:before="0" w:line="360"/>
+      </w:pPr>
+      <w:r>
+        <w:rPr>
+          <w:rFonts w:ascii="Times New Roman" w:cs="Times New Roman" w:eastAsia="Times New Roman" w:hAnsi="Times New Roman"/>
+          <w:b/>
+          <w:bCs/>
+          <w:color w:val="1F3864"/>
+          <w:sz w:val="32"/>
+          <w:szCs w:val="32"/>
+        </w:rPr>
+        <w:t xml:space="preserve">CHAPTER 7: RESULTS — PART B: PHYSICS-AWARE MODELS AND THE ADVISOR</w:t>
+      </w:r>
+    </w:p>
+    <w:p>
+      <w:pPr>
+        <w:pStyle w:val="Heading2"/>
+        <w:spacing w:after="200" w:before="300" w:line="360"/>
+      </w:pPr>
+      <w:r>
+        <w:rPr>
+          <w:rFonts w:ascii="Times New Roman" w:cs="Times New Roman" w:eastAsia="Times New Roman" w:hAnsi="Times New Roman"/>
+          <w:b/>
+          <w:bCs/>
+          <w:color w:val="1F3864"/>
+          <w:sz w:val="28"/>
+          <w:szCs w:val="28"/>
+        </w:rPr>
+        <w:t xml:space="preserve">7.1 Final Model Selection</w:t>
+      </w:r>
+    </w:p>
+    <w:p>
+      <w:pPr>
+        <w:spacing w:after="200" w:before="0" w:line="360"/>
+        <w:jc w:val="both"/>
+      </w:pPr>
+      <w:r>
+        <w:rPr>
+          <w:rFonts w:ascii="Times New Roman" w:cs="Times New Roman" w:eastAsia="Times New Roman" w:hAnsi="Times New Roman"/>
+          <w:sz w:val="24"/>
+          <w:szCs w:val="24"/>
+        </w:rPr>
+        <w:t xml:space="preserve">Final models were selected on Test 2 (grouped by biomass), the setting that matters when the Advisor meets a new feedstock; on Test 1 the selected models score R² ≈ 0.61 for both targets (Section 6.1). Table 7.1 compares yield candidates. “Shape R²” measures how well a model captures the within-biomass response to conditions — what the Advisor needs. A plain GPR achieves shape R²≈0.01 (ignores conditions); level-plus-shape was selected for its shape R² = 0.12.</w:t>
+      </w:r>
+    </w:p>
+    <w:p>
+      <w:pPr>
+        <w:spacing w:after="300" w:before="100" w:line="276"/>
+        <w:jc w:val="center"/>
+      </w:pPr>
+      <w:r>
+        <w:rPr>
+          <w:rFonts w:ascii="Times New Roman" w:cs="Times New Roman" w:eastAsia="Times New Roman" w:hAnsi="Times New Roman"/>
+          <w:b/>
+          <w:bCs/>
+          <w:sz w:val="24"/>
+          <w:szCs w:val="24"/>
+        </w:rPr>
+        <w:t xml:space="preserve">Table 7.1: Final yield model selection (Test 2, grouped by biomass)</w:t>
+      </w:r>
+    </w:p>
+    <w:tbl>
+      <w:tblPr>
+        <w:tblW w:type="dxa" w:w="8600"/>
+        <w:tblBorders>
+          <w:top w:val="single" w:color="auto" w:sz="4"/>
+          <w:left w:val="single" w:color="auto" w:sz="4"/>
+          <w:bottom w:val="single" w:color="auto" w:sz="4"/>
+          <w:right w:val="single" w:color="auto" w:sz="4"/>
+          <w:insideH w:val="single" w:color="auto" w:sz="4"/>
+          <w:insideV w:val="single" w:color="auto" w:sz="4"/>
+        </w:tblBorders>
+      </w:tblPr>
+      <w:tblGrid>
+        <w:gridCol w:w="3600"/>
+        <w:gridCol w:w="1600"/>
+        <w:gridCol w:w="1600"/>
+        <w:gridCol w:w="1800"/>
+      </w:tblGrid>
+      <w:tr>
+        <w:trPr>
+          <w:tblHeader/>
+        </w:trPr>
+        <w:tc>
+          <w:tcPr>
+            <w:tcW w:type="dxa" w:w="3600"/>
+            <w:shd w:fill="1F3864" w:color="auto" w:val="clear"/>
+            <w:tcMar>
+              <w:top w:type="dxa" w:w="80"/>
+              <w:left w:type="dxa" w:w="100"/>
+              <w:bottom w:type="dxa" w:w="80"/>
+              <w:right w:type="dxa" w:w="100"/>
+            </w:tcMar>
+            <w:vAlign w:val="center"/>
+          </w:tcPr>
+          <w:p>
+            <w:pPr>
+              <w:jc w:val="center"/>
+            </w:pPr>
+            <w:r>
+              <w:rPr>
+                <w:rFonts w:ascii="Times New Roman" w:cs="Times New Roman" w:eastAsia="Times New Roman" w:hAnsi="Times New Roman"/>
+                <w:b/>
+                <w:bCs/>
+                <w:color w:val="FFFFFF"/>
+                <w:sz w:val="20"/>
+                <w:szCs w:val="20"/>
+              </w:rPr>
+              <w:t xml:space="preserve">Model</w:t>
+            </w:r>
+          </w:p>
+        </w:tc>
+        <w:tc>
+          <w:tcPr>
+            <w:tcW w:type="dxa" w:w="1600"/>
+            <w:shd w:fill="1F3864" w:color="auto" w:val="clear"/>
+            <w:tcMar>
+              <w:top w:type="dxa" w:w="80"/>
+              <w:left w:type="dxa" w:w="100"/>
+              <w:bottom w:type="dxa" w:w="80"/>
+              <w:right w:type="dxa" w:w="100"/>
+            </w:tcMar>
+            <w:vAlign w:val="center"/>
+          </w:tcPr>
+          <w:p>
+            <w:pPr>
+              <w:jc w:val="center"/>
+            </w:pPr>
+            <w:r>
+              <w:rPr>
+                <w:rFonts w:ascii="Times New Roman" w:cs="Times New Roman" w:eastAsia="Times New Roman" w:hAnsi="Times New Roman"/>
+                <w:b/>
+                <w:bCs/>
+                <w:color w:val="FFFFFF"/>
+                <w:sz w:val="20"/>
+                <w:szCs w:val="20"/>
+              </w:rPr>
+              <w:t xml:space="preserve">R²</w:t>
+            </w:r>
+          </w:p>
+        </w:tc>
+        <w:tc>
+          <w:tcPr>
+            <w:tcW w:type="dxa" w:w="1600"/>
+            <w:shd w:fill="1F3864" w:color="auto" w:val="clear"/>
+            <w:tcMar>
+              <w:top w:type="dxa" w:w="80"/>
+              <w:left w:type="dxa" w:w="100"/>
+              <w:bottom w:type="dxa" w:w="80"/>
+              <w:right w:type="dxa" w:w="100"/>
+            </w:tcMar>
+            <w:vAlign w:val="center"/>
+          </w:tcPr>
+          <w:p>
+            <w:pPr>
+              <w:jc w:val="center"/>
+            </w:pPr>
+            <w:r>
+              <w:rPr>
+                <w:rFonts w:ascii="Times New Roman" w:cs="Times New Roman" w:eastAsia="Times New Roman" w:hAnsi="Times New Roman"/>
+                <w:b/>
+                <w:bCs/>
+                <w:color w:val="FFFFFF"/>
+                <w:sz w:val="20"/>
+                <w:szCs w:val="20"/>
+              </w:rPr>
+              <w:t xml:space="preserve">MAE (wt%)</w:t>
+            </w:r>
+          </w:p>
+        </w:tc>
+        <w:tc>
+          <w:tcPr>
+            <w:tcW w:type="dxa" w:w="1800"/>
+            <w:shd w:fill="1F3864" w:color="auto" w:val="clear"/>
+            <w:tcMar>
+              <w:top w:type="dxa" w:w="80"/>
+              <w:left w:type="dxa" w:w="100"/>
+              <w:bottom w:type="dxa" w:w="80"/>
+              <w:right w:type="dxa" w:w="100"/>
+            </w:tcMar>
+            <w:vAlign w:val="center"/>
+          </w:tcPr>
+          <w:p>
+            <w:pPr>
+              <w:jc w:val="center"/>
+            </w:pPr>
+            <w:r>
+              <w:rPr>
+                <w:rFonts w:ascii="Times New Roman" w:cs="Times New Roman" w:eastAsia="Times New Roman" w:hAnsi="Times New Roman"/>
+                <w:b/>
+                <w:bCs/>
+                <w:color w:val="FFFFFF"/>
+                <w:sz w:val="20"/>
+                <w:szCs w:val="20"/>
+              </w:rPr>
+              <w:t xml:space="preserve">Shape R²</w:t>
+            </w:r>
+          </w:p>
+        </w:tc>
+      </w:tr>
+      <w:tr>
+        <w:tc>
+          <w:tcPr>
+            <w:tcW w:type="dxa" w:w="3600"/>
+            <w:tcMar>
+              <w:top w:type="dxa" w:w="80"/>
+              <w:left w:type="dxa" w:w="100"/>
+              <w:bottom w:type="dxa" w:w="80"/>
+              <w:right w:type="dxa" w:w="100"/>
+            </w:tcMar>
+            <w:vAlign w:val="center"/>
+          </w:tcPr>
+          <w:p>
+            <w:pPr>
+              <w:jc w:val="left"/>
+            </w:pPr>
+            <w:r>
+              <w:rPr>
+                <w:rFonts w:ascii="Times New Roman" w:cs="Times New Roman" w:eastAsia="Times New Roman" w:hAnsi="Times New Roman"/>
+                <w:color w:val="000000"/>
+                <w:sz w:val="20"/>
+                <w:szCs w:val="20"/>
+              </w:rPr>
+              <w:t xml:space="preserve">Mean only</w:t>
+            </w:r>
+          </w:p>
+        </w:tc>
+        <w:tc>
+          <w:tcPr>
+            <w:tcW w:type="dxa" w:w="1600"/>
+            <w:tcMar>
+              <w:top w:type="dxa" w:w="80"/>
+              <w:left w:type="dxa" w:w="100"/>
+              <w:bottom w:type="dxa" w:w="80"/>
+              <w:right w:type="dxa" w:w="100"/>
+            </w:tcMar>
+            <w:vAlign w:val="center"/>
+          </w:tcPr>
+          <w:p>
+            <w:pPr>
+              <w:jc w:val="center"/>
+            </w:pPr>
+            <w:r>
+              <w:rPr>
+                <w:rFonts w:ascii="Times New Roman" w:cs="Times New Roman" w:eastAsia="Times New Roman" w:hAnsi="Times New Roman"/>
+                <w:color w:val="000000"/>
+                <w:sz w:val="20"/>
+                <w:szCs w:val="20"/>
+              </w:rPr>
+              <w:t xml:space="preserve">−0.09</w:t>
+            </w:r>
+          </w:p>
+        </w:tc>
+        <w:tc>
+          <w:tcPr>
+            <w:tcW w:type="dxa" w:w="1600"/>
+            <w:tcMar>
+              <w:top w:type="dxa" w:w="80"/>
+              <w:left w:type="dxa" w:w="100"/>
+              <w:bottom w:type="dxa" w:w="80"/>
+              <w:right w:type="dxa" w:w="100"/>
+            </w:tcMar>
+            <w:vAlign w:val="center"/>
+          </w:tcPr>
+          <w:p>
+            <w:pPr>
+              <w:jc w:val="center"/>
+            </w:pPr>
+            <w:r>
+              <w:rPr>
+                <w:rFonts w:ascii="Times New Roman" w:cs="Times New Roman" w:eastAsia="Times New Roman" w:hAnsi="Times New Roman"/>
+                <w:color w:val="000000"/>
+                <w:sz w:val="20"/>
+                <w:szCs w:val="20"/>
+              </w:rPr>
+              <w:t xml:space="preserve">8.21</w:t>
+            </w:r>
+          </w:p>
+        </w:tc>
+        <w:tc>
+          <w:tcPr>
+            <w:tcW w:type="dxa" w:w="1800"/>
+            <w:tcMar>
+              <w:top w:type="dxa" w:w="80"/>
+              <w:left w:type="dxa" w:w="100"/>
+              <w:bottom w:type="dxa" w:w="80"/>
+              <w:right w:type="dxa" w:w="100"/>
+            </w:tcMar>
+            <w:vAlign w:val="center"/>
+          </w:tcPr>
+          <w:p>
+            <w:pPr>
+              <w:jc w:val="center"/>
+            </w:pPr>
+            <w:r>
+              <w:rPr>
+                <w:rFonts w:ascii="Times New Roman" w:cs="Times New Roman" w:eastAsia="Times New Roman" w:hAnsi="Times New Roman"/>
+                <w:color w:val="000000"/>
+                <w:sz w:val="20"/>
+                <w:szCs w:val="20"/>
+              </w:rPr>
+              <w:t xml:space="preserve">0</w:t>
+            </w:r>
+          </w:p>
+        </w:tc>
+      </w:tr>
+      <w:tr>
+        <w:tc>
+          <w:tcPr>
+            <w:tcW w:type="dxa" w:w="3600"/>
+            <w:shd w:fill="EDEDED" w:color="auto" w:val="clear"/>
+            <w:tcMar>
+              <w:top w:type="dxa" w:w="80"/>
+              <w:left w:type="dxa" w:w="100"/>
+              <w:bottom w:type="dxa" w:w="80"/>
+              <w:right w:type="dxa" w:w="100"/>
+            </w:tcMar>
+            <w:vAlign w:val="center"/>
+          </w:tcPr>
+          <w:p>
+            <w:pPr>
+              <w:jc w:val="left"/>
+            </w:pPr>
+            <w:r>
+              <w:rPr>
+                <w:rFonts w:ascii="Times New Roman" w:cs="Times New Roman" w:eastAsia="Times New Roman" w:hAnsi="Times New Roman"/>
+                <w:color w:val="000000"/>
+                <w:sz w:val="20"/>
+                <w:szCs w:val="20"/>
+              </w:rPr>
+              <w:t xml:space="preserve">GPR only</w:t>
+            </w:r>
+          </w:p>
+        </w:tc>
+        <w:tc>
+          <w:tcPr>
+            <w:tcW w:type="dxa" w:w="1600"/>
+            <w:shd w:fill="EDEDED" w:color="auto" w:val="clear"/>
+            <w:tcMar>
+              <w:top w:type="dxa" w:w="80"/>
+              <w:left w:type="dxa" w:w="100"/>
+              <w:bottom w:type="dxa" w:w="80"/>
+              <w:right w:type="dxa" w:w="100"/>
+            </w:tcMar>
+            <w:vAlign w:val="center"/>
+          </w:tcPr>
+          <w:p>
+            <w:pPr>
+              <w:jc w:val="center"/>
+            </w:pPr>
+            <w:r>
+              <w:rPr>
+                <w:rFonts w:ascii="Times New Roman" w:cs="Times New Roman" w:eastAsia="Times New Roman" w:hAnsi="Times New Roman"/>
+                <w:color w:val="000000"/>
+                <w:sz w:val="20"/>
+                <w:szCs w:val="20"/>
+              </w:rPr>
+              <w:t xml:space="preserve">0.01</w:t>
+            </w:r>
+          </w:p>
+        </w:tc>
+        <w:tc>
+          <w:tcPr>
+            <w:tcW w:type="dxa" w:w="1600"/>
+            <w:shd w:fill="EDEDED" w:color="auto" w:val="clear"/>
+            <w:tcMar>
+              <w:top w:type="dxa" w:w="80"/>
+              <w:left w:type="dxa" w:w="100"/>
+              <w:bottom w:type="dxa" w:w="80"/>
+              <w:right w:type="dxa" w:w="100"/>
+            </w:tcMar>
+            <w:vAlign w:val="center"/>
+          </w:tcPr>
+          <w:p>
+            <w:pPr>
+              <w:jc w:val="center"/>
+            </w:pPr>
+            <w:r>
+              <w:rPr>
+                <w:rFonts w:ascii="Times New Roman" w:cs="Times New Roman" w:eastAsia="Times New Roman" w:hAnsi="Times New Roman"/>
+                <w:color w:val="000000"/>
+                <w:sz w:val="20"/>
+                <w:szCs w:val="20"/>
+              </w:rPr>
+              <w:t xml:space="preserve">7.70</w:t>
+            </w:r>
+          </w:p>
+        </w:tc>
+        <w:tc>
+          <w:tcPr>
+            <w:tcW w:type="dxa" w:w="1800"/>
+            <w:shd w:fill="EDEDED" w:color="auto" w:val="clear"/>
+            <w:tcMar>
+              <w:top w:type="dxa" w:w="80"/>
+              <w:left w:type="dxa" w:w="100"/>
+              <w:bottom w:type="dxa" w:w="80"/>
+              <w:right w:type="dxa" w:w="100"/>
+            </w:tcMar>
+            <w:vAlign w:val="center"/>
+          </w:tcPr>
+          <w:p>
+            <w:pPr>
+              <w:jc w:val="center"/>
+            </w:pPr>
+            <w:r>
+              <w:rPr>
+                <w:rFonts w:ascii="Times New Roman" w:cs="Times New Roman" w:eastAsia="Times New Roman" w:hAnsi="Times New Roman"/>
+                <w:color w:val="000000"/>
+                <w:sz w:val="20"/>
+                <w:szCs w:val="20"/>
+              </w:rPr>
+              <w:t xml:space="preserve">0.01</w:t>
+            </w:r>
+          </w:p>
+        </w:tc>
+      </w:tr>
+      <w:tr>
+        <w:tc>
+          <w:tcPr>
+            <w:tcW w:type="dxa" w:w="3600"/>
+            <w:tcMar>
+              <w:top w:type="dxa" w:w="80"/>
+              <w:left w:type="dxa" w:w="100"/>
+              <w:bottom w:type="dxa" w:w="80"/>
+              <w:right w:type="dxa" w:w="100"/>
+            </w:tcMar>
+            <w:vAlign w:val="center"/>
+          </w:tcPr>
+          <w:p>
+            <w:pPr>
+              <w:jc w:val="left"/>
+            </w:pPr>
+            <w:r>
+              <w:rPr>
+                <w:rFonts w:ascii="Times New Roman" w:cs="Times New Roman" w:eastAsia="Times New Roman" w:hAnsi="Times New Roman"/>
+                <w:color w:val="000000"/>
+                <w:sz w:val="20"/>
+                <w:szCs w:val="20"/>
+              </w:rPr>
+              <w:t xml:space="preserve">GPR + XGBoost average</w:t>
+            </w:r>
+          </w:p>
+        </w:tc>
+        <w:tc>
+          <w:tcPr>
+            <w:tcW w:type="dxa" w:w="1600"/>
+            <w:tcMar>
+              <w:top w:type="dxa" w:w="80"/>
+              <w:left w:type="dxa" w:w="100"/>
+              <w:bottom w:type="dxa" w:w="80"/>
+              <w:right w:type="dxa" w:w="100"/>
+            </w:tcMar>
+            <w:vAlign w:val="center"/>
+          </w:tcPr>
+          <w:p>
+            <w:pPr>
+              <w:jc w:val="center"/>
+            </w:pPr>
+            <w:r>
+              <w:rPr>
+                <w:rFonts w:ascii="Times New Roman" w:cs="Times New Roman" w:eastAsia="Times New Roman" w:hAnsi="Times New Roman"/>
+                <w:color w:val="000000"/>
+                <w:sz w:val="20"/>
+                <w:szCs w:val="20"/>
+              </w:rPr>
+              <w:t xml:space="preserve">0.07</w:t>
+            </w:r>
+          </w:p>
+        </w:tc>
+        <w:tc>
+          <w:tcPr>
+            <w:tcW w:type="dxa" w:w="1600"/>
+            <w:tcMar>
+              <w:top w:type="dxa" w:w="80"/>
+              <w:left w:type="dxa" w:w="100"/>
+              <w:bottom w:type="dxa" w:w="80"/>
+              <w:right w:type="dxa" w:w="100"/>
+            </w:tcMar>
+            <w:vAlign w:val="center"/>
+          </w:tcPr>
+          <w:p>
+            <w:pPr>
+              <w:jc w:val="center"/>
+            </w:pPr>
+            <w:r>
+              <w:rPr>
+                <w:rFonts w:ascii="Times New Roman" w:cs="Times New Roman" w:eastAsia="Times New Roman" w:hAnsi="Times New Roman"/>
+                <w:color w:val="000000"/>
+                <w:sz w:val="20"/>
+                <w:szCs w:val="20"/>
+              </w:rPr>
+              <w:t xml:space="preserve">7.48</w:t>
+            </w:r>
+          </w:p>
+        </w:tc>
+        <w:tc>
+          <w:tcPr>
+            <w:tcW w:type="dxa" w:w="1800"/>
+            <w:tcMar>
+              <w:top w:type="dxa" w:w="80"/>
+              <w:left w:type="dxa" w:w="100"/>
+              <w:bottom w:type="dxa" w:w="80"/>
+              <w:right w:type="dxa" w:w="100"/>
+            </w:tcMar>
+            <w:vAlign w:val="center"/>
+          </w:tcPr>
+          <w:p>
+            <w:pPr>
+              <w:jc w:val="center"/>
+            </w:pPr>
+            <w:r>
+              <w:rPr>
+                <w:rFonts w:ascii="Times New Roman" w:cs="Times New Roman" w:eastAsia="Times New Roman" w:hAnsi="Times New Roman"/>
+                <w:color w:val="000000"/>
+                <w:sz w:val="20"/>
+                <w:szCs w:val="20"/>
+              </w:rPr>
+              <w:t xml:space="preserve">0.07</w:t>
+            </w:r>
+          </w:p>
+        </w:tc>
+      </w:tr>
+      <w:tr>
+        <w:tc>
+          <w:tcPr>
+            <w:tcW w:type="dxa" w:w="3600"/>
+            <w:shd w:fill="EDEDED" w:color="auto" w:val="clear"/>
+            <w:tcMar>
+              <w:top w:type="dxa" w:w="80"/>
+              <w:left w:type="dxa" w:w="100"/>
+              <w:bottom w:type="dxa" w:w="80"/>
+              <w:right w:type="dxa" w:w="100"/>
+            </w:tcMar>
+            <w:vAlign w:val="center"/>
+          </w:tcPr>
+          <w:p>
+            <w:pPr>
+              <w:jc w:val="left"/>
+            </w:pPr>
+            <w:r>
+              <w:rPr>
+                <w:rFonts w:ascii="Times New Roman" w:cs="Times New Roman" w:eastAsia="Times New Roman" w:hAnsi="Times New Roman"/>
+                <w:color w:val="000000"/>
+                <w:sz w:val="20"/>
+                <w:szCs w:val="20"/>
+              </w:rPr>
+              <w:t xml:space="preserve">Level + shape — final</w:t>
+            </w:r>
+          </w:p>
+        </w:tc>
+        <w:tc>
+          <w:tcPr>
+            <w:tcW w:type="dxa" w:w="1600"/>
+            <w:shd w:fill="EDEDED" w:color="auto" w:val="clear"/>
+            <w:tcMar>
+              <w:top w:type="dxa" w:w="80"/>
+              <w:left w:type="dxa" w:w="100"/>
+              <w:bottom w:type="dxa" w:w="80"/>
+              <w:right w:type="dxa" w:w="100"/>
+            </w:tcMar>
+            <w:vAlign w:val="center"/>
+          </w:tcPr>
+          <w:p>
+            <w:pPr>
+              <w:jc w:val="center"/>
+            </w:pPr>
+            <w:r>
+              <w:rPr>
+                <w:rFonts w:ascii="Times New Roman" w:cs="Times New Roman" w:eastAsia="Times New Roman" w:hAnsi="Times New Roman"/>
+                <w:color w:val="000000"/>
+                <w:sz w:val="20"/>
+                <w:szCs w:val="20"/>
+              </w:rPr>
+              <w:t xml:space="preserve">0.07</w:t>
+            </w:r>
+          </w:p>
+        </w:tc>
+        <w:tc>
+          <w:tcPr>
+            <w:tcW w:type="dxa" w:w="1600"/>
+            <w:shd w:fill="EDEDED" w:color="auto" w:val="clear"/>
+            <w:tcMar>
+              <w:top w:type="dxa" w:w="80"/>
+              <w:left w:type="dxa" w:w="100"/>
+              <w:bottom w:type="dxa" w:w="80"/>
+              <w:right w:type="dxa" w:w="100"/>
+            </w:tcMar>
+            <w:vAlign w:val="center"/>
+          </w:tcPr>
+          <w:p>
+            <w:pPr>
+              <w:jc w:val="center"/>
+            </w:pPr>
+            <w:r>
+              <w:rPr>
+                <w:rFonts w:ascii="Times New Roman" w:cs="Times New Roman" w:eastAsia="Times New Roman" w:hAnsi="Times New Roman"/>
+                <w:color w:val="000000"/>
+                <w:sz w:val="20"/>
+                <w:szCs w:val="20"/>
+              </w:rPr>
+              <w:t xml:space="preserve">7.50</w:t>
+            </w:r>
+          </w:p>
+        </w:tc>
+        <w:tc>
+          <w:tcPr>
+            <w:tcW w:type="dxa" w:w="1800"/>
+            <w:shd w:fill="EDEDED" w:color="auto" w:val="clear"/>
+            <w:tcMar>
+              <w:top w:type="dxa" w:w="80"/>
+              <w:left w:type="dxa" w:w="100"/>
+              <w:bottom w:type="dxa" w:w="80"/>
+              <w:right w:type="dxa" w:w="100"/>
+            </w:tcMar>
+            <w:vAlign w:val="center"/>
+          </w:tcPr>
+          <w:p>
+            <w:pPr>
+              <w:jc w:val="center"/>
+            </w:pPr>
+            <w:r>
+              <w:rPr>
+                <w:rFonts w:ascii="Times New Roman" w:cs="Times New Roman" w:eastAsia="Times New Roman" w:hAnsi="Times New Roman"/>
+                <w:color w:val="000000"/>
+                <w:sz w:val="20"/>
+                <w:szCs w:val="20"/>
+              </w:rPr>
+              <w:t xml:space="preserve">0.12</w:t>
+            </w:r>
+          </w:p>
+        </w:tc>
+      </w:tr>
+    </w:tbl>
+    <w:p>
+      <w:pPr>
+        <w:spacing w:after="300" w:before="100" w:line="276"/>
+        <w:jc w:val="center"/>
+      </w:pPr>
+      <w:r>
+        <w:rPr>
+          <w:rFonts w:ascii="Times New Roman" w:cs="Times New Roman" w:eastAsia="Times New Roman" w:hAnsi="Times New Roman"/>
+          <w:b/>
+          <w:bCs/>
+          <w:sz w:val="24"/>
+          <w:szCs w:val="24"/>
+        </w:rPr>
+        <w:t xml:space="preserve">Table 7.2: Final O/C model selection (Test 2, grouped by biomass)</w:t>
+      </w:r>
+    </w:p>
+    <w:tbl>
+      <w:tblPr>
+        <w:tblW w:type="dxa" w:w="9600"/>
+        <w:tblBorders>
+          <w:top w:val="single" w:color="auto" w:sz="4"/>
+          <w:left w:val="single" w:color="auto" w:sz="4"/>
+          <w:bottom w:val="single" w:color="auto" w:sz="4"/>
+          <w:right w:val="single" w:color="auto" w:sz="4"/>
+          <w:insideH w:val="single" w:color="auto" w:sz="4"/>
+          <w:insideV w:val="single" w:color="auto" w:sz="4"/>
+        </w:tblBorders>
+      </w:tblPr>
+      <w:tblGrid>
+        <w:gridCol w:w="4200"/>
+        <w:gridCol w:w="2400"/>
+        <w:gridCol w:w="3000"/>
+      </w:tblGrid>
+      <w:tr>
+        <w:trPr>
+          <w:tblHeader/>
+        </w:trPr>
+        <w:tc>
+          <w:tcPr>
+            <w:tcW w:type="dxa" w:w="4200"/>
+            <w:shd w:fill="1F3864" w:color="auto" w:val="clear"/>
+            <w:tcMar>
+              <w:top w:type="dxa" w:w="80"/>
+              <w:left w:type="dxa" w:w="100"/>
+              <w:bottom w:type="dxa" w:w="80"/>
+              <w:right w:type="dxa" w:w="100"/>
+            </w:tcMar>
+            <w:vAlign w:val="center"/>
+          </w:tcPr>
+          <w:p>
+            <w:pPr>
+              <w:jc w:val="center"/>
+            </w:pPr>
+            <w:r>
+              <w:rPr>
+                <w:rFonts w:ascii="Times New Roman" w:cs="Times New Roman" w:eastAsia="Times New Roman" w:hAnsi="Times New Roman"/>
+                <w:b/>
+                <w:bCs/>
+                <w:color w:val="FFFFFF"/>
+                <w:sz w:val="20"/>
+                <w:szCs w:val="20"/>
+              </w:rPr>
+              <w:t xml:space="preserve">Model</w:t>
+            </w:r>
+          </w:p>
+        </w:tc>
+        <w:tc>
+          <w:tcPr>
+            <w:tcW w:type="dxa" w:w="2400"/>
+            <w:shd w:fill="1F3864" w:color="auto" w:val="clear"/>
+            <w:tcMar>
+              <w:top w:type="dxa" w:w="80"/>
+              <w:left w:type="dxa" w:w="100"/>
+              <w:bottom w:type="dxa" w:w="80"/>
+              <w:right w:type="dxa" w:w="100"/>
+            </w:tcMar>
+            <w:vAlign w:val="center"/>
+          </w:tcPr>
+          <w:p>
+            <w:pPr>
+              <w:jc w:val="center"/>
+            </w:pPr>
+            <w:r>
+              <w:rPr>
+                <w:rFonts w:ascii="Times New Roman" w:cs="Times New Roman" w:eastAsia="Times New Roman" w:hAnsi="Times New Roman"/>
+                <w:b/>
+                <w:bCs/>
+                <w:color w:val="FFFFFF"/>
+                <w:sz w:val="20"/>
+                <w:szCs w:val="20"/>
+              </w:rPr>
+              <w:t xml:space="preserve">R² (log)</w:t>
+            </w:r>
+          </w:p>
+        </w:tc>
+        <w:tc>
+          <w:tcPr>
+            <w:tcW w:type="dxa" w:w="3000"/>
+            <w:shd w:fill="1F3864" w:color="auto" w:val="clear"/>
+            <w:tcMar>
+              <w:top w:type="dxa" w:w="80"/>
+              <w:left w:type="dxa" w:w="100"/>
+              <w:bottom w:type="dxa" w:w="80"/>
+              <w:right w:type="dxa" w:w="100"/>
+            </w:tcMar>
+            <w:vAlign w:val="center"/>
+          </w:tcPr>
+          <w:p>
+            <w:pPr>
+              <w:jc w:val="center"/>
+            </w:pPr>
+            <w:r>
+              <w:rPr>
+                <w:rFonts w:ascii="Times New Roman" w:cs="Times New Roman" w:eastAsia="Times New Roman" w:hAnsi="Times New Roman"/>
+                <w:b/>
+                <w:bCs/>
+                <w:color w:val="FFFFFF"/>
+                <w:sz w:val="20"/>
+                <w:szCs w:val="20"/>
+              </w:rPr>
+              <w:t xml:space="preserve">Typical error (MedAPE)</w:t>
+            </w:r>
+          </w:p>
+        </w:tc>
+      </w:tr>
+      <w:tr>
+        <w:tc>
+          <w:tcPr>
+            <w:tcW w:type="dxa" w:w="4200"/>
+            <w:tcMar>
+              <w:top w:type="dxa" w:w="80"/>
+              <w:left w:type="dxa" w:w="100"/>
+              <w:bottom w:type="dxa" w:w="80"/>
+              <w:right w:type="dxa" w:w="100"/>
+            </w:tcMar>
+            <w:vAlign w:val="center"/>
+          </w:tcPr>
+          <w:p>
+            <w:pPr>
+              <w:jc w:val="left"/>
+            </w:pPr>
+            <w:r>
+              <w:rPr>
+                <w:rFonts w:ascii="Times New Roman" w:cs="Times New Roman" w:eastAsia="Times New Roman" w:hAnsi="Times New Roman"/>
+                <w:color w:val="000000"/>
+                <w:sz w:val="20"/>
+                <w:szCs w:val="20"/>
+              </w:rPr>
+              <w:t xml:space="preserve">GPR only</w:t>
+            </w:r>
+          </w:p>
+        </w:tc>
+        <w:tc>
+          <w:tcPr>
+            <w:tcW w:type="dxa" w:w="2400"/>
+            <w:tcMar>
+              <w:top w:type="dxa" w:w="80"/>
+              <w:left w:type="dxa" w:w="100"/>
+              <w:bottom w:type="dxa" w:w="80"/>
+              <w:right w:type="dxa" w:w="100"/>
+            </w:tcMar>
+            <w:vAlign w:val="center"/>
+          </w:tcPr>
+          <w:p>
+            <w:pPr>
+              <w:jc w:val="center"/>
+            </w:pPr>
+            <w:r>
+              <w:rPr>
+                <w:rFonts w:ascii="Times New Roman" w:cs="Times New Roman" w:eastAsia="Times New Roman" w:hAnsi="Times New Roman"/>
+                <w:color w:val="000000"/>
+                <w:sz w:val="20"/>
+                <w:szCs w:val="20"/>
+              </w:rPr>
+              <w:t xml:space="preserve">0.23 (log)</w:t>
+            </w:r>
+          </w:p>
+        </w:tc>
+        <w:tc>
+          <w:tcPr>
+            <w:tcW w:type="dxa" w:w="3000"/>
+            <w:tcMar>
+              <w:top w:type="dxa" w:w="80"/>
+              <w:left w:type="dxa" w:w="100"/>
+              <w:bottom w:type="dxa" w:w="80"/>
+              <w:right w:type="dxa" w:w="100"/>
+            </w:tcMar>
+            <w:vAlign w:val="center"/>
+          </w:tcPr>
+          <w:p>
+            <w:pPr>
+              <w:jc w:val="center"/>
+            </w:pPr>
+            <w:r>
+              <w:rPr>
+                <w:rFonts w:ascii="Times New Roman" w:cs="Times New Roman" w:eastAsia="Times New Roman" w:hAnsi="Times New Roman"/>
+                <w:color w:val="000000"/>
+                <w:sz w:val="20"/>
+                <w:szCs w:val="20"/>
+              </w:rPr>
+              <w:t xml:space="preserve">27.7% typical</w:t>
+            </w:r>
+          </w:p>
+        </w:tc>
+      </w:tr>
+      <w:tr>
+        <w:tc>
+          <w:tcPr>
+            <w:tcW w:type="dxa" w:w="4200"/>
+            <w:shd w:fill="EDEDED" w:color="auto" w:val="clear"/>
+            <w:tcMar>
+              <w:top w:type="dxa" w:w="80"/>
+              <w:left w:type="dxa" w:w="100"/>
+              <w:bottom w:type="dxa" w:w="80"/>
+              <w:right w:type="dxa" w:w="100"/>
+            </w:tcMar>
+            <w:vAlign w:val="center"/>
+          </w:tcPr>
+          <w:p>
+            <w:pPr>
+              <w:jc w:val="left"/>
+            </w:pPr>
+            <w:r>
+              <w:rPr>
+                <w:rFonts w:ascii="Times New Roman" w:cs="Times New Roman" w:eastAsia="Times New Roman" w:hAnsi="Times New Roman"/>
+                <w:color w:val="000000"/>
+                <w:sz w:val="20"/>
+                <w:szCs w:val="20"/>
+              </w:rPr>
+              <w:t xml:space="preserve">XGBoost, physics constraints</w:t>
+            </w:r>
+          </w:p>
+        </w:tc>
+        <w:tc>
+          <w:tcPr>
+            <w:tcW w:type="dxa" w:w="2400"/>
+            <w:shd w:fill="EDEDED" w:color="auto" w:val="clear"/>
+            <w:tcMar>
+              <w:top w:type="dxa" w:w="80"/>
+              <w:left w:type="dxa" w:w="100"/>
+              <w:bottom w:type="dxa" w:w="80"/>
+              <w:right w:type="dxa" w:w="100"/>
+            </w:tcMar>
+            <w:vAlign w:val="center"/>
+          </w:tcPr>
+          <w:p>
+            <w:pPr>
+              <w:jc w:val="center"/>
+            </w:pPr>
+            <w:r>
+              <w:rPr>
+                <w:rFonts w:ascii="Times New Roman" w:cs="Times New Roman" w:eastAsia="Times New Roman" w:hAnsi="Times New Roman"/>
+                <w:color w:val="000000"/>
+                <w:sz w:val="20"/>
+                <w:szCs w:val="20"/>
+              </w:rPr>
+              <w:t xml:space="preserve">0.14 (log)</w:t>
+            </w:r>
+          </w:p>
+        </w:tc>
+        <w:tc>
+          <w:tcPr>
+            <w:tcW w:type="dxa" w:w="3000"/>
+            <w:shd w:fill="EDEDED" w:color="auto" w:val="clear"/>
+            <w:tcMar>
+              <w:top w:type="dxa" w:w="80"/>
+              <w:left w:type="dxa" w:w="100"/>
+              <w:bottom w:type="dxa" w:w="80"/>
+              <w:right w:type="dxa" w:w="100"/>
+            </w:tcMar>
+            <w:vAlign w:val="center"/>
+          </w:tcPr>
+          <w:p>
+            <w:pPr>
+              <w:jc w:val="center"/>
+            </w:pPr>
+            <w:r>
+              <w:rPr>
+                <w:rFonts w:ascii="Times New Roman" w:cs="Times New Roman" w:eastAsia="Times New Roman" w:hAnsi="Times New Roman"/>
+                <w:color w:val="000000"/>
+                <w:sz w:val="20"/>
+                <w:szCs w:val="20"/>
+              </w:rPr>
+              <w:t xml:space="preserve">37.5% typical</w:t>
+            </w:r>
+          </w:p>
+        </w:tc>
+      </w:tr>
+      <w:tr>
+        <w:tc>
+          <w:tcPr>
+            <w:tcW w:type="dxa" w:w="4200"/>
+            <w:tcMar>
+              <w:top w:type="dxa" w:w="80"/>
+              <w:left w:type="dxa" w:w="100"/>
+              <w:bottom w:type="dxa" w:w="80"/>
+              <w:right w:type="dxa" w:w="100"/>
+            </w:tcMar>
+            <w:vAlign w:val="center"/>
+          </w:tcPr>
+          <w:p>
+            <w:pPr>
+              <w:jc w:val="left"/>
+            </w:pPr>
+            <w:r>
+              <w:rPr>
+                <w:rFonts w:ascii="Times New Roman" w:cs="Times New Roman" w:eastAsia="Times New Roman" w:hAnsi="Times New Roman"/>
+                <w:color w:val="000000"/>
+                <w:sz w:val="20"/>
+                <w:szCs w:val="20"/>
+              </w:rPr>
+              <w:t xml:space="preserve">Blend — final</w:t>
+            </w:r>
+          </w:p>
+        </w:tc>
+        <w:tc>
+          <w:tcPr>
+            <w:tcW w:type="dxa" w:w="2400"/>
+            <w:tcMar>
+              <w:top w:type="dxa" w:w="80"/>
+              <w:left w:type="dxa" w:w="100"/>
+              <w:bottom w:type="dxa" w:w="80"/>
+              <w:right w:type="dxa" w:w="100"/>
+            </w:tcMar>
+            <w:vAlign w:val="center"/>
+          </w:tcPr>
+          <w:p>
+            <w:pPr>
+              <w:jc w:val="center"/>
+            </w:pPr>
+            <w:r>
+              <w:rPr>
+                <w:rFonts w:ascii="Times New Roman" w:cs="Times New Roman" w:eastAsia="Times New Roman" w:hAnsi="Times New Roman"/>
+                <w:color w:val="000000"/>
+                <w:sz w:val="20"/>
+                <w:szCs w:val="20"/>
+              </w:rPr>
+              <w:t xml:space="preserve">0.26 (log)</w:t>
+            </w:r>
+          </w:p>
+        </w:tc>
+        <w:tc>
+          <w:tcPr>
+            <w:tcW w:type="dxa" w:w="3000"/>
+            <w:tcMar>
+              <w:top w:type="dxa" w:w="80"/>
+              <w:left w:type="dxa" w:w="100"/>
+              <w:bottom w:type="dxa" w:w="80"/>
+              <w:right w:type="dxa" w:w="100"/>
+            </w:tcMar>
+            <w:vAlign w:val="center"/>
+          </w:tcPr>
+          <w:p>
+            <w:pPr>
+              <w:jc w:val="center"/>
+            </w:pPr>
+            <w:r>
+              <w:rPr>
+                <w:rFonts w:ascii="Times New Roman" w:cs="Times New Roman" w:eastAsia="Times New Roman" w:hAnsi="Times New Roman"/>
+                <w:color w:val="000000"/>
+                <w:sz w:val="20"/>
+                <w:szCs w:val="20"/>
+              </w:rPr>
+              <w:t xml:space="preserve">32.1% typical</w:t>
+            </w:r>
+          </w:p>
+        </w:tc>
+      </w:tr>
+    </w:tbl>
+    <w:p>
+      <w:pPr>
+        <w:pStyle w:val="Heading2"/>
+        <w:spacing w:after="200" w:before="300" w:line="360"/>
+      </w:pPr>
+      <w:r>
+        <w:rPr>
+          <w:rFonts w:ascii="Times New Roman" w:cs="Times New Roman" w:eastAsia="Times New Roman" w:hAnsi="Times New Roman"/>
+          <w:b/>
+          <w:bCs/>
+          <w:color w:val="1F3864"/>
+          <w:sz w:val="28"/>
+          <w:szCs w:val="28"/>
+        </w:rPr>
+        <w:t xml:space="preserve">7.2 Physics Consistency Checks</w:t>
       </w:r>
     </w:p>
     <w:p>
@@ -8866,7 +10152,7 @@
       <w:r>
         <w:drawing>
           <wp:inline distT="0" distB="0" distL="0" distR="0">
-            <wp:extent cx="3295650" cy="1876425"/>
+            <wp:extent cx="5305425" cy="1657350"/>
             <wp:effectExtent t="0" r="0" b="0" l="0"/>
             <wp:docPr id="1" name="" descr="" title=""/>
             <wp:cNvGraphicFramePr>
@@ -8891,7 +10177,7 @@
                   <pic:spPr bwMode="auto">
                     <a:xfrm>
                       <a:off x="0" y="0"/>
-                      <a:ext cx="3295650" cy="1876425"/>
+                      <a:ext cx="5305425" cy="1657350"/>
                     </a:xfrm>
                     <a:prstGeom prst="rect">
                       <a:avLst/>
@@ -8917,37 +10203,83 @@
           <w:sz w:val="24"/>
           <w:szCs w:val="24"/>
         </w:rPr>
-        <w:t xml:space="preserve">Figure 6.4: O/C on unseen biomass (Test 2) — raw vs. physics inputs.</w:t>
-      </w:r>
-    </w:p>
-    <w:p>
-      <w:pPr>
-        <w:sectPr>
-          <w:headerReference w:type="default" r:id="rId23"/>
-          <w:footerReference w:type="default" r:id="rId24"/>
-          <w:pgSz w:w="11906" w:h="16838" w:orient="portrait"/>
-          <w:pgMar w:top="1984" w:right="1701" w:bottom="1701" w:left="2268" w:header="708" w:footer="708" w:gutter="0"/>
-          <w:pgNumType w:fmt="decimal"/>
-          <w:docGrid w:linePitch="360"/>
-        </w:sectPr>
-      </w:pPr>
-    </w:p>
-    <w:p>
-      <w:pPr>
-        <w:pStyle w:val="Heading1"/>
-        <w:pageBreakBefore/>
-        <w:spacing w:after="360" w:before="0" w:line="360"/>
-      </w:pPr>
-      <w:r>
-        <w:rPr>
-          <w:rFonts w:ascii="Times New Roman" w:cs="Times New Roman" w:eastAsia="Times New Roman" w:hAnsi="Times New Roman"/>
-          <w:b/>
-          <w:bCs/>
-          <w:color w:val="1F3864"/>
-          <w:sz w:val="32"/>
-          <w:szCs w:val="32"/>
-        </w:rPr>
-        <w:t xml:space="preserve">CHAPTER 7: RESULTS — PART B: PHYSICS-AWARE MODELS AND THE ADVISOR</w:t>
+        <w:t xml:space="preserve">Figure 7.1: Average model response to temperature, with kinetic tar selectivity.</w:t>
+      </w:r>
+    </w:p>
+    <w:p>
+      <w:pPr>
+        <w:pStyle w:val="ListParagraph"/>
+        <w:numPr>
+          <w:ilvl w:val="0"/>
+          <w:numId w:val="2"/>
+        </w:numPr>
+        <w:spacing w:after="120" w:line="360"/>
+        <w:jc w:val="both"/>
+      </w:pPr>
+      <w:r>
+        <w:rPr>
+          <w:rFonts w:ascii="Times New Roman" w:cs="Times New Roman" w:eastAsia="Times New Roman" w:hAnsi="Times New Roman"/>
+          <w:sz w:val="24"/>
+          <w:szCs w:val="24"/>
+        </w:rPr>
+        <w:t xml:space="preserve">Yield peaks at 525°C (41.6 wt%, rising from 36.3 at 350 and falling to 38.2 at 700) — matching the literature's 450–550°C optimum.</w:t>
+      </w:r>
+    </w:p>
+    <w:p>
+      <w:pPr>
+        <w:pStyle w:val="ListParagraph"/>
+        <w:numPr>
+          <w:ilvl w:val="0"/>
+          <w:numId w:val="2"/>
+        </w:numPr>
+        <w:spacing w:after="120" w:line="360"/>
+        <w:jc w:val="both"/>
+      </w:pPr>
+      <w:r>
+        <w:rPr>
+          <w:rFonts w:ascii="Times New Roman" w:cs="Times New Roman" w:eastAsia="Times New Roman" w:hAnsi="Times New Roman"/>
+          <w:sz w:val="24"/>
+          <w:szCs w:val="24"/>
+        </w:rPr>
+        <w:t xml:space="preserve">Tar selectivity rises monotonically (51%→69% across 350–700°C), so the yield fall above ~600°C is consistent with secondary cracking of hot vapours into gas — a two-step behaviour reproduced from data, not told to the model explicitly.</w:t>
+      </w:r>
+    </w:p>
+    <w:p>
+      <w:pPr>
+        <w:pStyle w:val="ListParagraph"/>
+        <w:numPr>
+          <w:ilvl w:val="0"/>
+          <w:numId w:val="2"/>
+        </w:numPr>
+        <w:spacing w:after="120" w:line="360"/>
+        <w:jc w:val="both"/>
+      </w:pPr>
+      <w:r>
+        <w:rPr>
+          <w:rFonts w:ascii="Times New Roman" w:cs="Times New Roman" w:eastAsia="Times New Roman" w:hAnsi="Times New Roman"/>
+          <w:sz w:val="24"/>
+          <w:szCs w:val="24"/>
+        </w:rPr>
+        <w:t xml:space="preserve">O/C falls 0.28→0.21 (350–700°C), consistent with stronger deoxygenation at higher severity, and is guaranteed never to rise with T by the monotonicity constraint.</w:t>
+      </w:r>
+    </w:p>
+    <w:p>
+      <w:pPr>
+        <w:pStyle w:val="ListParagraph"/>
+        <w:numPr>
+          <w:ilvl w:val="0"/>
+          <w:numId w:val="2"/>
+        </w:numPr>
+        <w:spacing w:after="120" w:line="360"/>
+        <w:jc w:val="both"/>
+      </w:pPr>
+      <w:r>
+        <w:rPr>
+          <w:rFonts w:ascii="Times New Roman" w:cs="Times New Roman" w:eastAsia="Times New Roman" w:hAnsi="Times New Roman"/>
+          <w:sz w:val="24"/>
+          <w:szCs w:val="24"/>
+        </w:rPr>
+        <w:t xml:space="preserve">Every D3 experiment has θ&lt;0 (slow, evenly-heated pyrolysis; median HR 25°C/min), so particle-size effects are small and noisy.</w:t>
       </w:r>
     </w:p>
     <w:p>
@@ -8964,995 +10296,7 @@
           <w:sz w:val="28"/>
           <w:szCs w:val="28"/>
         </w:rPr>
-        <w:t xml:space="preserve">7.1 Final Model Selection</w:t>
-      </w:r>
-    </w:p>
-    <w:p>
-      <w:pPr>
-        <w:spacing w:after="200" w:before="0" w:line="360"/>
-        <w:jc w:val="both"/>
-      </w:pPr>
-      <w:r>
-        <w:rPr>
-          <w:rFonts w:ascii="Times New Roman" w:cs="Times New Roman" w:eastAsia="Times New Roman" w:hAnsi="Times New Roman"/>
-          <w:sz w:val="24"/>
-          <w:szCs w:val="24"/>
-        </w:rPr>
-        <w:t xml:space="preserve">Final models were selected on Test 2 (grouped by biomass), the setting that matters when the Advisor meets a new feedstock; on Test 1 the selected models score R² ≈ 0.61 for both targets (Section 6.1). Table 7.1 compares yield candidates. “Shape R²” measures how well a model captures the within-biomass response to conditions — what the Advisor needs. A plain GPR achieves shape R²≈0.01 (ignores conditions); level-plus-shape was selected for its shape R² = 0.12.</w:t>
-      </w:r>
-    </w:p>
-    <w:p>
-      <w:pPr>
-        <w:spacing w:after="300" w:before="100" w:line="276"/>
-        <w:jc w:val="center"/>
-      </w:pPr>
-      <w:r>
-        <w:rPr>
-          <w:rFonts w:ascii="Times New Roman" w:cs="Times New Roman" w:eastAsia="Times New Roman" w:hAnsi="Times New Roman"/>
-          <w:b/>
-          <w:bCs/>
-          <w:sz w:val="24"/>
-          <w:szCs w:val="24"/>
-        </w:rPr>
-        <w:t xml:space="preserve">Table 7.1: Final yield model selection (Test 2, grouped by biomass)</w:t>
-      </w:r>
-    </w:p>
-    <w:tbl>
-      <w:tblPr>
-        <w:tblW w:type="dxa" w:w="8600"/>
-        <w:tblBorders>
-          <w:top w:val="single" w:color="auto" w:sz="4"/>
-          <w:left w:val="single" w:color="auto" w:sz="4"/>
-          <w:bottom w:val="single" w:color="auto" w:sz="4"/>
-          <w:right w:val="single" w:color="auto" w:sz="4"/>
-          <w:insideH w:val="single" w:color="auto" w:sz="4"/>
-          <w:insideV w:val="single" w:color="auto" w:sz="4"/>
-        </w:tblBorders>
-      </w:tblPr>
-      <w:tblGrid>
-        <w:gridCol w:w="3600"/>
-        <w:gridCol w:w="1600"/>
-        <w:gridCol w:w="1600"/>
-        <w:gridCol w:w="1800"/>
-      </w:tblGrid>
-      <w:tr>
-        <w:trPr>
-          <w:tblHeader/>
-        </w:trPr>
-        <w:tc>
-          <w:tcPr>
-            <w:tcW w:type="dxa" w:w="3600"/>
-            <w:shd w:fill="1F3864" w:color="auto" w:val="clear"/>
-            <w:tcMar>
-              <w:top w:type="dxa" w:w="80"/>
-              <w:left w:type="dxa" w:w="100"/>
-              <w:bottom w:type="dxa" w:w="80"/>
-              <w:right w:type="dxa" w:w="100"/>
-            </w:tcMar>
-            <w:vAlign w:val="center"/>
-          </w:tcPr>
-          <w:p>
-            <w:pPr>
-              <w:jc w:val="center"/>
-            </w:pPr>
-            <w:r>
-              <w:rPr>
-                <w:rFonts w:ascii="Times New Roman" w:cs="Times New Roman" w:eastAsia="Times New Roman" w:hAnsi="Times New Roman"/>
-                <w:b/>
-                <w:bCs/>
-                <w:color w:val="FFFFFF"/>
-                <w:sz w:val="20"/>
-                <w:szCs w:val="20"/>
-              </w:rPr>
-              <w:t xml:space="preserve">Model</w:t>
-            </w:r>
-          </w:p>
-        </w:tc>
-        <w:tc>
-          <w:tcPr>
-            <w:tcW w:type="dxa" w:w="1600"/>
-            <w:shd w:fill="1F3864" w:color="auto" w:val="clear"/>
-            <w:tcMar>
-              <w:top w:type="dxa" w:w="80"/>
-              <w:left w:type="dxa" w:w="100"/>
-              <w:bottom w:type="dxa" w:w="80"/>
-              <w:right w:type="dxa" w:w="100"/>
-            </w:tcMar>
-            <w:vAlign w:val="center"/>
-          </w:tcPr>
-          <w:p>
-            <w:pPr>
-              <w:jc w:val="center"/>
-            </w:pPr>
-            <w:r>
-              <w:rPr>
-                <w:rFonts w:ascii="Times New Roman" w:cs="Times New Roman" w:eastAsia="Times New Roman" w:hAnsi="Times New Roman"/>
-                <w:b/>
-                <w:bCs/>
-                <w:color w:val="FFFFFF"/>
-                <w:sz w:val="20"/>
-                <w:szCs w:val="20"/>
-              </w:rPr>
-              <w:t xml:space="preserve">R²</w:t>
-            </w:r>
-          </w:p>
-        </w:tc>
-        <w:tc>
-          <w:tcPr>
-            <w:tcW w:type="dxa" w:w="1600"/>
-            <w:shd w:fill="1F3864" w:color="auto" w:val="clear"/>
-            <w:tcMar>
-              <w:top w:type="dxa" w:w="80"/>
-              <w:left w:type="dxa" w:w="100"/>
-              <w:bottom w:type="dxa" w:w="80"/>
-              <w:right w:type="dxa" w:w="100"/>
-            </w:tcMar>
-            <w:vAlign w:val="center"/>
-          </w:tcPr>
-          <w:p>
-            <w:pPr>
-              <w:jc w:val="center"/>
-            </w:pPr>
-            <w:r>
-              <w:rPr>
-                <w:rFonts w:ascii="Times New Roman" w:cs="Times New Roman" w:eastAsia="Times New Roman" w:hAnsi="Times New Roman"/>
-                <w:b/>
-                <w:bCs/>
-                <w:color w:val="FFFFFF"/>
-                <w:sz w:val="20"/>
-                <w:szCs w:val="20"/>
-              </w:rPr>
-              <w:t xml:space="preserve">MAE (wt%)</w:t>
-            </w:r>
-          </w:p>
-        </w:tc>
-        <w:tc>
-          <w:tcPr>
-            <w:tcW w:type="dxa" w:w="1800"/>
-            <w:shd w:fill="1F3864" w:color="auto" w:val="clear"/>
-            <w:tcMar>
-              <w:top w:type="dxa" w:w="80"/>
-              <w:left w:type="dxa" w:w="100"/>
-              <w:bottom w:type="dxa" w:w="80"/>
-              <w:right w:type="dxa" w:w="100"/>
-            </w:tcMar>
-            <w:vAlign w:val="center"/>
-          </w:tcPr>
-          <w:p>
-            <w:pPr>
-              <w:jc w:val="center"/>
-            </w:pPr>
-            <w:r>
-              <w:rPr>
-                <w:rFonts w:ascii="Times New Roman" w:cs="Times New Roman" w:eastAsia="Times New Roman" w:hAnsi="Times New Roman"/>
-                <w:b/>
-                <w:bCs/>
-                <w:color w:val="FFFFFF"/>
-                <w:sz w:val="20"/>
-                <w:szCs w:val="20"/>
-              </w:rPr>
-              <w:t xml:space="preserve">Shape R²</w:t>
-            </w:r>
-          </w:p>
-        </w:tc>
-      </w:tr>
-      <w:tr>
-        <w:tc>
-          <w:tcPr>
-            <w:tcW w:type="dxa" w:w="3600"/>
-            <w:tcMar>
-              <w:top w:type="dxa" w:w="80"/>
-              <w:left w:type="dxa" w:w="100"/>
-              <w:bottom w:type="dxa" w:w="80"/>
-              <w:right w:type="dxa" w:w="100"/>
-            </w:tcMar>
-            <w:vAlign w:val="center"/>
-          </w:tcPr>
-          <w:p>
-            <w:pPr>
-              <w:jc w:val="left"/>
-            </w:pPr>
-            <w:r>
-              <w:rPr>
-                <w:rFonts w:ascii="Times New Roman" w:cs="Times New Roman" w:eastAsia="Times New Roman" w:hAnsi="Times New Roman"/>
-                <w:color w:val="000000"/>
-                <w:sz w:val="20"/>
-                <w:szCs w:val="20"/>
-              </w:rPr>
-              <w:t xml:space="preserve">Mean only</w:t>
-            </w:r>
-          </w:p>
-        </w:tc>
-        <w:tc>
-          <w:tcPr>
-            <w:tcW w:type="dxa" w:w="1600"/>
-            <w:tcMar>
-              <w:top w:type="dxa" w:w="80"/>
-              <w:left w:type="dxa" w:w="100"/>
-              <w:bottom w:type="dxa" w:w="80"/>
-              <w:right w:type="dxa" w:w="100"/>
-            </w:tcMar>
-            <w:vAlign w:val="center"/>
-          </w:tcPr>
-          <w:p>
-            <w:pPr>
-              <w:jc w:val="center"/>
-            </w:pPr>
-            <w:r>
-              <w:rPr>
-                <w:rFonts w:ascii="Times New Roman" w:cs="Times New Roman" w:eastAsia="Times New Roman" w:hAnsi="Times New Roman"/>
-                <w:color w:val="000000"/>
-                <w:sz w:val="20"/>
-                <w:szCs w:val="20"/>
-              </w:rPr>
-              <w:t xml:space="preserve">−0.09</w:t>
-            </w:r>
-          </w:p>
-        </w:tc>
-        <w:tc>
-          <w:tcPr>
-            <w:tcW w:type="dxa" w:w="1600"/>
-            <w:tcMar>
-              <w:top w:type="dxa" w:w="80"/>
-              <w:left w:type="dxa" w:w="100"/>
-              <w:bottom w:type="dxa" w:w="80"/>
-              <w:right w:type="dxa" w:w="100"/>
-            </w:tcMar>
-            <w:vAlign w:val="center"/>
-          </w:tcPr>
-          <w:p>
-            <w:pPr>
-              <w:jc w:val="center"/>
-            </w:pPr>
-            <w:r>
-              <w:rPr>
-                <w:rFonts w:ascii="Times New Roman" w:cs="Times New Roman" w:eastAsia="Times New Roman" w:hAnsi="Times New Roman"/>
-                <w:color w:val="000000"/>
-                <w:sz w:val="20"/>
-                <w:szCs w:val="20"/>
-              </w:rPr>
-              <w:t xml:space="preserve">8.21</w:t>
-            </w:r>
-          </w:p>
-        </w:tc>
-        <w:tc>
-          <w:tcPr>
-            <w:tcW w:type="dxa" w:w="1800"/>
-            <w:tcMar>
-              <w:top w:type="dxa" w:w="80"/>
-              <w:left w:type="dxa" w:w="100"/>
-              <w:bottom w:type="dxa" w:w="80"/>
-              <w:right w:type="dxa" w:w="100"/>
-            </w:tcMar>
-            <w:vAlign w:val="center"/>
-          </w:tcPr>
-          <w:p>
-            <w:pPr>
-              <w:jc w:val="center"/>
-            </w:pPr>
-            <w:r>
-              <w:rPr>
-                <w:rFonts w:ascii="Times New Roman" w:cs="Times New Roman" w:eastAsia="Times New Roman" w:hAnsi="Times New Roman"/>
-                <w:color w:val="000000"/>
-                <w:sz w:val="20"/>
-                <w:szCs w:val="20"/>
-              </w:rPr>
-              <w:t xml:space="preserve">0</w:t>
-            </w:r>
-          </w:p>
-        </w:tc>
-      </w:tr>
-      <w:tr>
-        <w:tc>
-          <w:tcPr>
-            <w:tcW w:type="dxa" w:w="3600"/>
-            <w:shd w:fill="EDEDED" w:color="auto" w:val="clear"/>
-            <w:tcMar>
-              <w:top w:type="dxa" w:w="80"/>
-              <w:left w:type="dxa" w:w="100"/>
-              <w:bottom w:type="dxa" w:w="80"/>
-              <w:right w:type="dxa" w:w="100"/>
-            </w:tcMar>
-            <w:vAlign w:val="center"/>
-          </w:tcPr>
-          <w:p>
-            <w:pPr>
-              <w:jc w:val="left"/>
-            </w:pPr>
-            <w:r>
-              <w:rPr>
-                <w:rFonts w:ascii="Times New Roman" w:cs="Times New Roman" w:eastAsia="Times New Roman" w:hAnsi="Times New Roman"/>
-                <w:color w:val="000000"/>
-                <w:sz w:val="20"/>
-                <w:szCs w:val="20"/>
-              </w:rPr>
-              <w:t xml:space="preserve">GPR only</w:t>
-            </w:r>
-          </w:p>
-        </w:tc>
-        <w:tc>
-          <w:tcPr>
-            <w:tcW w:type="dxa" w:w="1600"/>
-            <w:shd w:fill="EDEDED" w:color="auto" w:val="clear"/>
-            <w:tcMar>
-              <w:top w:type="dxa" w:w="80"/>
-              <w:left w:type="dxa" w:w="100"/>
-              <w:bottom w:type="dxa" w:w="80"/>
-              <w:right w:type="dxa" w:w="100"/>
-            </w:tcMar>
-            <w:vAlign w:val="center"/>
-          </w:tcPr>
-          <w:p>
-            <w:pPr>
-              <w:jc w:val="center"/>
-            </w:pPr>
-            <w:r>
-              <w:rPr>
-                <w:rFonts w:ascii="Times New Roman" w:cs="Times New Roman" w:eastAsia="Times New Roman" w:hAnsi="Times New Roman"/>
-                <w:color w:val="000000"/>
-                <w:sz w:val="20"/>
-                <w:szCs w:val="20"/>
-              </w:rPr>
-              <w:t xml:space="preserve">0.01</w:t>
-            </w:r>
-          </w:p>
-        </w:tc>
-        <w:tc>
-          <w:tcPr>
-            <w:tcW w:type="dxa" w:w="1600"/>
-            <w:shd w:fill="EDEDED" w:color="auto" w:val="clear"/>
-            <w:tcMar>
-              <w:top w:type="dxa" w:w="80"/>
-              <w:left w:type="dxa" w:w="100"/>
-              <w:bottom w:type="dxa" w:w="80"/>
-              <w:right w:type="dxa" w:w="100"/>
-            </w:tcMar>
-            <w:vAlign w:val="center"/>
-          </w:tcPr>
-          <w:p>
-            <w:pPr>
-              <w:jc w:val="center"/>
-            </w:pPr>
-            <w:r>
-              <w:rPr>
-                <w:rFonts w:ascii="Times New Roman" w:cs="Times New Roman" w:eastAsia="Times New Roman" w:hAnsi="Times New Roman"/>
-                <w:color w:val="000000"/>
-                <w:sz w:val="20"/>
-                <w:szCs w:val="20"/>
-              </w:rPr>
-              <w:t xml:space="preserve">7.70</w:t>
-            </w:r>
-          </w:p>
-        </w:tc>
-        <w:tc>
-          <w:tcPr>
-            <w:tcW w:type="dxa" w:w="1800"/>
-            <w:shd w:fill="EDEDED" w:color="auto" w:val="clear"/>
-            <w:tcMar>
-              <w:top w:type="dxa" w:w="80"/>
-              <w:left w:type="dxa" w:w="100"/>
-              <w:bottom w:type="dxa" w:w="80"/>
-              <w:right w:type="dxa" w:w="100"/>
-            </w:tcMar>
-            <w:vAlign w:val="center"/>
-          </w:tcPr>
-          <w:p>
-            <w:pPr>
-              <w:jc w:val="center"/>
-            </w:pPr>
-            <w:r>
-              <w:rPr>
-                <w:rFonts w:ascii="Times New Roman" w:cs="Times New Roman" w:eastAsia="Times New Roman" w:hAnsi="Times New Roman"/>
-                <w:color w:val="000000"/>
-                <w:sz w:val="20"/>
-                <w:szCs w:val="20"/>
-              </w:rPr>
-              <w:t xml:space="preserve">0.01</w:t>
-            </w:r>
-          </w:p>
-        </w:tc>
-      </w:tr>
-      <w:tr>
-        <w:tc>
-          <w:tcPr>
-            <w:tcW w:type="dxa" w:w="3600"/>
-            <w:tcMar>
-              <w:top w:type="dxa" w:w="80"/>
-              <w:left w:type="dxa" w:w="100"/>
-              <w:bottom w:type="dxa" w:w="80"/>
-              <w:right w:type="dxa" w:w="100"/>
-            </w:tcMar>
-            <w:vAlign w:val="center"/>
-          </w:tcPr>
-          <w:p>
-            <w:pPr>
-              <w:jc w:val="left"/>
-            </w:pPr>
-            <w:r>
-              <w:rPr>
-                <w:rFonts w:ascii="Times New Roman" w:cs="Times New Roman" w:eastAsia="Times New Roman" w:hAnsi="Times New Roman"/>
-                <w:color w:val="000000"/>
-                <w:sz w:val="20"/>
-                <w:szCs w:val="20"/>
-              </w:rPr>
-              <w:t xml:space="preserve">GPR + XGBoost average</w:t>
-            </w:r>
-          </w:p>
-        </w:tc>
-        <w:tc>
-          <w:tcPr>
-            <w:tcW w:type="dxa" w:w="1600"/>
-            <w:tcMar>
-              <w:top w:type="dxa" w:w="80"/>
-              <w:left w:type="dxa" w:w="100"/>
-              <w:bottom w:type="dxa" w:w="80"/>
-              <w:right w:type="dxa" w:w="100"/>
-            </w:tcMar>
-            <w:vAlign w:val="center"/>
-          </w:tcPr>
-          <w:p>
-            <w:pPr>
-              <w:jc w:val="center"/>
-            </w:pPr>
-            <w:r>
-              <w:rPr>
-                <w:rFonts w:ascii="Times New Roman" w:cs="Times New Roman" w:eastAsia="Times New Roman" w:hAnsi="Times New Roman"/>
-                <w:color w:val="000000"/>
-                <w:sz w:val="20"/>
-                <w:szCs w:val="20"/>
-              </w:rPr>
-              <w:t xml:space="preserve">0.07</w:t>
-            </w:r>
-          </w:p>
-        </w:tc>
-        <w:tc>
-          <w:tcPr>
-            <w:tcW w:type="dxa" w:w="1600"/>
-            <w:tcMar>
-              <w:top w:type="dxa" w:w="80"/>
-              <w:left w:type="dxa" w:w="100"/>
-              <w:bottom w:type="dxa" w:w="80"/>
-              <w:right w:type="dxa" w:w="100"/>
-            </w:tcMar>
-            <w:vAlign w:val="center"/>
-          </w:tcPr>
-          <w:p>
-            <w:pPr>
-              <w:jc w:val="center"/>
-            </w:pPr>
-            <w:r>
-              <w:rPr>
-                <w:rFonts w:ascii="Times New Roman" w:cs="Times New Roman" w:eastAsia="Times New Roman" w:hAnsi="Times New Roman"/>
-                <w:color w:val="000000"/>
-                <w:sz w:val="20"/>
-                <w:szCs w:val="20"/>
-              </w:rPr>
-              <w:t xml:space="preserve">7.48</w:t>
-            </w:r>
-          </w:p>
-        </w:tc>
-        <w:tc>
-          <w:tcPr>
-            <w:tcW w:type="dxa" w:w="1800"/>
-            <w:tcMar>
-              <w:top w:type="dxa" w:w="80"/>
-              <w:left w:type="dxa" w:w="100"/>
-              <w:bottom w:type="dxa" w:w="80"/>
-              <w:right w:type="dxa" w:w="100"/>
-            </w:tcMar>
-            <w:vAlign w:val="center"/>
-          </w:tcPr>
-          <w:p>
-            <w:pPr>
-              <w:jc w:val="center"/>
-            </w:pPr>
-            <w:r>
-              <w:rPr>
-                <w:rFonts w:ascii="Times New Roman" w:cs="Times New Roman" w:eastAsia="Times New Roman" w:hAnsi="Times New Roman"/>
-                <w:color w:val="000000"/>
-                <w:sz w:val="20"/>
-                <w:szCs w:val="20"/>
-              </w:rPr>
-              <w:t xml:space="preserve">0.07</w:t>
-            </w:r>
-          </w:p>
-        </w:tc>
-      </w:tr>
-      <w:tr>
-        <w:tc>
-          <w:tcPr>
-            <w:tcW w:type="dxa" w:w="3600"/>
-            <w:shd w:fill="EDEDED" w:color="auto" w:val="clear"/>
-            <w:tcMar>
-              <w:top w:type="dxa" w:w="80"/>
-              <w:left w:type="dxa" w:w="100"/>
-              <w:bottom w:type="dxa" w:w="80"/>
-              <w:right w:type="dxa" w:w="100"/>
-            </w:tcMar>
-            <w:vAlign w:val="center"/>
-          </w:tcPr>
-          <w:p>
-            <w:pPr>
-              <w:jc w:val="left"/>
-            </w:pPr>
-            <w:r>
-              <w:rPr>
-                <w:rFonts w:ascii="Times New Roman" w:cs="Times New Roman" w:eastAsia="Times New Roman" w:hAnsi="Times New Roman"/>
-                <w:color w:val="000000"/>
-                <w:sz w:val="20"/>
-                <w:szCs w:val="20"/>
-              </w:rPr>
-              <w:t xml:space="preserve">Level + shape — final</w:t>
-            </w:r>
-          </w:p>
-        </w:tc>
-        <w:tc>
-          <w:tcPr>
-            <w:tcW w:type="dxa" w:w="1600"/>
-            <w:shd w:fill="EDEDED" w:color="auto" w:val="clear"/>
-            <w:tcMar>
-              <w:top w:type="dxa" w:w="80"/>
-              <w:left w:type="dxa" w:w="100"/>
-              <w:bottom w:type="dxa" w:w="80"/>
-              <w:right w:type="dxa" w:w="100"/>
-            </w:tcMar>
-            <w:vAlign w:val="center"/>
-          </w:tcPr>
-          <w:p>
-            <w:pPr>
-              <w:jc w:val="center"/>
-            </w:pPr>
-            <w:r>
-              <w:rPr>
-                <w:rFonts w:ascii="Times New Roman" w:cs="Times New Roman" w:eastAsia="Times New Roman" w:hAnsi="Times New Roman"/>
-                <w:color w:val="000000"/>
-                <w:sz w:val="20"/>
-                <w:szCs w:val="20"/>
-              </w:rPr>
-              <w:t xml:space="preserve">0.07</w:t>
-            </w:r>
-          </w:p>
-        </w:tc>
-        <w:tc>
-          <w:tcPr>
-            <w:tcW w:type="dxa" w:w="1600"/>
-            <w:shd w:fill="EDEDED" w:color="auto" w:val="clear"/>
-            <w:tcMar>
-              <w:top w:type="dxa" w:w="80"/>
-              <w:left w:type="dxa" w:w="100"/>
-              <w:bottom w:type="dxa" w:w="80"/>
-              <w:right w:type="dxa" w:w="100"/>
-            </w:tcMar>
-            <w:vAlign w:val="center"/>
-          </w:tcPr>
-          <w:p>
-            <w:pPr>
-              <w:jc w:val="center"/>
-            </w:pPr>
-            <w:r>
-              <w:rPr>
-                <w:rFonts w:ascii="Times New Roman" w:cs="Times New Roman" w:eastAsia="Times New Roman" w:hAnsi="Times New Roman"/>
-                <w:color w:val="000000"/>
-                <w:sz w:val="20"/>
-                <w:szCs w:val="20"/>
-              </w:rPr>
-              <w:t xml:space="preserve">7.50</w:t>
-            </w:r>
-          </w:p>
-        </w:tc>
-        <w:tc>
-          <w:tcPr>
-            <w:tcW w:type="dxa" w:w="1800"/>
-            <w:shd w:fill="EDEDED" w:color="auto" w:val="clear"/>
-            <w:tcMar>
-              <w:top w:type="dxa" w:w="80"/>
-              <w:left w:type="dxa" w:w="100"/>
-              <w:bottom w:type="dxa" w:w="80"/>
-              <w:right w:type="dxa" w:w="100"/>
-            </w:tcMar>
-            <w:vAlign w:val="center"/>
-          </w:tcPr>
-          <w:p>
-            <w:pPr>
-              <w:jc w:val="center"/>
-            </w:pPr>
-            <w:r>
-              <w:rPr>
-                <w:rFonts w:ascii="Times New Roman" w:cs="Times New Roman" w:eastAsia="Times New Roman" w:hAnsi="Times New Roman"/>
-                <w:color w:val="000000"/>
-                <w:sz w:val="20"/>
-                <w:szCs w:val="20"/>
-              </w:rPr>
-              <w:t xml:space="preserve">0.12</w:t>
-            </w:r>
-          </w:p>
-        </w:tc>
-      </w:tr>
-    </w:tbl>
-    <w:p>
-      <w:pPr>
-        <w:spacing w:after="300" w:before="100" w:line="276"/>
-        <w:jc w:val="center"/>
-      </w:pPr>
-      <w:r>
-        <w:rPr>
-          <w:rFonts w:ascii="Times New Roman" w:cs="Times New Roman" w:eastAsia="Times New Roman" w:hAnsi="Times New Roman"/>
-          <w:b/>
-          <w:bCs/>
-          <w:sz w:val="24"/>
-          <w:szCs w:val="24"/>
-        </w:rPr>
-        <w:t xml:space="preserve">Table 7.2: Final O/C model selection (Test 2, grouped by biomass)</w:t>
-      </w:r>
-    </w:p>
-    <w:tbl>
-      <w:tblPr>
-        <w:tblW w:type="dxa" w:w="9600"/>
-        <w:tblBorders>
-          <w:top w:val="single" w:color="auto" w:sz="4"/>
-          <w:left w:val="single" w:color="auto" w:sz="4"/>
-          <w:bottom w:val="single" w:color="auto" w:sz="4"/>
-          <w:right w:val="single" w:color="auto" w:sz="4"/>
-          <w:insideH w:val="single" w:color="auto" w:sz="4"/>
-          <w:insideV w:val="single" w:color="auto" w:sz="4"/>
-        </w:tblBorders>
-      </w:tblPr>
-      <w:tblGrid>
-        <w:gridCol w:w="4200"/>
-        <w:gridCol w:w="2400"/>
-        <w:gridCol w:w="3000"/>
-      </w:tblGrid>
-      <w:tr>
-        <w:trPr>
-          <w:tblHeader/>
-        </w:trPr>
-        <w:tc>
-          <w:tcPr>
-            <w:tcW w:type="dxa" w:w="4200"/>
-            <w:shd w:fill="1F3864" w:color="auto" w:val="clear"/>
-            <w:tcMar>
-              <w:top w:type="dxa" w:w="80"/>
-              <w:left w:type="dxa" w:w="100"/>
-              <w:bottom w:type="dxa" w:w="80"/>
-              <w:right w:type="dxa" w:w="100"/>
-            </w:tcMar>
-            <w:vAlign w:val="center"/>
-          </w:tcPr>
-          <w:p>
-            <w:pPr>
-              <w:jc w:val="center"/>
-            </w:pPr>
-            <w:r>
-              <w:rPr>
-                <w:rFonts w:ascii="Times New Roman" w:cs="Times New Roman" w:eastAsia="Times New Roman" w:hAnsi="Times New Roman"/>
-                <w:b/>
-                <w:bCs/>
-                <w:color w:val="FFFFFF"/>
-                <w:sz w:val="20"/>
-                <w:szCs w:val="20"/>
-              </w:rPr>
-              <w:t xml:space="preserve">Model</w:t>
-            </w:r>
-          </w:p>
-        </w:tc>
-        <w:tc>
-          <w:tcPr>
-            <w:tcW w:type="dxa" w:w="2400"/>
-            <w:shd w:fill="1F3864" w:color="auto" w:val="clear"/>
-            <w:tcMar>
-              <w:top w:type="dxa" w:w="80"/>
-              <w:left w:type="dxa" w:w="100"/>
-              <w:bottom w:type="dxa" w:w="80"/>
-              <w:right w:type="dxa" w:w="100"/>
-            </w:tcMar>
-            <w:vAlign w:val="center"/>
-          </w:tcPr>
-          <w:p>
-            <w:pPr>
-              <w:jc w:val="center"/>
-            </w:pPr>
-            <w:r>
-              <w:rPr>
-                <w:rFonts w:ascii="Times New Roman" w:cs="Times New Roman" w:eastAsia="Times New Roman" w:hAnsi="Times New Roman"/>
-                <w:b/>
-                <w:bCs/>
-                <w:color w:val="FFFFFF"/>
-                <w:sz w:val="20"/>
-                <w:szCs w:val="20"/>
-              </w:rPr>
-              <w:t xml:space="preserve">R² (log)</w:t>
-            </w:r>
-          </w:p>
-        </w:tc>
-        <w:tc>
-          <w:tcPr>
-            <w:tcW w:type="dxa" w:w="3000"/>
-            <w:shd w:fill="1F3864" w:color="auto" w:val="clear"/>
-            <w:tcMar>
-              <w:top w:type="dxa" w:w="80"/>
-              <w:left w:type="dxa" w:w="100"/>
-              <w:bottom w:type="dxa" w:w="80"/>
-              <w:right w:type="dxa" w:w="100"/>
-            </w:tcMar>
-            <w:vAlign w:val="center"/>
-          </w:tcPr>
-          <w:p>
-            <w:pPr>
-              <w:jc w:val="center"/>
-            </w:pPr>
-            <w:r>
-              <w:rPr>
-                <w:rFonts w:ascii="Times New Roman" w:cs="Times New Roman" w:eastAsia="Times New Roman" w:hAnsi="Times New Roman"/>
-                <w:b/>
-                <w:bCs/>
-                <w:color w:val="FFFFFF"/>
-                <w:sz w:val="20"/>
-                <w:szCs w:val="20"/>
-              </w:rPr>
-              <w:t xml:space="preserve">Typical error (MedAPE)</w:t>
-            </w:r>
-          </w:p>
-        </w:tc>
-      </w:tr>
-      <w:tr>
-        <w:tc>
-          <w:tcPr>
-            <w:tcW w:type="dxa" w:w="4200"/>
-            <w:tcMar>
-              <w:top w:type="dxa" w:w="80"/>
-              <w:left w:type="dxa" w:w="100"/>
-              <w:bottom w:type="dxa" w:w="80"/>
-              <w:right w:type="dxa" w:w="100"/>
-            </w:tcMar>
-            <w:vAlign w:val="center"/>
-          </w:tcPr>
-          <w:p>
-            <w:pPr>
-              <w:jc w:val="left"/>
-            </w:pPr>
-            <w:r>
-              <w:rPr>
-                <w:rFonts w:ascii="Times New Roman" w:cs="Times New Roman" w:eastAsia="Times New Roman" w:hAnsi="Times New Roman"/>
-                <w:color w:val="000000"/>
-                <w:sz w:val="20"/>
-                <w:szCs w:val="20"/>
-              </w:rPr>
-              <w:t xml:space="preserve">GPR only</w:t>
-            </w:r>
-          </w:p>
-        </w:tc>
-        <w:tc>
-          <w:tcPr>
-            <w:tcW w:type="dxa" w:w="2400"/>
-            <w:tcMar>
-              <w:top w:type="dxa" w:w="80"/>
-              <w:left w:type="dxa" w:w="100"/>
-              <w:bottom w:type="dxa" w:w="80"/>
-              <w:right w:type="dxa" w:w="100"/>
-            </w:tcMar>
-            <w:vAlign w:val="center"/>
-          </w:tcPr>
-          <w:p>
-            <w:pPr>
-              <w:jc w:val="center"/>
-            </w:pPr>
-            <w:r>
-              <w:rPr>
-                <w:rFonts w:ascii="Times New Roman" w:cs="Times New Roman" w:eastAsia="Times New Roman" w:hAnsi="Times New Roman"/>
-                <w:color w:val="000000"/>
-                <w:sz w:val="20"/>
-                <w:szCs w:val="20"/>
-              </w:rPr>
-              <w:t xml:space="preserve">0.23 (log)</w:t>
-            </w:r>
-          </w:p>
-        </w:tc>
-        <w:tc>
-          <w:tcPr>
-            <w:tcW w:type="dxa" w:w="3000"/>
-            <w:tcMar>
-              <w:top w:type="dxa" w:w="80"/>
-              <w:left w:type="dxa" w:w="100"/>
-              <w:bottom w:type="dxa" w:w="80"/>
-              <w:right w:type="dxa" w:w="100"/>
-            </w:tcMar>
-            <w:vAlign w:val="center"/>
-          </w:tcPr>
-          <w:p>
-            <w:pPr>
-              <w:jc w:val="center"/>
-            </w:pPr>
-            <w:r>
-              <w:rPr>
-                <w:rFonts w:ascii="Times New Roman" w:cs="Times New Roman" w:eastAsia="Times New Roman" w:hAnsi="Times New Roman"/>
-                <w:color w:val="000000"/>
-                <w:sz w:val="20"/>
-                <w:szCs w:val="20"/>
-              </w:rPr>
-              <w:t xml:space="preserve">27.7% typical</w:t>
-            </w:r>
-          </w:p>
-        </w:tc>
-      </w:tr>
-      <w:tr>
-        <w:tc>
-          <w:tcPr>
-            <w:tcW w:type="dxa" w:w="4200"/>
-            <w:shd w:fill="EDEDED" w:color="auto" w:val="clear"/>
-            <w:tcMar>
-              <w:top w:type="dxa" w:w="80"/>
-              <w:left w:type="dxa" w:w="100"/>
-              <w:bottom w:type="dxa" w:w="80"/>
-              <w:right w:type="dxa" w:w="100"/>
-            </w:tcMar>
-            <w:vAlign w:val="center"/>
-          </w:tcPr>
-          <w:p>
-            <w:pPr>
-              <w:jc w:val="left"/>
-            </w:pPr>
-            <w:r>
-              <w:rPr>
-                <w:rFonts w:ascii="Times New Roman" w:cs="Times New Roman" w:eastAsia="Times New Roman" w:hAnsi="Times New Roman"/>
-                <w:color w:val="000000"/>
-                <w:sz w:val="20"/>
-                <w:szCs w:val="20"/>
-              </w:rPr>
-              <w:t xml:space="preserve">XGBoost, physics constraints</w:t>
-            </w:r>
-          </w:p>
-        </w:tc>
-        <w:tc>
-          <w:tcPr>
-            <w:tcW w:type="dxa" w:w="2400"/>
-            <w:shd w:fill="EDEDED" w:color="auto" w:val="clear"/>
-            <w:tcMar>
-              <w:top w:type="dxa" w:w="80"/>
-              <w:left w:type="dxa" w:w="100"/>
-              <w:bottom w:type="dxa" w:w="80"/>
-              <w:right w:type="dxa" w:w="100"/>
-            </w:tcMar>
-            <w:vAlign w:val="center"/>
-          </w:tcPr>
-          <w:p>
-            <w:pPr>
-              <w:jc w:val="center"/>
-            </w:pPr>
-            <w:r>
-              <w:rPr>
-                <w:rFonts w:ascii="Times New Roman" w:cs="Times New Roman" w:eastAsia="Times New Roman" w:hAnsi="Times New Roman"/>
-                <w:color w:val="000000"/>
-                <w:sz w:val="20"/>
-                <w:szCs w:val="20"/>
-              </w:rPr>
-              <w:t xml:space="preserve">0.14 (log)</w:t>
-            </w:r>
-          </w:p>
-        </w:tc>
-        <w:tc>
-          <w:tcPr>
-            <w:tcW w:type="dxa" w:w="3000"/>
-            <w:shd w:fill="EDEDED" w:color="auto" w:val="clear"/>
-            <w:tcMar>
-              <w:top w:type="dxa" w:w="80"/>
-              <w:left w:type="dxa" w:w="100"/>
-              <w:bottom w:type="dxa" w:w="80"/>
-              <w:right w:type="dxa" w:w="100"/>
-            </w:tcMar>
-            <w:vAlign w:val="center"/>
-          </w:tcPr>
-          <w:p>
-            <w:pPr>
-              <w:jc w:val="center"/>
-            </w:pPr>
-            <w:r>
-              <w:rPr>
-                <w:rFonts w:ascii="Times New Roman" w:cs="Times New Roman" w:eastAsia="Times New Roman" w:hAnsi="Times New Roman"/>
-                <w:color w:val="000000"/>
-                <w:sz w:val="20"/>
-                <w:szCs w:val="20"/>
-              </w:rPr>
-              <w:t xml:space="preserve">37.5% typical</w:t>
-            </w:r>
-          </w:p>
-        </w:tc>
-      </w:tr>
-      <w:tr>
-        <w:tc>
-          <w:tcPr>
-            <w:tcW w:type="dxa" w:w="4200"/>
-            <w:tcMar>
-              <w:top w:type="dxa" w:w="80"/>
-              <w:left w:type="dxa" w:w="100"/>
-              <w:bottom w:type="dxa" w:w="80"/>
-              <w:right w:type="dxa" w:w="100"/>
-            </w:tcMar>
-            <w:vAlign w:val="center"/>
-          </w:tcPr>
-          <w:p>
-            <w:pPr>
-              <w:jc w:val="left"/>
-            </w:pPr>
-            <w:r>
-              <w:rPr>
-                <w:rFonts w:ascii="Times New Roman" w:cs="Times New Roman" w:eastAsia="Times New Roman" w:hAnsi="Times New Roman"/>
-                <w:color w:val="000000"/>
-                <w:sz w:val="20"/>
-                <w:szCs w:val="20"/>
-              </w:rPr>
-              <w:t xml:space="preserve">Blend — final</w:t>
-            </w:r>
-          </w:p>
-        </w:tc>
-        <w:tc>
-          <w:tcPr>
-            <w:tcW w:type="dxa" w:w="2400"/>
-            <w:tcMar>
-              <w:top w:type="dxa" w:w="80"/>
-              <w:left w:type="dxa" w:w="100"/>
-              <w:bottom w:type="dxa" w:w="80"/>
-              <w:right w:type="dxa" w:w="100"/>
-            </w:tcMar>
-            <w:vAlign w:val="center"/>
-          </w:tcPr>
-          <w:p>
-            <w:pPr>
-              <w:jc w:val="center"/>
-            </w:pPr>
-            <w:r>
-              <w:rPr>
-                <w:rFonts w:ascii="Times New Roman" w:cs="Times New Roman" w:eastAsia="Times New Roman" w:hAnsi="Times New Roman"/>
-                <w:color w:val="000000"/>
-                <w:sz w:val="20"/>
-                <w:szCs w:val="20"/>
-              </w:rPr>
-              <w:t xml:space="preserve">0.26 (log)</w:t>
-            </w:r>
-          </w:p>
-        </w:tc>
-        <w:tc>
-          <w:tcPr>
-            <w:tcW w:type="dxa" w:w="3000"/>
-            <w:tcMar>
-              <w:top w:type="dxa" w:w="80"/>
-              <w:left w:type="dxa" w:w="100"/>
-              <w:bottom w:type="dxa" w:w="80"/>
-              <w:right w:type="dxa" w:w="100"/>
-            </w:tcMar>
-            <w:vAlign w:val="center"/>
-          </w:tcPr>
-          <w:p>
-            <w:pPr>
-              <w:jc w:val="center"/>
-            </w:pPr>
-            <w:r>
-              <w:rPr>
-                <w:rFonts w:ascii="Times New Roman" w:cs="Times New Roman" w:eastAsia="Times New Roman" w:hAnsi="Times New Roman"/>
-                <w:color w:val="000000"/>
-                <w:sz w:val="20"/>
-                <w:szCs w:val="20"/>
-              </w:rPr>
-              <w:t xml:space="preserve">32.1% typical</w:t>
-            </w:r>
-          </w:p>
-        </w:tc>
-      </w:tr>
-    </w:tbl>
-    <w:p>
-      <w:pPr>
-        <w:pStyle w:val="Heading2"/>
-        <w:spacing w:after="200" w:before="300" w:line="360"/>
-      </w:pPr>
-      <w:r>
-        <w:rPr>
-          <w:rFonts w:ascii="Times New Roman" w:cs="Times New Roman" w:eastAsia="Times New Roman" w:hAnsi="Times New Roman"/>
-          <w:b/>
-          <w:bCs/>
-          <w:color w:val="1F3864"/>
-          <w:sz w:val="28"/>
-          <w:szCs w:val="28"/>
-        </w:rPr>
-        <w:t xml:space="preserve">7.2 Physics Consistency Checks</w:t>
+        <w:t xml:space="preserve">7.3 Uncertainty and Calibration</w:t>
       </w:r>
     </w:p>
     <w:p>
@@ -9963,7 +10307,7 @@
       <w:r>
         <w:drawing>
           <wp:inline distT="0" distB="0" distL="0" distR="0">
-            <wp:extent cx="5305425" cy="1657350"/>
+            <wp:extent cx="4391025" cy="2333625"/>
             <wp:effectExtent t="0" r="0" b="0" l="0"/>
             <wp:docPr id="1" name="" descr="" title=""/>
             <wp:cNvGraphicFramePr>
@@ -9988,7 +10332,7 @@
                   <pic:spPr bwMode="auto">
                     <a:xfrm>
                       <a:off x="0" y="0"/>
-                      <a:ext cx="5305425" cy="1657350"/>
+                      <a:ext cx="4391025" cy="2333625"/>
                     </a:xfrm>
                     <a:prstGeom prst="rect">
                       <a:avLst/>
@@ -10014,17 +10358,12 @@
           <w:sz w:val="24"/>
           <w:szCs w:val="24"/>
         </w:rPr>
-        <w:t xml:space="preserve">Figure 7.1: Average model response to temperature, with kinetic tar selectivity.</w:t>
-      </w:r>
-    </w:p>
-    <w:p>
-      <w:pPr>
-        <w:pStyle w:val="ListParagraph"/>
-        <w:numPr>
-          <w:ilvl w:val="0"/>
-          <w:numId w:val="2"/>
-        </w:numPr>
-        <w:spacing w:after="120" w:line="360"/>
+        <w:t xml:space="preserve">Figure 7.2: Yield error for a new biomass with 0, 1 or 2 real experiments.</w:t>
+      </w:r>
+    </w:p>
+    <w:p>
+      <w:pPr>
+        <w:spacing w:after="200" w:before="0" w:line="360"/>
         <w:jc w:val="both"/>
       </w:pPr>
       <w:r>
@@ -10033,64 +10372,7 @@
           <w:sz w:val="24"/>
           <w:szCs w:val="24"/>
         </w:rPr>
-        <w:t xml:space="preserve">Yield peaks at 525°C (41.6 wt%, rising from 36.3 at 350 and falling to 38.2 at 700) — matching the literature's 450–550°C optimum.</w:t>
-      </w:r>
-    </w:p>
-    <w:p>
-      <w:pPr>
-        <w:pStyle w:val="ListParagraph"/>
-        <w:numPr>
-          <w:ilvl w:val="0"/>
-          <w:numId w:val="2"/>
-        </w:numPr>
-        <w:spacing w:after="120" w:line="360"/>
-        <w:jc w:val="both"/>
-      </w:pPr>
-      <w:r>
-        <w:rPr>
-          <w:rFonts w:ascii="Times New Roman" w:cs="Times New Roman" w:eastAsia="Times New Roman" w:hAnsi="Times New Roman"/>
-          <w:sz w:val="24"/>
-          <w:szCs w:val="24"/>
-        </w:rPr>
-        <w:t xml:space="preserve">Tar selectivity rises monotonically (51%→69% across 350–700°C), so the yield fall above ~600°C is consistent with secondary cracking of hot vapours into gas — a two-step behaviour reproduced from data, not told to the model explicitly.</w:t>
-      </w:r>
-    </w:p>
-    <w:p>
-      <w:pPr>
-        <w:pStyle w:val="ListParagraph"/>
-        <w:numPr>
-          <w:ilvl w:val="0"/>
-          <w:numId w:val="2"/>
-        </w:numPr>
-        <w:spacing w:after="120" w:line="360"/>
-        <w:jc w:val="both"/>
-      </w:pPr>
-      <w:r>
-        <w:rPr>
-          <w:rFonts w:ascii="Times New Roman" w:cs="Times New Roman" w:eastAsia="Times New Roman" w:hAnsi="Times New Roman"/>
-          <w:sz w:val="24"/>
-          <w:szCs w:val="24"/>
-        </w:rPr>
-        <w:t xml:space="preserve">O/C falls 0.28→0.21 (350–700°C), consistent with stronger deoxygenation at higher severity, and is guaranteed never to rise with T by the monotonicity constraint.</w:t>
-      </w:r>
-    </w:p>
-    <w:p>
-      <w:pPr>
-        <w:pStyle w:val="ListParagraph"/>
-        <w:numPr>
-          <w:ilvl w:val="0"/>
-          <w:numId w:val="2"/>
-        </w:numPr>
-        <w:spacing w:after="120" w:line="360"/>
-        <w:jc w:val="both"/>
-      </w:pPr>
-      <w:r>
-        <w:rPr>
-          <w:rFonts w:ascii="Times New Roman" w:cs="Times New Roman" w:eastAsia="Times New Roman" w:hAnsi="Times New Roman"/>
-          <w:sz w:val="24"/>
-          <w:szCs w:val="24"/>
-        </w:rPr>
-        <w:t xml:space="preserve">Every D3 experiment has θ&lt;0 (slow, evenly-heated pyrolysis; median HR 25°C/min), so particle-size effects are small and noisy.</w:t>
+        <w:t xml:space="preserve">80% intervals for a brand-new biomass (Test 2): yield ±12.6 wt%, O/C within a factor of 2.2. One calibration experiment cuts yield error from ~8 to 5.3 wt%; two bring it to 4.2 wt% — beating simple reuse of the measured value (5.7, 4.6 wt%) because the model adds learned condition-response. For O/C the reverse held (reuse: log error 0.087 vs. model 0.104), since O/C varies little within a biomass in D1b.</w:t>
       </w:r>
     </w:p>
     <w:p>
@@ -10107,7 +10389,7 @@
           <w:sz w:val="28"/>
           <w:szCs w:val="28"/>
         </w:rPr>
-        <w:t xml:space="preserve">7.3 Uncertainty and Calibration</w:t>
+        <w:t xml:space="preserve">7.4 Case Studies: Three Unseen Biomasses</w:t>
       </w:r>
     </w:p>
     <w:p>
@@ -10118,7 +10400,7 @@
       <w:r>
         <w:drawing>
           <wp:inline distT="0" distB="0" distL="0" distR="0">
-            <wp:extent cx="4391025" cy="2333625"/>
+            <wp:extent cx="5305425" cy="1657350"/>
             <wp:effectExtent t="0" r="0" b="0" l="0"/>
             <wp:docPr id="1" name="" descr="" title=""/>
             <wp:cNvGraphicFramePr>
@@ -10143,99 +10425,6 @@
                   <pic:spPr bwMode="auto">
                     <a:xfrm>
                       <a:off x="0" y="0"/>
-                      <a:ext cx="4391025" cy="2333625"/>
-                    </a:xfrm>
-                    <a:prstGeom prst="rect">
-                      <a:avLst/>
-                    </a:prstGeom>
-                  </pic:spPr>
-                </pic:pic>
-              </a:graphicData>
-            </a:graphic>
-          </wp:inline>
-        </w:drawing>
-      </w:r>
-    </w:p>
-    <w:p>
-      <w:pPr>
-        <w:spacing w:after="300" w:before="100" w:line="276"/>
-        <w:jc w:val="center"/>
-      </w:pPr>
-      <w:r>
-        <w:rPr>
-          <w:rFonts w:ascii="Times New Roman" w:cs="Times New Roman" w:eastAsia="Times New Roman" w:hAnsi="Times New Roman"/>
-          <w:b/>
-          <w:bCs/>
-          <w:sz w:val="24"/>
-          <w:szCs w:val="24"/>
-        </w:rPr>
-        <w:t xml:space="preserve">Figure 7.2: Yield error for a new biomass with 0, 1 or 2 real experiments.</w:t>
-      </w:r>
-    </w:p>
-    <w:p>
-      <w:pPr>
-        <w:spacing w:after="200" w:before="0" w:line="360"/>
-        <w:jc w:val="both"/>
-      </w:pPr>
-      <w:r>
-        <w:rPr>
-          <w:rFonts w:ascii="Times New Roman" w:cs="Times New Roman" w:eastAsia="Times New Roman" w:hAnsi="Times New Roman"/>
-          <w:sz w:val="24"/>
-          <w:szCs w:val="24"/>
-        </w:rPr>
-        <w:t xml:space="preserve">80% intervals for a brand-new biomass (Test 2): yield ±12.6 wt%, O/C within a factor of 2.2. One calibration experiment cuts yield error from ~8 to 5.3 wt%; two bring it to 4.2 wt% — beating simple reuse of the measured value (5.7, 4.6 wt%) because the model adds learned condition-response. For O/C the reverse held (reuse: log error 0.087 vs. model 0.104), since O/C varies little within a biomass in D1b.</w:t>
-      </w:r>
-    </w:p>
-    <w:p>
-      <w:pPr>
-        <w:pStyle w:val="Heading2"/>
-        <w:spacing w:after="200" w:before="300" w:line="360"/>
-      </w:pPr>
-      <w:r>
-        <w:rPr>
-          <w:rFonts w:ascii="Times New Roman" w:cs="Times New Roman" w:eastAsia="Times New Roman" w:hAnsi="Times New Roman"/>
-          <w:b/>
-          <w:bCs/>
-          <w:color w:val="1F3864"/>
-          <w:sz w:val="28"/>
-          <w:szCs w:val="28"/>
-        </w:rPr>
-        <w:t xml:space="preserve">7.4 Case Studies: Three Unseen Biomasses</w:t>
-      </w:r>
-    </w:p>
-    <w:p>
-      <w:pPr>
-        <w:spacing w:after="100" w:before="200"/>
-        <w:jc w:val="center"/>
-      </w:pPr>
-      <w:r>
-        <w:drawing>
-          <wp:inline distT="0" distB="0" distL="0" distR="0">
-            <wp:extent cx="5305425" cy="1657350"/>
-            <wp:effectExtent t="0" r="0" b="0" l="0"/>
-            <wp:docPr id="1" name="" descr="" title=""/>
-            <wp:cNvGraphicFramePr>
-              <a:graphicFrameLocks xmlns:a="http://schemas.openxmlformats.org/drawingml/2006/main" noChangeAspect="1"/>
-            </wp:cNvGraphicFramePr>
-            <a:graphic xmlns:a="http://schemas.openxmlformats.org/drawingml/2006/main">
-              <a:graphicData uri="http://schemas.openxmlformats.org/drawingml/2006/picture">
-                <pic:pic xmlns:pic="http://schemas.openxmlformats.org/drawingml/2006/picture">
-                  <pic:nvPicPr>
-                    <pic:cNvPr id="0" name="" descr=""/>
-                    <pic:cNvPicPr>
-                      <a:picLocks noChangeAspect="1" noChangeArrowheads="1"/>
-                    </pic:cNvPicPr>
-                  </pic:nvPicPr>
-                  <pic:blipFill>
-                    <a:blip r:embed="rId42" cstate="none"/>
-                    <a:srcRect/>
-                    <a:stretch>
-                      <a:fillRect/>
-                    </a:stretch>
-                  </pic:blipFill>
-                  <pic:spPr bwMode="auto">
-                    <a:xfrm>
-                      <a:off x="0" y="0"/>
                       <a:ext cx="5305425" cy="1657350"/>
                     </a:xfrm>
                     <a:prstGeom prst="rect">
@@ -10907,7 +11096,7 @@
                     </pic:cNvPicPr>
                   </pic:nvPicPr>
                   <pic:blipFill>
-                    <a:blip r:embed="rId43" cstate="none"/>
+                    <a:blip r:embed="rId42" cstate="none"/>
                     <a:srcRect/>
                     <a:stretch>
                       <a:fillRect/>
@@ -14094,6 +14283,35 @@
       <w:szCs w:val="20"/>
     </w:rPr>
   </w:style>
+  <w:style w:type="paragraph" w:styleId="TOC1">
+    <w:name w:val="toc 1"/>
+    <w:basedOn w:val="Normal"/>
+    <w:next w:val="Normal"/>
+    <w:pPr>
+      <w:spacing w:after="0" w:before="60" w:line="276"/>
+    </w:pPr>
+    <w:rPr>
+      <w:rFonts w:ascii="Times New Roman" w:cs="Times New Roman" w:eastAsia="Times New Roman" w:hAnsi="Times New Roman"/>
+      <w:b/>
+      <w:bCs/>
+      <w:sz w:val="24"/>
+      <w:szCs w:val="24"/>
+    </w:rPr>
+  </w:style>
+  <w:style w:type="paragraph" w:styleId="TOC2">
+    <w:name w:val="toc 2"/>
+    <w:basedOn w:val="Normal"/>
+    <w:next w:val="Normal"/>
+    <w:pPr>
+      <w:spacing w:after="0" w:before="0" w:line="276"/>
+      <w:ind w:left="360"/>
+    </w:pPr>
+    <w:rPr>
+      <w:rFonts w:ascii="Times New Roman" w:cs="Times New Roman" w:eastAsia="Times New Roman" w:hAnsi="Times New Roman"/>
+      <w:sz w:val="24"/>
+      <w:szCs w:val="24"/>
+    </w:rPr>
+  </w:style>
   <w:style w:type="paragraph" w:styleId="Heading1">
     <w:name w:val="Heading 1"/>
     <w:basedOn w:val="Normal"/>
